--- a/4/ППОИС/ППОИС_1_АлбахтинИВ.docx
+++ b/4/ППОИС/ППОИС_1_АлбахтинИВ.docx
@@ -41,7 +41,7 @@
             </w:pPr>
             <w:r>
               <w:rPr>
-                <w:rFonts w:ascii="Liberation Serif" w:eastAsia="Droid Sans Fallback" w:hAnsi="Liberation Serif" w:cs="FreeSans"/>
+                <w:rFonts w:ascii="Times New Roman" w:eastAsia="Droid Sans Fallback" w:hAnsi="Times New Roman" w:cs="FreeSans"/>
                 <w:iCs/>
                 <w:noProof/>
                 <w:sz w:val="24"/>
@@ -134,7 +134,7 @@
               <w:ind w:firstLine="0"/>
               <w:jc w:val="center"/>
               <w:rPr>
-                <w:rFonts w:ascii="Liberation Serif" w:eastAsia="Droid Sans Fallback" w:hAnsi="Liberation Serif" w:cs="FreeSans"/>
+                <w:rFonts w:ascii="Times New Roman" w:eastAsia="Droid Sans Fallback" w:hAnsi="Times New Roman" w:cs="FreeSans"/>
                 <w:b/>
                 <w:i/>
                 <w:iCs/>
@@ -144,7 +144,7 @@
             </w:pPr>
             <w:r>
               <w:rPr>
-                <w:rFonts w:ascii="Liberation Serif" w:eastAsia="Droid Sans Fallback" w:hAnsi="Liberation Serif" w:cs="FreeSans"/>
+                <w:rFonts w:ascii="Times New Roman" w:eastAsia="Droid Sans Fallback" w:hAnsi="Times New Roman" w:cs="FreeSans"/>
                 <w:sz w:val="24"/>
                 <w:lang w:val="ru-RU" w:eastAsia="zh-CN" w:bidi="hi-IN"/>
               </w:rPr>
@@ -152,7 +152,7 @@
             </w:r>
             <w:r>
               <w:rPr>
-                <w:rFonts w:ascii="Liberation Serif" w:eastAsia="Droid Sans Fallback" w:hAnsi="Liberation Serif" w:cs="FreeSans"/>
+                <w:rFonts w:ascii="Times New Roman" w:eastAsia="Droid Sans Fallback" w:hAnsi="Times New Roman" w:cs="FreeSans"/>
                 <w:sz w:val="24"/>
                 <w:lang w:val="ru-RU" w:eastAsia="zh-CN" w:bidi="hi-IN"/>
               </w:rPr>
@@ -161,7 +161,7 @@
             </w:r>
             <w:r>
               <w:rPr>
-                <w:rFonts w:ascii="Liberation Serif" w:eastAsia="Droid Sans Fallback" w:hAnsi="Liberation Serif" w:cs="FreeSans"/>
+                <w:rFonts w:ascii="Times New Roman" w:eastAsia="Droid Sans Fallback" w:hAnsi="Times New Roman" w:cs="FreeSans"/>
                 <w:sz w:val="24"/>
                 <w:lang w:val="ru-RU" w:eastAsia="zh-CN" w:bidi="hi-IN"/>
               </w:rPr>
@@ -545,7 +545,7 @@
           <w:sz w:val="32"/>
           <w:lang w:val="ru-RU" w:eastAsia="zh-CN" w:bidi="hi-IN"/>
         </w:rPr>
-        <w:t>ОТЧЕТ ПО ПРАКТИЧЕСКИМ РАБОТАМ</w:t>
+        <w:t>ОТЧЕТ ПО ПРАКТИЧЕСКОЙ РАБОТЕ № 1</w:t>
       </w:r>
     </w:p>
     <w:p>
@@ -679,7 +679,7 @@
               <w:ind w:firstLine="0"/>
               <w:jc w:val="left"/>
               <w:rPr>
-                <w:rFonts w:ascii="Liberation Serif" w:eastAsia="Droid Sans Fallback" w:hAnsi="Liberation Serif"/>
+                <w:rFonts w:ascii="Times New Roman" w:eastAsia="Droid Sans Fallback" w:hAnsi="Times New Roman"/>
                 <w:sz w:val="24"/>
                 <w:szCs w:val="24"/>
                 <w:lang w:eastAsia="zh-CN" w:bidi="hi-IN"/>
@@ -687,7 +687,7 @@
             </w:pPr>
             <w:r>
               <w:rPr>
-                <w:rFonts w:ascii="Liberation Serif" w:eastAsia="Droid Sans Fallback" w:hAnsi="Liberation Serif"/>
+                <w:rFonts w:ascii="Times New Roman" w:eastAsia="Droid Sans Fallback" w:hAnsi="Times New Roman"/>
                 <w:sz w:val="24"/>
                 <w:szCs w:val="24"/>
                 <w:lang w:eastAsia="zh-CN" w:bidi="hi-IN"/>
@@ -703,7 +703,7 @@
               <w:ind w:firstLine="0"/>
               <w:jc w:val="left"/>
               <w:rPr>
-                <w:rFonts w:ascii="Liberation Serif" w:eastAsia="Droid Sans Fallback" w:hAnsi="Liberation Serif"/>
+                <w:rFonts w:ascii="Times New Roman" w:eastAsia="Droid Sans Fallback" w:hAnsi="Times New Roman"/>
                 <w:sz w:val="24"/>
                 <w:szCs w:val="24"/>
                 <w:lang w:eastAsia="zh-CN" w:bidi="hi-IN"/>
@@ -723,7 +723,7 @@
               <w:ind w:firstLine="0"/>
               <w:jc w:val="left"/>
               <w:rPr>
-                <w:rFonts w:ascii="Liberation Serif" w:eastAsia="Droid Sans Fallback" w:hAnsi="Liberation Serif"/>
+                <w:rFonts w:ascii="Times New Roman" w:eastAsia="Droid Sans Fallback" w:hAnsi="Times New Roman"/>
                 <w:iCs/>
                 <w:sz w:val="24"/>
                 <w:szCs w:val="24"/>
@@ -732,7 +732,7 @@
             </w:pPr>
             <w:r>
               <w:rPr>
-                <w:rFonts w:ascii="Liberation Serif" w:eastAsia="Droid Sans Fallback" w:hAnsi="Liberation Serif"/>
+                <w:rFonts w:ascii="Times New Roman" w:eastAsia="Droid Sans Fallback" w:hAnsi="Times New Roman"/>
                 <w:sz w:val="24"/>
                 <w:szCs w:val="24"/>
                 <w:lang w:eastAsia="zh-CN" w:bidi="hi-IN"/>
@@ -742,7 +742,7 @@
             <w:proofErr w:type="spellStart"/>
             <w:r>
               <w:rPr>
-                <w:rFonts w:ascii="Liberation Serif" w:eastAsia="Droid Sans Fallback" w:hAnsi="Liberation Serif"/>
+                <w:rFonts w:ascii="Times New Roman" w:eastAsia="Droid Sans Fallback" w:hAnsi="Times New Roman"/>
                 <w:sz w:val="24"/>
                 <w:szCs w:val="24"/>
                 <w:lang w:eastAsia="zh-CN" w:bidi="hi-IN"/>
@@ -752,7 +752,7 @@
             <w:proofErr w:type="spellEnd"/>
             <w:r>
               <w:rPr>
-                <w:rFonts w:ascii="Liberation Serif" w:eastAsia="Droid Sans Fallback" w:hAnsi="Liberation Serif"/>
+                <w:rFonts w:ascii="Times New Roman" w:eastAsia="Droid Sans Fallback" w:hAnsi="Times New Roman"/>
                 <w:sz w:val="24"/>
                 <w:szCs w:val="24"/>
                 <w:lang w:eastAsia="zh-CN" w:bidi="hi-IN"/>
@@ -761,7 +761,7 @@
             </w:r>
             <w:r>
               <w:rPr>
-                <w:rFonts w:ascii="Liberation Serif" w:eastAsia="Droid Sans Fallback" w:hAnsi="Liberation Serif"/>
+                <w:rFonts w:ascii="Times New Roman" w:eastAsia="Droid Sans Fallback" w:hAnsi="Times New Roman"/>
                 <w:sz w:val="24"/>
                 <w:szCs w:val="24"/>
                 <w:lang w:eastAsia="zh-CN" w:bidi="hi-IN"/>
@@ -770,7 +770,7 @@
             </w:r>
             <w:r>
               <w:rPr>
-                <w:rFonts w:ascii="Liberation Serif" w:eastAsia="Droid Sans Fallback" w:hAnsi="Liberation Serif"/>
+                <w:rFonts w:ascii="Times New Roman" w:eastAsia="Droid Sans Fallback" w:hAnsi="Times New Roman"/>
                 <w:sz w:val="24"/>
                 <w:szCs w:val="24"/>
                 <w:lang w:eastAsia="zh-CN" w:bidi="hi-IN"/>
@@ -795,7 +795,7 @@
               <w:ind w:firstLine="0"/>
               <w:jc w:val="left"/>
               <w:rPr>
-                <w:rFonts w:ascii="Liberation Serif" w:eastAsia="Droid Sans Fallback" w:hAnsi="Liberation Serif"/>
+                <w:rFonts w:ascii="Times New Roman" w:eastAsia="Droid Sans Fallback" w:hAnsi="Times New Roman"/>
                 <w:sz w:val="24"/>
                 <w:szCs w:val="24"/>
                 <w:lang w:eastAsia="zh-CN" w:bidi="hi-IN"/>
@@ -810,7 +810,7 @@
               <w:ind w:firstLine="0"/>
               <w:jc w:val="center"/>
               <w:rPr>
-                <w:rFonts w:ascii="Liberation Serif" w:eastAsia="Droid Sans Fallback" w:hAnsi="Liberation Serif"/>
+                <w:rFonts w:ascii="Times New Roman" w:eastAsia="Droid Sans Fallback" w:hAnsi="Times New Roman"/>
                 <w:sz w:val="24"/>
                 <w:szCs w:val="24"/>
                 <w:lang w:eastAsia="zh-CN" w:bidi="hi-IN"/>
@@ -818,7 +818,7 @@
             </w:pPr>
             <w:r>
               <w:rPr>
-                <w:rFonts w:ascii="Liberation Serif" w:eastAsia="Droid Sans Fallback" w:hAnsi="Liberation Serif"/>
+                <w:rFonts w:ascii="Times New Roman" w:eastAsia="Droid Sans Fallback" w:hAnsi="Times New Roman"/>
                 <w:sz w:val="18"/>
                 <w:szCs w:val="18"/>
                 <w:lang w:eastAsia="zh-CN" w:bidi="hi-IN"/>
@@ -833,7 +833,7 @@
               <w:spacing w:line="240" w:lineRule="auto"/>
               <w:ind w:firstLine="0"/>
               <w:rPr>
-                <w:rFonts w:ascii="Liberation Serif" w:eastAsia="Droid Sans Fallback" w:hAnsi="Liberation Serif"/>
+                <w:rFonts w:ascii="Times New Roman" w:eastAsia="Droid Sans Fallback" w:hAnsi="Times New Roman"/>
                 <w:sz w:val="24"/>
                 <w:szCs w:val="24"/>
                 <w:lang w:eastAsia="zh-CN" w:bidi="hi-IN"/>
@@ -859,7 +859,7 @@
               <w:ind w:firstLine="0"/>
               <w:jc w:val="left"/>
               <w:rPr>
-                <w:rFonts w:ascii="Liberation Serif" w:eastAsia="Droid Sans Fallback" w:hAnsi="Liberation Serif"/>
+                <w:rFonts w:ascii="Times New Roman" w:eastAsia="Droid Sans Fallback" w:hAnsi="Times New Roman"/>
                 <w:sz w:val="24"/>
                 <w:szCs w:val="24"/>
                 <w:lang w:eastAsia="zh-CN" w:bidi="hi-IN"/>
@@ -867,7 +867,7 @@
             </w:pPr>
             <w:r>
               <w:rPr>
-                <w:rFonts w:ascii="Liberation Serif" w:eastAsia="Droid Sans Fallback" w:hAnsi="Liberation Serif"/>
+                <w:rFonts w:ascii="Times New Roman" w:eastAsia="Droid Sans Fallback" w:hAnsi="Times New Roman"/>
                 <w:sz w:val="24"/>
                 <w:szCs w:val="24"/>
                 <w:lang w:eastAsia="zh-CN" w:bidi="hi-IN"/>
@@ -883,7 +883,7 @@
               <w:ind w:firstLine="0"/>
               <w:jc w:val="left"/>
               <w:rPr>
-                <w:rFonts w:ascii="Liberation Serif" w:eastAsia="Droid Sans Fallback" w:hAnsi="Liberation Serif"/>
+                <w:rFonts w:ascii="Times New Roman" w:eastAsia="Droid Sans Fallback" w:hAnsi="Times New Roman"/>
                 <w:sz w:val="24"/>
                 <w:szCs w:val="24"/>
                 <w:lang w:eastAsia="zh-CN" w:bidi="hi-IN"/>
@@ -903,7 +903,7 @@
               <w:ind w:firstLine="0"/>
               <w:jc w:val="left"/>
               <w:rPr>
-                <w:rFonts w:ascii="Liberation Serif" w:eastAsia="Droid Sans Fallback" w:hAnsi="Liberation Serif"/>
+                <w:rFonts w:ascii="Times New Roman" w:eastAsia="Droid Sans Fallback" w:hAnsi="Times New Roman"/>
                 <w:iCs/>
                 <w:sz w:val="24"/>
                 <w:szCs w:val="24"/>
@@ -912,7 +912,7 @@
             </w:pPr>
             <w:r>
               <w:rPr>
-                <w:rFonts w:ascii="Liberation Serif" w:eastAsia="Droid Sans Fallback" w:hAnsi="Liberation Serif"/>
+                <w:rFonts w:ascii="Times New Roman" w:eastAsia="Droid Sans Fallback" w:hAnsi="Times New Roman"/>
                 <w:sz w:val="24"/>
                 <w:szCs w:val="24"/>
                 <w:lang w:eastAsia="zh-CN" w:bidi="hi-IN"/>
@@ -928,7 +928,7 @@
               <w:ind w:firstLine="0"/>
               <w:jc w:val="left"/>
               <w:rPr>
-                <w:rFonts w:ascii="Liberation Serif" w:eastAsia="Droid Sans Fallback" w:hAnsi="Liberation Serif"/>
+                <w:rFonts w:ascii="Times New Roman" w:eastAsia="Droid Sans Fallback" w:hAnsi="Times New Roman"/>
                 <w:sz w:val="24"/>
                 <w:szCs w:val="24"/>
                 <w:lang w:eastAsia="zh-CN" w:bidi="hi-IN"/>
@@ -952,7 +952,7 @@
               <w:ind w:firstLine="0"/>
               <w:jc w:val="left"/>
               <w:rPr>
-                <w:rFonts w:ascii="Liberation Serif" w:eastAsia="Droid Sans Fallback" w:hAnsi="Liberation Serif"/>
+                <w:rFonts w:ascii="Times New Roman" w:eastAsia="Droid Sans Fallback" w:hAnsi="Times New Roman"/>
                 <w:sz w:val="24"/>
                 <w:szCs w:val="24"/>
                 <w:lang w:eastAsia="zh-CN" w:bidi="hi-IN"/>
@@ -970,7 +970,7 @@
               <w:ind w:firstLine="0"/>
               <w:jc w:val="left"/>
               <w:rPr>
-                <w:rFonts w:ascii="Liberation Serif" w:eastAsia="Droid Sans Fallback" w:hAnsi="Liberation Serif"/>
+                <w:rFonts w:ascii="Times New Roman" w:eastAsia="Droid Sans Fallback" w:hAnsi="Times New Roman"/>
                 <w:sz w:val="24"/>
                 <w:szCs w:val="24"/>
                 <w:lang w:eastAsia="zh-CN" w:bidi="hi-IN"/>
@@ -985,7 +985,7 @@
               <w:ind w:firstLine="0"/>
               <w:jc w:val="center"/>
               <w:rPr>
-                <w:rFonts w:ascii="Liberation Serif" w:eastAsia="Droid Sans Fallback" w:hAnsi="Liberation Serif"/>
+                <w:rFonts w:ascii="Times New Roman" w:eastAsia="Droid Sans Fallback" w:hAnsi="Times New Roman"/>
                 <w:sz w:val="24"/>
                 <w:szCs w:val="24"/>
                 <w:lang w:eastAsia="zh-CN" w:bidi="hi-IN"/>
@@ -993,7 +993,7 @@
             </w:pPr>
             <w:r>
               <w:rPr>
-                <w:rFonts w:ascii="Liberation Serif" w:eastAsia="Droid Sans Fallback" w:hAnsi="Liberation Serif"/>
+                <w:rFonts w:ascii="Times New Roman" w:eastAsia="Droid Sans Fallback" w:hAnsi="Times New Roman"/>
                 <w:sz w:val="18"/>
                 <w:szCs w:val="18"/>
                 <w:lang w:eastAsia="zh-CN" w:bidi="hi-IN"/>
@@ -1008,7 +1008,7 @@
               <w:spacing w:line="240" w:lineRule="auto"/>
               <w:ind w:firstLine="0"/>
               <w:rPr>
-                <w:rFonts w:ascii="Liberation Serif" w:eastAsia="Droid Sans Fallback" w:hAnsi="Liberation Serif"/>
+                <w:rFonts w:ascii="Times New Roman" w:eastAsia="Droid Sans Fallback" w:hAnsi="Times New Roman"/>
                 <w:sz w:val="24"/>
                 <w:szCs w:val="24"/>
                 <w:lang w:eastAsia="zh-CN" w:bidi="hi-IN"/>
@@ -1030,7 +1030,7 @@
               <w:ind w:firstLine="0"/>
               <w:jc w:val="left"/>
               <w:rPr>
-                <w:rFonts w:ascii="Liberation Serif" w:eastAsia="Droid Sans Fallback" w:hAnsi="Liberation Serif"/>
+                <w:rFonts w:ascii="Times New Roman" w:eastAsia="Droid Sans Fallback" w:hAnsi="Times New Roman"/>
                 <w:sz w:val="24"/>
                 <w:szCs w:val="24"/>
                 <w:lang w:eastAsia="zh-CN" w:bidi="hi-IN"/>
@@ -1051,7 +1051,7 @@
               <w:ind w:firstLine="0"/>
               <w:jc w:val="left"/>
               <w:rPr>
-                <w:rFonts w:ascii="Liberation Serif" w:eastAsia="Droid Sans Fallback" w:hAnsi="Liberation Serif"/>
+                <w:rFonts w:ascii="Times New Roman" w:eastAsia="Droid Sans Fallback" w:hAnsi="Times New Roman"/>
                 <w:sz w:val="24"/>
                 <w:szCs w:val="24"/>
                 <w:lang w:eastAsia="zh-CN" w:bidi="hi-IN"/>
@@ -1071,7 +1071,7 @@
               <w:spacing w:line="240" w:lineRule="auto"/>
               <w:ind w:firstLine="0"/>
               <w:rPr>
-                <w:rFonts w:ascii="Liberation Serif" w:eastAsia="Droid Sans Fallback" w:hAnsi="Liberation Serif"/>
+                <w:rFonts w:ascii="Times New Roman" w:eastAsia="Droid Sans Fallback" w:hAnsi="Times New Roman"/>
                 <w:sz w:val="24"/>
                 <w:szCs w:val="24"/>
                 <w:lang w:eastAsia="zh-CN" w:bidi="hi-IN"/>
@@ -1088,7 +1088,7 @@
         <w:spacing w:line="240" w:lineRule="auto"/>
         <w:ind w:firstLine="0"/>
         <w:rPr>
-          <w:rFonts w:ascii="Liberation Serif" w:eastAsia="Droid Sans Fallback" w:hAnsi="Liberation Serif"/>
+          <w:rFonts w:ascii="Times New Roman" w:eastAsia="Droid Sans Fallback" w:hAnsi="Times New Roman"/>
           <w:iCs/>
           <w:sz w:val="24"/>
           <w:szCs w:val="28"/>
@@ -1104,7 +1104,7 @@
         <w:ind w:firstLine="0"/>
         <w:jc w:val="center"/>
         <w:rPr>
-          <w:rFonts w:ascii="Liberation Serif" w:eastAsia="Droid Sans Fallback" w:hAnsi="Liberation Serif"/>
+          <w:rFonts w:ascii="Times New Roman" w:eastAsia="Droid Sans Fallback" w:hAnsi="Times New Roman"/>
           <w:iCs/>
           <w:sz w:val="24"/>
           <w:szCs w:val="28"/>
@@ -1120,7 +1120,7 @@
         <w:ind w:firstLine="0"/>
         <w:jc w:val="center"/>
         <w:rPr>
-          <w:rFonts w:ascii="Liberation Serif" w:eastAsia="Droid Sans Fallback" w:hAnsi="Liberation Serif"/>
+          <w:rFonts w:ascii="Times New Roman" w:eastAsia="Droid Sans Fallback" w:hAnsi="Times New Roman"/>
           <w:iCs/>
           <w:sz w:val="24"/>
           <w:szCs w:val="28"/>
@@ -1136,7 +1136,7 @@
         <w:ind w:firstLine="0"/>
         <w:jc w:val="center"/>
         <w:rPr>
-          <w:rFonts w:ascii="Liberation Serif" w:eastAsia="Droid Sans Fallback" w:hAnsi="Liberation Serif"/>
+          <w:rFonts w:ascii="Times New Roman" w:eastAsia="Droid Sans Fallback" w:hAnsi="Times New Roman"/>
           <w:iCs/>
           <w:sz w:val="24"/>
           <w:szCs w:val="28"/>
@@ -1152,7 +1152,7 @@
         <w:ind w:firstLine="0"/>
         <w:jc w:val="center"/>
         <w:rPr>
-          <w:rFonts w:ascii="Liberation Serif" w:eastAsia="Droid Sans Fallback" w:hAnsi="Liberation Serif"/>
+          <w:rFonts w:ascii="Times New Roman" w:eastAsia="Droid Sans Fallback" w:hAnsi="Times New Roman"/>
           <w:iCs/>
           <w:sz w:val="24"/>
           <w:szCs w:val="28"/>
@@ -1168,7 +1168,7 @@
         <w:ind w:firstLine="0"/>
         <w:jc w:val="center"/>
         <w:rPr>
-          <w:rFonts w:ascii="Liberation Serif" w:eastAsia="Droid Sans Fallback" w:hAnsi="Liberation Serif"/>
+          <w:rFonts w:ascii="Times New Roman" w:eastAsia="Droid Sans Fallback" w:hAnsi="Times New Roman"/>
           <w:iCs/>
           <w:sz w:val="24"/>
           <w:szCs w:val="28"/>
@@ -1184,7 +1184,7 @@
         <w:ind w:firstLine="0"/>
         <w:jc w:val="center"/>
         <w:rPr>
-          <w:rFonts w:ascii="Liberation Serif" w:eastAsia="Droid Sans Fallback" w:hAnsi="Liberation Serif"/>
+          <w:rFonts w:ascii="Times New Roman" w:eastAsia="Droid Sans Fallback" w:hAnsi="Times New Roman"/>
           <w:iCs/>
           <w:sz w:val="24"/>
           <w:szCs w:val="28"/>
@@ -1200,7 +1200,7 @@
         <w:ind w:firstLine="0"/>
         <w:jc w:val="center"/>
         <w:rPr>
-          <w:rFonts w:ascii="Liberation Serif" w:eastAsia="Droid Sans Fallback" w:hAnsi="Liberation Serif"/>
+          <w:rFonts w:ascii="Times New Roman" w:eastAsia="Droid Sans Fallback" w:hAnsi="Times New Roman"/>
           <w:iCs/>
           <w:sz w:val="24"/>
           <w:szCs w:val="28"/>
@@ -1216,7 +1216,7 @@
         <w:ind w:firstLine="0"/>
         <w:jc w:val="center"/>
         <w:rPr>
-          <w:rFonts w:ascii="Liberation Serif" w:eastAsia="Droid Sans Fallback" w:hAnsi="Liberation Serif"/>
+          <w:rFonts w:ascii="Times New Roman" w:eastAsia="Droid Sans Fallback" w:hAnsi="Times New Roman"/>
           <w:iCs/>
           <w:sz w:val="24"/>
           <w:szCs w:val="28"/>
@@ -1233,7 +1233,7 @@
       <w:proofErr w:type="spellStart"/>
       <w:r>
         <w:rPr>
-          <w:rFonts w:ascii="Liberation Serif" w:eastAsia="Droid Sans Fallback" w:hAnsi="Liberation Serif"/>
+          <w:rFonts w:ascii="Times New Roman" w:eastAsia="Droid Sans Fallback" w:hAnsi="Times New Roman"/>
           <w:sz w:val="24"/>
           <w:szCs w:val="28"/>
           <w:lang w:eastAsia="zh-CN" w:bidi="hi-IN"/>
@@ -1243,7 +1243,7 @@
       <w:proofErr w:type="spellEnd"/>
       <w:r>
         <w:rPr>
-          <w:rFonts w:ascii="Liberation Serif" w:eastAsia="Droid Sans Fallback" w:hAnsi="Liberation Serif"/>
+          <w:rFonts w:ascii="Times New Roman" w:eastAsia="Droid Sans Fallback" w:hAnsi="Times New Roman"/>
           <w:sz w:val="24"/>
           <w:szCs w:val="28"/>
           <w:lang w:eastAsia="zh-CN" w:bidi="hi-IN"/>
@@ -1256,14 +1256,17 @@
         <w:pStyle w:val="1"/>
         <w:keepNext/>
         <w:keepLines/>
+        <w:widowControl/>
         <w:spacing w:before="240" w:after="120" w:line="360" w:lineRule="auto"/>
         <w:ind w:left="0" w:right="0" w:firstLine="0"/>
         <w:jc w:val="center"/>
       </w:pPr>
       <w:r>
         <w:rPr>
-          <w:rFonts w:ascii="Times New Roman" w:eastAsia="Times New Roman" w:hAnsi="Times New Roman"/>
+          <w:rFonts w:ascii="Times New Roman" w:eastAsia="Times New Roman" w:hAnsi="Times New Roman" w:cs="Times New Roman"/>
           <w:b/>
+          <w:i w:val="0"/>
+          <w:color w:val="000000"/>
           <w:sz w:val="28"/>
           <w:lang w:val="ru-RU"/>
         </w:rPr>
@@ -1273,18 +1276,23 @@
     </w:p>
     <w:p>
       <w:pPr>
+        <w:pStyle w:val="1"/>
+        <w:keepNext/>
+        <w:keepLines/>
         <w:widowControl/>
-        <w:spacing w:after="0" w:line="360" w:lineRule="auto" w:before="0"/>
-        <w:ind w:left="0" w:right="0" w:firstLine="709"/>
-        <w:jc w:val="both"/>
+        <w:spacing w:after="120" w:line="360" w:lineRule="auto" w:before="240"/>
+        <w:ind w:left="0" w:right="0" w:firstLine="0"/>
+        <w:jc w:val="center"/>
         <w:rPr>
           <w:lang w:val="ru-RU"/>
         </w:rPr>
       </w:pPr>
       <w:r>
         <w:rPr>
-          <w:rFonts w:eastAsia="Times New Roman" w:ascii="Times New Roman" w:hAnsi="Times New Roman"/>
+          <w:rFonts w:eastAsia="Times New Roman" w:ascii="Times New Roman" w:hAnsi="Times New Roman" w:cs="Times New Roman"/>
           <w:b/>
+          <w:i w:val="0"/>
+          <w:color w:val="000000"/>
           <w:sz w:val="28"/>
           <w:lang w:val="ru-RU"/>
         </w:rPr>
@@ -1296,6 +1304,7 @@
         <w:pStyle w:val="1"/>
         <w:keepNext/>
         <w:keepLines/>
+        <w:widowControl/>
         <w:spacing w:before="240" w:after="120" w:line="360" w:lineRule="auto"/>
         <w:ind w:left="0" w:right="0" w:firstLine="0"/>
         <w:jc w:val="center"/>
@@ -1305,8 +1314,10 @@
       </w:pPr>
       <w:r>
         <w:rPr>
-          <w:rFonts w:ascii="Times New Roman" w:eastAsia="Times New Roman" w:hAnsi="Times New Roman"/>
+          <w:rFonts w:ascii="Times New Roman" w:eastAsia="Times New Roman" w:hAnsi="Times New Roman" w:cs="Times New Roman"/>
           <w:b/>
+          <w:i w:val="0"/>
+          <w:color w:val="000000"/>
           <w:sz w:val="28"/>
           <w:lang w:val="ru-RU"/>
         </w:rPr>
@@ -1314,8 +1325,10 @@
       </w:r>
       <w:r>
         <w:rPr>
-          <w:rFonts w:ascii="Times New Roman" w:eastAsia="Times New Roman" w:hAnsi="Times New Roman"/>
+          <w:rFonts w:ascii="Times New Roman" w:eastAsia="Times New Roman" w:hAnsi="Times New Roman" w:cs="Times New Roman"/>
           <w:b/>
+          <w:i w:val="0"/>
+          <w:color w:val="000000"/>
           <w:sz w:val="28"/>
           <w:lang w:val="ru-RU"/>
         </w:rPr>
@@ -1324,6 +1337,8 @@
     </w:p>
     <w:p>
       <w:pPr>
+        <w:keepNext w:val="0"/>
+        <w:keepLines w:val="0"/>
         <w:widowControl/>
         <w:spacing w:before="0" w:after="0" w:line="360" w:lineRule="auto"/>
         <w:ind w:left="0" w:right="0" w:firstLine="709"/>
@@ -1334,7 +1349,10 @@
       </w:pPr>
       <w:r>
         <w:rPr>
-          <w:rFonts w:eastAsia="Times New Roman" w:ascii="Times New Roman" w:hAnsi="Times New Roman"/>
+          <w:rFonts w:eastAsia="Times New Roman" w:ascii="Times New Roman" w:hAnsi="Times New Roman" w:cs="Times New Roman"/>
+          <w:b w:val="0"/>
+          <w:i w:val="0"/>
+          <w:color w:val="000000"/>
           <w:sz w:val="28"/>
           <w:lang w:val="ru-RU"/>
         </w:rPr>
@@ -1343,6 +1361,8 @@
     </w:p>
     <w:p>
       <w:pPr>
+        <w:keepNext w:val="0"/>
+        <w:keepLines w:val="0"/>
         <w:widowControl/>
         <w:spacing w:before="0" w:after="0" w:line="360" w:lineRule="auto"/>
         <w:ind w:left="0" w:right="0" w:firstLine="709"/>
@@ -1353,7 +1373,10 @@
       </w:pPr>
       <w:r>
         <w:rPr>
-          <w:rFonts w:eastAsia="Times New Roman" w:ascii="Times New Roman" w:hAnsi="Times New Roman"/>
+          <w:rFonts w:eastAsia="Times New Roman" w:ascii="Times New Roman" w:hAnsi="Times New Roman" w:cs="Times New Roman"/>
+          <w:b w:val="0"/>
+          <w:i w:val="0"/>
+          <w:color w:val="000000"/>
           <w:sz w:val="28"/>
           <w:lang w:val="ru-RU"/>
         </w:rPr>
@@ -1361,7 +1384,10 @@
       </w:r>
       <w:r>
         <w:rPr>
-          <w:rFonts w:eastAsia="Times New Roman" w:ascii="Times New Roman" w:hAnsi="Times New Roman"/>
+          <w:rFonts w:eastAsia="Times New Roman" w:ascii="Times New Roman" w:hAnsi="Times New Roman" w:cs="Times New Roman"/>
+          <w:b w:val="0"/>
+          <w:i w:val="0"/>
+          <w:color w:val="000000"/>
           <w:sz w:val="28"/>
           <w:lang w:val="ru-RU"/>
         </w:rPr>
@@ -1369,7 +1395,10 @@
       </w:r>
       <w:r>
         <w:rPr>
-          <w:rFonts w:eastAsia="Times New Roman" w:ascii="Times New Roman" w:hAnsi="Times New Roman"/>
+          <w:rFonts w:eastAsia="Times New Roman" w:ascii="Times New Roman" w:hAnsi="Times New Roman" w:cs="Times New Roman"/>
+          <w:b w:val="0"/>
+          <w:i w:val="0"/>
+          <w:color w:val="000000"/>
           <w:sz w:val="28"/>
           <w:lang w:val="ru-RU"/>
         </w:rPr>
@@ -1377,7 +1406,10 @@
       </w:r>
       <w:r>
         <w:rPr>
-          <w:rFonts w:eastAsia="Times New Roman" w:ascii="Times New Roman" w:hAnsi="Times New Roman"/>
+          <w:rFonts w:eastAsia="Times New Roman" w:ascii="Times New Roman" w:hAnsi="Times New Roman" w:cs="Times New Roman"/>
+          <w:b w:val="0"/>
+          <w:i w:val="0"/>
+          <w:color w:val="000000"/>
           <w:sz w:val="28"/>
           <w:lang w:val="ru-RU"/>
         </w:rPr>
@@ -1389,14 +1421,17 @@
         <w:pStyle w:val="1"/>
         <w:keepNext/>
         <w:keepLines/>
+        <w:widowControl/>
         <w:spacing w:before="240" w:after="120" w:line="360" w:lineRule="auto"/>
         <w:ind w:left="0" w:right="0" w:firstLine="0"/>
         <w:jc w:val="center"/>
       </w:pPr>
       <w:r>
         <w:rPr>
-          <w:rFonts w:ascii="Times New Roman" w:eastAsia="Times New Roman" w:hAnsi="Times New Roman"/>
+          <w:rFonts w:ascii="Times New Roman" w:eastAsia="Times New Roman" w:hAnsi="Times New Roman" w:cs="Times New Roman"/>
           <w:b/>
+          <w:i w:val="0"/>
+          <w:color w:val="000000"/>
           <w:sz w:val="28"/>
           <w:lang w:val="ru-RU"/>
         </w:rPr>
@@ -1406,6 +1441,8 @@
     <w:p>
       <w:pPr>
         <w:pStyle w:val="a"/>
+        <w:keepNext w:val="0"/>
+        <w:keepLines w:val="0"/>
         <w:widowControl/>
         <w:spacing w:after="0" w:line="360" w:lineRule="auto" w:before="0"/>
         <w:ind w:left="0" w:right="0" w:firstLine="709"/>
@@ -1416,7 +1453,10 @@
       </w:pPr>
       <w:r>
         <w:rPr>
-          <w:rFonts w:eastAsia="Times New Roman" w:ascii="Times New Roman" w:hAnsi="Times New Roman"/>
+          <w:rFonts w:eastAsia="Times New Roman" w:ascii="Times New Roman" w:hAnsi="Times New Roman" w:cs="Times New Roman"/>
+          <w:b w:val="0"/>
+          <w:i w:val="0"/>
+          <w:color w:val="000000"/>
           <w:sz w:val="28"/>
           <w:lang w:val="ru-RU"/>
         </w:rPr>
@@ -1424,7 +1464,10 @@
       </w:r>
       <w:r>
         <w:rPr>
-          <w:rFonts w:eastAsia="Times New Roman" w:ascii="Times New Roman" w:hAnsi="Times New Roman"/>
+          <w:rFonts w:eastAsia="Times New Roman" w:ascii="Times New Roman" w:hAnsi="Times New Roman" w:cs="Times New Roman"/>
+          <w:b w:val="0"/>
+          <w:i w:val="0"/>
+          <w:color w:val="000000"/>
           <w:sz w:val="28"/>
           <w:lang w:val="ru-RU"/>
         </w:rPr>
@@ -1434,6 +1477,8 @@
     <w:p>
       <w:pPr>
         <w:pStyle w:val="a"/>
+        <w:keepNext w:val="0"/>
+        <w:keepLines w:val="0"/>
         <w:widowControl/>
         <w:spacing w:after="0" w:line="360" w:lineRule="auto" w:before="0"/>
         <w:ind w:left="0" w:right="0" w:firstLine="709"/>
@@ -1444,7 +1489,10 @@
       </w:pPr>
       <w:r>
         <w:rPr>
-          <w:rFonts w:eastAsia="Times New Roman" w:ascii="Times New Roman" w:hAnsi="Times New Roman"/>
+          <w:rFonts w:eastAsia="Times New Roman" w:ascii="Times New Roman" w:hAnsi="Times New Roman" w:cs="Times New Roman"/>
+          <w:b w:val="0"/>
+          <w:i w:val="0"/>
+          <w:color w:val="000000"/>
           <w:sz w:val="28"/>
           <w:lang w:val="ru-RU"/>
         </w:rPr>
@@ -1454,6 +1502,8 @@
     <w:p>
       <w:pPr>
         <w:pStyle w:val="a"/>
+        <w:keepNext w:val="0"/>
+        <w:keepLines w:val="0"/>
         <w:widowControl/>
         <w:spacing w:after="0" w:line="360" w:lineRule="auto" w:before="0"/>
         <w:ind w:left="0" w:right="0" w:firstLine="709"/>
@@ -1464,7 +1514,10 @@
       </w:pPr>
       <w:r>
         <w:rPr>
-          <w:rFonts w:eastAsia="Times New Roman" w:ascii="Times New Roman" w:hAnsi="Times New Roman"/>
+          <w:rFonts w:eastAsia="Times New Roman" w:ascii="Times New Roman" w:hAnsi="Times New Roman" w:cs="Times New Roman"/>
+          <w:b w:val="0"/>
+          <w:i w:val="0"/>
+          <w:color w:val="000000"/>
           <w:sz w:val="28"/>
           <w:lang w:val="ru-RU"/>
         </w:rPr>
@@ -1474,6 +1527,8 @@
     <w:p>
       <w:pPr>
         <w:pStyle w:val="a"/>
+        <w:keepNext w:val="0"/>
+        <w:keepLines w:val="0"/>
         <w:widowControl/>
         <w:spacing w:after="0" w:line="360" w:lineRule="auto" w:before="0"/>
         <w:ind w:left="0" w:right="0" w:firstLine="709"/>
@@ -1484,7 +1539,10 @@
       </w:pPr>
       <w:r>
         <w:rPr>
-          <w:rFonts w:eastAsia="Times New Roman" w:ascii="Times New Roman" w:hAnsi="Times New Roman"/>
+          <w:rFonts w:eastAsia="Times New Roman" w:ascii="Times New Roman" w:hAnsi="Times New Roman" w:cs="Times New Roman"/>
+          <w:b w:val="0"/>
+          <w:i w:val="0"/>
+          <w:color w:val="000000"/>
           <w:sz w:val="28"/>
           <w:lang w:val="ru-RU"/>
         </w:rPr>
@@ -1492,7 +1550,10 @@
       </w:r>
       <w:r>
         <w:rPr>
-          <w:rFonts w:eastAsia="Times New Roman" w:ascii="Times New Roman" w:hAnsi="Times New Roman"/>
+          <w:rFonts w:eastAsia="Times New Roman" w:ascii="Times New Roman" w:hAnsi="Times New Roman" w:cs="Times New Roman"/>
+          <w:b w:val="0"/>
+          <w:i w:val="0"/>
+          <w:color w:val="000000"/>
           <w:sz w:val="28"/>
           <w:lang w:val="ru-RU"/>
         </w:rPr>
@@ -1502,6 +1563,8 @@
     <w:p>
       <w:pPr>
         <w:pStyle w:val="a"/>
+        <w:keepNext w:val="0"/>
+        <w:keepLines w:val="0"/>
         <w:widowControl/>
         <w:spacing w:after="0" w:line="360" w:lineRule="auto" w:before="0"/>
         <w:ind w:left="0" w:right="0" w:firstLine="709"/>
@@ -1512,7 +1575,10 @@
       </w:pPr>
       <w:r>
         <w:rPr>
-          <w:rFonts w:eastAsia="Times New Roman" w:ascii="Times New Roman" w:hAnsi="Times New Roman"/>
+          <w:rFonts w:eastAsia="Times New Roman" w:ascii="Times New Roman" w:hAnsi="Times New Roman" w:cs="Times New Roman"/>
+          <w:b w:val="0"/>
+          <w:i w:val="0"/>
+          <w:color w:val="000000"/>
           <w:sz w:val="28"/>
           <w:lang w:val="ru-RU"/>
         </w:rPr>
@@ -1524,6 +1590,7 @@
         <w:pStyle w:val="1"/>
         <w:keepNext/>
         <w:keepLines/>
+        <w:widowControl/>
         <w:spacing w:before="240" w:after="120" w:line="360" w:lineRule="auto"/>
         <w:ind w:left="0" w:right="0" w:firstLine="0"/>
         <w:jc w:val="center"/>
@@ -1533,8 +1600,10 @@
       </w:pPr>
       <w:r>
         <w:rPr>
-          <w:rFonts w:ascii="Times New Roman" w:eastAsia="Times New Roman" w:hAnsi="Times New Roman"/>
+          <w:rFonts w:ascii="Times New Roman" w:eastAsia="Times New Roman" w:hAnsi="Times New Roman" w:cs="Times New Roman"/>
           <w:b/>
+          <w:i w:val="0"/>
+          <w:color w:val="000000"/>
           <w:sz w:val="28"/>
           <w:lang w:val="ru-RU"/>
         </w:rPr>
@@ -1546,6 +1615,7 @@
         <w:pStyle w:val="21"/>
         <w:keepNext/>
         <w:keepLines/>
+        <w:widowControl/>
         <w:spacing w:before="240" w:after="120" w:line="360" w:lineRule="auto"/>
         <w:ind w:left="0" w:right="0" w:firstLine="0"/>
         <w:jc w:val="left"/>
@@ -1555,8 +1625,10 @@
       </w:pPr>
       <w:r>
         <w:rPr>
-          <w:rFonts w:ascii="Times New Roman" w:eastAsia="Times New Roman" w:hAnsi="Times New Roman"/>
+          <w:rFonts w:ascii="Times New Roman" w:eastAsia="Times New Roman" w:hAnsi="Times New Roman" w:cs="Times New Roman"/>
           <w:b/>
+          <w:i w:val="0"/>
+          <w:color w:val="000000"/>
           <w:sz w:val="28"/>
           <w:lang w:val="ru-RU"/>
         </w:rPr>
@@ -1565,6 +1637,8 @@
     </w:p>
     <w:p>
       <w:pPr>
+        <w:keepNext w:val="0"/>
+        <w:keepLines w:val="0"/>
         <w:widowControl/>
         <w:spacing w:before="0" w:after="0" w:line="360" w:lineRule="auto"/>
         <w:ind w:left="0" w:right="0" w:firstLine="709"/>
@@ -1575,76 +1649,94 @@
       </w:pPr>
       <w:r>
         <w:rPr>
-          <w:rFonts w:eastAsia="Times New Roman" w:ascii="Times New Roman" w:hAnsi="Times New Roman"/>
+          <w:rFonts w:eastAsia="Times New Roman" w:ascii="Times New Roman" w:hAnsi="Times New Roman" w:cs="Times New Roman"/>
+          <w:b w:val="0"/>
+          <w:i w:val="0"/>
+          <w:color w:val="000000"/>
           <w:sz w:val="28"/>
           <w:lang w:val="ru-RU"/>
         </w:rPr>
-        <w:t>Общество с ограниченной ответственностью «</w:t>
+        <w:t>Объект учебного проекта — формирование и продажа компьютерных систем ООО «Юкомс». Открытый сайт компании описывает компьютеры и электронные каналы продаж [2]. Внутренние роли, документооборот и связи с PC4Games и ITPartner ниже приняты как проектные предположения для автоматизации, а не результаты фактического интервью или доступа к внутренним регламентам.</w:t>
       </w:r>
       <w:proofErr w:type="spellStart"/>
       <w:r>
         <w:rPr>
-          <w:rFonts w:eastAsia="Times New Roman" w:ascii="Times New Roman" w:hAnsi="Times New Roman"/>
+          <w:rFonts w:eastAsia="Times New Roman" w:ascii="Times New Roman" w:hAnsi="Times New Roman" w:cs="Times New Roman"/>
+          <w:b w:val="0"/>
+          <w:i w:val="0"/>
+          <w:color w:val="000000"/>
           <w:sz w:val="28"/>
           <w:lang w:val="ru-RU"/>
         </w:rPr>
-        <w:t>Юкомс</w:t>
       </w:r>
       <w:proofErr w:type="spellEnd"/>
       <w:r>
         <w:rPr>
-          <w:rFonts w:eastAsia="Times New Roman" w:ascii="Times New Roman" w:hAnsi="Times New Roman"/>
+          <w:rFonts w:eastAsia="Times New Roman" w:ascii="Times New Roman" w:hAnsi="Times New Roman" w:cs="Times New Roman"/>
+          <w:b w:val="0"/>
+          <w:i w:val="0"/>
+          <w:color w:val="000000"/>
           <w:sz w:val="28"/>
           <w:lang w:val="ru-RU"/>
         </w:rPr>
-        <w:t xml:space="preserve">» зарегистрировано в Москве и осуществляет деятельность, связанную с </w:t>
       </w:r>
       <w:r>
         <w:rPr>
-          <w:rFonts w:eastAsia="Times New Roman" w:ascii="Times New Roman" w:hAnsi="Times New Roman"/>
+          <w:rFonts w:eastAsia="Times New Roman" w:ascii="Times New Roman" w:hAnsi="Times New Roman" w:cs="Times New Roman"/>
+          <w:b w:val="0"/>
+          <w:i w:val="0"/>
+          <w:color w:val="000000"/>
           <w:sz w:val="28"/>
           <w:lang w:val="ru-RU"/>
         </w:rPr>
-        <w:lastRenderedPageBreak/>
-        <w:t>компьют</w:t>
       </w:r>
       <w:r>
         <w:rPr>
-          <w:rFonts w:eastAsia="Times New Roman" w:ascii="Times New Roman" w:hAnsi="Times New Roman"/>
+          <w:rFonts w:eastAsia="Times New Roman" w:ascii="Times New Roman" w:hAnsi="Times New Roman" w:cs="Times New Roman"/>
+          <w:b w:val="0"/>
+          <w:i w:val="0"/>
+          <w:color w:val="000000"/>
           <w:sz w:val="28"/>
           <w:lang w:val="ru-RU"/>
         </w:rPr>
-        <w:t>ерной техникой, электронной торговлей и информационными технологиями. Для рассматриваемого проекта существенным направлением является формирование и продажа готовых компьютерных систем через электронные каналы. Компания использует сведения поставщиков комп</w:t>
       </w:r>
       <w:r>
         <w:rPr>
-          <w:rFonts w:eastAsia="Times New Roman" w:ascii="Times New Roman" w:hAnsi="Times New Roman"/>
+          <w:rFonts w:eastAsia="Times New Roman" w:ascii="Times New Roman" w:hAnsi="Times New Roman" w:cs="Times New Roman"/>
+          <w:b w:val="0"/>
+          <w:i w:val="0"/>
+          <w:color w:val="000000"/>
           <w:sz w:val="28"/>
           <w:lang w:val="ru-RU"/>
         </w:rPr>
-        <w:t xml:space="preserve">лектующих и публикует товарные предложения на маркетплейсе </w:t>
       </w:r>
       <w:proofErr w:type="spellStart"/>
       <w:r>
         <w:rPr>
-          <w:rFonts w:eastAsia="Times New Roman" w:ascii="Times New Roman" w:hAnsi="Times New Roman"/>
+          <w:rFonts w:eastAsia="Times New Roman" w:ascii="Times New Roman" w:hAnsi="Times New Roman" w:cs="Times New Roman"/>
+          <w:b w:val="0"/>
+          <w:i w:val="0"/>
+          <w:color w:val="000000"/>
           <w:sz w:val="28"/>
           <w:lang w:val="ru-RU"/>
         </w:rPr>
-        <w:t>Ozon</w:t>
       </w:r>
       <w:proofErr w:type="spellEnd"/>
       <w:r>
         <w:rPr>
-          <w:rFonts w:eastAsia="Times New Roman" w:ascii="Times New Roman" w:hAnsi="Times New Roman"/>
+          <w:rFonts w:eastAsia="Times New Roman" w:ascii="Times New Roman" w:hAnsi="Times New Roman" w:cs="Times New Roman"/>
+          <w:b w:val="0"/>
+          <w:i w:val="0"/>
+          <w:color w:val="000000"/>
           <w:sz w:val="28"/>
           <w:lang w:val="ru-RU"/>
         </w:rPr>
-        <w:t xml:space="preserve"> [1-3].</w:t>
       </w:r>
     </w:p>
     <w:p>
       <w:pPr>
+        <w:keepNext w:val="0"/>
+        <w:keepLines w:val="0"/>
         <w:widowControl/>
         <w:spacing w:before="0" w:after="0" w:line="360" w:lineRule="auto"/>
         <w:ind w:left="0" w:right="0" w:firstLine="709"/>
@@ -1655,7 +1747,10 @@
       </w:pPr>
       <w:r>
         <w:rPr>
-          <w:rFonts w:eastAsia="Times New Roman" w:ascii="Times New Roman" w:hAnsi="Times New Roman"/>
+          <w:rFonts w:eastAsia="Times New Roman" w:ascii="Times New Roman" w:hAnsi="Times New Roman" w:cs="Times New Roman"/>
+          <w:b w:val="0"/>
+          <w:i w:val="0"/>
+          <w:color w:val="000000"/>
           <w:sz w:val="28"/>
           <w:lang w:val="ru-RU"/>
         </w:rPr>
@@ -1663,7 +1758,10 @@
       </w:r>
       <w:r>
         <w:rPr>
-          <w:rFonts w:eastAsia="Times New Roman" w:ascii="Times New Roman" w:hAnsi="Times New Roman"/>
+          <w:rFonts w:eastAsia="Times New Roman" w:ascii="Times New Roman" w:hAnsi="Times New Roman" w:cs="Times New Roman"/>
+          <w:b w:val="0"/>
+          <w:i w:val="0"/>
+          <w:color w:val="000000"/>
           <w:sz w:val="28"/>
           <w:lang w:val="ru-RU"/>
         </w:rPr>
@@ -1671,7 +1769,10 @@
       </w:r>
       <w:r>
         <w:rPr>
-          <w:rFonts w:eastAsia="Times New Roman" w:ascii="Times New Roman" w:hAnsi="Times New Roman"/>
+          <w:rFonts w:eastAsia="Times New Roman" w:ascii="Times New Roman" w:hAnsi="Times New Roman" w:cs="Times New Roman"/>
+          <w:b w:val="0"/>
+          <w:i w:val="0"/>
+          <w:color w:val="000000"/>
           <w:sz w:val="28"/>
           <w:lang w:val="ru-RU"/>
         </w:rPr>
@@ -1679,14 +1780,20 @@
       </w:r>
       <w:r>
         <w:rPr>
-          <w:rFonts w:eastAsia="Times New Roman" w:ascii="Times New Roman" w:hAnsi="Times New Roman"/>
+          <w:rFonts w:eastAsia="Times New Roman" w:ascii="Times New Roman" w:hAnsi="Times New Roman" w:cs="Times New Roman"/>
+          <w:b w:val="0"/>
+          <w:i w:val="0"/>
+          <w:color w:val="000000"/>
           <w:sz w:val="28"/>
         </w:rPr>
         <w:t>AMD</w:t>
       </w:r>
       <w:r>
         <w:rPr>
-          <w:rFonts w:eastAsia="Times New Roman" w:ascii="Times New Roman" w:hAnsi="Times New Roman"/>
+          <w:rFonts w:eastAsia="Times New Roman" w:ascii="Times New Roman" w:hAnsi="Times New Roman" w:cs="Times New Roman"/>
+          <w:b w:val="0"/>
+          <w:i w:val="0"/>
+          <w:color w:val="000000"/>
           <w:sz w:val="28"/>
           <w:lang w:val="ru-RU"/>
         </w:rPr>
@@ -1694,7 +1801,10 @@
       </w:r>
       <w:r>
         <w:rPr>
-          <w:rFonts w:eastAsia="Times New Roman" w:ascii="Times New Roman" w:hAnsi="Times New Roman"/>
+          <w:rFonts w:eastAsia="Times New Roman" w:ascii="Times New Roman" w:hAnsi="Times New Roman" w:cs="Times New Roman"/>
+          <w:b w:val="0"/>
+          <w:i w:val="0"/>
+          <w:color w:val="000000"/>
           <w:sz w:val="28"/>
           <w:lang w:val="ru-RU"/>
         </w:rPr>
@@ -1702,7 +1812,10 @@
       </w:r>
       <w:r>
         <w:rPr>
-          <w:rFonts w:eastAsia="Times New Roman" w:ascii="Times New Roman" w:hAnsi="Times New Roman"/>
+          <w:rFonts w:eastAsia="Times New Roman" w:ascii="Times New Roman" w:hAnsi="Times New Roman" w:cs="Times New Roman"/>
+          <w:b w:val="0"/>
+          <w:i w:val="0"/>
+          <w:color w:val="000000"/>
           <w:sz w:val="28"/>
           <w:lang w:val="ru-RU"/>
         </w:rPr>
@@ -1710,7 +1823,10 @@
       </w:r>
       <w:r>
         <w:rPr>
-          <w:rFonts w:eastAsia="Times New Roman" w:ascii="Times New Roman" w:hAnsi="Times New Roman"/>
+          <w:rFonts w:eastAsia="Times New Roman" w:ascii="Times New Roman" w:hAnsi="Times New Roman" w:cs="Times New Roman"/>
+          <w:b w:val="0"/>
+          <w:i w:val="0"/>
+          <w:color w:val="000000"/>
           <w:sz w:val="28"/>
           <w:lang w:val="ru-RU"/>
         </w:rPr>
@@ -1718,7 +1834,10 @@
       </w:r>
       <w:r>
         <w:rPr>
-          <w:rFonts w:eastAsia="Times New Roman" w:ascii="Times New Roman" w:hAnsi="Times New Roman"/>
+          <w:rFonts w:eastAsia="Times New Roman" w:ascii="Times New Roman" w:hAnsi="Times New Roman" w:cs="Times New Roman"/>
+          <w:b w:val="0"/>
+          <w:i w:val="0"/>
+          <w:color w:val="000000"/>
           <w:sz w:val="28"/>
           <w:lang w:val="ru-RU"/>
         </w:rPr>
@@ -1730,6 +1849,7 @@
         <w:pStyle w:val="21"/>
         <w:keepNext/>
         <w:keepLines/>
+        <w:widowControl/>
         <w:spacing w:before="240" w:after="120" w:line="360" w:lineRule="auto"/>
         <w:ind w:left="0" w:right="0" w:firstLine="0"/>
         <w:jc w:val="left"/>
@@ -1739,8 +1859,10 @@
       </w:pPr>
       <w:r>
         <w:rPr>
-          <w:rFonts w:ascii="Times New Roman" w:eastAsia="Times New Roman" w:hAnsi="Times New Roman"/>
+          <w:rFonts w:ascii="Times New Roman" w:eastAsia="Times New Roman" w:hAnsi="Times New Roman" w:cs="Times New Roman"/>
           <w:b/>
+          <w:i w:val="0"/>
+          <w:color w:val="000000"/>
           <w:sz w:val="28"/>
           <w:lang w:val="ru-RU"/>
         </w:rPr>
@@ -1749,6 +1871,8 @@
     </w:p>
     <w:p>
       <w:pPr>
+        <w:keepNext w:val="0"/>
+        <w:keepLines w:val="0"/>
         <w:widowControl/>
         <w:spacing w:before="0" w:after="0" w:line="360" w:lineRule="auto"/>
         <w:ind w:left="0" w:right="0" w:firstLine="709"/>
@@ -1759,7 +1883,10 @@
       </w:pPr>
       <w:r>
         <w:rPr>
-          <w:rFonts w:eastAsia="Times New Roman" w:ascii="Times New Roman" w:hAnsi="Times New Roman"/>
+          <w:rFonts w:eastAsia="Times New Roman" w:ascii="Times New Roman" w:hAnsi="Times New Roman" w:cs="Times New Roman"/>
+          <w:b w:val="0"/>
+          <w:i w:val="0"/>
+          <w:color w:val="000000"/>
           <w:sz w:val="28"/>
           <w:lang w:val="ru-RU"/>
         </w:rPr>
@@ -1767,7 +1894,10 @@
       </w:r>
       <w:r>
         <w:rPr>
-          <w:rFonts w:eastAsia="Times New Roman" w:ascii="Times New Roman" w:hAnsi="Times New Roman"/>
+          <w:rFonts w:eastAsia="Times New Roman" w:ascii="Times New Roman" w:hAnsi="Times New Roman" w:cs="Times New Roman"/>
+          <w:b w:val="0"/>
+          <w:i w:val="0"/>
+          <w:color w:val="000000"/>
           <w:sz w:val="28"/>
           <w:lang w:val="ru-RU"/>
         </w:rPr>
@@ -1775,7 +1905,10 @@
       </w:r>
       <w:r>
         <w:rPr>
-          <w:rFonts w:eastAsia="Times New Roman" w:ascii="Times New Roman" w:hAnsi="Times New Roman"/>
+          <w:rFonts w:eastAsia="Times New Roman" w:ascii="Times New Roman" w:hAnsi="Times New Roman" w:cs="Times New Roman"/>
+          <w:b w:val="0"/>
+          <w:i w:val="0"/>
+          <w:color w:val="000000"/>
           <w:sz w:val="28"/>
           <w:lang w:val="ru-RU"/>
         </w:rPr>
@@ -1783,7 +1916,10 @@
       </w:r>
       <w:r>
         <w:rPr>
-          <w:rFonts w:eastAsia="Times New Roman" w:ascii="Times New Roman" w:hAnsi="Times New Roman"/>
+          <w:rFonts w:eastAsia="Times New Roman" w:ascii="Times New Roman" w:hAnsi="Times New Roman" w:cs="Times New Roman"/>
+          <w:b w:val="0"/>
+          <w:i w:val="0"/>
+          <w:color w:val="000000"/>
           <w:sz w:val="28"/>
           <w:lang w:val="ru-RU"/>
         </w:rPr>
@@ -1792,6 +1928,8 @@
     </w:p>
     <w:p>
       <w:pPr>
+        <w:keepNext w:val="0"/>
+        <w:keepLines w:val="0"/>
         <w:widowControl/>
         <w:spacing w:before="0" w:after="0" w:line="360" w:lineRule="auto"/>
         <w:ind w:left="0" w:right="0" w:firstLine="709"/>
@@ -1802,7 +1940,10 @@
       </w:pPr>
       <w:r>
         <w:rPr>
-          <w:rFonts w:eastAsia="Times New Roman" w:ascii="Times New Roman" w:hAnsi="Times New Roman"/>
+          <w:rFonts w:eastAsia="Times New Roman" w:ascii="Times New Roman" w:hAnsi="Times New Roman" w:cs="Times New Roman"/>
+          <w:b w:val="0"/>
+          <w:i w:val="0"/>
+          <w:color w:val="000000"/>
           <w:sz w:val="28"/>
           <w:lang w:val="ru-RU"/>
         </w:rPr>
@@ -1810,7 +1951,10 @@
       </w:r>
       <w:r>
         <w:rPr>
-          <w:rFonts w:eastAsia="Times New Roman" w:ascii="Times New Roman" w:hAnsi="Times New Roman"/>
+          <w:rFonts w:eastAsia="Times New Roman" w:ascii="Times New Roman" w:hAnsi="Times New Roman" w:cs="Times New Roman"/>
+          <w:b w:val="0"/>
+          <w:i w:val="0"/>
+          <w:color w:val="000000"/>
           <w:sz w:val="28"/>
           <w:lang w:val="ru-RU"/>
         </w:rPr>
@@ -1818,7 +1962,10 @@
       </w:r>
       <w:r>
         <w:rPr>
-          <w:rFonts w:eastAsia="Times New Roman" w:ascii="Times New Roman" w:hAnsi="Times New Roman"/>
+          <w:rFonts w:eastAsia="Times New Roman" w:ascii="Times New Roman" w:hAnsi="Times New Roman" w:cs="Times New Roman"/>
+          <w:b w:val="0"/>
+          <w:i w:val="0"/>
+          <w:color w:val="000000"/>
           <w:sz w:val="28"/>
           <w:lang w:val="ru-RU"/>
         </w:rPr>
@@ -1827,38 +1974,39 @@
     </w:p>
     <w:p>
       <w:pPr>
-        <w:spacing w:after="200" w:line="276" w:lineRule="auto"/>
-        <w:ind w:firstLine="0"/>
-        <w:rPr>
-          <w:rFonts w:eastAsia="Times New Roman"/>
-          <w:i/>
-          <w:color w:val="000000"/>
-          <w:sz w:val="24"/>
-          <w:lang w:val="ru-RU"/>
-        </w:rPr>
+        <w:keepNext/>
+        <w:keepLines w:val="0"/>
+        <w:widowControl/>
+        <w:spacing w:before="0" w:after="0" w:line="360" w:lineRule="auto"/>
+        <w:ind w:left="0" w:right="0" w:firstLine="709"/>
+        <w:jc w:val="both"/>
       </w:pPr>
       <w:r>
         <w:rPr>
-          <w:rFonts w:eastAsia="Times New Roman"/>
-          <w:i/>
+          <w:rFonts w:ascii="Times New Roman" w:hAnsi="Times New Roman" w:eastAsia="Times New Roman" w:cs="Times New Roman"/>
+          <w:b w:val="0"/>
+          <w:i w:val="0"/>
           <w:color w:val="000000"/>
-          <w:sz w:val="24"/>
-          <w:lang w:val="ru-RU"/>
+          <w:sz w:val="28"/>
         </w:rPr>
+        <w:t>Результаты приведены в таблице 1.</w:t>
       </w:r>
     </w:p>
     <w:p>
       <w:pPr>
         <w:keepNext/>
+        <w:keepLines/>
+        <w:widowControl/>
         <w:spacing w:before="120" w:after="60" w:line="240" w:lineRule="auto"/>
         <w:ind w:left="0" w:right="0" w:firstLine="0"/>
         <w:jc w:val="left"/>
       </w:pPr>
       <w:r>
         <w:rPr>
-          <w:rFonts w:ascii="Times New Roman" w:hAnsi="Times New Roman" w:eastAsia="Times New Roman"/>
+          <w:rFonts w:ascii="Times New Roman" w:hAnsi="Times New Roman" w:eastAsia="Times New Roman" w:cs="Times New Roman"/>
           <w:b w:val="0"/>
           <w:i/>
+          <w:color w:val="000000"/>
           <w:sz w:val="24"/>
         </w:rPr>
         <w:t>Таблица 1 – Основные проблемы предметной области</w:t>
@@ -1911,16 +2059,18 @@
           </w:tcPr>
           <w:p>
             <w:pPr>
-              <w:keepNext w:val="0"/>
-              <w:keepLines w:val="0"/>
+              <w:keepNext/>
+              <w:keepLines/>
               <w:spacing w:line="240" w:lineRule="auto" w:before="0" w:after="0"/>
               <w:ind w:left="0" w:right="0" w:firstLine="0"/>
-              <w:jc w:val="center"/>
+              <w:jc w:val="left"/>
             </w:pPr>
             <w:r>
               <w:rPr>
-                <w:rFonts w:eastAsia="Times New Roman" w:ascii="Times New Roman" w:hAnsi="Times New Roman"/>
+                <w:rFonts w:eastAsia="Times New Roman" w:ascii="Times New Roman" w:hAnsi="Times New Roman" w:cs="Times New Roman"/>
                 <w:b/>
+                <w:i w:val="0"/>
+                <w:color w:val="000000"/>
                 <w:sz w:val="24"/>
                 <w:lang w:val="ru-RU"/>
               </w:rPr>
@@ -1949,16 +2099,18 @@
           </w:tcPr>
           <w:p>
             <w:pPr>
-              <w:keepNext w:val="0"/>
-              <w:keepLines w:val="0"/>
+              <w:keepNext/>
+              <w:keepLines/>
               <w:spacing w:line="240" w:lineRule="auto" w:before="0" w:after="0"/>
               <w:ind w:left="0" w:right="0" w:firstLine="0"/>
-              <w:jc w:val="center"/>
+              <w:jc w:val="left"/>
             </w:pPr>
             <w:r>
               <w:rPr>
-                <w:rFonts w:eastAsia="Times New Roman" w:ascii="Times New Roman" w:hAnsi="Times New Roman"/>
+                <w:rFonts w:eastAsia="Times New Roman" w:ascii="Times New Roman" w:hAnsi="Times New Roman" w:cs="Times New Roman"/>
                 <w:b/>
+                <w:i w:val="0"/>
+                <w:color w:val="000000"/>
                 <w:sz w:val="24"/>
                 <w:lang w:val="ru-RU"/>
               </w:rPr>
@@ -1987,16 +2139,18 @@
           </w:tcPr>
           <w:p>
             <w:pPr>
-              <w:keepNext w:val="0"/>
-              <w:keepLines w:val="0"/>
+              <w:keepNext/>
+              <w:keepLines/>
               <w:spacing w:line="240" w:lineRule="auto" w:before="0" w:after="0"/>
               <w:ind w:left="0" w:right="0" w:firstLine="0"/>
-              <w:jc w:val="center"/>
+              <w:jc w:val="left"/>
             </w:pPr>
             <w:r>
               <w:rPr>
-                <w:rFonts w:eastAsia="Times New Roman" w:ascii="Times New Roman" w:hAnsi="Times New Roman"/>
+                <w:rFonts w:eastAsia="Times New Roman" w:ascii="Times New Roman" w:hAnsi="Times New Roman" w:cs="Times New Roman"/>
                 <w:b/>
+                <w:i w:val="0"/>
+                <w:color w:val="000000"/>
                 <w:sz w:val="24"/>
                 <w:lang w:val="ru-RU"/>
               </w:rPr>
@@ -2032,15 +2186,17 @@
           <w:p>
             <w:pPr>
               <w:keepNext w:val="0"/>
-              <w:keepLines w:val="0"/>
+              <w:keepLines/>
               <w:spacing w:line="240" w:lineRule="auto" w:before="0" w:after="0"/>
               <w:ind w:left="0" w:right="0" w:firstLine="0"/>
               <w:jc w:val="left"/>
             </w:pPr>
             <w:r>
               <w:rPr>
-                <w:rFonts w:eastAsia="Times New Roman" w:ascii="Times New Roman" w:hAnsi="Times New Roman"/>
+                <w:rFonts w:eastAsia="Times New Roman" w:ascii="Times New Roman" w:hAnsi="Times New Roman" w:cs="Times New Roman"/>
                 <w:b w:val="0"/>
+                <w:i w:val="0"/>
+                <w:color w:val="000000"/>
                 <w:sz w:val="24"/>
                 <w:lang w:val="ru-RU"/>
               </w:rPr>
@@ -2070,7 +2226,7 @@
           <w:p>
             <w:pPr>
               <w:keepNext w:val="0"/>
-              <w:keepLines w:val="0"/>
+              <w:keepLines/>
               <w:spacing w:line="240" w:lineRule="auto" w:before="0" w:after="0"/>
               <w:ind w:left="0" w:right="0" w:firstLine="0"/>
               <w:jc w:val="left"/>
@@ -2080,8 +2236,10 @@
             </w:pPr>
             <w:r>
               <w:rPr>
-                <w:rFonts w:eastAsia="Times New Roman" w:ascii="Times New Roman" w:hAnsi="Times New Roman"/>
+                <w:rFonts w:eastAsia="Times New Roman" w:ascii="Times New Roman" w:hAnsi="Times New Roman" w:cs="Times New Roman"/>
                 <w:b w:val="0"/>
+                <w:i w:val="0"/>
+                <w:color w:val="000000"/>
                 <w:sz w:val="24"/>
                 <w:lang w:val="ru-RU"/>
               </w:rPr>
@@ -2089,8 +2247,10 @@
             </w:r>
             <w:r>
               <w:rPr>
-                <w:rFonts w:eastAsia="Times New Roman" w:ascii="Times New Roman" w:hAnsi="Times New Roman"/>
+                <w:rFonts w:eastAsia="Times New Roman" w:ascii="Times New Roman" w:hAnsi="Times New Roman" w:cs="Times New Roman"/>
                 <w:b w:val="0"/>
+                <w:i w:val="0"/>
+                <w:color w:val="000000"/>
                 <w:sz w:val="24"/>
                 <w:lang w:val="ru-RU"/>
               </w:rPr>
@@ -2120,7 +2280,7 @@
           <w:p>
             <w:pPr>
               <w:keepNext w:val="0"/>
-              <w:keepLines w:val="0"/>
+              <w:keepLines/>
               <w:spacing w:line="240" w:lineRule="auto" w:before="0" w:after="0"/>
               <w:ind w:left="0" w:right="0" w:firstLine="0"/>
               <w:jc w:val="left"/>
@@ -2130,8 +2290,10 @@
             </w:pPr>
             <w:r>
               <w:rPr>
-                <w:rFonts w:eastAsia="Times New Roman" w:ascii="Times New Roman" w:hAnsi="Times New Roman"/>
+                <w:rFonts w:eastAsia="Times New Roman" w:ascii="Times New Roman" w:hAnsi="Times New Roman" w:cs="Times New Roman"/>
                 <w:b w:val="0"/>
+                <w:i w:val="0"/>
+                <w:color w:val="000000"/>
                 <w:sz w:val="24"/>
                 <w:lang w:val="ru-RU"/>
               </w:rPr>
@@ -2167,15 +2329,17 @@
           <w:p>
             <w:pPr>
               <w:keepNext w:val="0"/>
-              <w:keepLines w:val="0"/>
+              <w:keepLines/>
               <w:spacing w:line="240" w:lineRule="auto" w:before="0" w:after="0"/>
               <w:ind w:left="0" w:right="0" w:firstLine="0"/>
               <w:jc w:val="left"/>
             </w:pPr>
             <w:r>
               <w:rPr>
-                <w:rFonts w:eastAsia="Times New Roman" w:ascii="Times New Roman" w:hAnsi="Times New Roman"/>
+                <w:rFonts w:eastAsia="Times New Roman" w:ascii="Times New Roman" w:hAnsi="Times New Roman" w:cs="Times New Roman"/>
                 <w:b w:val="0"/>
+                <w:i w:val="0"/>
+                <w:color w:val="000000"/>
                 <w:sz w:val="24"/>
                 <w:lang w:val="ru-RU"/>
               </w:rPr>
@@ -2205,7 +2369,7 @@
           <w:p>
             <w:pPr>
               <w:keepNext w:val="0"/>
-              <w:keepLines w:val="0"/>
+              <w:keepLines/>
               <w:spacing w:line="240" w:lineRule="auto" w:before="0" w:after="0"/>
               <w:ind w:left="0" w:right="0" w:firstLine="0"/>
               <w:jc w:val="left"/>
@@ -2215,8 +2379,10 @@
             </w:pPr>
             <w:r>
               <w:rPr>
-                <w:rFonts w:eastAsia="Times New Roman" w:ascii="Times New Roman" w:hAnsi="Times New Roman"/>
+                <w:rFonts w:eastAsia="Times New Roman" w:ascii="Times New Roman" w:hAnsi="Times New Roman" w:cs="Times New Roman"/>
                 <w:b w:val="0"/>
+                <w:i w:val="0"/>
+                <w:color w:val="000000"/>
                 <w:sz w:val="24"/>
                 <w:lang w:val="ru-RU"/>
               </w:rPr>
@@ -2246,7 +2412,7 @@
           <w:p>
             <w:pPr>
               <w:keepNext w:val="0"/>
-              <w:keepLines w:val="0"/>
+              <w:keepLines/>
               <w:spacing w:line="240" w:lineRule="auto" w:before="0" w:after="0"/>
               <w:ind w:left="0" w:right="0" w:firstLine="0"/>
               <w:jc w:val="left"/>
@@ -2256,8 +2422,10 @@
             </w:pPr>
             <w:r>
               <w:rPr>
-                <w:rFonts w:eastAsia="Times New Roman" w:ascii="Times New Roman" w:hAnsi="Times New Roman"/>
+                <w:rFonts w:eastAsia="Times New Roman" w:ascii="Times New Roman" w:hAnsi="Times New Roman" w:cs="Times New Roman"/>
                 <w:b w:val="0"/>
+                <w:i w:val="0"/>
+                <w:color w:val="000000"/>
                 <w:sz w:val="24"/>
                 <w:lang w:val="ru-RU"/>
               </w:rPr>
@@ -2293,15 +2461,17 @@
           <w:p>
             <w:pPr>
               <w:keepNext w:val="0"/>
-              <w:keepLines w:val="0"/>
+              <w:keepLines/>
               <w:spacing w:line="240" w:lineRule="auto" w:before="0" w:after="0"/>
               <w:ind w:left="0" w:right="0" w:firstLine="0"/>
               <w:jc w:val="left"/>
             </w:pPr>
             <w:r>
               <w:rPr>
-                <w:rFonts w:eastAsia="Times New Roman" w:ascii="Times New Roman" w:hAnsi="Times New Roman"/>
+                <w:rFonts w:eastAsia="Times New Roman" w:ascii="Times New Roman" w:hAnsi="Times New Roman" w:cs="Times New Roman"/>
                 <w:b w:val="0"/>
+                <w:i w:val="0"/>
+                <w:color w:val="000000"/>
                 <w:sz w:val="24"/>
                 <w:lang w:val="ru-RU"/>
               </w:rPr>
@@ -2331,7 +2501,7 @@
           <w:p>
             <w:pPr>
               <w:keepNext w:val="0"/>
-              <w:keepLines w:val="0"/>
+              <w:keepLines/>
               <w:spacing w:line="240" w:lineRule="auto" w:before="0" w:after="0"/>
               <w:ind w:left="0" w:right="0" w:firstLine="0"/>
               <w:jc w:val="left"/>
@@ -2341,8 +2511,10 @@
             </w:pPr>
             <w:r>
               <w:rPr>
-                <w:rFonts w:eastAsia="Times New Roman" w:ascii="Times New Roman" w:hAnsi="Times New Roman"/>
+                <w:rFonts w:eastAsia="Times New Roman" w:ascii="Times New Roman" w:hAnsi="Times New Roman" w:cs="Times New Roman"/>
                 <w:b w:val="0"/>
+                <w:i w:val="0"/>
+                <w:color w:val="000000"/>
                 <w:sz w:val="24"/>
                 <w:lang w:val="ru-RU"/>
               </w:rPr>
@@ -2350,8 +2522,10 @@
             </w:r>
             <w:r>
               <w:rPr>
-                <w:rFonts w:eastAsia="Times New Roman" w:ascii="Times New Roman" w:hAnsi="Times New Roman"/>
+                <w:rFonts w:eastAsia="Times New Roman" w:ascii="Times New Roman" w:hAnsi="Times New Roman" w:cs="Times New Roman"/>
                 <w:b w:val="0"/>
+                <w:i w:val="0"/>
+                <w:color w:val="000000"/>
                 <w:sz w:val="24"/>
                 <w:lang w:val="ru-RU"/>
               </w:rPr>
@@ -2381,15 +2555,17 @@
           <w:p>
             <w:pPr>
               <w:keepNext w:val="0"/>
-              <w:keepLines w:val="0"/>
+              <w:keepLines/>
               <w:spacing w:line="240" w:lineRule="auto" w:before="0" w:after="0"/>
               <w:ind w:left="0" w:right="0" w:firstLine="0"/>
               <w:jc w:val="left"/>
             </w:pPr>
             <w:r>
               <w:rPr>
-                <w:rFonts w:eastAsia="Times New Roman" w:ascii="Times New Roman" w:hAnsi="Times New Roman"/>
+                <w:rFonts w:eastAsia="Times New Roman" w:ascii="Times New Roman" w:hAnsi="Times New Roman" w:cs="Times New Roman"/>
                 <w:b w:val="0"/>
+                <w:i w:val="0"/>
+                <w:color w:val="000000"/>
                 <w:sz w:val="24"/>
                 <w:lang w:val="ru-RU"/>
               </w:rPr>
@@ -2425,15 +2601,17 @@
           <w:p>
             <w:pPr>
               <w:keepNext w:val="0"/>
-              <w:keepLines w:val="0"/>
+              <w:keepLines/>
               <w:spacing w:line="240" w:lineRule="auto" w:before="0" w:after="0"/>
               <w:ind w:left="0" w:right="0" w:firstLine="0"/>
               <w:jc w:val="left"/>
             </w:pPr>
             <w:r>
               <w:rPr>
-                <w:rFonts w:eastAsia="Times New Roman" w:ascii="Times New Roman" w:hAnsi="Times New Roman"/>
+                <w:rFonts w:eastAsia="Times New Roman" w:ascii="Times New Roman" w:hAnsi="Times New Roman" w:cs="Times New Roman"/>
                 <w:b w:val="0"/>
+                <w:i w:val="0"/>
+                <w:color w:val="000000"/>
                 <w:sz w:val="24"/>
                 <w:lang w:val="ru-RU"/>
               </w:rPr>
@@ -2463,7 +2641,7 @@
           <w:p>
             <w:pPr>
               <w:keepNext w:val="0"/>
-              <w:keepLines w:val="0"/>
+              <w:keepLines/>
               <w:spacing w:line="240" w:lineRule="auto" w:before="0" w:after="0"/>
               <w:ind w:left="0" w:right="0" w:firstLine="0"/>
               <w:jc w:val="left"/>
@@ -2473,8 +2651,10 @@
             </w:pPr>
             <w:r>
               <w:rPr>
-                <w:rFonts w:eastAsia="Times New Roman" w:ascii="Times New Roman" w:hAnsi="Times New Roman"/>
+                <w:rFonts w:eastAsia="Times New Roman" w:ascii="Times New Roman" w:hAnsi="Times New Roman" w:cs="Times New Roman"/>
                 <w:b w:val="0"/>
+                <w:i w:val="0"/>
+                <w:color w:val="000000"/>
                 <w:sz w:val="24"/>
                 <w:lang w:val="ru-RU"/>
               </w:rPr>
@@ -2504,7 +2684,7 @@
           <w:p>
             <w:pPr>
               <w:keepNext w:val="0"/>
-              <w:keepLines w:val="0"/>
+              <w:keepLines/>
               <w:spacing w:line="240" w:lineRule="auto" w:before="0" w:after="0"/>
               <w:ind w:left="0" w:right="0" w:firstLine="0"/>
               <w:jc w:val="left"/>
@@ -2514,8 +2694,10 @@
             </w:pPr>
             <w:r>
               <w:rPr>
-                <w:rFonts w:eastAsia="Times New Roman" w:ascii="Times New Roman" w:hAnsi="Times New Roman"/>
+                <w:rFonts w:eastAsia="Times New Roman" w:ascii="Times New Roman" w:hAnsi="Times New Roman" w:cs="Times New Roman"/>
                 <w:b w:val="0"/>
+                <w:i w:val="0"/>
+                <w:color w:val="000000"/>
                 <w:sz w:val="24"/>
                 <w:lang w:val="ru-RU"/>
               </w:rPr>
@@ -2551,15 +2733,17 @@
           <w:p>
             <w:pPr>
               <w:keepNext w:val="0"/>
-              <w:keepLines w:val="0"/>
+              <w:keepLines/>
               <w:spacing w:line="240" w:lineRule="auto" w:before="0" w:after="0"/>
               <w:ind w:left="0" w:right="0" w:firstLine="0"/>
               <w:jc w:val="left"/>
             </w:pPr>
             <w:r>
               <w:rPr>
-                <w:rFonts w:eastAsia="Times New Roman" w:ascii="Times New Roman" w:hAnsi="Times New Roman"/>
+                <w:rFonts w:eastAsia="Times New Roman" w:ascii="Times New Roman" w:hAnsi="Times New Roman" w:cs="Times New Roman"/>
                 <w:b w:val="0"/>
+                <w:i w:val="0"/>
+                <w:color w:val="000000"/>
                 <w:sz w:val="24"/>
                 <w:lang w:val="ru-RU"/>
               </w:rPr>
@@ -2567,8 +2751,10 @@
             </w:r>
             <w:r>
               <w:rPr>
-                <w:rFonts w:eastAsia="Times New Roman" w:ascii="Times New Roman" w:hAnsi="Times New Roman"/>
+                <w:rFonts w:eastAsia="Times New Roman" w:ascii="Times New Roman" w:hAnsi="Times New Roman" w:cs="Times New Roman"/>
                 <w:b w:val="0"/>
+                <w:i w:val="0"/>
+                <w:color w:val="000000"/>
                 <w:sz w:val="24"/>
                 <w:lang w:val="ru-RU"/>
               </w:rPr>
@@ -2598,7 +2784,7 @@
           <w:p>
             <w:pPr>
               <w:keepNext w:val="0"/>
-              <w:keepLines w:val="0"/>
+              <w:keepLines/>
               <w:spacing w:line="240" w:lineRule="auto" w:before="0" w:after="0"/>
               <w:ind w:left="0" w:right="0" w:firstLine="0"/>
               <w:jc w:val="left"/>
@@ -2608,8 +2794,10 @@
             </w:pPr>
             <w:r>
               <w:rPr>
-                <w:rFonts w:eastAsia="Times New Roman" w:ascii="Times New Roman" w:hAnsi="Times New Roman"/>
+                <w:rFonts w:eastAsia="Times New Roman" w:ascii="Times New Roman" w:hAnsi="Times New Roman" w:cs="Times New Roman"/>
                 <w:b w:val="0"/>
+                <w:i w:val="0"/>
+                <w:color w:val="000000"/>
                 <w:sz w:val="24"/>
                 <w:lang w:val="ru-RU"/>
               </w:rPr>
@@ -2639,7 +2827,7 @@
           <w:p>
             <w:pPr>
               <w:keepNext w:val="0"/>
-              <w:keepLines w:val="0"/>
+              <w:keepLines/>
               <w:spacing w:line="240" w:lineRule="auto" w:before="0" w:after="0"/>
               <w:ind w:left="0" w:right="0" w:firstLine="0"/>
               <w:jc w:val="left"/>
@@ -2649,8 +2837,10 @@
             </w:pPr>
             <w:r>
               <w:rPr>
-                <w:rFonts w:eastAsia="Times New Roman" w:ascii="Times New Roman" w:hAnsi="Times New Roman"/>
+                <w:rFonts w:eastAsia="Times New Roman" w:ascii="Times New Roman" w:hAnsi="Times New Roman" w:cs="Times New Roman"/>
                 <w:b w:val="0"/>
+                <w:i w:val="0"/>
+                <w:color w:val="000000"/>
                 <w:sz w:val="24"/>
                 <w:lang w:val="ru-RU"/>
               </w:rPr>
@@ -2665,6 +2855,7 @@
         <w:pStyle w:val="1"/>
         <w:keepNext/>
         <w:keepLines/>
+        <w:widowControl/>
         <w:spacing w:before="240" w:after="120" w:line="360" w:lineRule="auto"/>
         <w:ind w:left="0" w:right="0" w:firstLine="0"/>
         <w:jc w:val="center"/>
@@ -2674,8 +2865,10 @@
       </w:pPr>
       <w:r>
         <w:rPr>
-          <w:rFonts w:ascii="Times New Roman" w:eastAsia="Times New Roman" w:hAnsi="Times New Roman"/>
+          <w:rFonts w:ascii="Times New Roman" w:eastAsia="Times New Roman" w:hAnsi="Times New Roman" w:cs="Times New Roman"/>
           <w:b/>
+          <w:i w:val="0"/>
+          <w:color w:val="000000"/>
           <w:sz w:val="28"/>
           <w:lang w:val="ru-RU"/>
         </w:rPr>
@@ -2687,6 +2880,7 @@
         <w:pStyle w:val="21"/>
         <w:keepNext/>
         <w:keepLines/>
+        <w:widowControl/>
         <w:spacing w:before="240" w:after="120" w:line="360" w:lineRule="auto"/>
         <w:ind w:left="0" w:right="0" w:firstLine="0"/>
         <w:jc w:val="left"/>
@@ -2696,8 +2890,10 @@
       </w:pPr>
       <w:r>
         <w:rPr>
-          <w:rFonts w:ascii="Times New Roman" w:eastAsia="Times New Roman" w:hAnsi="Times New Roman"/>
+          <w:rFonts w:ascii="Times New Roman" w:eastAsia="Times New Roman" w:hAnsi="Times New Roman" w:cs="Times New Roman"/>
           <w:b/>
+          <w:i w:val="0"/>
+          <w:color w:val="000000"/>
           <w:sz w:val="28"/>
           <w:lang w:val="ru-RU"/>
         </w:rPr>
@@ -2706,6 +2902,8 @@
     </w:p>
     <w:p>
       <w:pPr>
+        <w:keepNext w:val="0"/>
+        <w:keepLines w:val="0"/>
         <w:widowControl/>
         <w:spacing w:before="0" w:after="0" w:line="360" w:lineRule="auto"/>
         <w:ind w:left="0" w:right="0" w:firstLine="709"/>
@@ -2716,7 +2914,10 @@
       </w:pPr>
       <w:r>
         <w:rPr>
-          <w:rFonts w:eastAsia="Times New Roman" w:ascii="Times New Roman" w:hAnsi="Times New Roman"/>
+          <w:rFonts w:eastAsia="Times New Roman" w:ascii="Times New Roman" w:hAnsi="Times New Roman" w:cs="Times New Roman"/>
+          <w:b w:val="0"/>
+          <w:i w:val="0"/>
+          <w:color w:val="000000"/>
           <w:sz w:val="28"/>
           <w:lang w:val="ru-RU"/>
         </w:rPr>
@@ -2725,7 +2926,10 @@
       <w:proofErr w:type="spellStart"/>
       <w:r>
         <w:rPr>
-          <w:rFonts w:eastAsia="Times New Roman" w:ascii="Times New Roman" w:hAnsi="Times New Roman"/>
+          <w:rFonts w:eastAsia="Times New Roman" w:ascii="Times New Roman" w:hAnsi="Times New Roman" w:cs="Times New Roman"/>
+          <w:b w:val="0"/>
+          <w:i w:val="0"/>
+          <w:color w:val="000000"/>
           <w:sz w:val="28"/>
           <w:lang w:val="ru-RU"/>
         </w:rPr>
@@ -2734,7 +2938,10 @@
       <w:proofErr w:type="spellEnd"/>
       <w:r>
         <w:rPr>
-          <w:rFonts w:eastAsia="Times New Roman" w:ascii="Times New Roman" w:hAnsi="Times New Roman"/>
+          <w:rFonts w:eastAsia="Times New Roman" w:ascii="Times New Roman" w:hAnsi="Times New Roman" w:cs="Times New Roman"/>
+          <w:b w:val="0"/>
+          <w:i w:val="0"/>
+          <w:color w:val="000000"/>
           <w:sz w:val="28"/>
           <w:lang w:val="ru-RU"/>
         </w:rPr>
@@ -2743,6 +2950,8 @@
     </w:p>
     <w:p>
       <w:pPr>
+        <w:keepNext w:val="0"/>
+        <w:keepLines w:val="0"/>
         <w:widowControl/>
         <w:spacing w:before="0" w:after="0" w:line="360" w:lineRule="auto"/>
         <w:ind w:left="0" w:right="0" w:firstLine="709"/>
@@ -2753,7 +2962,10 @@
       </w:pPr>
       <w:r>
         <w:rPr>
-          <w:rFonts w:eastAsia="Times New Roman" w:ascii="Times New Roman" w:hAnsi="Times New Roman"/>
+          <w:rFonts w:eastAsia="Times New Roman" w:ascii="Times New Roman" w:hAnsi="Times New Roman" w:cs="Times New Roman"/>
+          <w:b w:val="0"/>
+          <w:i w:val="0"/>
+          <w:color w:val="000000"/>
           <w:sz w:val="28"/>
           <w:lang w:val="ru-RU"/>
         </w:rPr>
@@ -2761,7 +2973,10 @@
       </w:r>
       <w:r>
         <w:rPr>
-          <w:rFonts w:eastAsia="Times New Roman" w:ascii="Times New Roman" w:hAnsi="Times New Roman"/>
+          <w:rFonts w:eastAsia="Times New Roman" w:ascii="Times New Roman" w:hAnsi="Times New Roman" w:cs="Times New Roman"/>
+          <w:b w:val="0"/>
+          <w:i w:val="0"/>
+          <w:color w:val="000000"/>
           <w:sz w:val="28"/>
           <w:lang w:val="ru-RU"/>
         </w:rPr>
@@ -2769,7 +2984,10 @@
       </w:r>
       <w:r>
         <w:rPr>
-          <w:rFonts w:eastAsia="Times New Roman" w:ascii="Times New Roman" w:hAnsi="Times New Roman"/>
+          <w:rFonts w:eastAsia="Times New Roman" w:ascii="Times New Roman" w:hAnsi="Times New Roman" w:cs="Times New Roman"/>
+          <w:b w:val="0"/>
+          <w:i w:val="0"/>
+          <w:color w:val="000000"/>
           <w:sz w:val="28"/>
           <w:lang w:val="ru-RU"/>
         </w:rPr>
@@ -2778,37 +2996,20 @@
     </w:p>
     <w:p>
       <w:pPr>
-        <w:spacing w:after="200" w:line="276" w:lineRule="auto"/>
-        <w:ind w:firstLine="0"/>
-        <w:rPr>
-          <w:rFonts w:eastAsia="Times New Roman" w:cstheme="majorBidi"/>
-          <w:b/>
-          <w:bCs/>
-          <w:color w:val="000000"/>
-          <w:szCs w:val="26"/>
-          <w:lang w:val="ru-RU"/>
-        </w:rPr>
-      </w:pPr>
-      <w:r>
-        <w:rPr>
-          <w:rFonts w:eastAsia="Times New Roman"/>
-          <w:lang w:val="ru-RU"/>
-        </w:rPr>
-      </w:r>
-    </w:p>
-    <w:p>
-      <w:pPr>
         <w:pStyle w:val="21"/>
         <w:keepNext/>
         <w:keepLines/>
+        <w:widowControl/>
         <w:spacing w:before="240" w:after="120" w:line="360" w:lineRule="auto"/>
         <w:ind w:left="0" w:right="0" w:firstLine="0"/>
         <w:jc w:val="left"/>
       </w:pPr>
       <w:r>
         <w:rPr>
-          <w:rFonts w:ascii="Times New Roman" w:eastAsia="Times New Roman" w:hAnsi="Times New Roman"/>
+          <w:rFonts w:ascii="Times New Roman" w:eastAsia="Times New Roman" w:hAnsi="Times New Roman" w:cs="Times New Roman"/>
           <w:b/>
+          <w:i w:val="0"/>
+          <w:color w:val="000000"/>
           <w:sz w:val="28"/>
           <w:lang w:val="ru-RU"/>
         </w:rPr>
@@ -2819,15 +3020,38 @@
     <w:p>
       <w:pPr>
         <w:keepNext/>
+        <w:keepLines w:val="0"/>
+        <w:widowControl/>
+        <w:spacing w:before="0" w:after="0" w:line="360" w:lineRule="auto"/>
+        <w:ind w:left="0" w:right="0" w:firstLine="709"/>
+        <w:jc w:val="both"/>
+      </w:pPr>
+      <w:r>
+        <w:rPr>
+          <w:rFonts w:ascii="Times New Roman" w:hAnsi="Times New Roman" w:eastAsia="Times New Roman" w:cs="Times New Roman"/>
+          <w:b w:val="0"/>
+          <w:i w:val="0"/>
+          <w:color w:val="000000"/>
+          <w:sz w:val="28"/>
+        </w:rPr>
+        <w:t>Результаты приведены в таблице 2.</w:t>
+      </w:r>
+    </w:p>
+    <w:p>
+      <w:pPr>
+        <w:keepNext/>
+        <w:keepLines/>
+        <w:widowControl/>
         <w:spacing w:before="120" w:after="60" w:line="240" w:lineRule="auto"/>
         <w:ind w:left="0" w:right="0" w:firstLine="0"/>
         <w:jc w:val="left"/>
       </w:pPr>
       <w:r>
         <w:rPr>
-          <w:rFonts w:ascii="Times New Roman" w:hAnsi="Times New Roman" w:eastAsia="Times New Roman"/>
+          <w:rFonts w:ascii="Times New Roman" w:hAnsi="Times New Roman" w:eastAsia="Times New Roman" w:cs="Times New Roman"/>
           <w:b w:val="0"/>
           <w:i/>
+          <w:color w:val="000000"/>
           <w:sz w:val="24"/>
         </w:rPr>
         <w:t>Таблица 2 – Границы проекта</w:t>
@@ -2879,16 +3103,18 @@
           </w:tcPr>
           <w:p>
             <w:pPr>
-              <w:keepNext w:val="0"/>
-              <w:keepLines w:val="0"/>
+              <w:keepNext/>
+              <w:keepLines/>
               <w:spacing w:line="240" w:lineRule="auto" w:before="0" w:after="0"/>
               <w:ind w:left="0" w:right="0" w:firstLine="0"/>
-              <w:jc w:val="center"/>
+              <w:jc w:val="left"/>
             </w:pPr>
             <w:r>
               <w:rPr>
-                <w:rFonts w:eastAsia="Times New Roman" w:ascii="Times New Roman" w:hAnsi="Times New Roman"/>
+                <w:rFonts w:eastAsia="Times New Roman" w:ascii="Times New Roman" w:hAnsi="Times New Roman" w:cs="Times New Roman"/>
                 <w:b/>
+                <w:i w:val="0"/>
+                <w:color w:val="000000"/>
                 <w:sz w:val="24"/>
                 <w:lang w:val="ru-RU"/>
               </w:rPr>
@@ -2917,16 +3143,18 @@
           </w:tcPr>
           <w:p>
             <w:pPr>
-              <w:keepNext w:val="0"/>
-              <w:keepLines w:val="0"/>
+              <w:keepNext/>
+              <w:keepLines/>
               <w:spacing w:line="240" w:lineRule="auto" w:before="0" w:after="0"/>
               <w:ind w:left="0" w:right="0" w:firstLine="0"/>
-              <w:jc w:val="center"/>
+              <w:jc w:val="left"/>
             </w:pPr>
             <w:r>
               <w:rPr>
-                <w:rFonts w:eastAsia="Times New Roman" w:ascii="Times New Roman" w:hAnsi="Times New Roman"/>
+                <w:rFonts w:eastAsia="Times New Roman" w:ascii="Times New Roman" w:hAnsi="Times New Roman" w:cs="Times New Roman"/>
                 <w:b/>
+                <w:i w:val="0"/>
+                <w:color w:val="000000"/>
                 <w:sz w:val="24"/>
                 <w:lang w:val="ru-RU"/>
               </w:rPr>
@@ -2962,15 +3190,17 @@
           <w:p>
             <w:pPr>
               <w:keepNext w:val="0"/>
-              <w:keepLines w:val="0"/>
+              <w:keepLines/>
               <w:spacing w:line="240" w:lineRule="auto" w:before="0" w:after="0"/>
               <w:ind w:left="0" w:right="0" w:firstLine="0"/>
               <w:jc w:val="left"/>
             </w:pPr>
             <w:r>
               <w:rPr>
-                <w:rFonts w:eastAsia="Times New Roman" w:ascii="Times New Roman" w:hAnsi="Times New Roman"/>
+                <w:rFonts w:eastAsia="Times New Roman" w:ascii="Times New Roman" w:hAnsi="Times New Roman" w:cs="Times New Roman"/>
                 <w:b w:val="0"/>
+                <w:i w:val="0"/>
+                <w:color w:val="000000"/>
                 <w:sz w:val="24"/>
                 <w:lang w:val="ru-RU"/>
               </w:rPr>
@@ -3000,7 +3230,7 @@
           <w:p>
             <w:pPr>
               <w:keepNext w:val="0"/>
-              <w:keepLines w:val="0"/>
+              <w:keepLines/>
               <w:spacing w:line="240" w:lineRule="auto" w:before="0" w:after="0"/>
               <w:ind w:left="0" w:right="0" w:firstLine="0"/>
               <w:jc w:val="left"/>
@@ -3010,8 +3240,10 @@
             </w:pPr>
             <w:r>
               <w:rPr>
-                <w:rFonts w:eastAsia="Times New Roman" w:ascii="Times New Roman" w:hAnsi="Times New Roman"/>
+                <w:rFonts w:eastAsia="Times New Roman" w:ascii="Times New Roman" w:hAnsi="Times New Roman" w:cs="Times New Roman"/>
                 <w:b w:val="0"/>
+                <w:i w:val="0"/>
+                <w:color w:val="000000"/>
                 <w:sz w:val="24"/>
                 <w:lang w:val="ru-RU"/>
               </w:rPr>
@@ -3047,7 +3279,7 @@
           <w:p>
             <w:pPr>
               <w:keepNext w:val="0"/>
-              <w:keepLines w:val="0"/>
+              <w:keepLines/>
               <w:spacing w:line="240" w:lineRule="auto" w:before="0" w:after="0"/>
               <w:ind w:left="0" w:right="0" w:firstLine="0"/>
               <w:jc w:val="left"/>
@@ -3057,8 +3289,10 @@
             </w:pPr>
             <w:r>
               <w:rPr>
-                <w:rFonts w:eastAsia="Times New Roman" w:ascii="Times New Roman" w:hAnsi="Times New Roman"/>
+                <w:rFonts w:eastAsia="Times New Roman" w:ascii="Times New Roman" w:hAnsi="Times New Roman" w:cs="Times New Roman"/>
                 <w:b w:val="0"/>
+                <w:i w:val="0"/>
+                <w:color w:val="000000"/>
                 <w:sz w:val="24"/>
                 <w:lang w:val="ru-RU"/>
               </w:rPr>
@@ -3088,15 +3322,17 @@
           <w:p>
             <w:pPr>
               <w:keepNext w:val="0"/>
-              <w:keepLines w:val="0"/>
+              <w:keepLines/>
               <w:spacing w:line="240" w:lineRule="auto" w:before="0" w:after="0"/>
               <w:ind w:left="0" w:right="0" w:firstLine="0"/>
               <w:jc w:val="left"/>
             </w:pPr>
             <w:r>
               <w:rPr>
-                <w:rFonts w:eastAsia="Times New Roman" w:ascii="Times New Roman" w:hAnsi="Times New Roman"/>
+                <w:rFonts w:eastAsia="Times New Roman" w:ascii="Times New Roman" w:hAnsi="Times New Roman" w:cs="Times New Roman"/>
                 <w:b w:val="0"/>
+                <w:i w:val="0"/>
+                <w:color w:val="000000"/>
                 <w:sz w:val="24"/>
                 <w:lang w:val="ru-RU"/>
               </w:rPr>
@@ -3132,7 +3368,7 @@
           <w:p>
             <w:pPr>
               <w:keepNext w:val="0"/>
-              <w:keepLines w:val="0"/>
+              <w:keepLines/>
               <w:spacing w:line="240" w:lineRule="auto" w:before="0" w:after="0"/>
               <w:ind w:left="0" w:right="0" w:firstLine="0"/>
               <w:jc w:val="left"/>
@@ -3142,8 +3378,10 @@
             </w:pPr>
             <w:r>
               <w:rPr>
-                <w:rFonts w:eastAsia="Times New Roman" w:ascii="Times New Roman" w:hAnsi="Times New Roman"/>
+                <w:rFonts w:eastAsia="Times New Roman" w:ascii="Times New Roman" w:hAnsi="Times New Roman" w:cs="Times New Roman"/>
                 <w:b w:val="0"/>
+                <w:i w:val="0"/>
+                <w:color w:val="000000"/>
                 <w:sz w:val="24"/>
                 <w:lang w:val="ru-RU"/>
               </w:rPr>
@@ -3173,7 +3411,7 @@
           <w:p>
             <w:pPr>
               <w:keepNext w:val="0"/>
-              <w:keepLines w:val="0"/>
+              <w:keepLines/>
               <w:spacing w:line="240" w:lineRule="auto" w:before="0" w:after="0"/>
               <w:ind w:left="0" w:right="0" w:firstLine="0"/>
               <w:jc w:val="left"/>
@@ -3183,8 +3421,10 @@
             </w:pPr>
             <w:r>
               <w:rPr>
-                <w:rFonts w:eastAsia="Times New Roman" w:ascii="Times New Roman" w:hAnsi="Times New Roman"/>
+                <w:rFonts w:eastAsia="Times New Roman" w:ascii="Times New Roman" w:hAnsi="Times New Roman" w:cs="Times New Roman"/>
                 <w:b w:val="0"/>
+                <w:i w:val="0"/>
+                <w:color w:val="000000"/>
                 <w:sz w:val="24"/>
                 <w:lang w:val="ru-RU"/>
               </w:rPr>
@@ -3220,7 +3460,7 @@
           <w:p>
             <w:pPr>
               <w:keepNext w:val="0"/>
-              <w:keepLines w:val="0"/>
+              <w:keepLines/>
               <w:spacing w:line="240" w:lineRule="auto" w:before="0" w:after="0"/>
               <w:ind w:left="0" w:right="0" w:firstLine="0"/>
               <w:jc w:val="left"/>
@@ -3230,8 +3470,10 @@
             </w:pPr>
             <w:r>
               <w:rPr>
-                <w:rFonts w:eastAsia="Times New Roman" w:ascii="Times New Roman" w:hAnsi="Times New Roman"/>
+                <w:rFonts w:eastAsia="Times New Roman" w:ascii="Times New Roman" w:hAnsi="Times New Roman" w:cs="Times New Roman"/>
                 <w:b w:val="0"/>
+                <w:i w:val="0"/>
+                <w:color w:val="000000"/>
                 <w:sz w:val="24"/>
                 <w:lang w:val="ru-RU"/>
               </w:rPr>
@@ -3261,15 +3503,17 @@
           <w:p>
             <w:pPr>
               <w:keepNext w:val="0"/>
-              <w:keepLines w:val="0"/>
+              <w:keepLines/>
               <w:spacing w:line="240" w:lineRule="auto" w:before="0" w:after="0"/>
               <w:ind w:left="0" w:right="0" w:firstLine="0"/>
               <w:jc w:val="left"/>
             </w:pPr>
             <w:r>
               <w:rPr>
-                <w:rFonts w:eastAsia="Times New Roman" w:ascii="Times New Roman" w:hAnsi="Times New Roman"/>
+                <w:rFonts w:eastAsia="Times New Roman" w:ascii="Times New Roman" w:hAnsi="Times New Roman" w:cs="Times New Roman"/>
                 <w:b w:val="0"/>
+                <w:i w:val="0"/>
+                <w:color w:val="000000"/>
                 <w:sz w:val="24"/>
                 <w:lang w:val="ru-RU"/>
               </w:rPr>
@@ -3305,7 +3549,7 @@
           <w:p>
             <w:pPr>
               <w:keepNext w:val="0"/>
-              <w:keepLines w:val="0"/>
+              <w:keepLines/>
               <w:spacing w:line="240" w:lineRule="auto" w:before="0" w:after="0"/>
               <w:ind w:left="0" w:right="0" w:firstLine="0"/>
               <w:jc w:val="left"/>
@@ -3315,8 +3559,10 @@
             </w:pPr>
             <w:r>
               <w:rPr>
-                <w:rFonts w:eastAsia="Times New Roman" w:ascii="Times New Roman" w:hAnsi="Times New Roman"/>
+                <w:rFonts w:eastAsia="Times New Roman" w:ascii="Times New Roman" w:hAnsi="Times New Roman" w:cs="Times New Roman"/>
                 <w:b w:val="0"/>
+                <w:i w:val="0"/>
+                <w:color w:val="000000"/>
                 <w:sz w:val="24"/>
                 <w:lang w:val="ru-RU"/>
               </w:rPr>
@@ -3346,7 +3592,7 @@
           <w:p>
             <w:pPr>
               <w:keepNext w:val="0"/>
-              <w:keepLines w:val="0"/>
+              <w:keepLines/>
               <w:spacing w:line="240" w:lineRule="auto" w:before="0" w:after="0"/>
               <w:ind w:left="0" w:right="0" w:firstLine="0"/>
               <w:jc w:val="left"/>
@@ -3356,8 +3602,10 @@
             </w:pPr>
             <w:r>
               <w:rPr>
-                <w:rFonts w:eastAsia="Times New Roman" w:ascii="Times New Roman" w:hAnsi="Times New Roman"/>
+                <w:rFonts w:eastAsia="Times New Roman" w:ascii="Times New Roman" w:hAnsi="Times New Roman" w:cs="Times New Roman"/>
                 <w:b w:val="0"/>
+                <w:i w:val="0"/>
+                <w:color w:val="000000"/>
                 <w:sz w:val="24"/>
                 <w:lang w:val="ru-RU"/>
               </w:rPr>
@@ -3393,7 +3641,7 @@
           <w:p>
             <w:pPr>
               <w:keepNext w:val="0"/>
-              <w:keepLines w:val="0"/>
+              <w:keepLines/>
               <w:spacing w:line="240" w:lineRule="auto" w:before="0" w:after="0"/>
               <w:ind w:left="0" w:right="0" w:firstLine="0"/>
               <w:jc w:val="left"/>
@@ -3403,8 +3651,10 @@
             </w:pPr>
             <w:r>
               <w:rPr>
-                <w:rFonts w:eastAsia="Times New Roman" w:ascii="Times New Roman" w:hAnsi="Times New Roman"/>
+                <w:rFonts w:eastAsia="Times New Roman" w:ascii="Times New Roman" w:hAnsi="Times New Roman" w:cs="Times New Roman"/>
                 <w:b w:val="0"/>
+                <w:i w:val="0"/>
+                <w:color w:val="000000"/>
                 <w:sz w:val="24"/>
                 <w:lang w:val="ru-RU"/>
               </w:rPr>
@@ -3412,8 +3662,10 @@
             </w:r>
             <w:r>
               <w:rPr>
-                <w:rFonts w:eastAsia="Times New Roman" w:ascii="Times New Roman" w:hAnsi="Times New Roman"/>
+                <w:rFonts w:eastAsia="Times New Roman" w:ascii="Times New Roman" w:hAnsi="Times New Roman" w:cs="Times New Roman"/>
                 <w:b w:val="0"/>
+                <w:i w:val="0"/>
+                <w:color w:val="000000"/>
                 <w:sz w:val="24"/>
                 <w:lang w:val="ru-RU"/>
               </w:rPr>
@@ -3422,8 +3674,10 @@
             <w:proofErr w:type="spellStart"/>
             <w:r>
               <w:rPr>
-                <w:rFonts w:eastAsia="Times New Roman" w:ascii="Times New Roman" w:hAnsi="Times New Roman"/>
+                <w:rFonts w:eastAsia="Times New Roman" w:ascii="Times New Roman" w:hAnsi="Times New Roman" w:cs="Times New Roman"/>
                 <w:b w:val="0"/>
+                <w:i w:val="0"/>
+                <w:color w:val="000000"/>
                 <w:sz w:val="24"/>
                 <w:lang w:val="ru-RU"/>
               </w:rPr>
@@ -3454,7 +3708,7 @@
           <w:p>
             <w:pPr>
               <w:keepNext w:val="0"/>
-              <w:keepLines w:val="0"/>
+              <w:keepLines/>
               <w:spacing w:line="240" w:lineRule="auto" w:before="0" w:after="0"/>
               <w:ind w:left="0" w:right="0" w:firstLine="0"/>
               <w:jc w:val="left"/>
@@ -3464,8 +3718,10 @@
             </w:pPr>
             <w:r>
               <w:rPr>
-                <w:rFonts w:eastAsia="Times New Roman" w:ascii="Times New Roman" w:hAnsi="Times New Roman"/>
+                <w:rFonts w:eastAsia="Times New Roman" w:ascii="Times New Roman" w:hAnsi="Times New Roman" w:cs="Times New Roman"/>
                 <w:b w:val="0"/>
+                <w:i w:val="0"/>
+                <w:color w:val="000000"/>
                 <w:sz w:val="24"/>
                 <w:lang w:val="ru-RU"/>
               </w:rPr>
@@ -3477,14 +3733,8 @@
     </w:tbl>
     <w:p>
       <w:pPr>
-        <w:spacing w:after="80"/>
-        <w:rPr>
-          <w:lang w:val="ru-RU"/>
-        </w:rPr>
-      </w:pPr>
-    </w:p>
-    <w:p>
-      <w:pPr>
+        <w:keepNext w:val="0"/>
+        <w:keepLines w:val="0"/>
         <w:widowControl/>
         <w:spacing w:before="0" w:after="0" w:line="360" w:lineRule="auto"/>
         <w:ind w:left="0" w:right="0" w:firstLine="709"/>
@@ -3495,19 +3745,25 @@
       </w:pPr>
       <w:r>
         <w:rPr>
-          <w:rFonts w:eastAsia="Times New Roman" w:ascii="Times New Roman" w:hAnsi="Times New Roman"/>
+          <w:rFonts w:eastAsia="Times New Roman" w:ascii="Times New Roman" w:hAnsi="Times New Roman" w:cs="Times New Roman"/>
+          <w:b w:val="0"/>
+          <w:i w:val="0"/>
+          <w:color w:val="000000"/>
           <w:sz w:val="28"/>
           <w:lang w:val="ru-RU"/>
         </w:rPr>
-        <w:t xml:space="preserve">Инициирующее событие процесса - руководитель или менеджер принимает решение создать новое товарное предложение либо изменить существующее. Завершающее событие - Ozon </w:t>
+        <w:t xml:space="preserve">Инициирующее событие — решение руководителя или менеджера создать либо изменить товарное предложение. Успешное завершение — подтверждено создание или обновление карточки и сохранён окончательный результат. Приём задачи без окончательного результата означает ожидание. Отказ, временная ошибка и неизвестный исход регистрируются отдельно; неизвестный исход требует сверки, а не слепой повторной отправки.</w:t>
       </w:r>
       <w:r>
         <w:rPr>
-          <w:rFonts w:eastAsia="Times New Roman" w:ascii="Times New Roman" w:hAnsi="Times New Roman"/>
+          <w:rFonts w:eastAsia="Times New Roman" w:ascii="Times New Roman" w:hAnsi="Times New Roman" w:cs="Times New Roman"/>
+          <w:b w:val="0"/>
+          <w:i w:val="0"/>
+          <w:color w:val="000000"/>
           <w:sz w:val="28"/>
           <w:lang w:val="ru-RU"/>
         </w:rPr>
-        <w:t>принял новую или обновлённую карточку, а система сохранила результат публикации. При ошибке процесс завершается только после регистрации проблемы и назначения карточке статуса «ошибка публикации».</w:t>
+        <w:t/>
       </w:r>
     </w:p>
     <w:p>
@@ -3515,6 +3771,7 @@
         <w:pStyle w:val="1"/>
         <w:keepNext/>
         <w:keepLines/>
+        <w:widowControl/>
         <w:spacing w:before="240" w:after="120" w:line="360" w:lineRule="auto"/>
         <w:ind w:left="0" w:right="0" w:firstLine="0"/>
         <w:jc w:val="center"/>
@@ -3524,8 +3781,10 @@
       </w:pPr>
       <w:r>
         <w:rPr>
-          <w:rFonts w:ascii="Times New Roman" w:eastAsia="Times New Roman" w:hAnsi="Times New Roman"/>
+          <w:rFonts w:ascii="Times New Roman" w:eastAsia="Times New Roman" w:hAnsi="Times New Roman" w:cs="Times New Roman"/>
           <w:b/>
+          <w:i w:val="0"/>
+          <w:color w:val="000000"/>
           <w:sz w:val="28"/>
           <w:lang w:val="ru-RU"/>
         </w:rPr>
@@ -3535,6 +3794,28 @@
     <w:p>
       <w:pPr>
         <w:keepNext/>
+        <w:keepLines w:val="0"/>
+        <w:widowControl/>
+        <w:spacing w:before="0" w:after="0" w:line="360" w:lineRule="auto"/>
+        <w:ind w:left="0" w:right="0" w:firstLine="709"/>
+        <w:jc w:val="both"/>
+      </w:pPr>
+      <w:r>
+        <w:rPr>
+          <w:rFonts w:ascii="Times New Roman" w:hAnsi="Times New Roman" w:eastAsia="Times New Roman" w:cs="Times New Roman"/>
+          <w:b w:val="0"/>
+          <w:i w:val="0"/>
+          <w:color w:val="000000"/>
+          <w:sz w:val="28"/>
+        </w:rPr>
+        <w:t>Результаты приведены в таблице 3.</w:t>
+      </w:r>
+    </w:p>
+    <w:p>
+      <w:pPr>
+        <w:keepNext/>
+        <w:keepLines/>
+        <w:widowControl/>
         <w:spacing w:before="120" w:after="60" w:line="240" w:lineRule="auto"/>
         <w:ind w:left="0" w:right="0" w:firstLine="0"/>
         <w:jc w:val="left"/>
@@ -3544,9 +3825,10 @@
       </w:pPr>
       <w:r>
         <w:rPr>
-          <w:rFonts w:ascii="Times New Roman" w:hAnsi="Times New Roman" w:eastAsia="Times New Roman"/>
+          <w:rFonts w:ascii="Times New Roman" w:hAnsi="Times New Roman" w:eastAsia="Times New Roman" w:cs="Times New Roman"/>
           <w:b w:val="0"/>
           <w:i/>
+          <w:color w:val="000000"/>
           <w:sz w:val="24"/>
         </w:rPr>
         <w:t>Таблица 3 – Участники проекта</w:t>
@@ -3599,16 +3881,18 @@
           </w:tcPr>
           <w:p>
             <w:pPr>
-              <w:keepNext w:val="0"/>
-              <w:keepLines w:val="0"/>
+              <w:keepNext/>
+              <w:keepLines/>
               <w:spacing w:before="0" w:after="0" w:line="240" w:lineRule="auto"/>
               <w:ind w:left="0" w:right="0" w:firstLine="0"/>
-              <w:jc w:val="center"/>
+              <w:jc w:val="left"/>
             </w:pPr>
             <w:r>
               <w:rPr>
-                <w:rFonts w:ascii="Times New Roman" w:hAnsi="Times New Roman" w:eastAsia="Times New Roman"/>
+                <w:rFonts w:ascii="Times New Roman" w:hAnsi="Times New Roman" w:eastAsia="Times New Roman" w:cs="Times New Roman"/>
                 <w:b/>
+                <w:i w:val="0"/>
+                <w:color w:val="000000"/>
                 <w:sz w:val="24"/>
               </w:rPr>
               <w:t>Участник</w:t>
@@ -3636,16 +3920,18 @@
           </w:tcPr>
           <w:p>
             <w:pPr>
-              <w:keepNext w:val="0"/>
-              <w:keepLines w:val="0"/>
+              <w:keepNext/>
+              <w:keepLines/>
               <w:spacing w:before="0" w:after="0" w:line="240" w:lineRule="auto"/>
               <w:ind w:left="0" w:right="0" w:firstLine="0"/>
-              <w:jc w:val="center"/>
+              <w:jc w:val="left"/>
             </w:pPr>
             <w:r>
               <w:rPr>
-                <w:rFonts w:ascii="Times New Roman" w:hAnsi="Times New Roman" w:eastAsia="Times New Roman"/>
+                <w:rFonts w:ascii="Times New Roman" w:hAnsi="Times New Roman" w:eastAsia="Times New Roman" w:cs="Times New Roman"/>
                 <w:b/>
+                <w:i w:val="0"/>
+                <w:color w:val="000000"/>
                 <w:sz w:val="24"/>
               </w:rPr>
               <w:t>Зона ответственности</w:t>
@@ -3673,16 +3959,18 @@
           </w:tcPr>
           <w:p>
             <w:pPr>
-              <w:keepNext w:val="0"/>
-              <w:keepLines w:val="0"/>
+              <w:keepNext/>
+              <w:keepLines/>
               <w:spacing w:before="0" w:after="0" w:line="240" w:lineRule="auto"/>
               <w:ind w:left="0" w:right="0" w:firstLine="0"/>
-              <w:jc w:val="center"/>
+              <w:jc w:val="left"/>
             </w:pPr>
             <w:r>
               <w:rPr>
-                <w:rFonts w:ascii="Times New Roman" w:hAnsi="Times New Roman" w:eastAsia="Times New Roman"/>
+                <w:rFonts w:ascii="Times New Roman" w:hAnsi="Times New Roman" w:eastAsia="Times New Roman" w:cs="Times New Roman"/>
                 <w:b/>
+                <w:i w:val="0"/>
+                <w:color w:val="000000"/>
                 <w:sz w:val="24"/>
               </w:rPr>
               <w:t>Использование системы</w:t>
@@ -3708,15 +3996,17 @@
           <w:p>
             <w:pPr>
               <w:keepNext w:val="0"/>
-              <w:keepLines w:val="0"/>
+              <w:keepLines/>
               <w:spacing w:before="0" w:after="0" w:line="240" w:lineRule="auto"/>
               <w:ind w:left="0" w:right="0" w:firstLine="0"/>
               <w:jc w:val="left"/>
             </w:pPr>
             <w:r>
               <w:rPr>
-                <w:rFonts w:ascii="Times New Roman" w:hAnsi="Times New Roman" w:eastAsia="Times New Roman"/>
+                <w:rFonts w:ascii="Times New Roman" w:hAnsi="Times New Roman" w:eastAsia="Times New Roman" w:cs="Times New Roman"/>
                 <w:b w:val="0"/>
+                <w:i w:val="0"/>
+                <w:color w:val="000000"/>
                 <w:sz w:val="24"/>
               </w:rPr>
               <w:t>Менеджер маркетплейсов</w:t>
@@ -3737,15 +4027,17 @@
           <w:p>
             <w:pPr>
               <w:keepNext w:val="0"/>
-              <w:keepLines w:val="0"/>
+              <w:keepLines/>
               <w:spacing w:before="0" w:after="0" w:line="240" w:lineRule="auto"/>
               <w:ind w:left="0" w:right="0" w:firstLine="0"/>
               <w:jc w:val="left"/>
             </w:pPr>
             <w:r>
               <w:rPr>
-                <w:rFonts w:ascii="Times New Roman" w:hAnsi="Times New Roman" w:eastAsia="Times New Roman"/>
+                <w:rFonts w:ascii="Times New Roman" w:hAnsi="Times New Roman" w:eastAsia="Times New Roman" w:cs="Times New Roman"/>
                 <w:b w:val="0"/>
+                <w:i w:val="0"/>
+                <w:color w:val="000000"/>
                 <w:sz w:val="24"/>
               </w:rPr>
               <w:t>Владелец бизнес-процесса и качества карточки</w:t>
@@ -3766,15 +4058,17 @@
           <w:p>
             <w:pPr>
               <w:keepNext w:val="0"/>
-              <w:keepLines w:val="0"/>
+              <w:keepLines/>
               <w:spacing w:before="0" w:after="0" w:line="240" w:lineRule="auto"/>
               <w:ind w:left="0" w:right="0" w:firstLine="0"/>
               <w:jc w:val="left"/>
             </w:pPr>
             <w:r>
               <w:rPr>
-                <w:rFonts w:ascii="Times New Roman" w:hAnsi="Times New Roman" w:eastAsia="Times New Roman"/>
+                <w:rFonts w:ascii="Times New Roman" w:hAnsi="Times New Roman" w:eastAsia="Times New Roman" w:cs="Times New Roman"/>
                 <w:b w:val="0"/>
+                <w:i w:val="0"/>
+                <w:color w:val="000000"/>
                 <w:sz w:val="24"/>
               </w:rPr>
               <w:t>Создаёт запрос, контролирует цену и полноту, публикует в Ozon</w:t>
@@ -3800,15 +4094,17 @@
           <w:p>
             <w:pPr>
               <w:keepNext w:val="0"/>
-              <w:keepLines w:val="0"/>
+              <w:keepLines/>
               <w:spacing w:before="0" w:after="0" w:line="240" w:lineRule="auto"/>
               <w:ind w:left="0" w:right="0" w:firstLine="0"/>
               <w:jc w:val="left"/>
             </w:pPr>
             <w:r>
               <w:rPr>
-                <w:rFonts w:ascii="Times New Roman" w:hAnsi="Times New Roman" w:eastAsia="Times New Roman"/>
+                <w:rFonts w:ascii="Times New Roman" w:hAnsi="Times New Roman" w:eastAsia="Times New Roman" w:cs="Times New Roman"/>
                 <w:b w:val="0"/>
+                <w:i w:val="0"/>
+                <w:color w:val="000000"/>
                 <w:sz w:val="24"/>
               </w:rPr>
               <w:t>Технический специалист</w:t>
@@ -3829,15 +4125,17 @@
           <w:p>
             <w:pPr>
               <w:keepNext w:val="0"/>
-              <w:keepLines w:val="0"/>
+              <w:keepLines/>
               <w:spacing w:before="0" w:after="0" w:line="240" w:lineRule="auto"/>
               <w:ind w:left="0" w:right="0" w:firstLine="0"/>
               <w:jc w:val="left"/>
             </w:pPr>
             <w:r>
               <w:rPr>
-                <w:rFonts w:ascii="Times New Roman" w:hAnsi="Times New Roman" w:eastAsia="Times New Roman"/>
+                <w:rFonts w:ascii="Times New Roman" w:hAnsi="Times New Roman" w:eastAsia="Times New Roman" w:cs="Times New Roman"/>
                 <w:b w:val="0"/>
+                <w:i w:val="0"/>
+                <w:color w:val="000000"/>
                 <w:sz w:val="24"/>
               </w:rPr>
               <w:t>Техническая корректность BOM и правил совместимости</w:t>
@@ -3858,15 +4156,17 @@
           <w:p>
             <w:pPr>
               <w:keepNext w:val="0"/>
-              <w:keepLines w:val="0"/>
+              <w:keepLines/>
               <w:spacing w:before="0" w:after="0" w:line="240" w:lineRule="auto"/>
               <w:ind w:left="0" w:right="0" w:firstLine="0"/>
               <w:jc w:val="left"/>
             </w:pPr>
             <w:r>
               <w:rPr>
-                <w:rFonts w:ascii="Times New Roman" w:hAnsi="Times New Roman" w:eastAsia="Times New Roman"/>
+                <w:rFonts w:ascii="Times New Roman" w:hAnsi="Times New Roman" w:eastAsia="Times New Roman" w:cs="Times New Roman"/>
                 <w:b w:val="0"/>
+                <w:i w:val="0"/>
+                <w:color w:val="000000"/>
                 <w:sz w:val="24"/>
               </w:rPr>
               <w:t>Формирует BOM, сопоставляет модели, выполняет массовые замены</w:t>
@@ -3892,15 +4192,17 @@
           <w:p>
             <w:pPr>
               <w:keepNext w:val="0"/>
-              <w:keepLines w:val="0"/>
+              <w:keepLines/>
               <w:spacing w:before="0" w:after="0" w:line="240" w:lineRule="auto"/>
               <w:ind w:left="0" w:right="0" w:firstLine="0"/>
               <w:jc w:val="left"/>
             </w:pPr>
             <w:r>
               <w:rPr>
-                <w:rFonts w:ascii="Times New Roman" w:hAnsi="Times New Roman" w:eastAsia="Times New Roman"/>
+                <w:rFonts w:ascii="Times New Roman" w:hAnsi="Times New Roman" w:eastAsia="Times New Roman" w:cs="Times New Roman"/>
                 <w:b w:val="0"/>
+                <w:i w:val="0"/>
+                <w:color w:val="000000"/>
                 <w:sz w:val="24"/>
               </w:rPr>
               <w:t>Дизайнер</w:t>
@@ -3921,15 +4223,17 @@
           <w:p>
             <w:pPr>
               <w:keepNext w:val="0"/>
-              <w:keepLines w:val="0"/>
+              <w:keepLines/>
               <w:spacing w:before="0" w:after="0" w:line="240" w:lineRule="auto"/>
               <w:ind w:left="0" w:right="0" w:firstLine="0"/>
               <w:jc w:val="left"/>
             </w:pPr>
             <w:r>
               <w:rPr>
-                <w:rFonts w:ascii="Times New Roman" w:hAnsi="Times New Roman" w:eastAsia="Times New Roman"/>
+                <w:rFonts w:ascii="Times New Roman" w:hAnsi="Times New Roman" w:eastAsia="Times New Roman" w:cs="Times New Roman"/>
                 <w:b w:val="0"/>
+                <w:i w:val="0"/>
+                <w:color w:val="000000"/>
                 <w:sz w:val="24"/>
               </w:rPr>
               <w:t>Шаблоны и визуальное качество изображений</w:t>
@@ -3950,15 +4254,17 @@
           <w:p>
             <w:pPr>
               <w:keepNext w:val="0"/>
-              <w:keepLines w:val="0"/>
+              <w:keepLines/>
               <w:spacing w:before="0" w:after="0" w:line="240" w:lineRule="auto"/>
               <w:ind w:left="0" w:right="0" w:firstLine="0"/>
               <w:jc w:val="left"/>
             </w:pPr>
             <w:r>
               <w:rPr>
-                <w:rFonts w:ascii="Times New Roman" w:hAnsi="Times New Roman" w:eastAsia="Times New Roman"/>
+                <w:rFonts w:ascii="Times New Roman" w:hAnsi="Times New Roman" w:eastAsia="Times New Roman" w:cs="Times New Roman"/>
                 <w:b w:val="0"/>
+                <w:i w:val="0"/>
+                <w:color w:val="000000"/>
                 <w:sz w:val="24"/>
               </w:rPr>
               <w:t>Настраивает шаблоны и проверяет сформированные изображения</w:t>
@@ -3984,15 +4290,17 @@
           <w:p>
             <w:pPr>
               <w:keepNext w:val="0"/>
-              <w:keepLines w:val="0"/>
+              <w:keepLines/>
               <w:spacing w:before="0" w:after="0" w:line="240" w:lineRule="auto"/>
               <w:ind w:left="0" w:right="0" w:firstLine="0"/>
               <w:jc w:val="left"/>
             </w:pPr>
             <w:r>
               <w:rPr>
-                <w:rFonts w:ascii="Times New Roman" w:hAnsi="Times New Roman" w:eastAsia="Times New Roman"/>
+                <w:rFonts w:ascii="Times New Roman" w:hAnsi="Times New Roman" w:eastAsia="Times New Roman" w:cs="Times New Roman"/>
                 <w:b w:val="0"/>
+                <w:i w:val="0"/>
+                <w:color w:val="000000"/>
                 <w:sz w:val="24"/>
               </w:rPr>
               <w:t>Администратор системы</w:t>
@@ -4013,15 +4321,17 @@
           <w:p>
             <w:pPr>
               <w:keepNext w:val="0"/>
-              <w:keepLines w:val="0"/>
+              <w:keepLines/>
               <w:spacing w:before="0" w:after="0" w:line="240" w:lineRule="auto"/>
               <w:ind w:left="0" w:right="0" w:firstLine="0"/>
               <w:jc w:val="left"/>
             </w:pPr>
             <w:r>
               <w:rPr>
-                <w:rFonts w:ascii="Times New Roman" w:hAnsi="Times New Roman" w:eastAsia="Times New Roman"/>
+                <w:rFonts w:ascii="Times New Roman" w:hAnsi="Times New Roman" w:eastAsia="Times New Roman" w:cs="Times New Roman"/>
                 <w:b w:val="0"/>
+                <w:i w:val="0"/>
+                <w:color w:val="000000"/>
                 <w:sz w:val="24"/>
               </w:rPr>
               <w:t>Доступ, интеграции и технические ошибки</w:t>
@@ -4042,15 +4352,17 @@
           <w:p>
             <w:pPr>
               <w:keepNext w:val="0"/>
-              <w:keepLines w:val="0"/>
+              <w:keepLines/>
               <w:spacing w:before="0" w:after="0" w:line="240" w:lineRule="auto"/>
               <w:ind w:left="0" w:right="0" w:firstLine="0"/>
               <w:jc w:val="left"/>
             </w:pPr>
             <w:r>
               <w:rPr>
-                <w:rFonts w:ascii="Times New Roman" w:hAnsi="Times New Roman" w:eastAsia="Times New Roman"/>
+                <w:rFonts w:ascii="Times New Roman" w:hAnsi="Times New Roman" w:eastAsia="Times New Roman" w:cs="Times New Roman"/>
                 <w:b w:val="0"/>
+                <w:i w:val="0"/>
+                <w:color w:val="000000"/>
                 <w:sz w:val="24"/>
               </w:rPr>
               <w:t>Назначает роли, настраивает интеграции, контролирует журнал ошибок</w:t>
@@ -4061,6 +4373,8 @@
     </w:tbl>
     <w:p>
       <w:pPr>
+        <w:keepNext w:val="0"/>
+        <w:keepLines w:val="0"/>
         <w:widowControl/>
         <w:spacing w:after="0" w:before="0" w:line="360" w:lineRule="auto"/>
         <w:ind w:left="0" w:right="0" w:firstLine="709"/>
@@ -4068,7 +4382,10 @@
       </w:pPr>
       <w:r>
         <w:rPr>
-          <w:rFonts w:ascii="Times New Roman" w:hAnsi="Times New Roman" w:eastAsia="Times New Roman"/>
+          <w:rFonts w:ascii="Times New Roman" w:hAnsi="Times New Roman" w:eastAsia="Times New Roman" w:cs="Times New Roman"/>
+          <w:b w:val="0"/>
+          <w:i w:val="0"/>
+          <w:color w:val="000000"/>
           <w:sz w:val="28"/>
         </w:rPr>
         <w:t>Непосредственными пользователями проектируемой ИС являются менеджер маркетплейсов, технический специалист, дизайнер и администратор системы. Поставщики PC4Games и ITPartner, а также Ozon являются внешними системами и не включаются в состав внутренних ролей.</w:t>
@@ -4077,12 +4394,40 @@
     <w:p>
       <w:pPr>
         <w:keepNext/>
-        <w:ind w:firstLine="0"/>
+        <w:keepLines w:val="0"/>
+        <w:widowControl/>
+        <w:spacing w:before="0" w:after="0" w:line="360" w:lineRule="auto"/>
+        <w:ind w:left="0" w:right="0" w:firstLine="709"/>
+        <w:jc w:val="both"/>
+      </w:pPr>
+      <w:r>
+        <w:rPr>
+          <w:rFonts w:ascii="Times New Roman" w:hAnsi="Times New Roman" w:eastAsia="Times New Roman" w:cs="Times New Roman"/>
+          <w:b w:val="0"/>
+          <w:i w:val="0"/>
+          <w:color w:val="000000"/>
+          <w:sz w:val="28"/>
+        </w:rPr>
+        <w:t>На рисунке 1 представлена модель.</w:t>
+      </w:r>
+    </w:p>
+    <w:p>
+      <w:pPr>
+        <w:keepNext/>
+        <w:keepLines w:val="0"/>
+        <w:widowControl/>
+        <w:spacing w:before="0" w:after="0" w:line="240" w:lineRule="auto"/>
+        <w:ind w:left="0" w:right="0" w:firstLine="0"/>
         <w:jc w:val="center"/>
       </w:pPr>
       <w:r>
         <w:rPr>
+          <w:rFonts w:ascii="Times New Roman" w:hAnsi="Times New Roman" w:eastAsia="Times New Roman" w:cs="Times New Roman"/>
+          <w:b w:val="0"/>
+          <w:i w:val="0"/>
           <w:noProof/>
+          <w:color w:val="000000"/>
+          <w:sz w:val="28"/>
         </w:rPr>
         <w:lastRenderedPageBreak/>
         <w:drawing>
@@ -4134,8 +4479,9 @@
     </w:p>
     <w:p>
       <w:pPr>
-        <w:keepNext/>
+        <w:keepNext w:val="0"/>
         <w:keepLines/>
+        <w:widowControl/>
         <w:spacing w:before="60" w:after="120" w:line="240" w:lineRule="auto"/>
         <w:ind w:left="0" w:right="0" w:firstLine="0"/>
         <w:jc w:val="center"/>
@@ -4149,9 +4495,10 @@
       </w:pPr>
       <w:r>
         <w:rPr>
-          <w:rFonts w:ascii="Times New Roman" w:hAnsi="Times New Roman" w:eastAsia="Times New Roman"/>
+          <w:rFonts w:ascii="Times New Roman" w:hAnsi="Times New Roman" w:eastAsia="Times New Roman" w:cs="Times New Roman"/>
           <w:b w:val="0"/>
           <w:i w:val="0"/>
+          <w:color w:val="000000"/>
           <w:sz w:val="28"/>
         </w:rPr>
         <w:t>Рисунок 1 – Организационная структура с выделением пользователей ИС</w:t>
@@ -4162,6 +4509,7 @@
         <w:pStyle w:val="1"/>
         <w:keepNext/>
         <w:keepLines/>
+        <w:widowControl/>
         <w:spacing w:before="240" w:after="120" w:line="360" w:lineRule="auto"/>
         <w:ind w:left="0" w:right="0" w:firstLine="0"/>
         <w:jc w:val="center"/>
@@ -4171,8 +4519,10 @@
       </w:pPr>
       <w:r>
         <w:rPr>
-          <w:rFonts w:ascii="Times New Roman" w:eastAsia="Times New Roman" w:hAnsi="Times New Roman"/>
+          <w:rFonts w:ascii="Times New Roman" w:eastAsia="Times New Roman" w:hAnsi="Times New Roman" w:cs="Times New Roman"/>
           <w:b/>
+          <w:i w:val="0"/>
+          <w:color w:val="000000"/>
           <w:sz w:val="28"/>
           <w:lang w:val="ru-RU"/>
         </w:rPr>
@@ -4184,6 +4534,7 @@
         <w:pStyle w:val="21"/>
         <w:keepNext/>
         <w:keepLines/>
+        <w:widowControl/>
         <w:spacing w:before="240" w:after="120" w:line="360" w:lineRule="auto"/>
         <w:ind w:left="0" w:right="0" w:firstLine="0"/>
         <w:jc w:val="left"/>
@@ -4193,8 +4544,10 @@
       </w:pPr>
       <w:r>
         <w:rPr>
-          <w:rFonts w:ascii="Times New Roman" w:eastAsia="Times New Roman" w:hAnsi="Times New Roman"/>
+          <w:rFonts w:ascii="Times New Roman" w:eastAsia="Times New Roman" w:hAnsi="Times New Roman" w:cs="Times New Roman"/>
           <w:b/>
+          <w:i w:val="0"/>
+          <w:color w:val="000000"/>
           <w:sz w:val="28"/>
           <w:lang w:val="ru-RU"/>
         </w:rPr>
@@ -4204,6 +4557,8 @@
     <w:p>
       <w:pPr>
         <w:pStyle w:val="a0"/>
+        <w:keepNext w:val="0"/>
+        <w:keepLines w:val="0"/>
         <w:widowControl/>
         <w:spacing w:after="0" w:line="360" w:lineRule="auto" w:before="0"/>
         <w:ind w:left="0" w:right="0" w:firstLine="709"/>
@@ -4214,7 +4569,10 @@
       </w:pPr>
       <w:r>
         <w:rPr>
-          <w:rFonts w:eastAsia="Times New Roman" w:ascii="Times New Roman" w:hAnsi="Times New Roman"/>
+          <w:rFonts w:eastAsia="Times New Roman" w:ascii="Times New Roman" w:hAnsi="Times New Roman" w:cs="Times New Roman"/>
+          <w:b w:val="0"/>
+          <w:i w:val="0"/>
+          <w:color w:val="000000"/>
           <w:sz w:val="28"/>
           <w:lang w:val="ru-RU"/>
         </w:rPr>
@@ -4222,7 +4580,10 @@
       </w:r>
       <w:r>
         <w:rPr>
-          <w:rFonts w:eastAsia="Times New Roman" w:ascii="Times New Roman" w:hAnsi="Times New Roman"/>
+          <w:rFonts w:eastAsia="Times New Roman" w:ascii="Times New Roman" w:hAnsi="Times New Roman" w:cs="Times New Roman"/>
+          <w:b w:val="0"/>
+          <w:i w:val="0"/>
+          <w:color w:val="000000"/>
           <w:sz w:val="28"/>
           <w:lang w:val="ru-RU"/>
         </w:rPr>
@@ -4232,6 +4593,8 @@
     <w:p>
       <w:pPr>
         <w:pStyle w:val="a0"/>
+        <w:keepNext w:val="0"/>
+        <w:keepLines w:val="0"/>
         <w:widowControl/>
         <w:spacing w:after="0" w:line="360" w:lineRule="auto" w:before="0"/>
         <w:ind w:left="0" w:right="0" w:firstLine="709"/>
@@ -4242,7 +4605,10 @@
       </w:pPr>
       <w:r>
         <w:rPr>
-          <w:rFonts w:eastAsia="Times New Roman" w:ascii="Times New Roman" w:hAnsi="Times New Roman"/>
+          <w:rFonts w:eastAsia="Times New Roman" w:ascii="Times New Roman" w:hAnsi="Times New Roman" w:cs="Times New Roman"/>
+          <w:b w:val="0"/>
+          <w:i w:val="0"/>
+          <w:color w:val="000000"/>
           <w:sz w:val="28"/>
           <w:lang w:val="ru-RU"/>
         </w:rPr>
@@ -4250,7 +4616,10 @@
       </w:r>
       <w:r>
         <w:rPr>
-          <w:rFonts w:eastAsia="Times New Roman" w:ascii="Times New Roman" w:hAnsi="Times New Roman"/>
+          <w:rFonts w:eastAsia="Times New Roman" w:ascii="Times New Roman" w:hAnsi="Times New Roman" w:cs="Times New Roman"/>
+          <w:b w:val="0"/>
+          <w:i w:val="0"/>
+          <w:color w:val="000000"/>
           <w:sz w:val="28"/>
           <w:lang w:val="ru-RU"/>
         </w:rPr>
@@ -4258,7 +4627,10 @@
       </w:r>
       <w:r>
         <w:rPr>
-          <w:rFonts w:eastAsia="Times New Roman" w:ascii="Times New Roman" w:hAnsi="Times New Roman"/>
+          <w:rFonts w:eastAsia="Times New Roman" w:ascii="Times New Roman" w:hAnsi="Times New Roman" w:cs="Times New Roman"/>
+          <w:b w:val="0"/>
+          <w:i w:val="0"/>
+          <w:color w:val="000000"/>
           <w:sz w:val="28"/>
           <w:lang w:val="ru-RU"/>
         </w:rPr>
@@ -4267,7 +4639,10 @@
       <w:proofErr w:type="spellStart"/>
       <w:r>
         <w:rPr>
-          <w:rFonts w:eastAsia="Times New Roman" w:ascii="Times New Roman" w:hAnsi="Times New Roman"/>
+          <w:rFonts w:eastAsia="Times New Roman" w:ascii="Times New Roman" w:hAnsi="Times New Roman" w:cs="Times New Roman"/>
+          <w:b w:val="0"/>
+          <w:i w:val="0"/>
+          <w:color w:val="000000"/>
           <w:sz w:val="28"/>
           <w:lang w:val="ru-RU"/>
         </w:rPr>
@@ -4276,7 +4651,10 @@
       <w:proofErr w:type="spellEnd"/>
       <w:r>
         <w:rPr>
-          <w:rFonts w:eastAsia="Times New Roman" w:ascii="Times New Roman" w:hAnsi="Times New Roman"/>
+          <w:rFonts w:eastAsia="Times New Roman" w:ascii="Times New Roman" w:hAnsi="Times New Roman" w:cs="Times New Roman"/>
+          <w:b w:val="0"/>
+          <w:i w:val="0"/>
+          <w:color w:val="000000"/>
           <w:sz w:val="28"/>
           <w:lang w:val="ru-RU"/>
         </w:rPr>
@@ -4286,6 +4664,8 @@
     <w:p>
       <w:pPr>
         <w:pStyle w:val="a0"/>
+        <w:keepNext w:val="0"/>
+        <w:keepLines w:val="0"/>
         <w:widowControl/>
         <w:spacing w:after="0" w:line="360" w:lineRule="auto" w:before="0"/>
         <w:ind w:left="0" w:right="0" w:firstLine="709"/>
@@ -4296,7 +4676,10 @@
       </w:pPr>
       <w:r>
         <w:rPr>
-          <w:rFonts w:eastAsia="Times New Roman" w:ascii="Times New Roman" w:hAnsi="Times New Roman"/>
+          <w:rFonts w:eastAsia="Times New Roman" w:ascii="Times New Roman" w:hAnsi="Times New Roman" w:cs="Times New Roman"/>
+          <w:b w:val="0"/>
+          <w:i w:val="0"/>
+          <w:color w:val="000000"/>
           <w:sz w:val="28"/>
           <w:lang w:val="ru-RU"/>
         </w:rPr>
@@ -4304,7 +4687,10 @@
       </w:r>
       <w:r>
         <w:rPr>
-          <w:rFonts w:eastAsia="Times New Roman" w:ascii="Times New Roman" w:hAnsi="Times New Roman"/>
+          <w:rFonts w:eastAsia="Times New Roman" w:ascii="Times New Roman" w:hAnsi="Times New Roman" w:cs="Times New Roman"/>
+          <w:b w:val="0"/>
+          <w:i w:val="0"/>
+          <w:color w:val="000000"/>
           <w:sz w:val="28"/>
           <w:lang w:val="ru-RU"/>
         </w:rPr>
@@ -4314,6 +4700,8 @@
     <w:p>
       <w:pPr>
         <w:pStyle w:val="a0"/>
+        <w:keepNext w:val="0"/>
+        <w:keepLines w:val="0"/>
         <w:widowControl/>
         <w:spacing w:after="0" w:line="360" w:lineRule="auto" w:before="0"/>
         <w:ind w:left="0" w:right="0" w:firstLine="709"/>
@@ -4324,7 +4712,10 @@
       </w:pPr>
       <w:r>
         <w:rPr>
-          <w:rFonts w:eastAsia="Times New Roman" w:ascii="Times New Roman" w:hAnsi="Times New Roman"/>
+          <w:rFonts w:eastAsia="Times New Roman" w:ascii="Times New Roman" w:hAnsi="Times New Roman" w:cs="Times New Roman"/>
+          <w:b w:val="0"/>
+          <w:i w:val="0"/>
+          <w:color w:val="000000"/>
           <w:sz w:val="28"/>
           <w:lang w:val="ru-RU"/>
         </w:rPr>
@@ -4333,7 +4724,10 @@
       <w:proofErr w:type="spellStart"/>
       <w:r>
         <w:rPr>
-          <w:rFonts w:eastAsia="Times New Roman" w:ascii="Times New Roman" w:hAnsi="Times New Roman"/>
+          <w:rFonts w:eastAsia="Times New Roman" w:ascii="Times New Roman" w:hAnsi="Times New Roman" w:cs="Times New Roman"/>
+          <w:b w:val="0"/>
+          <w:i w:val="0"/>
+          <w:color w:val="000000"/>
           <w:sz w:val="28"/>
           <w:lang w:val="ru-RU"/>
         </w:rPr>
@@ -4342,7 +4736,10 @@
       <w:proofErr w:type="spellEnd"/>
       <w:r>
         <w:rPr>
-          <w:rFonts w:eastAsia="Times New Roman" w:ascii="Times New Roman" w:hAnsi="Times New Roman"/>
+          <w:rFonts w:eastAsia="Times New Roman" w:ascii="Times New Roman" w:hAnsi="Times New Roman" w:cs="Times New Roman"/>
+          <w:b w:val="0"/>
+          <w:i w:val="0"/>
+          <w:color w:val="000000"/>
           <w:sz w:val="28"/>
           <w:lang w:val="ru-RU"/>
         </w:rPr>
@@ -4352,6 +4749,8 @@
     <w:p>
       <w:pPr>
         <w:pStyle w:val="a0"/>
+        <w:keepNext w:val="0"/>
+        <w:keepLines w:val="0"/>
         <w:widowControl/>
         <w:spacing w:after="0" w:line="360" w:lineRule="auto" w:before="0"/>
         <w:ind w:left="0" w:right="0" w:firstLine="709"/>
@@ -4362,7 +4761,10 @@
       </w:pPr>
       <w:r>
         <w:rPr>
-          <w:rFonts w:eastAsia="Times New Roman" w:ascii="Times New Roman" w:hAnsi="Times New Roman"/>
+          <w:rFonts w:eastAsia="Times New Roman" w:ascii="Times New Roman" w:hAnsi="Times New Roman" w:cs="Times New Roman"/>
+          <w:b w:val="0"/>
+          <w:i w:val="0"/>
+          <w:color w:val="000000"/>
           <w:sz w:val="28"/>
           <w:lang w:val="ru-RU"/>
         </w:rPr>
@@ -4372,6 +4774,8 @@
     <w:p>
       <w:pPr>
         <w:pStyle w:val="a0"/>
+        <w:keepNext w:val="0"/>
+        <w:keepLines w:val="0"/>
         <w:widowControl/>
         <w:spacing w:after="0" w:line="360" w:lineRule="auto" w:before="0"/>
         <w:ind w:left="0" w:right="0" w:firstLine="709"/>
@@ -4382,7 +4786,10 @@
       </w:pPr>
       <w:r>
         <w:rPr>
-          <w:rFonts w:eastAsia="Times New Roman" w:ascii="Times New Roman" w:hAnsi="Times New Roman"/>
+          <w:rFonts w:eastAsia="Times New Roman" w:ascii="Times New Roman" w:hAnsi="Times New Roman" w:cs="Times New Roman"/>
+          <w:b w:val="0"/>
+          <w:i w:val="0"/>
+          <w:color w:val="000000"/>
           <w:sz w:val="28"/>
           <w:lang w:val="ru-RU"/>
         </w:rPr>
@@ -4392,6 +4799,8 @@
     <w:p>
       <w:pPr>
         <w:pStyle w:val="a0"/>
+        <w:keepNext w:val="0"/>
+        <w:keepLines w:val="0"/>
         <w:widowControl/>
         <w:spacing w:after="0" w:line="360" w:lineRule="auto" w:before="0"/>
         <w:ind w:left="0" w:right="0" w:firstLine="709"/>
@@ -4402,7 +4811,10 @@
       </w:pPr>
       <w:r>
         <w:rPr>
-          <w:rFonts w:eastAsia="Times New Roman" w:ascii="Times New Roman" w:hAnsi="Times New Roman"/>
+          <w:rFonts w:eastAsia="Times New Roman" w:ascii="Times New Roman" w:hAnsi="Times New Roman" w:cs="Times New Roman"/>
+          <w:b w:val="0"/>
+          <w:i w:val="0"/>
+          <w:color w:val="000000"/>
           <w:sz w:val="28"/>
           <w:lang w:val="ru-RU"/>
         </w:rPr>
@@ -4412,6 +4824,8 @@
     <w:p>
       <w:pPr>
         <w:pStyle w:val="a0"/>
+        <w:keepNext w:val="0"/>
+        <w:keepLines w:val="0"/>
         <w:widowControl/>
         <w:spacing w:after="0" w:line="360" w:lineRule="auto" w:before="0"/>
         <w:ind w:left="0" w:right="0" w:firstLine="709"/>
@@ -4422,7 +4836,10 @@
       </w:pPr>
       <w:r>
         <w:rPr>
-          <w:rFonts w:eastAsia="Times New Roman" w:ascii="Times New Roman" w:hAnsi="Times New Roman"/>
+          <w:rFonts w:eastAsia="Times New Roman" w:ascii="Times New Roman" w:hAnsi="Times New Roman" w:cs="Times New Roman"/>
+          <w:b w:val="0"/>
+          <w:i w:val="0"/>
+          <w:color w:val="000000"/>
           <w:sz w:val="28"/>
           <w:lang w:val="ru-RU"/>
         </w:rPr>
@@ -4431,29 +4848,10 @@
     </w:p>
     <w:p>
       <w:pPr>
-        <w:spacing w:after="200" w:line="276" w:lineRule="auto"/>
-        <w:ind w:firstLine="0"/>
-        <w:rPr>
-          <w:rFonts w:eastAsia="Times New Roman" w:cstheme="majorBidi"/>
-          <w:b/>
-          <w:bCs/>
-          <w:color w:val="000000"/>
-          <w:szCs w:val="26"/>
-          <w:lang w:val="ru-RU"/>
-        </w:rPr>
-      </w:pPr>
-      <w:r>
-        <w:rPr>
-          <w:rFonts w:eastAsia="Times New Roman"/>
-          <w:lang w:val="ru-RU"/>
-        </w:rPr>
-      </w:r>
-    </w:p>
-    <w:p>
-      <w:pPr>
         <w:pStyle w:val="21"/>
         <w:keepNext/>
         <w:keepLines/>
+        <w:widowControl/>
         <w:spacing w:before="240" w:after="120" w:line="360" w:lineRule="auto"/>
         <w:ind w:left="0" w:right="0" w:firstLine="0"/>
         <w:jc w:val="left"/>
@@ -4463,8 +4861,10 @@
       </w:pPr>
       <w:r>
         <w:rPr>
-          <w:rFonts w:ascii="Times New Roman" w:eastAsia="Times New Roman" w:hAnsi="Times New Roman"/>
+          <w:rFonts w:ascii="Times New Roman" w:eastAsia="Times New Roman" w:hAnsi="Times New Roman" w:cs="Times New Roman"/>
           <w:b/>
+          <w:i w:val="0"/>
+          <w:color w:val="000000"/>
           <w:sz w:val="28"/>
           <w:lang w:val="ru-RU"/>
         </w:rPr>
@@ -4475,6 +4875,28 @@
     <w:p>
       <w:pPr>
         <w:keepNext/>
+        <w:keepLines w:val="0"/>
+        <w:widowControl/>
+        <w:spacing w:before="0" w:after="0" w:line="360" w:lineRule="auto"/>
+        <w:ind w:left="0" w:right="0" w:firstLine="709"/>
+        <w:jc w:val="both"/>
+      </w:pPr>
+      <w:r>
+        <w:rPr>
+          <w:rFonts w:ascii="Times New Roman" w:hAnsi="Times New Roman" w:eastAsia="Times New Roman" w:cs="Times New Roman"/>
+          <w:b w:val="0"/>
+          <w:i w:val="0"/>
+          <w:color w:val="000000"/>
+          <w:sz w:val="28"/>
+        </w:rPr>
+        <w:t>Результаты приведены в таблице 4.</w:t>
+      </w:r>
+    </w:p>
+    <w:p>
+      <w:pPr>
+        <w:keepNext/>
+        <w:keepLines/>
+        <w:widowControl/>
         <w:spacing w:before="120" w:after="60" w:line="240" w:lineRule="auto"/>
         <w:ind w:left="0" w:right="0" w:firstLine="0"/>
         <w:jc w:val="left"/>
@@ -4484,9 +4906,10 @@
       </w:pPr>
       <w:r>
         <w:rPr>
-          <w:rFonts w:ascii="Times New Roman" w:hAnsi="Times New Roman" w:eastAsia="Times New Roman"/>
+          <w:rFonts w:ascii="Times New Roman" w:hAnsi="Times New Roman" w:eastAsia="Times New Roman" w:cs="Times New Roman"/>
           <w:b w:val="0"/>
           <w:i/>
+          <w:color w:val="000000"/>
           <w:sz w:val="24"/>
         </w:rPr>
         <w:t>Таблица 4 – Формы проектируемой ИС</w:t>
@@ -4538,16 +4961,18 @@
           </w:tcPr>
           <w:p>
             <w:pPr>
-              <w:keepNext w:val="0"/>
-              <w:keepLines w:val="0"/>
+              <w:keepNext/>
+              <w:keepLines/>
               <w:spacing w:line="240" w:lineRule="auto" w:before="0" w:after="0"/>
               <w:ind w:left="0" w:right="0" w:firstLine="0"/>
-              <w:jc w:val="center"/>
+              <w:jc w:val="left"/>
             </w:pPr>
             <w:r>
               <w:rPr>
-                <w:rFonts w:eastAsia="Times New Roman" w:ascii="Times New Roman" w:hAnsi="Times New Roman"/>
+                <w:rFonts w:eastAsia="Times New Roman" w:ascii="Times New Roman" w:hAnsi="Times New Roman" w:cs="Times New Roman"/>
                 <w:b/>
+                <w:i w:val="0"/>
+                <w:color w:val="000000"/>
                 <w:sz w:val="24"/>
                 <w:lang w:val="ru-RU"/>
               </w:rPr>
@@ -4576,16 +5001,18 @@
           </w:tcPr>
           <w:p>
             <w:pPr>
-              <w:keepNext w:val="0"/>
-              <w:keepLines w:val="0"/>
+              <w:keepNext/>
+              <w:keepLines/>
               <w:spacing w:line="240" w:lineRule="auto" w:before="0" w:after="0"/>
               <w:ind w:left="0" w:right="0" w:firstLine="0"/>
-              <w:jc w:val="center"/>
+              <w:jc w:val="left"/>
             </w:pPr>
             <w:r>
               <w:rPr>
-                <w:rFonts w:eastAsia="Times New Roman" w:ascii="Times New Roman" w:hAnsi="Times New Roman"/>
+                <w:rFonts w:eastAsia="Times New Roman" w:ascii="Times New Roman" w:hAnsi="Times New Roman" w:cs="Times New Roman"/>
                 <w:b/>
+                <w:i w:val="0"/>
+                <w:color w:val="000000"/>
                 <w:sz w:val="24"/>
                 <w:lang w:val="ru-RU"/>
               </w:rPr>
@@ -4621,15 +5048,17 @@
           <w:p>
             <w:pPr>
               <w:keepNext w:val="0"/>
-              <w:keepLines w:val="0"/>
+              <w:keepLines/>
               <w:spacing w:line="240" w:lineRule="auto" w:before="0" w:after="0"/>
               <w:ind w:left="0" w:right="0" w:firstLine="0"/>
               <w:jc w:val="left"/>
             </w:pPr>
             <w:r>
               <w:rPr>
-                <w:rFonts w:eastAsia="Times New Roman" w:ascii="Times New Roman" w:hAnsi="Times New Roman"/>
+                <w:rFonts w:eastAsia="Times New Roman" w:ascii="Times New Roman" w:hAnsi="Times New Roman" w:cs="Times New Roman"/>
                 <w:b w:val="0"/>
+                <w:i w:val="0"/>
+                <w:color w:val="000000"/>
                 <w:sz w:val="24"/>
                 <w:lang w:val="ru-RU"/>
               </w:rPr>
@@ -4659,7 +5088,7 @@
           <w:p>
             <w:pPr>
               <w:keepNext w:val="0"/>
-              <w:keepLines w:val="0"/>
+              <w:keepLines/>
               <w:spacing w:line="240" w:lineRule="auto" w:before="0" w:after="0"/>
               <w:ind w:left="0" w:right="0" w:firstLine="0"/>
               <w:jc w:val="left"/>
@@ -4669,8 +5098,10 @@
             </w:pPr>
             <w:r>
               <w:rPr>
-                <w:rFonts w:eastAsia="Times New Roman" w:ascii="Times New Roman" w:hAnsi="Times New Roman"/>
+                <w:rFonts w:eastAsia="Times New Roman" w:ascii="Times New Roman" w:hAnsi="Times New Roman" w:cs="Times New Roman"/>
                 <w:b w:val="0"/>
+                <w:i w:val="0"/>
+                <w:color w:val="000000"/>
                 <w:sz w:val="24"/>
                 <w:lang w:val="ru-RU"/>
               </w:rPr>
@@ -4706,15 +5137,17 @@
           <w:p>
             <w:pPr>
               <w:keepNext w:val="0"/>
-              <w:keepLines w:val="0"/>
+              <w:keepLines/>
               <w:spacing w:line="240" w:lineRule="auto" w:before="0" w:after="0"/>
               <w:ind w:left="0" w:right="0" w:firstLine="0"/>
               <w:jc w:val="left"/>
             </w:pPr>
             <w:r>
               <w:rPr>
-                <w:rFonts w:eastAsia="Times New Roman" w:ascii="Times New Roman" w:hAnsi="Times New Roman"/>
+                <w:rFonts w:eastAsia="Times New Roman" w:ascii="Times New Roman" w:hAnsi="Times New Roman" w:cs="Times New Roman"/>
                 <w:b w:val="0"/>
+                <w:i w:val="0"/>
+                <w:color w:val="000000"/>
                 <w:sz w:val="24"/>
                 <w:lang w:val="ru-RU"/>
               </w:rPr>
@@ -4744,7 +5177,7 @@
           <w:p>
             <w:pPr>
               <w:keepNext w:val="0"/>
-              <w:keepLines w:val="0"/>
+              <w:keepLines/>
               <w:spacing w:line="240" w:lineRule="auto" w:before="0" w:after="0"/>
               <w:ind w:left="0" w:right="0" w:firstLine="0"/>
               <w:jc w:val="left"/>
@@ -4754,8 +5187,10 @@
             </w:pPr>
             <w:r>
               <w:rPr>
-                <w:rFonts w:eastAsia="Times New Roman" w:ascii="Times New Roman" w:hAnsi="Times New Roman"/>
+                <w:rFonts w:eastAsia="Times New Roman" w:ascii="Times New Roman" w:hAnsi="Times New Roman" w:cs="Times New Roman"/>
                 <w:b w:val="0"/>
+                <w:i w:val="0"/>
+                <w:color w:val="000000"/>
                 <w:sz w:val="24"/>
                 <w:lang w:val="ru-RU"/>
               </w:rPr>
@@ -4763,8 +5198,10 @@
             </w:r>
             <w:r>
               <w:rPr>
-                <w:rFonts w:eastAsia="Times New Roman" w:ascii="Times New Roman" w:hAnsi="Times New Roman"/>
+                <w:rFonts w:eastAsia="Times New Roman" w:ascii="Times New Roman" w:hAnsi="Times New Roman" w:cs="Times New Roman"/>
                 <w:b w:val="0"/>
+                <w:i w:val="0"/>
+                <w:color w:val="000000"/>
                 <w:sz w:val="24"/>
                 <w:lang w:val="ru-RU"/>
               </w:rPr>
@@ -4800,15 +5237,17 @@
           <w:p>
             <w:pPr>
               <w:keepNext w:val="0"/>
-              <w:keepLines w:val="0"/>
+              <w:keepLines/>
               <w:spacing w:line="240" w:lineRule="auto" w:before="0" w:after="0"/>
               <w:ind w:left="0" w:right="0" w:firstLine="0"/>
               <w:jc w:val="left"/>
             </w:pPr>
             <w:r>
               <w:rPr>
-                <w:rFonts w:eastAsia="Times New Roman" w:ascii="Times New Roman" w:hAnsi="Times New Roman"/>
+                <w:rFonts w:eastAsia="Times New Roman" w:ascii="Times New Roman" w:hAnsi="Times New Roman" w:cs="Times New Roman"/>
                 <w:b w:val="0"/>
+                <w:i w:val="0"/>
+                <w:color w:val="000000"/>
                 <w:sz w:val="24"/>
                 <w:lang w:val="ru-RU"/>
               </w:rPr>
@@ -4838,7 +5277,7 @@
           <w:p>
             <w:pPr>
               <w:keepNext w:val="0"/>
-              <w:keepLines w:val="0"/>
+              <w:keepLines/>
               <w:spacing w:line="240" w:lineRule="auto" w:before="0" w:after="0"/>
               <w:ind w:left="0" w:right="0" w:firstLine="0"/>
               <w:jc w:val="left"/>
@@ -4848,8 +5287,10 @@
             </w:pPr>
             <w:r>
               <w:rPr>
-                <w:rFonts w:eastAsia="Times New Roman" w:ascii="Times New Roman" w:hAnsi="Times New Roman"/>
+                <w:rFonts w:eastAsia="Times New Roman" w:ascii="Times New Roman" w:hAnsi="Times New Roman" w:cs="Times New Roman"/>
                 <w:b w:val="0"/>
+                <w:i w:val="0"/>
+                <w:color w:val="000000"/>
                 <w:sz w:val="24"/>
                 <w:lang w:val="ru-RU"/>
               </w:rPr>
@@ -4885,15 +5326,17 @@
           <w:p>
             <w:pPr>
               <w:keepNext w:val="0"/>
-              <w:keepLines w:val="0"/>
+              <w:keepLines/>
               <w:spacing w:line="240" w:lineRule="auto" w:before="0" w:after="0"/>
               <w:ind w:left="0" w:right="0" w:firstLine="0"/>
               <w:jc w:val="left"/>
             </w:pPr>
             <w:r>
               <w:rPr>
-                <w:rFonts w:eastAsia="Times New Roman" w:ascii="Times New Roman" w:hAnsi="Times New Roman"/>
+                <w:rFonts w:eastAsia="Times New Roman" w:ascii="Times New Roman" w:hAnsi="Times New Roman" w:cs="Times New Roman"/>
                 <w:b w:val="0"/>
+                <w:i w:val="0"/>
+                <w:color w:val="000000"/>
                 <w:sz w:val="24"/>
                 <w:lang w:val="ru-RU"/>
               </w:rPr>
@@ -4923,7 +5366,7 @@
           <w:p>
             <w:pPr>
               <w:keepNext w:val="0"/>
-              <w:keepLines w:val="0"/>
+              <w:keepLines/>
               <w:spacing w:line="240" w:lineRule="auto" w:before="0" w:after="0"/>
               <w:ind w:left="0" w:right="0" w:firstLine="0"/>
               <w:jc w:val="left"/>
@@ -4933,8 +5376,10 @@
             </w:pPr>
             <w:r>
               <w:rPr>
-                <w:rFonts w:eastAsia="Times New Roman" w:ascii="Times New Roman" w:hAnsi="Times New Roman"/>
+                <w:rFonts w:eastAsia="Times New Roman" w:ascii="Times New Roman" w:hAnsi="Times New Roman" w:cs="Times New Roman"/>
                 <w:b w:val="0"/>
+                <w:i w:val="0"/>
+                <w:color w:val="000000"/>
                 <w:sz w:val="24"/>
                 <w:lang w:val="ru-RU"/>
               </w:rPr>
@@ -4942,8 +5387,10 @@
             </w:r>
             <w:r>
               <w:rPr>
-                <w:rFonts w:eastAsia="Times New Roman" w:ascii="Times New Roman" w:hAnsi="Times New Roman"/>
+                <w:rFonts w:eastAsia="Times New Roman" w:ascii="Times New Roman" w:hAnsi="Times New Roman" w:cs="Times New Roman"/>
                 <w:b w:val="0"/>
+                <w:i w:val="0"/>
+                <w:color w:val="000000"/>
                 <w:sz w:val="24"/>
                 <w:lang w:val="ru-RU"/>
               </w:rPr>
@@ -4979,15 +5426,17 @@
           <w:p>
             <w:pPr>
               <w:keepNext w:val="0"/>
-              <w:keepLines w:val="0"/>
+              <w:keepLines/>
               <w:spacing w:line="240" w:lineRule="auto" w:before="0" w:after="0"/>
               <w:ind w:left="0" w:right="0" w:firstLine="0"/>
               <w:jc w:val="left"/>
             </w:pPr>
             <w:r>
               <w:rPr>
-                <w:rFonts w:eastAsia="Times New Roman" w:ascii="Times New Roman" w:hAnsi="Times New Roman"/>
+                <w:rFonts w:eastAsia="Times New Roman" w:ascii="Times New Roman" w:hAnsi="Times New Roman" w:cs="Times New Roman"/>
                 <w:b w:val="0"/>
+                <w:i w:val="0"/>
+                <w:color w:val="000000"/>
                 <w:sz w:val="24"/>
                 <w:lang w:val="ru-RU"/>
               </w:rPr>
@@ -5017,7 +5466,7 @@
           <w:p>
             <w:pPr>
               <w:keepNext w:val="0"/>
-              <w:keepLines w:val="0"/>
+              <w:keepLines/>
               <w:spacing w:line="240" w:lineRule="auto" w:before="0" w:after="0"/>
               <w:ind w:left="0" w:right="0" w:firstLine="0"/>
               <w:jc w:val="left"/>
@@ -5027,8 +5476,10 @@
             </w:pPr>
             <w:r>
               <w:rPr>
-                <w:rFonts w:eastAsia="Times New Roman" w:ascii="Times New Roman" w:hAnsi="Times New Roman"/>
+                <w:rFonts w:eastAsia="Times New Roman" w:ascii="Times New Roman" w:hAnsi="Times New Roman" w:cs="Times New Roman"/>
                 <w:b w:val="0"/>
+                <w:i w:val="0"/>
+                <w:color w:val="000000"/>
                 <w:sz w:val="24"/>
                 <w:lang w:val="ru-RU"/>
               </w:rPr>
@@ -5064,15 +5515,17 @@
           <w:p>
             <w:pPr>
               <w:keepNext w:val="0"/>
-              <w:keepLines w:val="0"/>
+              <w:keepLines/>
               <w:spacing w:line="240" w:lineRule="auto" w:before="0" w:after="0"/>
               <w:ind w:left="0" w:right="0" w:firstLine="0"/>
               <w:jc w:val="left"/>
             </w:pPr>
             <w:r>
               <w:rPr>
-                <w:rFonts w:eastAsia="Times New Roman" w:ascii="Times New Roman" w:hAnsi="Times New Roman"/>
+                <w:rFonts w:eastAsia="Times New Roman" w:ascii="Times New Roman" w:hAnsi="Times New Roman" w:cs="Times New Roman"/>
                 <w:b w:val="0"/>
+                <w:i w:val="0"/>
+                <w:color w:val="000000"/>
                 <w:sz w:val="24"/>
                 <w:lang w:val="ru-RU"/>
               </w:rPr>
@@ -5102,7 +5555,7 @@
           <w:p>
             <w:pPr>
               <w:keepNext w:val="0"/>
-              <w:keepLines w:val="0"/>
+              <w:keepLines/>
               <w:spacing w:line="240" w:lineRule="auto" w:before="0" w:after="0"/>
               <w:ind w:left="0" w:right="0" w:firstLine="0"/>
               <w:jc w:val="left"/>
@@ -5112,8 +5565,10 @@
             </w:pPr>
             <w:r>
               <w:rPr>
-                <w:rFonts w:eastAsia="Times New Roman" w:ascii="Times New Roman" w:hAnsi="Times New Roman"/>
+                <w:rFonts w:eastAsia="Times New Roman" w:ascii="Times New Roman" w:hAnsi="Times New Roman" w:cs="Times New Roman"/>
                 <w:b w:val="0"/>
+                <w:i w:val="0"/>
+                <w:color w:val="000000"/>
                 <w:sz w:val="24"/>
                 <w:lang w:val="ru-RU"/>
               </w:rPr>
@@ -5121,8 +5576,10 @@
             </w:r>
             <w:r>
               <w:rPr>
-                <w:rFonts w:eastAsia="Times New Roman" w:ascii="Times New Roman" w:hAnsi="Times New Roman"/>
+                <w:rFonts w:eastAsia="Times New Roman" w:ascii="Times New Roman" w:hAnsi="Times New Roman" w:cs="Times New Roman"/>
                 <w:b w:val="0"/>
+                <w:i w:val="0"/>
+                <w:color w:val="000000"/>
                 <w:sz w:val="24"/>
                 <w:lang w:val="ru-RU"/>
               </w:rPr>
@@ -5158,15 +5615,17 @@
           <w:p>
             <w:pPr>
               <w:keepNext w:val="0"/>
-              <w:keepLines w:val="0"/>
+              <w:keepLines/>
               <w:spacing w:line="240" w:lineRule="auto" w:before="0" w:after="0"/>
               <w:ind w:left="0" w:right="0" w:firstLine="0"/>
               <w:jc w:val="left"/>
             </w:pPr>
             <w:r>
               <w:rPr>
-                <w:rFonts w:eastAsia="Times New Roman" w:ascii="Times New Roman" w:hAnsi="Times New Roman"/>
+                <w:rFonts w:eastAsia="Times New Roman" w:ascii="Times New Roman" w:hAnsi="Times New Roman" w:cs="Times New Roman"/>
                 <w:b w:val="0"/>
+                <w:i w:val="0"/>
+                <w:color w:val="000000"/>
                 <w:sz w:val="24"/>
                 <w:lang w:val="ru-RU"/>
               </w:rPr>
@@ -5175,8 +5634,10 @@
             <w:proofErr w:type="spellStart"/>
             <w:r>
               <w:rPr>
-                <w:rFonts w:eastAsia="Times New Roman" w:ascii="Times New Roman" w:hAnsi="Times New Roman"/>
+                <w:rFonts w:eastAsia="Times New Roman" w:ascii="Times New Roman" w:hAnsi="Times New Roman" w:cs="Times New Roman"/>
                 <w:b w:val="0"/>
+                <w:i w:val="0"/>
+                <w:color w:val="000000"/>
                 <w:sz w:val="24"/>
                 <w:lang w:val="ru-RU"/>
               </w:rPr>
@@ -5207,7 +5668,7 @@
           <w:p>
             <w:pPr>
               <w:keepNext w:val="0"/>
-              <w:keepLines w:val="0"/>
+              <w:keepLines/>
               <w:spacing w:line="240" w:lineRule="auto" w:before="0" w:after="0"/>
               <w:ind w:left="0" w:right="0" w:firstLine="0"/>
               <w:jc w:val="left"/>
@@ -5217,8 +5678,10 @@
             </w:pPr>
             <w:r>
               <w:rPr>
-                <w:rFonts w:eastAsia="Times New Roman" w:ascii="Times New Roman" w:hAnsi="Times New Roman"/>
+                <w:rFonts w:eastAsia="Times New Roman" w:ascii="Times New Roman" w:hAnsi="Times New Roman" w:cs="Times New Roman"/>
                 <w:b w:val="0"/>
+                <w:i w:val="0"/>
+                <w:color w:val="000000"/>
                 <w:sz w:val="24"/>
                 <w:lang w:val="ru-RU"/>
               </w:rPr>
@@ -5254,15 +5717,17 @@
           <w:p>
             <w:pPr>
               <w:keepNext w:val="0"/>
-              <w:keepLines w:val="0"/>
+              <w:keepLines/>
               <w:spacing w:line="240" w:lineRule="auto" w:before="0" w:after="0"/>
               <w:ind w:left="0" w:right="0" w:firstLine="0"/>
               <w:jc w:val="left"/>
             </w:pPr>
             <w:r>
               <w:rPr>
-                <w:rFonts w:eastAsia="Times New Roman" w:ascii="Times New Roman" w:hAnsi="Times New Roman"/>
+                <w:rFonts w:eastAsia="Times New Roman" w:ascii="Times New Roman" w:hAnsi="Times New Roman" w:cs="Times New Roman"/>
                 <w:b w:val="0"/>
+                <w:i w:val="0"/>
+                <w:color w:val="000000"/>
                 <w:sz w:val="24"/>
                 <w:lang w:val="ru-RU"/>
               </w:rPr>
@@ -5292,7 +5757,7 @@
           <w:p>
             <w:pPr>
               <w:keepNext w:val="0"/>
-              <w:keepLines w:val="0"/>
+              <w:keepLines/>
               <w:spacing w:line="240" w:lineRule="auto" w:before="0" w:after="0"/>
               <w:ind w:left="0" w:right="0" w:firstLine="0"/>
               <w:jc w:val="left"/>
@@ -5302,8 +5767,10 @@
             </w:pPr>
             <w:r>
               <w:rPr>
-                <w:rFonts w:eastAsia="Times New Roman" w:ascii="Times New Roman" w:hAnsi="Times New Roman"/>
+                <w:rFonts w:eastAsia="Times New Roman" w:ascii="Times New Roman" w:hAnsi="Times New Roman" w:cs="Times New Roman"/>
                 <w:b w:val="0"/>
+                <w:i w:val="0"/>
+                <w:color w:val="000000"/>
                 <w:sz w:val="24"/>
                 <w:lang w:val="ru-RU"/>
               </w:rPr>
@@ -5311,8 +5778,10 @@
             </w:r>
             <w:r>
               <w:rPr>
-                <w:rFonts w:eastAsia="Times New Roman" w:ascii="Times New Roman" w:hAnsi="Times New Roman"/>
+                <w:rFonts w:eastAsia="Times New Roman" w:ascii="Times New Roman" w:hAnsi="Times New Roman" w:cs="Times New Roman"/>
                 <w:b w:val="0"/>
+                <w:i w:val="0"/>
+                <w:color w:val="000000"/>
                 <w:sz w:val="24"/>
                 <w:lang w:val="ru-RU"/>
               </w:rPr>
@@ -5324,17 +5793,10 @@
     </w:tbl>
     <w:p>
       <w:pPr>
-        <w:spacing w:after="80"/>
-        <w:rPr>
-          <w:lang w:val="ru-RU"/>
-        </w:rPr>
-      </w:pPr>
-    </w:p>
-    <w:p>
-      <w:pPr>
         <w:pStyle w:val="21"/>
         <w:keepNext/>
         <w:keepLines/>
+        <w:widowControl/>
         <w:spacing w:before="240" w:after="120" w:line="360" w:lineRule="auto"/>
         <w:ind w:left="0" w:right="0" w:firstLine="0"/>
         <w:jc w:val="left"/>
@@ -5344,8 +5806,10 @@
       </w:pPr>
       <w:r>
         <w:rPr>
-          <w:rFonts w:ascii="Times New Roman" w:eastAsia="Times New Roman" w:hAnsi="Times New Roman"/>
+          <w:rFonts w:ascii="Times New Roman" w:eastAsia="Times New Roman" w:hAnsi="Times New Roman" w:cs="Times New Roman"/>
           <w:b/>
+          <w:i w:val="0"/>
+          <w:color w:val="000000"/>
           <w:sz w:val="28"/>
           <w:lang w:val="ru-RU"/>
         </w:rPr>
@@ -5354,6 +5818,8 @@
     </w:p>
     <w:p>
       <w:pPr>
+        <w:keepNext w:val="0"/>
+        <w:keepLines w:val="0"/>
         <w:widowControl/>
         <w:spacing w:before="0" w:after="0" w:line="360" w:lineRule="auto"/>
         <w:ind w:left="0" w:right="0" w:firstLine="709"/>
@@ -5364,7 +5830,10 @@
       </w:pPr>
       <w:r>
         <w:rPr>
-          <w:rFonts w:eastAsia="Times New Roman" w:ascii="Times New Roman" w:hAnsi="Times New Roman"/>
+          <w:rFonts w:eastAsia="Times New Roman" w:ascii="Times New Roman" w:hAnsi="Times New Roman" w:cs="Times New Roman"/>
+          <w:b w:val="0"/>
+          <w:i w:val="0"/>
+          <w:color w:val="000000"/>
           <w:sz w:val="28"/>
           <w:lang w:val="ru-RU"/>
         </w:rPr>
@@ -5372,7 +5841,10 @@
       </w:r>
       <w:r>
         <w:rPr>
-          <w:rFonts w:eastAsia="Times New Roman" w:ascii="Times New Roman" w:hAnsi="Times New Roman"/>
+          <w:rFonts w:eastAsia="Times New Roman" w:ascii="Times New Roman" w:hAnsi="Times New Roman" w:cs="Times New Roman"/>
+          <w:b w:val="0"/>
+          <w:i w:val="0"/>
+          <w:color w:val="000000"/>
           <w:sz w:val="28"/>
           <w:lang w:val="ru-RU"/>
         </w:rPr>
@@ -5381,6 +5853,8 @@
     </w:p>
     <w:p>
       <w:pPr>
+        <w:keepNext w:val="0"/>
+        <w:keepLines w:val="0"/>
         <w:widowControl/>
         <w:spacing w:before="0" w:after="0" w:line="360" w:lineRule="auto"/>
         <w:ind w:left="0" w:right="0" w:firstLine="709"/>
@@ -5391,7 +5865,10 @@
       </w:pPr>
       <w:r>
         <w:rPr>
-          <w:rFonts w:eastAsia="Times New Roman" w:ascii="Times New Roman" w:hAnsi="Times New Roman"/>
+          <w:rFonts w:eastAsia="Times New Roman" w:ascii="Times New Roman" w:hAnsi="Times New Roman" w:cs="Times New Roman"/>
+          <w:b w:val="0"/>
+          <w:i w:val="0"/>
+          <w:color w:val="000000"/>
           <w:sz w:val="28"/>
           <w:lang w:val="ru-RU"/>
         </w:rPr>
@@ -5399,7 +5876,10 @@
       </w:r>
       <w:r>
         <w:rPr>
-          <w:rFonts w:eastAsia="Times New Roman" w:ascii="Times New Roman" w:hAnsi="Times New Roman"/>
+          <w:rFonts w:eastAsia="Times New Roman" w:ascii="Times New Roman" w:hAnsi="Times New Roman" w:cs="Times New Roman"/>
+          <w:b w:val="0"/>
+          <w:i w:val="0"/>
+          <w:color w:val="000000"/>
           <w:sz w:val="28"/>
           <w:lang w:val="ru-RU"/>
         </w:rPr>
@@ -5407,7 +5887,10 @@
       </w:r>
       <w:r>
         <w:rPr>
-          <w:rFonts w:eastAsia="Times New Roman" w:ascii="Times New Roman" w:hAnsi="Times New Roman"/>
+          <w:rFonts w:eastAsia="Times New Roman" w:ascii="Times New Roman" w:hAnsi="Times New Roman" w:cs="Times New Roman"/>
+          <w:b w:val="0"/>
+          <w:i w:val="0"/>
+          <w:color w:val="000000"/>
           <w:sz w:val="28"/>
           <w:lang w:val="ru-RU"/>
         </w:rPr>
@@ -5417,15 +5900,38 @@
     <w:p>
       <w:pPr>
         <w:keepNext/>
+        <w:keepLines w:val="0"/>
+        <w:widowControl/>
+        <w:spacing w:before="0" w:after="0" w:line="360" w:lineRule="auto"/>
+        <w:ind w:left="0" w:right="0" w:firstLine="709"/>
+        <w:jc w:val="both"/>
+      </w:pPr>
+      <w:r>
+        <w:rPr>
+          <w:rFonts w:ascii="Times New Roman" w:hAnsi="Times New Roman" w:eastAsia="Times New Roman" w:cs="Times New Roman"/>
+          <w:b w:val="0"/>
+          <w:i w:val="0"/>
+          <w:color w:val="000000"/>
+          <w:sz w:val="28"/>
+        </w:rPr>
+        <w:t>Результаты приведены в таблице 5.</w:t>
+      </w:r>
+    </w:p>
+    <w:p>
+      <w:pPr>
+        <w:keepNext/>
+        <w:keepLines/>
+        <w:widowControl/>
         <w:spacing w:before="120" w:after="60" w:line="240" w:lineRule="auto"/>
         <w:ind w:left="0" w:right="0" w:firstLine="0"/>
         <w:jc w:val="left"/>
       </w:pPr>
       <w:r>
         <w:rPr>
-          <w:rFonts w:ascii="Times New Roman" w:hAnsi="Times New Roman" w:eastAsia="Times New Roman"/>
+          <w:rFonts w:ascii="Times New Roman" w:hAnsi="Times New Roman" w:eastAsia="Times New Roman" w:cs="Times New Roman"/>
           <w:b w:val="0"/>
           <w:i/>
+          <w:color w:val="000000"/>
           <w:sz w:val="24"/>
         </w:rPr>
         <w:t>Таблица 5 – Основные сущности системы учёта</w:t>
@@ -5477,16 +5983,18 @@
           </w:tcPr>
           <w:p>
             <w:pPr>
-              <w:keepNext w:val="0"/>
-              <w:keepLines w:val="0"/>
+              <w:keepNext/>
+              <w:keepLines/>
               <w:spacing w:line="240" w:lineRule="auto" w:before="0" w:after="0"/>
               <w:ind w:left="0" w:right="0" w:firstLine="0"/>
-              <w:jc w:val="center"/>
+              <w:jc w:val="left"/>
             </w:pPr>
             <w:r>
               <w:rPr>
-                <w:rFonts w:eastAsia="Times New Roman" w:ascii="Times New Roman" w:hAnsi="Times New Roman"/>
+                <w:rFonts w:eastAsia="Times New Roman" w:ascii="Times New Roman" w:hAnsi="Times New Roman" w:cs="Times New Roman"/>
                 <w:b/>
+                <w:i w:val="0"/>
+                <w:color w:val="000000"/>
                 <w:sz w:val="24"/>
                 <w:lang w:val="ru-RU"/>
               </w:rPr>
@@ -5515,16 +6023,18 @@
           </w:tcPr>
           <w:p>
             <w:pPr>
-              <w:keepNext w:val="0"/>
-              <w:keepLines w:val="0"/>
+              <w:keepNext/>
+              <w:keepLines/>
               <w:spacing w:line="240" w:lineRule="auto" w:before="0" w:after="0"/>
               <w:ind w:left="0" w:right="0" w:firstLine="0"/>
-              <w:jc w:val="center"/>
+              <w:jc w:val="left"/>
             </w:pPr>
             <w:r>
               <w:rPr>
-                <w:rFonts w:eastAsia="Times New Roman" w:ascii="Times New Roman" w:hAnsi="Times New Roman"/>
+                <w:rFonts w:eastAsia="Times New Roman" w:ascii="Times New Roman" w:hAnsi="Times New Roman" w:cs="Times New Roman"/>
                 <w:b/>
+                <w:i w:val="0"/>
+                <w:color w:val="000000"/>
                 <w:sz w:val="24"/>
                 <w:lang w:val="ru-RU"/>
               </w:rPr>
@@ -5560,15 +6070,17 @@
           <w:p>
             <w:pPr>
               <w:keepNext w:val="0"/>
-              <w:keepLines w:val="0"/>
+              <w:keepLines/>
               <w:spacing w:line="240" w:lineRule="auto" w:before="0" w:after="0"/>
               <w:ind w:left="0" w:right="0" w:firstLine="0"/>
               <w:jc w:val="left"/>
             </w:pPr>
             <w:r>
               <w:rPr>
-                <w:rFonts w:eastAsia="Times New Roman" w:ascii="Times New Roman" w:hAnsi="Times New Roman"/>
+                <w:rFonts w:eastAsia="Times New Roman" w:ascii="Times New Roman" w:hAnsi="Times New Roman" w:cs="Times New Roman"/>
                 <w:b w:val="0"/>
+                <w:i w:val="0"/>
+                <w:color w:val="000000"/>
                 <w:sz w:val="24"/>
                 <w:lang w:val="ru-RU"/>
               </w:rPr>
@@ -5598,7 +6110,7 @@
           <w:p>
             <w:pPr>
               <w:keepNext w:val="0"/>
-              <w:keepLines w:val="0"/>
+              <w:keepLines/>
               <w:spacing w:line="240" w:lineRule="auto" w:before="0" w:after="0"/>
               <w:ind w:left="0" w:right="0" w:firstLine="0"/>
               <w:jc w:val="left"/>
@@ -5608,8 +6120,10 @@
             </w:pPr>
             <w:r>
               <w:rPr>
-                <w:rFonts w:eastAsia="Times New Roman" w:ascii="Times New Roman" w:hAnsi="Times New Roman"/>
+                <w:rFonts w:eastAsia="Times New Roman" w:ascii="Times New Roman" w:hAnsi="Times New Roman" w:cs="Times New Roman"/>
                 <w:b w:val="0"/>
+                <w:i w:val="0"/>
+                <w:color w:val="000000"/>
                 <w:sz w:val="24"/>
                 <w:lang w:val="ru-RU"/>
               </w:rPr>
@@ -5645,15 +6159,17 @@
           <w:p>
             <w:pPr>
               <w:keepNext w:val="0"/>
-              <w:keepLines w:val="0"/>
+              <w:keepLines/>
               <w:spacing w:line="240" w:lineRule="auto" w:before="0" w:after="0"/>
               <w:ind w:left="0" w:right="0" w:firstLine="0"/>
               <w:jc w:val="left"/>
             </w:pPr>
             <w:r>
               <w:rPr>
-                <w:rFonts w:eastAsia="Times New Roman" w:ascii="Times New Roman" w:hAnsi="Times New Roman"/>
+                <w:rFonts w:eastAsia="Times New Roman" w:ascii="Times New Roman" w:hAnsi="Times New Roman" w:cs="Times New Roman"/>
                 <w:b w:val="0"/>
+                <w:i w:val="0"/>
+                <w:color w:val="000000"/>
                 <w:sz w:val="24"/>
                 <w:lang w:val="ru-RU"/>
               </w:rPr>
@@ -5683,7 +6199,7 @@
           <w:p>
             <w:pPr>
               <w:keepNext w:val="0"/>
-              <w:keepLines w:val="0"/>
+              <w:keepLines/>
               <w:spacing w:line="240" w:lineRule="auto" w:before="0" w:after="0"/>
               <w:ind w:left="0" w:right="0" w:firstLine="0"/>
               <w:jc w:val="left"/>
@@ -5693,8 +6209,10 @@
             </w:pPr>
             <w:r>
               <w:rPr>
-                <w:rFonts w:eastAsia="Times New Roman" w:ascii="Times New Roman" w:hAnsi="Times New Roman"/>
+                <w:rFonts w:eastAsia="Times New Roman" w:ascii="Times New Roman" w:hAnsi="Times New Roman" w:cs="Times New Roman"/>
                 <w:b w:val="0"/>
+                <w:i w:val="0"/>
+                <w:color w:val="000000"/>
                 <w:sz w:val="24"/>
                 <w:lang w:val="ru-RU"/>
               </w:rPr>
@@ -5702,8 +6220,10 @@
             </w:r>
             <w:r>
               <w:rPr>
-                <w:rFonts w:eastAsia="Times New Roman" w:ascii="Times New Roman" w:hAnsi="Times New Roman"/>
+                <w:rFonts w:eastAsia="Times New Roman" w:ascii="Times New Roman" w:hAnsi="Times New Roman" w:cs="Times New Roman"/>
                 <w:b w:val="0"/>
+                <w:i w:val="0"/>
+                <w:color w:val="000000"/>
                 <w:sz w:val="24"/>
                 <w:lang w:val="ru-RU"/>
               </w:rPr>
@@ -5739,15 +6259,17 @@
           <w:p>
             <w:pPr>
               <w:keepNext w:val="0"/>
-              <w:keepLines w:val="0"/>
+              <w:keepLines/>
               <w:spacing w:line="240" w:lineRule="auto" w:before="0" w:after="0"/>
               <w:ind w:left="0" w:right="0" w:firstLine="0"/>
               <w:jc w:val="left"/>
             </w:pPr>
             <w:r>
               <w:rPr>
-                <w:rFonts w:eastAsia="Times New Roman" w:ascii="Times New Roman" w:hAnsi="Times New Roman"/>
+                <w:rFonts w:eastAsia="Times New Roman" w:ascii="Times New Roman" w:hAnsi="Times New Roman" w:cs="Times New Roman"/>
                 <w:b w:val="0"/>
+                <w:i w:val="0"/>
+                <w:color w:val="000000"/>
                 <w:sz w:val="24"/>
                 <w:lang w:val="ru-RU"/>
               </w:rPr>
@@ -5777,15 +6299,17 @@
           <w:p>
             <w:pPr>
               <w:keepNext w:val="0"/>
-              <w:keepLines w:val="0"/>
+              <w:keepLines/>
               <w:spacing w:line="240" w:lineRule="auto" w:before="0" w:after="0"/>
               <w:ind w:left="0" w:right="0" w:firstLine="0"/>
               <w:jc w:val="left"/>
             </w:pPr>
             <w:r>
               <w:rPr>
-                <w:rFonts w:eastAsia="Times New Roman" w:ascii="Times New Roman" w:hAnsi="Times New Roman"/>
+                <w:rFonts w:eastAsia="Times New Roman" w:ascii="Times New Roman" w:hAnsi="Times New Roman" w:cs="Times New Roman"/>
                 <w:b w:val="0"/>
+                <w:i w:val="0"/>
+                <w:color w:val="000000"/>
                 <w:sz w:val="24"/>
                 <w:lang w:val="ru-RU"/>
               </w:rPr>
@@ -5821,15 +6345,17 @@
           <w:p>
             <w:pPr>
               <w:keepNext w:val="0"/>
-              <w:keepLines w:val="0"/>
+              <w:keepLines/>
               <w:spacing w:line="240" w:lineRule="auto" w:before="0" w:after="0"/>
               <w:ind w:left="0" w:right="0" w:firstLine="0"/>
               <w:jc w:val="left"/>
             </w:pPr>
             <w:r>
               <w:rPr>
-                <w:rFonts w:eastAsia="Times New Roman" w:ascii="Times New Roman" w:hAnsi="Times New Roman"/>
+                <w:rFonts w:eastAsia="Times New Roman" w:ascii="Times New Roman" w:hAnsi="Times New Roman" w:cs="Times New Roman"/>
                 <w:b w:val="0"/>
+                <w:i w:val="0"/>
+                <w:color w:val="000000"/>
                 <w:sz w:val="24"/>
                 <w:lang w:val="ru-RU"/>
               </w:rPr>
@@ -5859,7 +6385,7 @@
           <w:p>
             <w:pPr>
               <w:keepNext w:val="0"/>
-              <w:keepLines w:val="0"/>
+              <w:keepLines/>
               <w:spacing w:line="240" w:lineRule="auto" w:before="0" w:after="0"/>
               <w:ind w:left="0" w:right="0" w:firstLine="0"/>
               <w:jc w:val="left"/>
@@ -5869,8 +6395,10 @@
             </w:pPr>
             <w:r>
               <w:rPr>
-                <w:rFonts w:eastAsia="Times New Roman" w:ascii="Times New Roman" w:hAnsi="Times New Roman"/>
+                <w:rFonts w:eastAsia="Times New Roman" w:ascii="Times New Roman" w:hAnsi="Times New Roman" w:cs="Times New Roman"/>
                 <w:b w:val="0"/>
+                <w:i w:val="0"/>
+                <w:color w:val="000000"/>
                 <w:sz w:val="24"/>
                 <w:lang w:val="ru-RU"/>
               </w:rPr>
@@ -5906,15 +6434,17 @@
           <w:p>
             <w:pPr>
               <w:keepNext w:val="0"/>
-              <w:keepLines w:val="0"/>
+              <w:keepLines/>
               <w:spacing w:line="240" w:lineRule="auto" w:before="0" w:after="0"/>
               <w:ind w:left="0" w:right="0" w:firstLine="0"/>
               <w:jc w:val="left"/>
             </w:pPr>
             <w:r>
               <w:rPr>
-                <w:rFonts w:eastAsia="Times New Roman" w:ascii="Times New Roman" w:hAnsi="Times New Roman"/>
+                <w:rFonts w:eastAsia="Times New Roman" w:ascii="Times New Roman" w:hAnsi="Times New Roman" w:cs="Times New Roman"/>
                 <w:b w:val="0"/>
+                <w:i w:val="0"/>
+                <w:color w:val="000000"/>
                 <w:sz w:val="24"/>
                 <w:lang w:val="ru-RU"/>
               </w:rPr>
@@ -5944,7 +6474,7 @@
           <w:p>
             <w:pPr>
               <w:keepNext w:val="0"/>
-              <w:keepLines w:val="0"/>
+              <w:keepLines/>
               <w:spacing w:line="240" w:lineRule="auto" w:before="0" w:after="0"/>
               <w:ind w:left="0" w:right="0" w:firstLine="0"/>
               <w:jc w:val="left"/>
@@ -5954,8 +6484,10 @@
             </w:pPr>
             <w:r>
               <w:rPr>
-                <w:rFonts w:eastAsia="Times New Roman" w:ascii="Times New Roman" w:hAnsi="Times New Roman"/>
+                <w:rFonts w:eastAsia="Times New Roman" w:ascii="Times New Roman" w:hAnsi="Times New Roman" w:cs="Times New Roman"/>
                 <w:b w:val="0"/>
+                <w:i w:val="0"/>
+                <w:color w:val="000000"/>
                 <w:sz w:val="24"/>
                 <w:lang w:val="ru-RU"/>
               </w:rPr>
@@ -5963,8 +6495,10 @@
             </w:r>
             <w:r>
               <w:rPr>
-                <w:rFonts w:eastAsia="Times New Roman" w:ascii="Times New Roman" w:hAnsi="Times New Roman"/>
+                <w:rFonts w:eastAsia="Times New Roman" w:ascii="Times New Roman" w:hAnsi="Times New Roman" w:cs="Times New Roman"/>
                 <w:b w:val="0"/>
+                <w:i w:val="0"/>
+                <w:color w:val="000000"/>
                 <w:sz w:val="24"/>
                 <w:lang w:val="ru-RU"/>
               </w:rPr>
@@ -6000,15 +6534,17 @@
           <w:p>
             <w:pPr>
               <w:keepNext w:val="0"/>
-              <w:keepLines w:val="0"/>
+              <w:keepLines/>
               <w:spacing w:line="240" w:lineRule="auto" w:before="0" w:after="0"/>
               <w:ind w:left="0" w:right="0" w:firstLine="0"/>
               <w:jc w:val="left"/>
             </w:pPr>
             <w:r>
               <w:rPr>
-                <w:rFonts w:eastAsia="Times New Roman" w:ascii="Times New Roman" w:hAnsi="Times New Roman"/>
+                <w:rFonts w:eastAsia="Times New Roman" w:ascii="Times New Roman" w:hAnsi="Times New Roman" w:cs="Times New Roman"/>
                 <w:b w:val="0"/>
+                <w:i w:val="0"/>
+                <w:color w:val="000000"/>
                 <w:sz w:val="24"/>
                 <w:lang w:val="ru-RU"/>
               </w:rPr>
@@ -6038,7 +6574,7 @@
           <w:p>
             <w:pPr>
               <w:keepNext w:val="0"/>
-              <w:keepLines w:val="0"/>
+              <w:keepLines/>
               <w:spacing w:line="240" w:lineRule="auto" w:before="0" w:after="0"/>
               <w:ind w:left="0" w:right="0" w:firstLine="0"/>
               <w:jc w:val="left"/>
@@ -6048,8 +6584,10 @@
             </w:pPr>
             <w:r>
               <w:rPr>
-                <w:rFonts w:eastAsia="Times New Roman" w:ascii="Times New Roman" w:hAnsi="Times New Roman"/>
+                <w:rFonts w:eastAsia="Times New Roman" w:ascii="Times New Roman" w:hAnsi="Times New Roman" w:cs="Times New Roman"/>
                 <w:b w:val="0"/>
+                <w:i w:val="0"/>
+                <w:color w:val="000000"/>
                 <w:sz w:val="24"/>
                 <w:lang w:val="ru-RU"/>
               </w:rPr>
@@ -6085,15 +6623,17 @@
           <w:p>
             <w:pPr>
               <w:keepNext w:val="0"/>
-              <w:keepLines w:val="0"/>
+              <w:keepLines/>
               <w:spacing w:line="240" w:lineRule="auto" w:before="0" w:after="0"/>
               <w:ind w:left="0" w:right="0" w:firstLine="0"/>
               <w:jc w:val="left"/>
             </w:pPr>
             <w:r>
               <w:rPr>
-                <w:rFonts w:eastAsia="Times New Roman" w:ascii="Times New Roman" w:hAnsi="Times New Roman"/>
+                <w:rFonts w:eastAsia="Times New Roman" w:ascii="Times New Roman" w:hAnsi="Times New Roman" w:cs="Times New Roman"/>
                 <w:b w:val="0"/>
+                <w:i w:val="0"/>
+                <w:color w:val="000000"/>
                 <w:sz w:val="24"/>
                 <w:lang w:val="ru-RU"/>
               </w:rPr>
@@ -6123,7 +6663,7 @@
           <w:p>
             <w:pPr>
               <w:keepNext w:val="0"/>
-              <w:keepLines w:val="0"/>
+              <w:keepLines/>
               <w:spacing w:line="240" w:lineRule="auto" w:before="0" w:after="0"/>
               <w:ind w:left="0" w:right="0" w:firstLine="0"/>
               <w:jc w:val="left"/>
@@ -6133,8 +6673,10 @@
             </w:pPr>
             <w:r>
               <w:rPr>
-                <w:rFonts w:eastAsia="Times New Roman" w:ascii="Times New Roman" w:hAnsi="Times New Roman"/>
+                <w:rFonts w:eastAsia="Times New Roman" w:ascii="Times New Roman" w:hAnsi="Times New Roman" w:cs="Times New Roman"/>
                 <w:b w:val="0"/>
+                <w:i w:val="0"/>
+                <w:color w:val="000000"/>
                 <w:sz w:val="24"/>
                 <w:lang w:val="ru-RU"/>
               </w:rPr>
@@ -6170,15 +6712,17 @@
           <w:p>
             <w:pPr>
               <w:keepNext w:val="0"/>
-              <w:keepLines w:val="0"/>
+              <w:keepLines/>
               <w:spacing w:line="240" w:lineRule="auto" w:before="0" w:after="0"/>
               <w:ind w:left="0" w:right="0" w:firstLine="0"/>
               <w:jc w:val="left"/>
             </w:pPr>
             <w:r>
               <w:rPr>
-                <w:rFonts w:eastAsia="Times New Roman" w:ascii="Times New Roman" w:hAnsi="Times New Roman"/>
+                <w:rFonts w:eastAsia="Times New Roman" w:ascii="Times New Roman" w:hAnsi="Times New Roman" w:cs="Times New Roman"/>
                 <w:b w:val="0"/>
+                <w:i w:val="0"/>
+                <w:color w:val="000000"/>
                 <w:sz w:val="24"/>
                 <w:lang w:val="ru-RU"/>
               </w:rPr>
@@ -6208,15 +6752,17 @@
           <w:p>
             <w:pPr>
               <w:keepNext w:val="0"/>
-              <w:keepLines w:val="0"/>
+              <w:keepLines/>
               <w:spacing w:line="240" w:lineRule="auto" w:before="0" w:after="0"/>
               <w:ind w:left="0" w:right="0" w:firstLine="0"/>
               <w:jc w:val="left"/>
             </w:pPr>
             <w:r>
               <w:rPr>
-                <w:rFonts w:eastAsia="Times New Roman" w:ascii="Times New Roman" w:hAnsi="Times New Roman"/>
+                <w:rFonts w:eastAsia="Times New Roman" w:ascii="Times New Roman" w:hAnsi="Times New Roman" w:cs="Times New Roman"/>
                 <w:b w:val="0"/>
+                <w:i w:val="0"/>
+                <w:color w:val="000000"/>
                 <w:sz w:val="24"/>
                 <w:lang w:val="ru-RU"/>
               </w:rPr>
@@ -6252,15 +6798,17 @@
           <w:p>
             <w:pPr>
               <w:keepNext w:val="0"/>
-              <w:keepLines w:val="0"/>
+              <w:keepLines/>
               <w:spacing w:line="240" w:lineRule="auto" w:before="0" w:after="0"/>
               <w:ind w:left="0" w:right="0" w:firstLine="0"/>
               <w:jc w:val="left"/>
             </w:pPr>
             <w:r>
               <w:rPr>
-                <w:rFonts w:eastAsia="Times New Roman" w:ascii="Times New Roman" w:hAnsi="Times New Roman"/>
+                <w:rFonts w:eastAsia="Times New Roman" w:ascii="Times New Roman" w:hAnsi="Times New Roman" w:cs="Times New Roman"/>
                 <w:b w:val="0"/>
+                <w:i w:val="0"/>
+                <w:color w:val="000000"/>
                 <w:sz w:val="24"/>
                 <w:lang w:val="ru-RU"/>
               </w:rPr>
@@ -6290,7 +6838,7 @@
           <w:p>
             <w:pPr>
               <w:keepNext w:val="0"/>
-              <w:keepLines w:val="0"/>
+              <w:keepLines/>
               <w:spacing w:line="240" w:lineRule="auto" w:before="0" w:after="0"/>
               <w:ind w:left="0" w:right="0" w:firstLine="0"/>
               <w:jc w:val="left"/>
@@ -6300,8 +6848,10 @@
             </w:pPr>
             <w:r>
               <w:rPr>
-                <w:rFonts w:eastAsia="Times New Roman" w:ascii="Times New Roman" w:hAnsi="Times New Roman"/>
+                <w:rFonts w:eastAsia="Times New Roman" w:ascii="Times New Roman" w:hAnsi="Times New Roman" w:cs="Times New Roman"/>
                 <w:b w:val="0"/>
+                <w:i w:val="0"/>
+                <w:color w:val="000000"/>
                 <w:sz w:val="24"/>
                 <w:lang w:val="ru-RU"/>
               </w:rPr>
@@ -6309,8 +6859,10 @@
             </w:r>
             <w:r>
               <w:rPr>
-                <w:rFonts w:eastAsia="Times New Roman" w:ascii="Times New Roman" w:hAnsi="Times New Roman"/>
+                <w:rFonts w:eastAsia="Times New Roman" w:ascii="Times New Roman" w:hAnsi="Times New Roman" w:cs="Times New Roman"/>
                 <w:b w:val="0"/>
+                <w:i w:val="0"/>
+                <w:color w:val="000000"/>
                 <w:sz w:val="24"/>
                 <w:lang w:val="ru-RU"/>
               </w:rPr>
@@ -6346,15 +6898,17 @@
           <w:p>
             <w:pPr>
               <w:keepNext w:val="0"/>
-              <w:keepLines w:val="0"/>
+              <w:keepLines/>
               <w:spacing w:line="240" w:lineRule="auto" w:before="0" w:after="0"/>
               <w:ind w:left="0" w:right="0" w:firstLine="0"/>
               <w:jc w:val="left"/>
             </w:pPr>
             <w:r>
               <w:rPr>
-                <w:rFonts w:eastAsia="Times New Roman" w:ascii="Times New Roman" w:hAnsi="Times New Roman"/>
+                <w:rFonts w:eastAsia="Times New Roman" w:ascii="Times New Roman" w:hAnsi="Times New Roman" w:cs="Times New Roman"/>
                 <w:b w:val="0"/>
+                <w:i w:val="0"/>
+                <w:color w:val="000000"/>
                 <w:sz w:val="24"/>
                 <w:lang w:val="ru-RU"/>
               </w:rPr>
@@ -6384,7 +6938,7 @@
           <w:p>
             <w:pPr>
               <w:keepNext w:val="0"/>
-              <w:keepLines w:val="0"/>
+              <w:keepLines/>
               <w:spacing w:line="240" w:lineRule="auto" w:before="0" w:after="0"/>
               <w:ind w:left="0" w:right="0" w:firstLine="0"/>
               <w:jc w:val="left"/>
@@ -6394,8 +6948,10 @@
             </w:pPr>
             <w:r>
               <w:rPr>
-                <w:rFonts w:eastAsia="Times New Roman" w:ascii="Times New Roman" w:hAnsi="Times New Roman"/>
+                <w:rFonts w:eastAsia="Times New Roman" w:ascii="Times New Roman" w:hAnsi="Times New Roman" w:cs="Times New Roman"/>
                 <w:b w:val="0"/>
+                <w:i w:val="0"/>
+                <w:color w:val="000000"/>
                 <w:sz w:val="24"/>
                 <w:lang w:val="ru-RU"/>
               </w:rPr>
@@ -6404,8 +6960,10 @@
             <w:proofErr w:type="spellStart"/>
             <w:r>
               <w:rPr>
-                <w:rFonts w:eastAsia="Times New Roman" w:ascii="Times New Roman" w:hAnsi="Times New Roman"/>
+                <w:rFonts w:eastAsia="Times New Roman" w:ascii="Times New Roman" w:hAnsi="Times New Roman" w:cs="Times New Roman"/>
                 <w:b w:val="0"/>
+                <w:i w:val="0"/>
+                <w:color w:val="000000"/>
                 <w:sz w:val="24"/>
                 <w:lang w:val="ru-RU"/>
               </w:rPr>
@@ -6421,14 +6979,17 @@
         <w:pStyle w:val="21"/>
         <w:keepNext/>
         <w:keepLines/>
+        <w:widowControl/>
         <w:spacing w:before="240" w:after="120" w:line="360" w:lineRule="auto"/>
         <w:ind w:left="0" w:right="0" w:firstLine="0"/>
         <w:jc w:val="left"/>
       </w:pPr>
       <w:r>
         <w:rPr>
-          <w:rFonts w:ascii="Times New Roman" w:eastAsia="Times New Roman" w:hAnsi="Times New Roman"/>
+          <w:rFonts w:ascii="Times New Roman" w:eastAsia="Times New Roman" w:hAnsi="Times New Roman" w:cs="Times New Roman"/>
           <w:b/>
+          <w:i w:val="0"/>
+          <w:color w:val="000000"/>
           <w:sz w:val="28"/>
           <w:lang w:val="ru-RU"/>
         </w:rPr>
@@ -6438,15 +6999,38 @@
     <w:p>
       <w:pPr>
         <w:keepNext/>
+        <w:keepLines w:val="0"/>
+        <w:widowControl/>
+        <w:spacing w:before="0" w:after="0" w:line="360" w:lineRule="auto"/>
+        <w:ind w:left="0" w:right="0" w:firstLine="709"/>
+        <w:jc w:val="both"/>
+      </w:pPr>
+      <w:r>
+        <w:rPr>
+          <w:rFonts w:ascii="Times New Roman" w:hAnsi="Times New Roman" w:eastAsia="Times New Roman" w:cs="Times New Roman"/>
+          <w:b w:val="0"/>
+          <w:i w:val="0"/>
+          <w:color w:val="000000"/>
+          <w:sz w:val="28"/>
+        </w:rPr>
+        <w:t>Результаты приведены в таблице 6.</w:t>
+      </w:r>
+    </w:p>
+    <w:p>
+      <w:pPr>
+        <w:keepNext/>
+        <w:keepLines/>
+        <w:widowControl/>
         <w:spacing w:before="120" w:after="60" w:line="240" w:lineRule="auto"/>
         <w:ind w:left="0" w:right="0" w:firstLine="0"/>
         <w:jc w:val="left"/>
       </w:pPr>
       <w:r>
         <w:rPr>
-          <w:rFonts w:ascii="Times New Roman" w:hAnsi="Times New Roman" w:eastAsia="Times New Roman"/>
+          <w:rFonts w:ascii="Times New Roman" w:hAnsi="Times New Roman" w:eastAsia="Times New Roman" w:cs="Times New Roman"/>
           <w:b w:val="0"/>
           <w:i/>
+          <w:color w:val="000000"/>
           <w:sz w:val="24"/>
         </w:rPr>
         <w:t>Таблица 6 – Справочники информационной системы</w:t>
@@ -6498,16 +7082,18 @@
           </w:tcPr>
           <w:p>
             <w:pPr>
-              <w:keepNext w:val="0"/>
-              <w:keepLines w:val="0"/>
+              <w:keepNext/>
+              <w:keepLines/>
               <w:spacing w:line="240" w:lineRule="auto" w:before="0" w:after="0"/>
               <w:ind w:left="0" w:right="0" w:firstLine="0"/>
-              <w:jc w:val="center"/>
+              <w:jc w:val="left"/>
             </w:pPr>
             <w:r>
               <w:rPr>
-                <w:rFonts w:eastAsia="Times New Roman" w:ascii="Times New Roman" w:hAnsi="Times New Roman"/>
+                <w:rFonts w:eastAsia="Times New Roman" w:ascii="Times New Roman" w:hAnsi="Times New Roman" w:cs="Times New Roman"/>
                 <w:b/>
+                <w:i w:val="0"/>
+                <w:color w:val="000000"/>
                 <w:sz w:val="24"/>
                 <w:lang w:val="ru-RU"/>
               </w:rPr>
@@ -6536,16 +7122,18 @@
           </w:tcPr>
           <w:p>
             <w:pPr>
-              <w:keepNext w:val="0"/>
-              <w:keepLines w:val="0"/>
+              <w:keepNext/>
+              <w:keepLines/>
               <w:spacing w:line="240" w:lineRule="auto" w:before="0" w:after="0"/>
               <w:ind w:left="0" w:right="0" w:firstLine="0"/>
-              <w:jc w:val="center"/>
+              <w:jc w:val="left"/>
             </w:pPr>
             <w:r>
               <w:rPr>
-                <w:rFonts w:eastAsia="Times New Roman" w:ascii="Times New Roman" w:hAnsi="Times New Roman"/>
+                <w:rFonts w:eastAsia="Times New Roman" w:ascii="Times New Roman" w:hAnsi="Times New Roman" w:cs="Times New Roman"/>
                 <w:b/>
+                <w:i w:val="0"/>
+                <w:color w:val="000000"/>
                 <w:sz w:val="24"/>
                 <w:lang w:val="ru-RU"/>
               </w:rPr>
@@ -6581,15 +7169,17 @@
           <w:p>
             <w:pPr>
               <w:keepNext w:val="0"/>
-              <w:keepLines w:val="0"/>
+              <w:keepLines/>
               <w:spacing w:line="240" w:lineRule="auto" w:before="0" w:after="0"/>
               <w:ind w:left="0" w:right="0" w:firstLine="0"/>
               <w:jc w:val="left"/>
             </w:pPr>
             <w:r>
               <w:rPr>
-                <w:rFonts w:eastAsia="Times New Roman" w:ascii="Times New Roman" w:hAnsi="Times New Roman"/>
+                <w:rFonts w:eastAsia="Times New Roman" w:ascii="Times New Roman" w:hAnsi="Times New Roman" w:cs="Times New Roman"/>
                 <w:b w:val="0"/>
+                <w:i w:val="0"/>
+                <w:color w:val="000000"/>
                 <w:sz w:val="24"/>
                 <w:lang w:val="ru-RU"/>
               </w:rPr>
@@ -6619,7 +7209,7 @@
           <w:p>
             <w:pPr>
               <w:keepNext w:val="0"/>
-              <w:keepLines w:val="0"/>
+              <w:keepLines/>
               <w:spacing w:line="240" w:lineRule="auto" w:before="0" w:after="0"/>
               <w:ind w:left="0" w:right="0" w:firstLine="0"/>
               <w:jc w:val="left"/>
@@ -6629,8 +7219,10 @@
             </w:pPr>
             <w:r>
               <w:rPr>
-                <w:rFonts w:eastAsia="Times New Roman" w:ascii="Times New Roman" w:hAnsi="Times New Roman"/>
+                <w:rFonts w:eastAsia="Times New Roman" w:ascii="Times New Roman" w:hAnsi="Times New Roman" w:cs="Times New Roman"/>
                 <w:b w:val="0"/>
+                <w:i w:val="0"/>
+                <w:color w:val="000000"/>
                 <w:sz w:val="24"/>
                 <w:lang w:val="ru-RU"/>
               </w:rPr>
@@ -6638,8 +7230,10 @@
             </w:r>
             <w:r>
               <w:rPr>
-                <w:rFonts w:eastAsia="Times New Roman" w:ascii="Times New Roman" w:hAnsi="Times New Roman"/>
+                <w:rFonts w:eastAsia="Times New Roman" w:ascii="Times New Roman" w:hAnsi="Times New Roman" w:cs="Times New Roman"/>
                 <w:b w:val="0"/>
+                <w:i w:val="0"/>
+                <w:color w:val="000000"/>
                 <w:sz w:val="24"/>
                 <w:lang w:val="ru-RU"/>
               </w:rPr>
@@ -6675,15 +7269,17 @@
           <w:p>
             <w:pPr>
               <w:keepNext w:val="0"/>
-              <w:keepLines w:val="0"/>
+              <w:keepLines/>
               <w:spacing w:line="240" w:lineRule="auto" w:before="0" w:after="0"/>
               <w:ind w:left="0" w:right="0" w:firstLine="0"/>
               <w:jc w:val="left"/>
             </w:pPr>
             <w:r>
               <w:rPr>
-                <w:rFonts w:eastAsia="Times New Roman" w:ascii="Times New Roman" w:hAnsi="Times New Roman"/>
+                <w:rFonts w:eastAsia="Times New Roman" w:ascii="Times New Roman" w:hAnsi="Times New Roman" w:cs="Times New Roman"/>
                 <w:b w:val="0"/>
+                <w:i w:val="0"/>
+                <w:color w:val="000000"/>
                 <w:sz w:val="24"/>
                 <w:lang w:val="ru-RU"/>
               </w:rPr>
@@ -6713,7 +7309,7 @@
           <w:p>
             <w:pPr>
               <w:keepNext w:val="0"/>
-              <w:keepLines w:val="0"/>
+              <w:keepLines/>
               <w:spacing w:line="240" w:lineRule="auto" w:before="0" w:after="0"/>
               <w:ind w:left="0" w:right="0" w:firstLine="0"/>
               <w:jc w:val="left"/>
@@ -6723,8 +7319,10 @@
             </w:pPr>
             <w:r>
               <w:rPr>
-                <w:rFonts w:eastAsia="Times New Roman" w:ascii="Times New Roman" w:hAnsi="Times New Roman"/>
+                <w:rFonts w:eastAsia="Times New Roman" w:ascii="Times New Roman" w:hAnsi="Times New Roman" w:cs="Times New Roman"/>
                 <w:b w:val="0"/>
+                <w:i w:val="0"/>
+                <w:color w:val="000000"/>
                 <w:sz w:val="24"/>
                 <w:lang w:val="ru-RU"/>
               </w:rPr>
@@ -6760,15 +7358,17 @@
           <w:p>
             <w:pPr>
               <w:keepNext w:val="0"/>
-              <w:keepLines w:val="0"/>
+              <w:keepLines/>
               <w:spacing w:line="240" w:lineRule="auto" w:before="0" w:after="0"/>
               <w:ind w:left="0" w:right="0" w:firstLine="0"/>
               <w:jc w:val="left"/>
             </w:pPr>
             <w:r>
               <w:rPr>
-                <w:rFonts w:eastAsia="Times New Roman" w:ascii="Times New Roman" w:hAnsi="Times New Roman"/>
+                <w:rFonts w:eastAsia="Times New Roman" w:ascii="Times New Roman" w:hAnsi="Times New Roman" w:cs="Times New Roman"/>
                 <w:b w:val="0"/>
+                <w:i w:val="0"/>
+                <w:color w:val="000000"/>
                 <w:sz w:val="24"/>
                 <w:lang w:val="ru-RU"/>
               </w:rPr>
@@ -6798,7 +7398,7 @@
           <w:p>
             <w:pPr>
               <w:keepNext w:val="0"/>
-              <w:keepLines w:val="0"/>
+              <w:keepLines/>
               <w:spacing w:line="240" w:lineRule="auto" w:before="0" w:after="0"/>
               <w:ind w:left="0" w:right="0" w:firstLine="0"/>
               <w:jc w:val="left"/>
@@ -6808,8 +7408,10 @@
             </w:pPr>
             <w:r>
               <w:rPr>
-                <w:rFonts w:eastAsia="Times New Roman" w:ascii="Times New Roman" w:hAnsi="Times New Roman"/>
+                <w:rFonts w:eastAsia="Times New Roman" w:ascii="Times New Roman" w:hAnsi="Times New Roman" w:cs="Times New Roman"/>
                 <w:b w:val="0"/>
+                <w:i w:val="0"/>
+                <w:color w:val="000000"/>
                 <w:sz w:val="24"/>
                 <w:lang w:val="ru-RU"/>
               </w:rPr>
@@ -6817,8 +7419,10 @@
             </w:r>
             <w:r>
               <w:rPr>
-                <w:rFonts w:eastAsia="Times New Roman" w:ascii="Times New Roman" w:hAnsi="Times New Roman"/>
+                <w:rFonts w:eastAsia="Times New Roman" w:ascii="Times New Roman" w:hAnsi="Times New Roman" w:cs="Times New Roman"/>
                 <w:b w:val="0"/>
+                <w:i w:val="0"/>
+                <w:color w:val="000000"/>
                 <w:sz w:val="24"/>
                 <w:lang w:val="ru-RU"/>
               </w:rPr>
@@ -6854,15 +7458,17 @@
           <w:p>
             <w:pPr>
               <w:keepNext w:val="0"/>
-              <w:keepLines w:val="0"/>
+              <w:keepLines/>
               <w:spacing w:line="240" w:lineRule="auto" w:before="0" w:after="0"/>
               <w:ind w:left="0" w:right="0" w:firstLine="0"/>
               <w:jc w:val="left"/>
             </w:pPr>
             <w:r>
               <w:rPr>
-                <w:rFonts w:eastAsia="Times New Roman" w:ascii="Times New Roman" w:hAnsi="Times New Roman"/>
+                <w:rFonts w:eastAsia="Times New Roman" w:ascii="Times New Roman" w:hAnsi="Times New Roman" w:cs="Times New Roman"/>
                 <w:b w:val="0"/>
+                <w:i w:val="0"/>
+                <w:color w:val="000000"/>
                 <w:sz w:val="24"/>
                 <w:lang w:val="ru-RU"/>
               </w:rPr>
@@ -6871,8 +7477,10 @@
             <w:proofErr w:type="spellStart"/>
             <w:r>
               <w:rPr>
-                <w:rFonts w:eastAsia="Times New Roman" w:ascii="Times New Roman" w:hAnsi="Times New Roman"/>
+                <w:rFonts w:eastAsia="Times New Roman" w:ascii="Times New Roman" w:hAnsi="Times New Roman" w:cs="Times New Roman"/>
                 <w:b w:val="0"/>
+                <w:i w:val="0"/>
+                <w:color w:val="000000"/>
                 <w:sz w:val="24"/>
                 <w:lang w:val="ru-RU"/>
               </w:rPr>
@@ -6903,7 +7511,7 @@
           <w:p>
             <w:pPr>
               <w:keepNext w:val="0"/>
-              <w:keepLines w:val="0"/>
+              <w:keepLines/>
               <w:spacing w:line="240" w:lineRule="auto" w:before="0" w:after="0"/>
               <w:ind w:left="0" w:right="0" w:firstLine="0"/>
               <w:jc w:val="left"/>
@@ -6913,8 +7521,10 @@
             </w:pPr>
             <w:r>
               <w:rPr>
-                <w:rFonts w:eastAsia="Times New Roman" w:ascii="Times New Roman" w:hAnsi="Times New Roman"/>
+                <w:rFonts w:eastAsia="Times New Roman" w:ascii="Times New Roman" w:hAnsi="Times New Roman" w:cs="Times New Roman"/>
                 <w:b w:val="0"/>
+                <w:i w:val="0"/>
+                <w:color w:val="000000"/>
                 <w:sz w:val="24"/>
                 <w:lang w:val="ru-RU"/>
               </w:rPr>
@@ -6950,15 +7560,17 @@
           <w:p>
             <w:pPr>
               <w:keepNext w:val="0"/>
-              <w:keepLines w:val="0"/>
+              <w:keepLines/>
               <w:spacing w:line="240" w:lineRule="auto" w:before="0" w:after="0"/>
               <w:ind w:left="0" w:right="0" w:firstLine="0"/>
               <w:jc w:val="left"/>
             </w:pPr>
             <w:r>
               <w:rPr>
-                <w:rFonts w:eastAsia="Times New Roman" w:ascii="Times New Roman" w:hAnsi="Times New Roman"/>
+                <w:rFonts w:eastAsia="Times New Roman" w:ascii="Times New Roman" w:hAnsi="Times New Roman" w:cs="Times New Roman"/>
                 <w:b w:val="0"/>
+                <w:i w:val="0"/>
+                <w:color w:val="000000"/>
                 <w:sz w:val="24"/>
                 <w:lang w:val="ru-RU"/>
               </w:rPr>
@@ -6988,7 +7600,7 @@
           <w:p>
             <w:pPr>
               <w:keepNext w:val="0"/>
-              <w:keepLines w:val="0"/>
+              <w:keepLines/>
               <w:spacing w:line="240" w:lineRule="auto" w:before="0" w:after="0"/>
               <w:ind w:left="0" w:right="0" w:firstLine="0"/>
               <w:jc w:val="left"/>
@@ -6998,8 +7610,10 @@
             </w:pPr>
             <w:r>
               <w:rPr>
-                <w:rFonts w:eastAsia="Times New Roman" w:ascii="Times New Roman" w:hAnsi="Times New Roman"/>
+                <w:rFonts w:eastAsia="Times New Roman" w:ascii="Times New Roman" w:hAnsi="Times New Roman" w:cs="Times New Roman"/>
                 <w:b w:val="0"/>
+                <w:i w:val="0"/>
+                <w:color w:val="000000"/>
                 <w:sz w:val="24"/>
                 <w:lang w:val="ru-RU"/>
               </w:rPr>
@@ -7035,15 +7649,17 @@
           <w:p>
             <w:pPr>
               <w:keepNext w:val="0"/>
-              <w:keepLines w:val="0"/>
+              <w:keepLines/>
               <w:spacing w:line="240" w:lineRule="auto" w:before="0" w:after="0"/>
               <w:ind w:left="0" w:right="0" w:firstLine="0"/>
               <w:jc w:val="left"/>
             </w:pPr>
             <w:r>
               <w:rPr>
-                <w:rFonts w:eastAsia="Times New Roman" w:ascii="Times New Roman" w:hAnsi="Times New Roman"/>
+                <w:rFonts w:eastAsia="Times New Roman" w:ascii="Times New Roman" w:hAnsi="Times New Roman" w:cs="Times New Roman"/>
                 <w:b w:val="0"/>
+                <w:i w:val="0"/>
+                <w:color w:val="000000"/>
                 <w:sz w:val="24"/>
                 <w:lang w:val="ru-RU"/>
               </w:rPr>
@@ -7073,7 +7689,7 @@
           <w:p>
             <w:pPr>
               <w:keepNext w:val="0"/>
-              <w:keepLines w:val="0"/>
+              <w:keepLines/>
               <w:spacing w:line="240" w:lineRule="auto" w:before="0" w:after="0"/>
               <w:ind w:left="0" w:right="0" w:firstLine="0"/>
               <w:jc w:val="left"/>
@@ -7083,8 +7699,10 @@
             </w:pPr>
             <w:r>
               <w:rPr>
-                <w:rFonts w:eastAsia="Times New Roman" w:ascii="Times New Roman" w:hAnsi="Times New Roman"/>
+                <w:rFonts w:eastAsia="Times New Roman" w:ascii="Times New Roman" w:hAnsi="Times New Roman" w:cs="Times New Roman"/>
                 <w:b w:val="0"/>
+                <w:i w:val="0"/>
+                <w:color w:val="000000"/>
                 <w:sz w:val="24"/>
                 <w:lang w:val="ru-RU"/>
               </w:rPr>
@@ -7120,15 +7738,17 @@
           <w:p>
             <w:pPr>
               <w:keepNext w:val="0"/>
-              <w:keepLines w:val="0"/>
+              <w:keepLines/>
               <w:spacing w:line="240" w:lineRule="auto" w:before="0" w:after="0"/>
               <w:ind w:left="0" w:right="0" w:firstLine="0"/>
               <w:jc w:val="left"/>
             </w:pPr>
             <w:r>
               <w:rPr>
-                <w:rFonts w:eastAsia="Times New Roman" w:ascii="Times New Roman" w:hAnsi="Times New Roman"/>
+                <w:rFonts w:eastAsia="Times New Roman" w:ascii="Times New Roman" w:hAnsi="Times New Roman" w:cs="Times New Roman"/>
                 <w:b w:val="0"/>
+                <w:i w:val="0"/>
+                <w:color w:val="000000"/>
                 <w:sz w:val="24"/>
                 <w:lang w:val="ru-RU"/>
               </w:rPr>
@@ -7158,7 +7778,7 @@
           <w:p>
             <w:pPr>
               <w:keepNext w:val="0"/>
-              <w:keepLines w:val="0"/>
+              <w:keepLines/>
               <w:spacing w:line="240" w:lineRule="auto" w:before="0" w:after="0"/>
               <w:ind w:left="0" w:right="0" w:firstLine="0"/>
               <w:jc w:val="left"/>
@@ -7168,8 +7788,10 @@
             </w:pPr>
             <w:r>
               <w:rPr>
-                <w:rFonts w:eastAsia="Times New Roman" w:ascii="Times New Roman" w:hAnsi="Times New Roman"/>
+                <w:rFonts w:eastAsia="Times New Roman" w:ascii="Times New Roman" w:hAnsi="Times New Roman" w:cs="Times New Roman"/>
                 <w:b w:val="0"/>
+                <w:i w:val="0"/>
+                <w:color w:val="000000"/>
                 <w:sz w:val="24"/>
                 <w:lang w:val="ru-RU"/>
               </w:rPr>
@@ -7205,15 +7827,17 @@
           <w:p>
             <w:pPr>
               <w:keepNext w:val="0"/>
-              <w:keepLines w:val="0"/>
+              <w:keepLines/>
               <w:spacing w:line="240" w:lineRule="auto" w:before="0" w:after="0"/>
               <w:ind w:left="0" w:right="0" w:firstLine="0"/>
               <w:jc w:val="left"/>
             </w:pPr>
             <w:r>
               <w:rPr>
-                <w:rFonts w:eastAsia="Times New Roman" w:ascii="Times New Roman" w:hAnsi="Times New Roman"/>
+                <w:rFonts w:eastAsia="Times New Roman" w:ascii="Times New Roman" w:hAnsi="Times New Roman" w:cs="Times New Roman"/>
                 <w:b w:val="0"/>
+                <w:i w:val="0"/>
+                <w:color w:val="000000"/>
                 <w:sz w:val="24"/>
                 <w:lang w:val="ru-RU"/>
               </w:rPr>
@@ -7243,7 +7867,7 @@
           <w:p>
             <w:pPr>
               <w:keepNext w:val="0"/>
-              <w:keepLines w:val="0"/>
+              <w:keepLines/>
               <w:spacing w:line="240" w:lineRule="auto" w:before="0" w:after="0"/>
               <w:ind w:left="0" w:right="0" w:firstLine="0"/>
               <w:jc w:val="left"/>
@@ -7253,8 +7877,10 @@
             </w:pPr>
             <w:r>
               <w:rPr>
-                <w:rFonts w:eastAsia="Times New Roman" w:ascii="Times New Roman" w:hAnsi="Times New Roman"/>
+                <w:rFonts w:eastAsia="Times New Roman" w:ascii="Times New Roman" w:hAnsi="Times New Roman" w:cs="Times New Roman"/>
                 <w:b w:val="0"/>
+                <w:i w:val="0"/>
+                <w:color w:val="000000"/>
                 <w:sz w:val="24"/>
                 <w:lang w:val="ru-RU"/>
               </w:rPr>
@@ -7262,8 +7888,10 @@
             </w:r>
             <w:r>
               <w:rPr>
-                <w:rFonts w:eastAsia="Times New Roman" w:ascii="Times New Roman" w:hAnsi="Times New Roman"/>
+                <w:rFonts w:eastAsia="Times New Roman" w:ascii="Times New Roman" w:hAnsi="Times New Roman" w:cs="Times New Roman"/>
                 <w:b w:val="0"/>
+                <w:i w:val="0"/>
+                <w:color w:val="000000"/>
                 <w:sz w:val="24"/>
                 <w:lang w:val="ru-RU"/>
               </w:rPr>
@@ -7299,15 +7927,17 @@
           <w:p>
             <w:pPr>
               <w:keepNext w:val="0"/>
-              <w:keepLines w:val="0"/>
+              <w:keepLines/>
               <w:spacing w:line="240" w:lineRule="auto" w:before="0" w:after="0"/>
               <w:ind w:left="0" w:right="0" w:firstLine="0"/>
               <w:jc w:val="left"/>
             </w:pPr>
             <w:r>
               <w:rPr>
-                <w:rFonts w:eastAsia="Times New Roman" w:ascii="Times New Roman" w:hAnsi="Times New Roman"/>
+                <w:rFonts w:eastAsia="Times New Roman" w:ascii="Times New Roman" w:hAnsi="Times New Roman" w:cs="Times New Roman"/>
                 <w:b w:val="0"/>
+                <w:i w:val="0"/>
+                <w:color w:val="000000"/>
                 <w:sz w:val="24"/>
                 <w:lang w:val="ru-RU"/>
               </w:rPr>
@@ -7337,15 +7967,17 @@
           <w:p>
             <w:pPr>
               <w:keepNext w:val="0"/>
-              <w:keepLines w:val="0"/>
+              <w:keepLines/>
               <w:spacing w:before="0" w:after="0" w:line="240" w:lineRule="auto"/>
               <w:ind w:left="0" w:right="0" w:firstLine="0"/>
               <w:jc w:val="left"/>
             </w:pPr>
             <w:r>
               <w:rPr>
-                <w:rFonts w:ascii="Times New Roman" w:hAnsi="Times New Roman" w:eastAsia="Times New Roman"/>
+                <w:rFonts w:ascii="Times New Roman" w:hAnsi="Times New Roman" w:eastAsia="Times New Roman" w:cs="Times New Roman"/>
                 <w:b w:val="0"/>
+                <w:i w:val="0"/>
+                <w:color w:val="000000"/>
                 <w:sz w:val="24"/>
               </w:rPr>
               <w:t>Менеджер маркетплейсов, технический специалист, дизайнер, администратор</w:t>
@@ -7380,15 +8012,17 @@
           <w:p>
             <w:pPr>
               <w:keepNext w:val="0"/>
-              <w:keepLines w:val="0"/>
+              <w:keepLines/>
               <w:spacing w:line="240" w:lineRule="auto" w:before="0" w:after="0"/>
               <w:ind w:left="0" w:right="0" w:firstLine="0"/>
               <w:jc w:val="left"/>
             </w:pPr>
             <w:r>
               <w:rPr>
-                <w:rFonts w:eastAsia="Times New Roman" w:ascii="Times New Roman" w:hAnsi="Times New Roman"/>
+                <w:rFonts w:eastAsia="Times New Roman" w:ascii="Times New Roman" w:hAnsi="Times New Roman" w:cs="Times New Roman"/>
                 <w:b w:val="0"/>
+                <w:i w:val="0"/>
+                <w:color w:val="000000"/>
                 <w:sz w:val="24"/>
                 <w:lang w:val="ru-RU"/>
               </w:rPr>
@@ -7418,22 +8052,20 @@
           <w:p>
             <w:pPr>
               <w:keepNext w:val="0"/>
-              <w:keepLines w:val="0"/>
-              <w:spacing w:line="240" w:lineRule="auto" w:before="0" w:after="0"/>
-              <w:ind w:left="0" w:right="0" w:firstLine="0"/>
+              <w:keepLines/>
+              <w:spacing w:before="0" w:after="0" w:line="240" w:lineRule="auto"/>
+              <w:ind w:firstLine="0" w:left="0" w:right="0"/>
               <w:jc w:val="left"/>
-              <w:rPr>
-                <w:lang w:val="ru-RU"/>
-              </w:rPr>
             </w:pPr>
             <w:r>
               <w:rPr>
-                <w:rFonts w:eastAsia="Times New Roman" w:ascii="Times New Roman" w:hAnsi="Times New Roman"/>
+                <w:rFonts w:ascii="Times New Roman" w:hAnsi="Times New Roman" w:eastAsia="Times New Roman" w:cs="Times New Roman"/>
                 <w:b w:val="0"/>
-                <w:sz w:val="24"/>
-                <w:lang w:val="ru-RU"/>
-              </w:rPr>
-              <w:t>Черновик, на проверке, готова к публикации, опубликована, требует актуализации, ошибка публикации</w:t>
+                <w:i w:val="0"/>
+                <w:color w:val="000000"/>
+                <w:sz w:val="24"/>
+              </w:rPr>
+              <w:t>Карточка: черновик, на проверке, ошибка проверки, готова к публикации, опубликована, требует актуализации. Обмен: отправляется, ожидает результата, временная ошибка, отказ, результат неизвестен.</w:t>
             </w:r>
           </w:p>
         </w:tc>
@@ -7441,37 +8073,10 @@
     </w:tbl>
     <w:p>
       <w:pPr>
-        <w:spacing w:after="80"/>
-        <w:rPr>
-          <w:lang w:val="ru-RU"/>
-        </w:rPr>
-      </w:pPr>
-    </w:p>
-    <w:p>
-      <w:pPr>
-        <w:spacing w:after="200" w:line="276" w:lineRule="auto"/>
-        <w:ind w:firstLine="0"/>
-        <w:rPr>
-          <w:rFonts w:eastAsia="Times New Roman" w:cstheme="majorBidi"/>
-          <w:b/>
-          <w:bCs/>
-          <w:color w:val="000000"/>
-          <w:szCs w:val="28"/>
-          <w:lang w:val="ru-RU"/>
-        </w:rPr>
-      </w:pPr>
-      <w:r>
-        <w:rPr>
-          <w:rFonts w:eastAsia="Times New Roman"/>
-          <w:lang w:val="ru-RU"/>
-        </w:rPr>
-      </w:r>
-    </w:p>
-    <w:p>
-      <w:pPr>
         <w:pStyle w:val="1"/>
         <w:keepNext/>
         <w:keepLines/>
+        <w:widowControl/>
         <w:spacing w:before="240" w:after="120" w:line="360" w:lineRule="auto"/>
         <w:ind w:left="0" w:right="0" w:firstLine="0"/>
         <w:jc w:val="center"/>
@@ -7481,8 +8086,10 @@
       </w:pPr>
       <w:r>
         <w:rPr>
-          <w:rFonts w:ascii="Times New Roman" w:eastAsia="Times New Roman" w:hAnsi="Times New Roman"/>
+          <w:rFonts w:ascii="Times New Roman" w:eastAsia="Times New Roman" w:hAnsi="Times New Roman" w:cs="Times New Roman"/>
           <w:b/>
+          <w:i w:val="0"/>
+          <w:color w:val="000000"/>
           <w:sz w:val="28"/>
           <w:lang w:val="ru-RU"/>
         </w:rPr>
@@ -7491,8 +8098,10 @@
       </w:r>
       <w:r>
         <w:rPr>
-          <w:rFonts w:ascii="Times New Roman" w:eastAsia="Times New Roman" w:hAnsi="Times New Roman"/>
+          <w:rFonts w:ascii="Times New Roman" w:eastAsia="Times New Roman" w:hAnsi="Times New Roman" w:cs="Times New Roman"/>
           <w:b/>
+          <w:i w:val="0"/>
+          <w:color w:val="000000"/>
           <w:sz w:val="28"/>
           <w:lang w:val="ru-RU"/>
         </w:rPr>
@@ -7501,6 +8110,8 @@
     </w:p>
     <w:p>
       <w:pPr>
+        <w:keepNext w:val="0"/>
+        <w:keepLines w:val="0"/>
         <w:widowControl/>
         <w:spacing w:before="0" w:after="0" w:line="360" w:lineRule="auto"/>
         <w:ind w:left="0" w:right="0" w:firstLine="709"/>
@@ -7511,7 +8122,10 @@
       </w:pPr>
       <w:r>
         <w:rPr>
-          <w:rFonts w:eastAsia="Times New Roman" w:ascii="Times New Roman" w:hAnsi="Times New Roman"/>
+          <w:rFonts w:eastAsia="Times New Roman" w:ascii="Times New Roman" w:hAnsi="Times New Roman" w:cs="Times New Roman"/>
+          <w:b w:val="0"/>
+          <w:i w:val="0"/>
+          <w:color w:val="000000"/>
           <w:sz w:val="28"/>
           <w:lang w:val="ru-RU"/>
         </w:rPr>
@@ -7521,6 +8135,28 @@
     <w:p>
       <w:pPr>
         <w:keepNext/>
+        <w:keepLines w:val="0"/>
+        <w:widowControl/>
+        <w:spacing w:before="0" w:after="0" w:line="360" w:lineRule="auto"/>
+        <w:ind w:left="0" w:right="0" w:firstLine="709"/>
+        <w:jc w:val="both"/>
+      </w:pPr>
+      <w:r>
+        <w:rPr>
+          <w:rFonts w:ascii="Times New Roman" w:hAnsi="Times New Roman" w:eastAsia="Times New Roman" w:cs="Times New Roman"/>
+          <w:b w:val="0"/>
+          <w:i w:val="0"/>
+          <w:color w:val="000000"/>
+          <w:sz w:val="28"/>
+        </w:rPr>
+        <w:t>Результаты приведены в таблице 7.</w:t>
+      </w:r>
+    </w:p>
+    <w:p>
+      <w:pPr>
+        <w:keepNext/>
+        <w:keepLines/>
+        <w:widowControl/>
         <w:spacing w:before="120" w:after="60" w:line="240" w:lineRule="auto"/>
         <w:ind w:left="0" w:right="0" w:firstLine="0"/>
         <w:jc w:val="left"/>
@@ -7530,9 +8166,10 @@
       </w:pPr>
       <w:r>
         <w:rPr>
-          <w:rFonts w:ascii="Times New Roman" w:hAnsi="Times New Roman" w:eastAsia="Times New Roman"/>
+          <w:rFonts w:ascii="Times New Roman" w:hAnsi="Times New Roman" w:eastAsia="Times New Roman" w:cs="Times New Roman"/>
           <w:b w:val="0"/>
           <w:i/>
+          <w:color w:val="000000"/>
           <w:sz w:val="24"/>
         </w:rPr>
         <w:t>Таблица 7 – Функциональные требования</w:t>
@@ -7554,10 +8191,10 @@
         </w:tblBorders>
       </w:tblPr>
       <w:tblGrid>
-        <w:gridCol w:w="825"/>
-        <w:gridCol w:w="5329"/>
-        <w:gridCol w:w="1814"/>
-        <w:gridCol w:w="1077"/>
+        <w:gridCol w:w="907"/>
+        <w:gridCol w:w="4535"/>
+        <w:gridCol w:w="2324"/>
+        <w:gridCol w:w="1587"/>
       </w:tblGrid>
       <w:tr>
         <w:trPr>
@@ -7567,7 +8204,173 @@
         </w:trPr>
         <w:tc>
           <w:tcPr>
-            <w:tcW w:w="825" w:type="dxa"/>
+            <w:tcW w:w="907" w:type="dxa"/>
+            <w:tcBorders>
+              <w:top w:val="single" w:sz="6" w:space="0" w:color="B7B7B7"/>
+              <w:left w:val="single" w:sz="6" w:space="0" w:color="B7B7B7"/>
+              <w:bottom w:val="single" w:sz="6" w:space="0" w:color="B7B7B7"/>
+              <w:right w:val="single" w:sz="6" w:space="0" w:color="B7B7B7"/>
+            </w:tcBorders>
+            <w:tcMar>
+              <w:top w:w="80" w:type="dxa"/>
+              <w:left w:w="110" w:type="dxa"/>
+              <w:bottom w:w="80" w:type="dxa"/>
+              <w:right w:w="110" w:type="dxa"/>
+              <w:start w:w="90" w:type="dxa"/>
+              <w:end w:w="90" w:type="dxa"/>
+            </w:tcMar>
+            <w:vAlign w:val="center"/>
+          </w:tcPr>
+          <w:p>
+            <w:pPr>
+              <w:keepNext/>
+              <w:keepLines/>
+              <w:spacing w:line="240" w:lineRule="auto" w:before="0" w:after="0"/>
+              <w:ind w:left="0" w:right="0" w:firstLine="0"/>
+              <w:jc w:val="center"/>
+            </w:pPr>
+            <w:r>
+              <w:rPr>
+                <w:rFonts w:eastAsia="Times New Roman" w:ascii="Times New Roman" w:hAnsi="Times New Roman" w:cs="Times New Roman"/>
+                <w:b/>
+                <w:i w:val="0"/>
+                <w:color w:val="000000"/>
+                <w:sz w:val="24"/>
+                <w:lang w:val="ru-RU"/>
+              </w:rPr>
+              <w:t>Код</w:t>
+            </w:r>
+          </w:p>
+        </w:tc>
+        <w:tc>
+          <w:tcPr>
+            <w:tcW w:w="4535" w:type="dxa"/>
+            <w:tcBorders>
+              <w:top w:val="single" w:sz="6" w:space="0" w:color="B7B7B7"/>
+              <w:left w:val="single" w:sz="6" w:space="0" w:color="B7B7B7"/>
+              <w:bottom w:val="single" w:sz="6" w:space="0" w:color="B7B7B7"/>
+              <w:right w:val="single" w:sz="6" w:space="0" w:color="B7B7B7"/>
+            </w:tcBorders>
+            <w:tcMar>
+              <w:top w:w="80" w:type="dxa"/>
+              <w:left w:w="110" w:type="dxa"/>
+              <w:bottom w:w="80" w:type="dxa"/>
+              <w:right w:w="110" w:type="dxa"/>
+              <w:start w:w="90" w:type="dxa"/>
+              <w:end w:w="90" w:type="dxa"/>
+            </w:tcMar>
+            <w:vAlign w:val="center"/>
+          </w:tcPr>
+          <w:p>
+            <w:pPr>
+              <w:keepNext/>
+              <w:keepLines/>
+              <w:spacing w:line="240" w:lineRule="auto" w:before="0" w:after="0"/>
+              <w:ind w:left="0" w:right="0" w:firstLine="0"/>
+              <w:jc w:val="left"/>
+            </w:pPr>
+            <w:r>
+              <w:rPr>
+                <w:rFonts w:eastAsia="Times New Roman" w:ascii="Times New Roman" w:hAnsi="Times New Roman" w:cs="Times New Roman"/>
+                <w:b/>
+                <w:i w:val="0"/>
+                <w:color w:val="000000"/>
+                <w:sz w:val="24"/>
+                <w:lang w:val="ru-RU"/>
+              </w:rPr>
+              <w:t>Требование</w:t>
+            </w:r>
+          </w:p>
+        </w:tc>
+        <w:tc>
+          <w:tcPr>
+            <w:tcW w:w="2324" w:type="dxa"/>
+            <w:tcBorders>
+              <w:top w:val="single" w:sz="6" w:space="0" w:color="B7B7B7"/>
+              <w:left w:val="single" w:sz="6" w:space="0" w:color="B7B7B7"/>
+              <w:bottom w:val="single" w:sz="6" w:space="0" w:color="B7B7B7"/>
+              <w:right w:val="single" w:sz="6" w:space="0" w:color="B7B7B7"/>
+            </w:tcBorders>
+            <w:tcMar>
+              <w:top w:w="80" w:type="dxa"/>
+              <w:left w:w="110" w:type="dxa"/>
+              <w:bottom w:w="80" w:type="dxa"/>
+              <w:right w:w="110" w:type="dxa"/>
+              <w:start w:w="90" w:type="dxa"/>
+              <w:end w:w="90" w:type="dxa"/>
+            </w:tcMar>
+            <w:vAlign w:val="center"/>
+          </w:tcPr>
+          <w:p>
+            <w:pPr>
+              <w:keepNext/>
+              <w:keepLines/>
+              <w:spacing w:line="240" w:lineRule="auto" w:before="0" w:after="0"/>
+              <w:ind w:left="0" w:right="0" w:firstLine="0"/>
+              <w:jc w:val="left"/>
+            </w:pPr>
+            <w:r>
+              <w:rPr>
+                <w:rFonts w:eastAsia="Times New Roman" w:ascii="Times New Roman" w:hAnsi="Times New Roman" w:cs="Times New Roman"/>
+                <w:b/>
+                <w:i w:val="0"/>
+                <w:color w:val="000000"/>
+                <w:sz w:val="24"/>
+                <w:lang w:val="ru-RU"/>
+              </w:rPr>
+              <w:t>Пользователь</w:t>
+            </w:r>
+          </w:p>
+        </w:tc>
+        <w:tc>
+          <w:tcPr>
+            <w:tcW w:w="1587" w:type="dxa"/>
+            <w:tcBorders>
+              <w:top w:val="single" w:sz="6" w:space="0" w:color="B7B7B7"/>
+              <w:left w:val="single" w:sz="6" w:space="0" w:color="B7B7B7"/>
+              <w:bottom w:val="single" w:sz="6" w:space="0" w:color="B7B7B7"/>
+              <w:right w:val="single" w:sz="6" w:space="0" w:color="B7B7B7"/>
+            </w:tcBorders>
+            <w:tcMar>
+              <w:top w:w="80" w:type="dxa"/>
+              <w:left w:w="110" w:type="dxa"/>
+              <w:bottom w:w="80" w:type="dxa"/>
+              <w:right w:w="110" w:type="dxa"/>
+              <w:start w:w="90" w:type="dxa"/>
+              <w:end w:w="90" w:type="dxa"/>
+            </w:tcMar>
+            <w:vAlign w:val="center"/>
+          </w:tcPr>
+          <w:p>
+            <w:pPr>
+              <w:keepNext/>
+              <w:keepLines/>
+              <w:spacing w:line="240" w:lineRule="auto" w:before="0" w:after="0"/>
+              <w:ind w:left="0" w:right="0" w:firstLine="0"/>
+              <w:jc w:val="center"/>
+            </w:pPr>
+            <w:r>
+              <w:rPr>
+                <w:rFonts w:eastAsia="Times New Roman" w:ascii="Times New Roman" w:hAnsi="Times New Roman" w:cs="Times New Roman"/>
+                <w:b/>
+                <w:i w:val="0"/>
+                <w:color w:val="000000"/>
+                <w:sz w:val="24"/>
+                <w:lang w:val="ru-RU"/>
+              </w:rPr>
+              <w:t>Приоритет</w:t>
+            </w:r>
+          </w:p>
+        </w:tc>
+      </w:tr>
+      <w:tr>
+        <w:trPr>
+          <w:cantSplit/>
+          <w:jc w:val="center"/>
+        </w:trPr>
+        <w:tc>
+          <w:tcPr>
+            <w:tcW w:w="907" w:type="dxa"/>
             <w:tcBorders>
               <w:top w:val="single" w:sz="6" w:space="0" w:color="B7B7B7"/>
               <w:left w:val="single" w:sz="6" w:space="0" w:color="B7B7B7"/>
@@ -7587,25 +8390,27 @@
           <w:p>
             <w:pPr>
               <w:keepNext w:val="0"/>
-              <w:keepLines w:val="0"/>
+              <w:keepLines/>
               <w:spacing w:line="240" w:lineRule="auto" w:before="0" w:after="0"/>
               <w:ind w:left="0" w:right="0" w:firstLine="0"/>
               <w:jc w:val="center"/>
             </w:pPr>
             <w:r>
               <w:rPr>
-                <w:rFonts w:eastAsia="Times New Roman" w:ascii="Times New Roman" w:hAnsi="Times New Roman"/>
-                <w:b/>
-                <w:sz w:val="24"/>
-                <w:lang w:val="ru-RU"/>
-              </w:rPr>
-              <w:t>Код</w:t>
+                <w:rFonts w:eastAsia="Times New Roman" w:ascii="Times New Roman" w:hAnsi="Times New Roman" w:cs="Times New Roman"/>
+                <w:b w:val="0"/>
+                <w:i w:val="0"/>
+                <w:color w:val="000000"/>
+                <w:sz w:val="24"/>
+                <w:lang w:val="ru-RU"/>
+              </w:rPr>
+              <w:t>FR-01</w:t>
             </w:r>
           </w:p>
         </w:tc>
         <w:tc>
           <w:tcPr>
-            <w:tcW w:w="5329" w:type="dxa"/>
+            <w:tcW w:w="4535" w:type="dxa"/>
             <w:tcBorders>
               <w:top w:val="single" w:sz="6" w:space="0" w:color="B7B7B7"/>
               <w:left w:val="single" w:sz="6" w:space="0" w:color="B7B7B7"/>
@@ -7625,25 +8430,30 @@
           <w:p>
             <w:pPr>
               <w:keepNext w:val="0"/>
-              <w:keepLines w:val="0"/>
+              <w:keepLines/>
               <w:spacing w:line="240" w:lineRule="auto" w:before="0" w:after="0"/>
               <w:ind w:left="0" w:right="0" w:firstLine="0"/>
-              <w:jc w:val="center"/>
+              <w:jc w:val="left"/>
+              <w:rPr>
+                <w:lang w:val="ru-RU"/>
+              </w:rPr>
             </w:pPr>
             <w:r>
               <w:rPr>
-                <w:rFonts w:eastAsia="Times New Roman" w:ascii="Times New Roman" w:hAnsi="Times New Roman"/>
-                <w:b/>
-                <w:sz w:val="24"/>
-                <w:lang w:val="ru-RU"/>
-              </w:rPr>
-              <w:t>Требование</w:t>
+                <w:rFonts w:eastAsia="Times New Roman" w:ascii="Times New Roman" w:hAnsi="Times New Roman" w:cs="Times New Roman"/>
+                <w:b w:val="0"/>
+                <w:i w:val="0"/>
+                <w:color w:val="000000"/>
+                <w:sz w:val="24"/>
+                <w:lang w:val="ru-RU"/>
+              </w:rPr>
+              <w:t>Система должна регистрировать запрос на создание или актуализацию карточки товара.</w:t>
             </w:r>
           </w:p>
         </w:tc>
         <w:tc>
           <w:tcPr>
-            <w:tcW w:w="1814" w:type="dxa"/>
+            <w:tcW w:w="2324" w:type="dxa"/>
             <w:tcBorders>
               <w:top w:val="single" w:sz="6" w:space="0" w:color="B7B7B7"/>
               <w:left w:val="single" w:sz="6" w:space="0" w:color="B7B7B7"/>
@@ -7663,25 +8473,27 @@
           <w:p>
             <w:pPr>
               <w:keepNext w:val="0"/>
-              <w:keepLines w:val="0"/>
+              <w:keepLines/>
               <w:spacing w:line="240" w:lineRule="auto" w:before="0" w:after="0"/>
               <w:ind w:left="0" w:right="0" w:firstLine="0"/>
-              <w:jc w:val="center"/>
+              <w:jc w:val="left"/>
             </w:pPr>
             <w:r>
               <w:rPr>
-                <w:rFonts w:eastAsia="Times New Roman" w:ascii="Times New Roman" w:hAnsi="Times New Roman"/>
-                <w:b/>
-                <w:sz w:val="24"/>
-                <w:lang w:val="ru-RU"/>
-              </w:rPr>
-              <w:t>Пользователь</w:t>
+                <w:rFonts w:eastAsia="Times New Roman" w:ascii="Times New Roman" w:hAnsi="Times New Roman" w:cs="Times New Roman"/>
+                <w:b w:val="0"/>
+                <w:i w:val="0"/>
+                <w:color w:val="000000"/>
+                <w:sz w:val="24"/>
+                <w:lang w:val="ru-RU"/>
+              </w:rPr>
+              <w:t>Менеджер маркетплейсов</w:t>
             </w:r>
           </w:p>
         </w:tc>
         <w:tc>
           <w:tcPr>
-            <w:tcW w:w="1077" w:type="dxa"/>
+            <w:tcW w:w="1587" w:type="dxa"/>
             <w:tcBorders>
               <w:top w:val="single" w:sz="6" w:space="0" w:color="B7B7B7"/>
               <w:left w:val="single" w:sz="6" w:space="0" w:color="B7B7B7"/>
@@ -7701,19 +8513,21 @@
           <w:p>
             <w:pPr>
               <w:keepNext w:val="0"/>
-              <w:keepLines w:val="0"/>
+              <w:keepLines/>
               <w:spacing w:line="240" w:lineRule="auto" w:before="0" w:after="0"/>
               <w:ind w:left="0" w:right="0" w:firstLine="0"/>
               <w:jc w:val="center"/>
             </w:pPr>
             <w:r>
               <w:rPr>
-                <w:rFonts w:eastAsia="Times New Roman" w:ascii="Times New Roman" w:hAnsi="Times New Roman"/>
-                <w:b/>
-                <w:sz w:val="24"/>
-                <w:lang w:val="ru-RU"/>
-              </w:rPr>
-              <w:t>Приоритет</w:t>
+                <w:rFonts w:eastAsia="Times New Roman" w:ascii="Times New Roman" w:hAnsi="Times New Roman" w:cs="Times New Roman"/>
+                <w:b w:val="0"/>
+                <w:i w:val="0"/>
+                <w:color w:val="000000"/>
+                <w:sz w:val="24"/>
+                <w:lang w:val="ru-RU"/>
+              </w:rPr>
+              <w:t>Высокий</w:t>
             </w:r>
           </w:p>
         </w:tc>
@@ -7725,7 +8539,7 @@
         </w:trPr>
         <w:tc>
           <w:tcPr>
-            <w:tcW w:w="825" w:type="dxa"/>
+            <w:tcW w:w="907" w:type="dxa"/>
             <w:tcBorders>
               <w:top w:val="single" w:sz="6" w:space="0" w:color="B7B7B7"/>
               <w:left w:val="single" w:sz="6" w:space="0" w:color="B7B7B7"/>
@@ -7745,25 +8559,27 @@
           <w:p>
             <w:pPr>
               <w:keepNext w:val="0"/>
-              <w:keepLines w:val="0"/>
+              <w:keepLines/>
               <w:spacing w:line="240" w:lineRule="auto" w:before="0" w:after="0"/>
               <w:ind w:left="0" w:right="0" w:firstLine="0"/>
               <w:jc w:val="center"/>
             </w:pPr>
             <w:r>
               <w:rPr>
-                <w:rFonts w:eastAsia="Times New Roman" w:ascii="Times New Roman" w:hAnsi="Times New Roman"/>
+                <w:rFonts w:eastAsia="Times New Roman" w:ascii="Times New Roman" w:hAnsi="Times New Roman" w:cs="Times New Roman"/>
                 <w:b w:val="0"/>
-                <w:sz w:val="24"/>
-                <w:lang w:val="ru-RU"/>
-              </w:rPr>
-              <w:t>FR-01</w:t>
+                <w:i w:val="0"/>
+                <w:color w:val="000000"/>
+                <w:sz w:val="24"/>
+                <w:lang w:val="ru-RU"/>
+              </w:rPr>
+              <w:t>FR-02</w:t>
             </w:r>
           </w:p>
         </w:tc>
         <w:tc>
           <w:tcPr>
-            <w:tcW w:w="5329" w:type="dxa"/>
+            <w:tcW w:w="4535" w:type="dxa"/>
             <w:tcBorders>
               <w:top w:val="single" w:sz="6" w:space="0" w:color="B7B7B7"/>
               <w:left w:val="single" w:sz="6" w:space="0" w:color="B7B7B7"/>
@@ -7783,7 +8599,7 @@
           <w:p>
             <w:pPr>
               <w:keepNext w:val="0"/>
-              <w:keepLines w:val="0"/>
+              <w:keepLines/>
               <w:spacing w:line="240" w:lineRule="auto" w:before="0" w:after="0"/>
               <w:ind w:left="0" w:right="0" w:firstLine="0"/>
               <w:jc w:val="left"/>
@@ -7793,18 +8609,20 @@
             </w:pPr>
             <w:r>
               <w:rPr>
-                <w:rFonts w:eastAsia="Times New Roman" w:ascii="Times New Roman" w:hAnsi="Times New Roman"/>
+                <w:rFonts w:eastAsia="Times New Roman" w:ascii="Times New Roman" w:hAnsi="Times New Roman" w:cs="Times New Roman"/>
                 <w:b w:val="0"/>
-                <w:sz w:val="24"/>
-                <w:lang w:val="ru-RU"/>
-              </w:rPr>
-              <w:t>Система должна регистрировать запрос на создание или актуализацию карточки товара.</w:t>
+                <w:i w:val="0"/>
+                <w:color w:val="000000"/>
+                <w:sz w:val="24"/>
+                <w:lang w:val="ru-RU"/>
+              </w:rPr>
+              <w:t>Система должна создавать BOM с привязкой к корпусу и уникальному коду конфигурации.</w:t>
             </w:r>
           </w:p>
         </w:tc>
         <w:tc>
           <w:tcPr>
-            <w:tcW w:w="1814" w:type="dxa"/>
+            <w:tcW w:w="2324" w:type="dxa"/>
             <w:tcBorders>
               <w:top w:val="single" w:sz="6" w:space="0" w:color="B7B7B7"/>
               <w:left w:val="single" w:sz="6" w:space="0" w:color="B7B7B7"/>
@@ -7824,25 +8642,27 @@
           <w:p>
             <w:pPr>
               <w:keepNext w:val="0"/>
-              <w:keepLines w:val="0"/>
+              <w:keepLines/>
               <w:spacing w:line="240" w:lineRule="auto" w:before="0" w:after="0"/>
               <w:ind w:left="0" w:right="0" w:firstLine="0"/>
               <w:jc w:val="left"/>
             </w:pPr>
             <w:r>
               <w:rPr>
-                <w:rFonts w:eastAsia="Times New Roman" w:ascii="Times New Roman" w:hAnsi="Times New Roman"/>
+                <w:rFonts w:eastAsia="Times New Roman" w:ascii="Times New Roman" w:hAnsi="Times New Roman" w:cs="Times New Roman"/>
                 <w:b w:val="0"/>
-                <w:sz w:val="24"/>
-                <w:lang w:val="ru-RU"/>
-              </w:rPr>
-              <w:t>Менеджер маркетплейсов</w:t>
+                <w:i w:val="0"/>
+                <w:color w:val="000000"/>
+                <w:sz w:val="24"/>
+                <w:lang w:val="ru-RU"/>
+              </w:rPr>
+              <w:t>Технический специалист</w:t>
             </w:r>
           </w:p>
         </w:tc>
         <w:tc>
           <w:tcPr>
-            <w:tcW w:w="1077" w:type="dxa"/>
+            <w:tcW w:w="1587" w:type="dxa"/>
             <w:tcBorders>
               <w:top w:val="single" w:sz="6" w:space="0" w:color="B7B7B7"/>
               <w:left w:val="single" w:sz="6" w:space="0" w:color="B7B7B7"/>
@@ -7862,15 +8682,17 @@
           <w:p>
             <w:pPr>
               <w:keepNext w:val="0"/>
-              <w:keepLines w:val="0"/>
+              <w:keepLines/>
               <w:spacing w:line="240" w:lineRule="auto" w:before="0" w:after="0"/>
               <w:ind w:left="0" w:right="0" w:firstLine="0"/>
-              <w:jc w:val="left"/>
+              <w:jc w:val="center"/>
             </w:pPr>
             <w:r>
               <w:rPr>
-                <w:rFonts w:eastAsia="Times New Roman" w:ascii="Times New Roman" w:hAnsi="Times New Roman"/>
+                <w:rFonts w:eastAsia="Times New Roman" w:ascii="Times New Roman" w:hAnsi="Times New Roman" w:cs="Times New Roman"/>
                 <w:b w:val="0"/>
+                <w:i w:val="0"/>
+                <w:color w:val="000000"/>
                 <w:sz w:val="24"/>
                 <w:lang w:val="ru-RU"/>
               </w:rPr>
@@ -7886,7 +8708,7 @@
         </w:trPr>
         <w:tc>
           <w:tcPr>
-            <w:tcW w:w="825" w:type="dxa"/>
+            <w:tcW w:w="907" w:type="dxa"/>
             <w:tcBorders>
               <w:top w:val="single" w:sz="6" w:space="0" w:color="B7B7B7"/>
               <w:left w:val="single" w:sz="6" w:space="0" w:color="B7B7B7"/>
@@ -7906,25 +8728,27 @@
           <w:p>
             <w:pPr>
               <w:keepNext w:val="0"/>
-              <w:keepLines w:val="0"/>
+              <w:keepLines/>
               <w:spacing w:line="240" w:lineRule="auto" w:before="0" w:after="0"/>
               <w:ind w:left="0" w:right="0" w:firstLine="0"/>
               <w:jc w:val="center"/>
             </w:pPr>
             <w:r>
               <w:rPr>
-                <w:rFonts w:eastAsia="Times New Roman" w:ascii="Times New Roman" w:hAnsi="Times New Roman"/>
+                <w:rFonts w:eastAsia="Times New Roman" w:ascii="Times New Roman" w:hAnsi="Times New Roman" w:cs="Times New Roman"/>
                 <w:b w:val="0"/>
-                <w:sz w:val="24"/>
-                <w:lang w:val="ru-RU"/>
-              </w:rPr>
-              <w:t>FR-02</w:t>
+                <w:i w:val="0"/>
+                <w:color w:val="000000"/>
+                <w:sz w:val="24"/>
+                <w:lang w:val="ru-RU"/>
+              </w:rPr>
+              <w:t>FR-03</w:t>
             </w:r>
           </w:p>
         </w:tc>
         <w:tc>
           <w:tcPr>
-            <w:tcW w:w="5329" w:type="dxa"/>
+            <w:tcW w:w="4535" w:type="dxa"/>
             <w:tcBorders>
               <w:top w:val="single" w:sz="6" w:space="0" w:color="B7B7B7"/>
               <w:left w:val="single" w:sz="6" w:space="0" w:color="B7B7B7"/>
@@ -7944,7 +8768,7 @@
           <w:p>
             <w:pPr>
               <w:keepNext w:val="0"/>
-              <w:keepLines w:val="0"/>
+              <w:keepLines/>
               <w:spacing w:line="240" w:lineRule="auto" w:before="0" w:after="0"/>
               <w:ind w:left="0" w:right="0" w:firstLine="0"/>
               <w:jc w:val="left"/>
@@ -7954,18 +8778,20 @@
             </w:pPr>
             <w:r>
               <w:rPr>
-                <w:rFonts w:eastAsia="Times New Roman" w:ascii="Times New Roman" w:hAnsi="Times New Roman"/>
+                <w:rFonts w:eastAsia="Times New Roman" w:ascii="Times New Roman" w:hAnsi="Times New Roman" w:cs="Times New Roman"/>
                 <w:b w:val="0"/>
-                <w:sz w:val="24"/>
-                <w:lang w:val="ru-RU"/>
-              </w:rPr>
-              <w:t>Система должна создавать BOM с привязкой к корпусу и уникальному коду конфигурации.</w:t>
+                <w:i w:val="0"/>
+                <w:color w:val="000000"/>
+                <w:sz w:val="24"/>
+                <w:lang w:val="ru-RU"/>
+              </w:rPr>
+              <w:t>Система должна добавлять в слоты BOM как группу характеристик, например B650, так и точную модель компонента.</w:t>
             </w:r>
           </w:p>
         </w:tc>
         <w:tc>
           <w:tcPr>
-            <w:tcW w:w="1814" w:type="dxa"/>
+            <w:tcW w:w="2324" w:type="dxa"/>
             <w:tcBorders>
               <w:top w:val="single" w:sz="6" w:space="0" w:color="B7B7B7"/>
               <w:left w:val="single" w:sz="6" w:space="0" w:color="B7B7B7"/>
@@ -7985,15 +8811,17 @@
           <w:p>
             <w:pPr>
               <w:keepNext w:val="0"/>
-              <w:keepLines w:val="0"/>
+              <w:keepLines/>
               <w:spacing w:line="240" w:lineRule="auto" w:before="0" w:after="0"/>
               <w:ind w:left="0" w:right="0" w:firstLine="0"/>
               <w:jc w:val="left"/>
             </w:pPr>
             <w:r>
               <w:rPr>
-                <w:rFonts w:eastAsia="Times New Roman" w:ascii="Times New Roman" w:hAnsi="Times New Roman"/>
+                <w:rFonts w:eastAsia="Times New Roman" w:ascii="Times New Roman" w:hAnsi="Times New Roman" w:cs="Times New Roman"/>
                 <w:b w:val="0"/>
+                <w:i w:val="0"/>
+                <w:color w:val="000000"/>
                 <w:sz w:val="24"/>
                 <w:lang w:val="ru-RU"/>
               </w:rPr>
@@ -8003,7 +8831,7 @@
         </w:tc>
         <w:tc>
           <w:tcPr>
-            <w:tcW w:w="1077" w:type="dxa"/>
+            <w:tcW w:w="1587" w:type="dxa"/>
             <w:tcBorders>
               <w:top w:val="single" w:sz="6" w:space="0" w:color="B7B7B7"/>
               <w:left w:val="single" w:sz="6" w:space="0" w:color="B7B7B7"/>
@@ -8023,15 +8851,17 @@
           <w:p>
             <w:pPr>
               <w:keepNext w:val="0"/>
-              <w:keepLines w:val="0"/>
+              <w:keepLines/>
               <w:spacing w:line="240" w:lineRule="auto" w:before="0" w:after="0"/>
               <w:ind w:left="0" w:right="0" w:firstLine="0"/>
-              <w:jc w:val="left"/>
+              <w:jc w:val="center"/>
             </w:pPr>
             <w:r>
               <w:rPr>
-                <w:rFonts w:eastAsia="Times New Roman" w:ascii="Times New Roman" w:hAnsi="Times New Roman"/>
+                <w:rFonts w:eastAsia="Times New Roman" w:ascii="Times New Roman" w:hAnsi="Times New Roman" w:cs="Times New Roman"/>
                 <w:b w:val="0"/>
+                <w:i w:val="0"/>
+                <w:color w:val="000000"/>
                 <w:sz w:val="24"/>
                 <w:lang w:val="ru-RU"/>
               </w:rPr>
@@ -8047,7 +8877,7 @@
         </w:trPr>
         <w:tc>
           <w:tcPr>
-            <w:tcW w:w="825" w:type="dxa"/>
+            <w:tcW w:w="907" w:type="dxa"/>
             <w:tcBorders>
               <w:top w:val="single" w:sz="6" w:space="0" w:color="B7B7B7"/>
               <w:left w:val="single" w:sz="6" w:space="0" w:color="B7B7B7"/>
@@ -8067,25 +8897,27 @@
           <w:p>
             <w:pPr>
               <w:keepNext w:val="0"/>
-              <w:keepLines w:val="0"/>
+              <w:keepLines/>
               <w:spacing w:line="240" w:lineRule="auto" w:before="0" w:after="0"/>
               <w:ind w:left="0" w:right="0" w:firstLine="0"/>
               <w:jc w:val="center"/>
             </w:pPr>
             <w:r>
               <w:rPr>
-                <w:rFonts w:eastAsia="Times New Roman" w:ascii="Times New Roman" w:hAnsi="Times New Roman"/>
+                <w:rFonts w:eastAsia="Times New Roman" w:ascii="Times New Roman" w:hAnsi="Times New Roman" w:cs="Times New Roman"/>
                 <w:b w:val="0"/>
-                <w:sz w:val="24"/>
-                <w:lang w:val="ru-RU"/>
-              </w:rPr>
-              <w:t>FR-03</w:t>
+                <w:i w:val="0"/>
+                <w:color w:val="000000"/>
+                <w:sz w:val="24"/>
+                <w:lang w:val="ru-RU"/>
+              </w:rPr>
+              <w:t>FR-04</w:t>
             </w:r>
           </w:p>
         </w:tc>
         <w:tc>
           <w:tcPr>
-            <w:tcW w:w="5329" w:type="dxa"/>
+            <w:tcW w:w="4535" w:type="dxa"/>
             <w:tcBorders>
               <w:top w:val="single" w:sz="6" w:space="0" w:color="B7B7B7"/>
               <w:left w:val="single" w:sz="6" w:space="0" w:color="B7B7B7"/>
@@ -8105,7 +8937,7 @@
           <w:p>
             <w:pPr>
               <w:keepNext w:val="0"/>
-              <w:keepLines w:val="0"/>
+              <w:keepLines/>
               <w:spacing w:line="240" w:lineRule="auto" w:before="0" w:after="0"/>
               <w:ind w:left="0" w:right="0" w:firstLine="0"/>
               <w:jc w:val="left"/>
@@ -8115,18 +8947,31 @@
             </w:pPr>
             <w:r>
               <w:rPr>
-                <w:rFonts w:eastAsia="Times New Roman" w:ascii="Times New Roman" w:hAnsi="Times New Roman"/>
+                <w:rFonts w:eastAsia="Times New Roman" w:ascii="Times New Roman" w:hAnsi="Times New Roman" w:cs="Times New Roman"/>
                 <w:b w:val="0"/>
-                <w:sz w:val="24"/>
-                <w:lang w:val="ru-RU"/>
-              </w:rPr>
-              <w:t>Система должна добавлять в слоты BOM как группу характеристик, например B650, так и точную модель компонента.</w:t>
+                <w:i w:val="0"/>
+                <w:color w:val="000000"/>
+                <w:sz w:val="24"/>
+                <w:lang w:val="ru-RU"/>
+              </w:rPr>
+              <w:t xml:space="preserve">Система должна хранить правила совместимости компонентов и </w:t>
+            </w:r>
+            <w:r>
+              <w:rPr>
+                <w:rFonts w:eastAsia="Times New Roman" w:ascii="Times New Roman" w:hAnsi="Times New Roman" w:cs="Times New Roman"/>
+                <w:b w:val="0"/>
+                <w:i w:val="0"/>
+                <w:color w:val="000000"/>
+                <w:sz w:val="24"/>
+                <w:lang w:val="ru-RU"/>
+              </w:rPr>
+              <w:t>проверять конфигурацию при каждом изменении BOM.</w:t>
             </w:r>
           </w:p>
         </w:tc>
         <w:tc>
           <w:tcPr>
-            <w:tcW w:w="1814" w:type="dxa"/>
+            <w:tcW w:w="2324" w:type="dxa"/>
             <w:tcBorders>
               <w:top w:val="single" w:sz="6" w:space="0" w:color="B7B7B7"/>
               <w:left w:val="single" w:sz="6" w:space="0" w:color="B7B7B7"/>
@@ -8146,15 +8991,17 @@
           <w:p>
             <w:pPr>
               <w:keepNext w:val="0"/>
-              <w:keepLines w:val="0"/>
+              <w:keepLines/>
               <w:spacing w:line="240" w:lineRule="auto" w:before="0" w:after="0"/>
               <w:ind w:left="0" w:right="0" w:firstLine="0"/>
               <w:jc w:val="left"/>
             </w:pPr>
             <w:r>
               <w:rPr>
-                <w:rFonts w:eastAsia="Times New Roman" w:ascii="Times New Roman" w:hAnsi="Times New Roman"/>
+                <w:rFonts w:eastAsia="Times New Roman" w:ascii="Times New Roman" w:hAnsi="Times New Roman" w:cs="Times New Roman"/>
                 <w:b w:val="0"/>
+                <w:i w:val="0"/>
+                <w:color w:val="000000"/>
                 <w:sz w:val="24"/>
                 <w:lang w:val="ru-RU"/>
               </w:rPr>
@@ -8164,7 +9011,7 @@
         </w:tc>
         <w:tc>
           <w:tcPr>
-            <w:tcW w:w="1077" w:type="dxa"/>
+            <w:tcW w:w="1587" w:type="dxa"/>
             <w:tcBorders>
               <w:top w:val="single" w:sz="6" w:space="0" w:color="B7B7B7"/>
               <w:left w:val="single" w:sz="6" w:space="0" w:color="B7B7B7"/>
@@ -8184,15 +9031,17 @@
           <w:p>
             <w:pPr>
               <w:keepNext w:val="0"/>
-              <w:keepLines w:val="0"/>
+              <w:keepLines/>
               <w:spacing w:line="240" w:lineRule="auto" w:before="0" w:after="0"/>
               <w:ind w:left="0" w:right="0" w:firstLine="0"/>
-              <w:jc w:val="left"/>
+              <w:jc w:val="center"/>
             </w:pPr>
             <w:r>
               <w:rPr>
-                <w:rFonts w:eastAsia="Times New Roman" w:ascii="Times New Roman" w:hAnsi="Times New Roman"/>
+                <w:rFonts w:eastAsia="Times New Roman" w:ascii="Times New Roman" w:hAnsi="Times New Roman" w:cs="Times New Roman"/>
                 <w:b w:val="0"/>
+                <w:i w:val="0"/>
+                <w:color w:val="000000"/>
                 <w:sz w:val="24"/>
                 <w:lang w:val="ru-RU"/>
               </w:rPr>
@@ -8208,7 +9057,7 @@
         </w:trPr>
         <w:tc>
           <w:tcPr>
-            <w:tcW w:w="825" w:type="dxa"/>
+            <w:tcW w:w="907" w:type="dxa"/>
             <w:tcBorders>
               <w:top w:val="single" w:sz="6" w:space="0" w:color="B7B7B7"/>
               <w:left w:val="single" w:sz="6" w:space="0" w:color="B7B7B7"/>
@@ -8228,25 +9077,27 @@
           <w:p>
             <w:pPr>
               <w:keepNext w:val="0"/>
-              <w:keepLines w:val="0"/>
+              <w:keepLines/>
               <w:spacing w:line="240" w:lineRule="auto" w:before="0" w:after="0"/>
               <w:ind w:left="0" w:right="0" w:firstLine="0"/>
               <w:jc w:val="center"/>
             </w:pPr>
             <w:r>
               <w:rPr>
-                <w:rFonts w:eastAsia="Times New Roman" w:ascii="Times New Roman" w:hAnsi="Times New Roman"/>
+                <w:rFonts w:eastAsia="Times New Roman" w:ascii="Times New Roman" w:hAnsi="Times New Roman" w:cs="Times New Roman"/>
                 <w:b w:val="0"/>
-                <w:sz w:val="24"/>
-                <w:lang w:val="ru-RU"/>
-              </w:rPr>
-              <w:t>FR-04</w:t>
+                <w:i w:val="0"/>
+                <w:color w:val="000000"/>
+                <w:sz w:val="24"/>
+                <w:lang w:val="ru-RU"/>
+              </w:rPr>
+              <w:t>FR-05</w:t>
             </w:r>
           </w:p>
         </w:tc>
         <w:tc>
           <w:tcPr>
-            <w:tcW w:w="5329" w:type="dxa"/>
+            <w:tcW w:w="4535" w:type="dxa"/>
             <w:tcBorders>
               <w:top w:val="single" w:sz="6" w:space="0" w:color="B7B7B7"/>
               <w:left w:val="single" w:sz="6" w:space="0" w:color="B7B7B7"/>
@@ -8266,7 +9117,7 @@
           <w:p>
             <w:pPr>
               <w:keepNext w:val="0"/>
-              <w:keepLines w:val="0"/>
+              <w:keepLines/>
               <w:spacing w:line="240" w:lineRule="auto" w:before="0" w:after="0"/>
               <w:ind w:left="0" w:right="0" w:firstLine="0"/>
               <w:jc w:val="left"/>
@@ -8276,27 +9127,20 @@
             </w:pPr>
             <w:r>
               <w:rPr>
-                <w:rFonts w:eastAsia="Times New Roman" w:ascii="Times New Roman" w:hAnsi="Times New Roman"/>
+                <w:rFonts w:eastAsia="Times New Roman" w:ascii="Times New Roman" w:hAnsi="Times New Roman" w:cs="Times New Roman"/>
                 <w:b w:val="0"/>
-                <w:sz w:val="24"/>
-                <w:lang w:val="ru-RU"/>
-              </w:rPr>
-              <w:t xml:space="preserve">Система должна хранить правила совместимости компонентов и </w:t>
-            </w:r>
-            <w:r>
-              <w:rPr>
-                <w:rFonts w:eastAsia="Times New Roman" w:ascii="Times New Roman" w:hAnsi="Times New Roman"/>
-                <w:b w:val="0"/>
-                <w:sz w:val="24"/>
-                <w:lang w:val="ru-RU"/>
-              </w:rPr>
-              <w:t>проверять конфигурацию при каждом изменении BOM.</w:t>
+                <w:i w:val="0"/>
+                <w:color w:val="000000"/>
+                <w:sz w:val="24"/>
+                <w:lang w:val="ru-RU"/>
+              </w:rPr>
+              <w:t>Система должна показывать нарушенное правило и компоненты, вызвавшие конфликт.</w:t>
             </w:r>
           </w:p>
         </w:tc>
         <w:tc>
           <w:tcPr>
-            <w:tcW w:w="1814" w:type="dxa"/>
+            <w:tcW w:w="2324" w:type="dxa"/>
             <w:tcBorders>
               <w:top w:val="single" w:sz="6" w:space="0" w:color="B7B7B7"/>
               <w:left w:val="single" w:sz="6" w:space="0" w:color="B7B7B7"/>
@@ -8316,15 +9160,17 @@
           <w:p>
             <w:pPr>
               <w:keepNext w:val="0"/>
-              <w:keepLines w:val="0"/>
+              <w:keepLines/>
               <w:spacing w:line="240" w:lineRule="auto" w:before="0" w:after="0"/>
               <w:ind w:left="0" w:right="0" w:firstLine="0"/>
               <w:jc w:val="left"/>
             </w:pPr>
             <w:r>
               <w:rPr>
-                <w:rFonts w:eastAsia="Times New Roman" w:ascii="Times New Roman" w:hAnsi="Times New Roman"/>
+                <w:rFonts w:eastAsia="Times New Roman" w:ascii="Times New Roman" w:hAnsi="Times New Roman" w:cs="Times New Roman"/>
                 <w:b w:val="0"/>
+                <w:i w:val="0"/>
+                <w:color w:val="000000"/>
                 <w:sz w:val="24"/>
                 <w:lang w:val="ru-RU"/>
               </w:rPr>
@@ -8334,7 +9180,7 @@
         </w:tc>
         <w:tc>
           <w:tcPr>
-            <w:tcW w:w="1077" w:type="dxa"/>
+            <w:tcW w:w="1587" w:type="dxa"/>
             <w:tcBorders>
               <w:top w:val="single" w:sz="6" w:space="0" w:color="B7B7B7"/>
               <w:left w:val="single" w:sz="6" w:space="0" w:color="B7B7B7"/>
@@ -8354,15 +9200,17 @@
           <w:p>
             <w:pPr>
               <w:keepNext w:val="0"/>
-              <w:keepLines w:val="0"/>
+              <w:keepLines/>
               <w:spacing w:line="240" w:lineRule="auto" w:before="0" w:after="0"/>
               <w:ind w:left="0" w:right="0" w:firstLine="0"/>
-              <w:jc w:val="left"/>
+              <w:jc w:val="center"/>
             </w:pPr>
             <w:r>
               <w:rPr>
-                <w:rFonts w:eastAsia="Times New Roman" w:ascii="Times New Roman" w:hAnsi="Times New Roman"/>
+                <w:rFonts w:eastAsia="Times New Roman" w:ascii="Times New Roman" w:hAnsi="Times New Roman" w:cs="Times New Roman"/>
                 <w:b w:val="0"/>
+                <w:i w:val="0"/>
+                <w:color w:val="000000"/>
                 <w:sz w:val="24"/>
                 <w:lang w:val="ru-RU"/>
               </w:rPr>
@@ -8378,7 +9226,7 @@
         </w:trPr>
         <w:tc>
           <w:tcPr>
-            <w:tcW w:w="825" w:type="dxa"/>
+            <w:tcW w:w="907" w:type="dxa"/>
             <w:tcBorders>
               <w:top w:val="single" w:sz="6" w:space="0" w:color="B7B7B7"/>
               <w:left w:val="single" w:sz="6" w:space="0" w:color="B7B7B7"/>
@@ -8398,25 +9246,27 @@
           <w:p>
             <w:pPr>
               <w:keepNext w:val="0"/>
-              <w:keepLines w:val="0"/>
+              <w:keepLines/>
               <w:spacing w:line="240" w:lineRule="auto" w:before="0" w:after="0"/>
               <w:ind w:left="0" w:right="0" w:firstLine="0"/>
               <w:jc w:val="center"/>
             </w:pPr>
             <w:r>
               <w:rPr>
-                <w:rFonts w:eastAsia="Times New Roman" w:ascii="Times New Roman" w:hAnsi="Times New Roman"/>
+                <w:rFonts w:eastAsia="Times New Roman" w:ascii="Times New Roman" w:hAnsi="Times New Roman" w:cs="Times New Roman"/>
                 <w:b w:val="0"/>
-                <w:sz w:val="24"/>
-                <w:lang w:val="ru-RU"/>
-              </w:rPr>
-              <w:t>FR-05</w:t>
+                <w:i w:val="0"/>
+                <w:color w:val="000000"/>
+                <w:sz w:val="24"/>
+                <w:lang w:val="ru-RU"/>
+              </w:rPr>
+              <w:t>FR-06</w:t>
             </w:r>
           </w:p>
         </w:tc>
         <w:tc>
           <w:tcPr>
-            <w:tcW w:w="5329" w:type="dxa"/>
+            <w:tcW w:w="4535" w:type="dxa"/>
             <w:tcBorders>
               <w:top w:val="single" w:sz="6" w:space="0" w:color="B7B7B7"/>
               <w:left w:val="single" w:sz="6" w:space="0" w:color="B7B7B7"/>
@@ -8436,7 +9286,7 @@
           <w:p>
             <w:pPr>
               <w:keepNext w:val="0"/>
-              <w:keepLines w:val="0"/>
+              <w:keepLines/>
               <w:spacing w:line="240" w:lineRule="auto" w:before="0" w:after="0"/>
               <w:ind w:left="0" w:right="0" w:firstLine="0"/>
               <w:jc w:val="left"/>
@@ -8446,18 +9296,44 @@
             </w:pPr>
             <w:r>
               <w:rPr>
-                <w:rFonts w:eastAsia="Times New Roman" w:ascii="Times New Roman" w:hAnsi="Times New Roman"/>
+                <w:rFonts w:eastAsia="Times New Roman" w:ascii="Times New Roman" w:hAnsi="Times New Roman" w:cs="Times New Roman"/>
                 <w:b w:val="0"/>
-                <w:sz w:val="24"/>
-                <w:lang w:val="ru-RU"/>
-              </w:rPr>
-              <w:t>Система должна показывать нарушенное правило и компоненты, вызвавшие конфликт.</w:t>
+                <w:i w:val="0"/>
+                <w:color w:val="000000"/>
+                <w:sz w:val="24"/>
+                <w:lang w:val="ru-RU"/>
+              </w:rPr>
+              <w:t xml:space="preserve">Система должна сопоставлять внутренний компонент с товарами PC4Games и </w:t>
+            </w:r>
+            <w:proofErr w:type="spellStart"/>
+            <w:r>
+              <w:rPr>
+                <w:rFonts w:eastAsia="Times New Roman" w:ascii="Times New Roman" w:hAnsi="Times New Roman" w:cs="Times New Roman"/>
+                <w:b w:val="0"/>
+                <w:i w:val="0"/>
+                <w:color w:val="000000"/>
+                <w:sz w:val="24"/>
+                <w:lang w:val="ru-RU"/>
+              </w:rPr>
+              <w:t>ITPartner</w:t>
+            </w:r>
+            <w:proofErr w:type="spellEnd"/>
+            <w:r>
+              <w:rPr>
+                <w:rFonts w:eastAsia="Times New Roman" w:ascii="Times New Roman" w:hAnsi="Times New Roman" w:cs="Times New Roman"/>
+                <w:b w:val="0"/>
+                <w:i w:val="0"/>
+                <w:color w:val="000000"/>
+                <w:sz w:val="24"/>
+                <w:lang w:val="ru-RU"/>
+              </w:rPr>
+              <w:t>.</w:t>
             </w:r>
           </w:p>
         </w:tc>
         <w:tc>
           <w:tcPr>
-            <w:tcW w:w="1814" w:type="dxa"/>
+            <w:tcW w:w="2324" w:type="dxa"/>
             <w:tcBorders>
               <w:top w:val="single" w:sz="6" w:space="0" w:color="B7B7B7"/>
               <w:left w:val="single" w:sz="6" w:space="0" w:color="B7B7B7"/>
@@ -8477,15 +9353,17 @@
           <w:p>
             <w:pPr>
               <w:keepNext w:val="0"/>
-              <w:keepLines w:val="0"/>
+              <w:keepLines/>
               <w:spacing w:line="240" w:lineRule="auto" w:before="0" w:after="0"/>
               <w:ind w:left="0" w:right="0" w:firstLine="0"/>
               <w:jc w:val="left"/>
             </w:pPr>
             <w:r>
               <w:rPr>
-                <w:rFonts w:eastAsia="Times New Roman" w:ascii="Times New Roman" w:hAnsi="Times New Roman"/>
+                <w:rFonts w:eastAsia="Times New Roman" w:ascii="Times New Roman" w:hAnsi="Times New Roman" w:cs="Times New Roman"/>
                 <w:b w:val="0"/>
+                <w:i w:val="0"/>
+                <w:color w:val="000000"/>
                 <w:sz w:val="24"/>
                 <w:lang w:val="ru-RU"/>
               </w:rPr>
@@ -8495,7 +9373,7 @@
         </w:tc>
         <w:tc>
           <w:tcPr>
-            <w:tcW w:w="1077" w:type="dxa"/>
+            <w:tcW w:w="1587" w:type="dxa"/>
             <w:tcBorders>
               <w:top w:val="single" w:sz="6" w:space="0" w:color="B7B7B7"/>
               <w:left w:val="single" w:sz="6" w:space="0" w:color="B7B7B7"/>
@@ -8515,15 +9393,17 @@
           <w:p>
             <w:pPr>
               <w:keepNext w:val="0"/>
-              <w:keepLines w:val="0"/>
+              <w:keepLines/>
               <w:spacing w:line="240" w:lineRule="auto" w:before="0" w:after="0"/>
               <w:ind w:left="0" w:right="0" w:firstLine="0"/>
-              <w:jc w:val="left"/>
+              <w:jc w:val="center"/>
             </w:pPr>
             <w:r>
               <w:rPr>
-                <w:rFonts w:eastAsia="Times New Roman" w:ascii="Times New Roman" w:hAnsi="Times New Roman"/>
+                <w:rFonts w:eastAsia="Times New Roman" w:ascii="Times New Roman" w:hAnsi="Times New Roman" w:cs="Times New Roman"/>
                 <w:b w:val="0"/>
+                <w:i w:val="0"/>
+                <w:color w:val="000000"/>
                 <w:sz w:val="24"/>
                 <w:lang w:val="ru-RU"/>
               </w:rPr>
@@ -8539,7 +9419,7 @@
         </w:trPr>
         <w:tc>
           <w:tcPr>
-            <w:tcW w:w="825" w:type="dxa"/>
+            <w:tcW w:w="907" w:type="dxa"/>
             <w:tcBorders>
               <w:top w:val="single" w:sz="6" w:space="0" w:color="B7B7B7"/>
               <w:left w:val="single" w:sz="6" w:space="0" w:color="B7B7B7"/>
@@ -8559,25 +9439,27 @@
           <w:p>
             <w:pPr>
               <w:keepNext w:val="0"/>
-              <w:keepLines w:val="0"/>
+              <w:keepLines/>
               <w:spacing w:line="240" w:lineRule="auto" w:before="0" w:after="0"/>
               <w:ind w:left="0" w:right="0" w:firstLine="0"/>
               <w:jc w:val="center"/>
             </w:pPr>
             <w:r>
               <w:rPr>
-                <w:rFonts w:eastAsia="Times New Roman" w:ascii="Times New Roman" w:hAnsi="Times New Roman"/>
+                <w:rFonts w:eastAsia="Times New Roman" w:ascii="Times New Roman" w:hAnsi="Times New Roman" w:cs="Times New Roman"/>
                 <w:b w:val="0"/>
-                <w:sz w:val="24"/>
-                <w:lang w:val="ru-RU"/>
-              </w:rPr>
-              <w:t>FR-06</w:t>
+                <w:i w:val="0"/>
+                <w:color w:val="000000"/>
+                <w:sz w:val="24"/>
+                <w:lang w:val="ru-RU"/>
+              </w:rPr>
+              <w:t>FR-07</w:t>
             </w:r>
           </w:p>
         </w:tc>
         <w:tc>
           <w:tcPr>
-            <w:tcW w:w="5329" w:type="dxa"/>
+            <w:tcW w:w="4535" w:type="dxa"/>
             <w:tcBorders>
               <w:top w:val="single" w:sz="6" w:space="0" w:color="B7B7B7"/>
               <w:left w:val="single" w:sz="6" w:space="0" w:color="B7B7B7"/>
@@ -8597,7 +9479,7 @@
           <w:p>
             <w:pPr>
               <w:keepNext w:val="0"/>
-              <w:keepLines w:val="0"/>
+              <w:keepLines/>
               <w:spacing w:line="240" w:lineRule="auto" w:before="0" w:after="0"/>
               <w:ind w:left="0" w:right="0" w:firstLine="0"/>
               <w:jc w:val="left"/>
@@ -8607,38 +9489,20 @@
             </w:pPr>
             <w:r>
               <w:rPr>
-                <w:rFonts w:eastAsia="Times New Roman" w:ascii="Times New Roman" w:hAnsi="Times New Roman"/>
+                <w:rFonts w:eastAsia="Times New Roman" w:ascii="Times New Roman" w:hAnsi="Times New Roman" w:cs="Times New Roman"/>
                 <w:b w:val="0"/>
-                <w:sz w:val="24"/>
-                <w:lang w:val="ru-RU"/>
-              </w:rPr>
-              <w:t xml:space="preserve">Система должна сопоставлять внутренний компонент с товарами PC4Games и </w:t>
-            </w:r>
-            <w:proofErr w:type="spellStart"/>
-            <w:r>
-              <w:rPr>
-                <w:rFonts w:eastAsia="Times New Roman" w:ascii="Times New Roman" w:hAnsi="Times New Roman"/>
-                <w:b w:val="0"/>
-                <w:sz w:val="24"/>
-                <w:lang w:val="ru-RU"/>
-              </w:rPr>
-              <w:t>ITPartner</w:t>
-            </w:r>
-            <w:proofErr w:type="spellEnd"/>
-            <w:r>
-              <w:rPr>
-                <w:rFonts w:eastAsia="Times New Roman" w:ascii="Times New Roman" w:hAnsi="Times New Roman"/>
-                <w:b w:val="0"/>
-                <w:sz w:val="24"/>
-                <w:lang w:val="ru-RU"/>
-              </w:rPr>
-              <w:t>.</w:t>
+                <w:i w:val="0"/>
+                <w:color w:val="000000"/>
+                <w:sz w:val="24"/>
+                <w:lang w:val="ru-RU"/>
+              </w:rPr>
+              <w:t>Система должна загружать цены, наличие и дату актуальности предложений поставщиков.</w:t>
             </w:r>
           </w:p>
         </w:tc>
         <w:tc>
           <w:tcPr>
-            <w:tcW w:w="1814" w:type="dxa"/>
+            <w:tcW w:w="2324" w:type="dxa"/>
             <w:tcBorders>
               <w:top w:val="single" w:sz="6" w:space="0" w:color="B7B7B7"/>
               <w:left w:val="single" w:sz="6" w:space="0" w:color="B7B7B7"/>
@@ -8658,25 +9522,27 @@
           <w:p>
             <w:pPr>
               <w:keepNext w:val="0"/>
-              <w:keepLines w:val="0"/>
+              <w:keepLines/>
               <w:spacing w:line="240" w:lineRule="auto" w:before="0" w:after="0"/>
               <w:ind w:left="0" w:right="0" w:firstLine="0"/>
               <w:jc w:val="left"/>
             </w:pPr>
             <w:r>
               <w:rPr>
-                <w:rFonts w:eastAsia="Times New Roman" w:ascii="Times New Roman" w:hAnsi="Times New Roman"/>
+                <w:rFonts w:eastAsia="Times New Roman" w:ascii="Times New Roman" w:hAnsi="Times New Roman" w:cs="Times New Roman"/>
                 <w:b w:val="0"/>
-                <w:sz w:val="24"/>
-                <w:lang w:val="ru-RU"/>
-              </w:rPr>
-              <w:t>Технический специалист</w:t>
+                <w:i w:val="0"/>
+                <w:color w:val="000000"/>
+                <w:sz w:val="24"/>
+                <w:lang w:val="ru-RU"/>
+              </w:rPr>
+              <w:t>Система</w:t>
             </w:r>
           </w:p>
         </w:tc>
         <w:tc>
           <w:tcPr>
-            <w:tcW w:w="1077" w:type="dxa"/>
+            <w:tcW w:w="1587" w:type="dxa"/>
             <w:tcBorders>
               <w:top w:val="single" w:sz="6" w:space="0" w:color="B7B7B7"/>
               <w:left w:val="single" w:sz="6" w:space="0" w:color="B7B7B7"/>
@@ -8696,15 +9562,17 @@
           <w:p>
             <w:pPr>
               <w:keepNext w:val="0"/>
-              <w:keepLines w:val="0"/>
+              <w:keepLines/>
               <w:spacing w:line="240" w:lineRule="auto" w:before="0" w:after="0"/>
               <w:ind w:left="0" w:right="0" w:firstLine="0"/>
-              <w:jc w:val="left"/>
+              <w:jc w:val="center"/>
             </w:pPr>
             <w:r>
               <w:rPr>
-                <w:rFonts w:eastAsia="Times New Roman" w:ascii="Times New Roman" w:hAnsi="Times New Roman"/>
+                <w:rFonts w:eastAsia="Times New Roman" w:ascii="Times New Roman" w:hAnsi="Times New Roman" w:cs="Times New Roman"/>
                 <w:b w:val="0"/>
+                <w:i w:val="0"/>
+                <w:color w:val="000000"/>
                 <w:sz w:val="24"/>
                 <w:lang w:val="ru-RU"/>
               </w:rPr>
@@ -8720,7 +9588,7 @@
         </w:trPr>
         <w:tc>
           <w:tcPr>
-            <w:tcW w:w="825" w:type="dxa"/>
+            <w:tcW w:w="907" w:type="dxa"/>
             <w:tcBorders>
               <w:top w:val="single" w:sz="6" w:space="0" w:color="B7B7B7"/>
               <w:left w:val="single" w:sz="6" w:space="0" w:color="B7B7B7"/>
@@ -8740,25 +9608,27 @@
           <w:p>
             <w:pPr>
               <w:keepNext w:val="0"/>
-              <w:keepLines w:val="0"/>
+              <w:keepLines/>
               <w:spacing w:line="240" w:lineRule="auto" w:before="0" w:after="0"/>
               <w:ind w:left="0" w:right="0" w:firstLine="0"/>
               <w:jc w:val="center"/>
             </w:pPr>
             <w:r>
               <w:rPr>
-                <w:rFonts w:eastAsia="Times New Roman" w:ascii="Times New Roman" w:hAnsi="Times New Roman"/>
+                <w:rFonts w:eastAsia="Times New Roman" w:ascii="Times New Roman" w:hAnsi="Times New Roman" w:cs="Times New Roman"/>
                 <w:b w:val="0"/>
-                <w:sz w:val="24"/>
-                <w:lang w:val="ru-RU"/>
-              </w:rPr>
-              <w:t>FR-07</w:t>
+                <w:i w:val="0"/>
+                <w:color w:val="000000"/>
+                <w:sz w:val="24"/>
+                <w:lang w:val="ru-RU"/>
+              </w:rPr>
+              <w:t>FR-08</w:t>
             </w:r>
           </w:p>
         </w:tc>
         <w:tc>
           <w:tcPr>
-            <w:tcW w:w="5329" w:type="dxa"/>
+            <w:tcW w:w="4535" w:type="dxa"/>
             <w:tcBorders>
               <w:top w:val="single" w:sz="6" w:space="0" w:color="B7B7B7"/>
               <w:left w:val="single" w:sz="6" w:space="0" w:color="B7B7B7"/>
@@ -8778,7 +9648,7 @@
           <w:p>
             <w:pPr>
               <w:keepNext w:val="0"/>
-              <w:keepLines w:val="0"/>
+              <w:keepLines/>
               <w:spacing w:line="240" w:lineRule="auto" w:before="0" w:after="0"/>
               <w:ind w:left="0" w:right="0" w:firstLine="0"/>
               <w:jc w:val="left"/>
@@ -8788,18 +9658,31 @@
             </w:pPr>
             <w:r>
               <w:rPr>
-                <w:rFonts w:eastAsia="Times New Roman" w:ascii="Times New Roman" w:hAnsi="Times New Roman"/>
+                <w:rFonts w:eastAsia="Times New Roman" w:ascii="Times New Roman" w:hAnsi="Times New Roman" w:cs="Times New Roman"/>
                 <w:b w:val="0"/>
-                <w:sz w:val="24"/>
-                <w:lang w:val="ru-RU"/>
-              </w:rPr>
-              <w:t>Система должна загружать цены, наличие и дату актуальности предложений поставщиков.</w:t>
+                <w:i w:val="0"/>
+                <w:color w:val="000000"/>
+                <w:sz w:val="24"/>
+                <w:lang w:val="ru-RU"/>
+              </w:rPr>
+              <w:t xml:space="preserve">Система должна </w:t>
+            </w:r>
+            <w:r>
+              <w:rPr>
+                <w:rFonts w:eastAsia="Times New Roman" w:ascii="Times New Roman" w:hAnsi="Times New Roman" w:cs="Times New Roman"/>
+                <w:b w:val="0"/>
+                <w:i w:val="0"/>
+                <w:color w:val="000000"/>
+                <w:sz w:val="24"/>
+                <w:lang w:val="ru-RU"/>
+              </w:rPr>
+              <w:t>выбирать применимое предложение поставщика по заданным правилам приоритета.</w:t>
             </w:r>
           </w:p>
         </w:tc>
         <w:tc>
           <w:tcPr>
-            <w:tcW w:w="1814" w:type="dxa"/>
+            <w:tcW w:w="2324" w:type="dxa"/>
             <w:tcBorders>
               <w:top w:val="single" w:sz="6" w:space="0" w:color="B7B7B7"/>
               <w:left w:val="single" w:sz="6" w:space="0" w:color="B7B7B7"/>
@@ -8819,15 +9702,17 @@
           <w:p>
             <w:pPr>
               <w:keepNext w:val="0"/>
-              <w:keepLines w:val="0"/>
+              <w:keepLines/>
               <w:spacing w:line="240" w:lineRule="auto" w:before="0" w:after="0"/>
               <w:ind w:left="0" w:right="0" w:firstLine="0"/>
               <w:jc w:val="left"/>
             </w:pPr>
             <w:r>
               <w:rPr>
-                <w:rFonts w:eastAsia="Times New Roman" w:ascii="Times New Roman" w:hAnsi="Times New Roman"/>
+                <w:rFonts w:eastAsia="Times New Roman" w:ascii="Times New Roman" w:hAnsi="Times New Roman" w:cs="Times New Roman"/>
                 <w:b w:val="0"/>
+                <w:i w:val="0"/>
+                <w:color w:val="000000"/>
                 <w:sz w:val="24"/>
                 <w:lang w:val="ru-RU"/>
               </w:rPr>
@@ -8837,7 +9722,7 @@
         </w:tc>
         <w:tc>
           <w:tcPr>
-            <w:tcW w:w="1077" w:type="dxa"/>
+            <w:tcW w:w="1587" w:type="dxa"/>
             <w:tcBorders>
               <w:top w:val="single" w:sz="6" w:space="0" w:color="B7B7B7"/>
               <w:left w:val="single" w:sz="6" w:space="0" w:color="B7B7B7"/>
@@ -8857,19 +9742,21 @@
           <w:p>
             <w:pPr>
               <w:keepNext w:val="0"/>
-              <w:keepLines w:val="0"/>
+              <w:keepLines/>
               <w:spacing w:line="240" w:lineRule="auto" w:before="0" w:after="0"/>
               <w:ind w:left="0" w:right="0" w:firstLine="0"/>
-              <w:jc w:val="left"/>
+              <w:jc w:val="center"/>
             </w:pPr>
             <w:r>
               <w:rPr>
-                <w:rFonts w:eastAsia="Times New Roman" w:ascii="Times New Roman" w:hAnsi="Times New Roman"/>
+                <w:rFonts w:eastAsia="Times New Roman" w:ascii="Times New Roman" w:hAnsi="Times New Roman" w:cs="Times New Roman"/>
                 <w:b w:val="0"/>
-                <w:sz w:val="24"/>
-                <w:lang w:val="ru-RU"/>
-              </w:rPr>
-              <w:t>Высокий</w:t>
+                <w:i w:val="0"/>
+                <w:color w:val="000000"/>
+                <w:sz w:val="24"/>
+                <w:lang w:val="ru-RU"/>
+              </w:rPr>
+              <w:t>Средний</w:t>
             </w:r>
           </w:p>
         </w:tc>
@@ -8881,7 +9768,7 @@
         </w:trPr>
         <w:tc>
           <w:tcPr>
-            <w:tcW w:w="825" w:type="dxa"/>
+            <w:tcW w:w="907" w:type="dxa"/>
             <w:tcBorders>
               <w:top w:val="single" w:sz="6" w:space="0" w:color="B7B7B7"/>
               <w:left w:val="single" w:sz="6" w:space="0" w:color="B7B7B7"/>
@@ -8901,25 +9788,27 @@
           <w:p>
             <w:pPr>
               <w:keepNext w:val="0"/>
-              <w:keepLines w:val="0"/>
+              <w:keepLines/>
               <w:spacing w:line="240" w:lineRule="auto" w:before="0" w:after="0"/>
               <w:ind w:left="0" w:right="0" w:firstLine="0"/>
               <w:jc w:val="center"/>
             </w:pPr>
             <w:r>
               <w:rPr>
-                <w:rFonts w:eastAsia="Times New Roman" w:ascii="Times New Roman" w:hAnsi="Times New Roman"/>
+                <w:rFonts w:eastAsia="Times New Roman" w:ascii="Times New Roman" w:hAnsi="Times New Roman" w:cs="Times New Roman"/>
                 <w:b w:val="0"/>
-                <w:sz w:val="24"/>
-                <w:lang w:val="ru-RU"/>
-              </w:rPr>
-              <w:t>FR-08</w:t>
+                <w:i w:val="0"/>
+                <w:color w:val="000000"/>
+                <w:sz w:val="24"/>
+                <w:lang w:val="ru-RU"/>
+              </w:rPr>
+              <w:t>FR-09</w:t>
             </w:r>
           </w:p>
         </w:tc>
         <w:tc>
           <w:tcPr>
-            <w:tcW w:w="5329" w:type="dxa"/>
+            <w:tcW w:w="4535" w:type="dxa"/>
             <w:tcBorders>
               <w:top w:val="single" w:sz="6" w:space="0" w:color="B7B7B7"/>
               <w:left w:val="single" w:sz="6" w:space="0" w:color="B7B7B7"/>
@@ -8939,7 +9828,7 @@
           <w:p>
             <w:pPr>
               <w:keepNext w:val="0"/>
-              <w:keepLines w:val="0"/>
+              <w:keepLines/>
               <w:spacing w:line="240" w:lineRule="auto" w:before="0" w:after="0"/>
               <w:ind w:left="0" w:right="0" w:firstLine="0"/>
               <w:jc w:val="left"/>
@@ -8949,27 +9838,20 @@
             </w:pPr>
             <w:r>
               <w:rPr>
-                <w:rFonts w:eastAsia="Times New Roman" w:ascii="Times New Roman" w:hAnsi="Times New Roman"/>
+                <w:rFonts w:eastAsia="Times New Roman" w:ascii="Times New Roman" w:hAnsi="Times New Roman" w:cs="Times New Roman"/>
                 <w:b w:val="0"/>
-                <w:sz w:val="24"/>
-                <w:lang w:val="ru-RU"/>
-              </w:rPr>
-              <w:t xml:space="preserve">Система должна </w:t>
-            </w:r>
-            <w:r>
-              <w:rPr>
-                <w:rFonts w:eastAsia="Times New Roman" w:ascii="Times New Roman" w:hAnsi="Times New Roman"/>
-                <w:b w:val="0"/>
-                <w:sz w:val="24"/>
-                <w:lang w:val="ru-RU"/>
-              </w:rPr>
-              <w:t>выбирать применимое предложение поставщика по заданным правилам приоритета.</w:t>
+                <w:i w:val="0"/>
+                <w:color w:val="000000"/>
+                <w:sz w:val="24"/>
+                <w:lang w:val="ru-RU"/>
+              </w:rPr>
+              <w:t>Система должна рассчитывать себестоимость и цену карточки по актуальным предложениям и правилам наценки.</w:t>
             </w:r>
           </w:p>
         </w:tc>
         <w:tc>
           <w:tcPr>
-            <w:tcW w:w="1814" w:type="dxa"/>
+            <w:tcW w:w="2324" w:type="dxa"/>
             <w:tcBorders>
               <w:top w:val="single" w:sz="6" w:space="0" w:color="B7B7B7"/>
               <w:left w:val="single" w:sz="6" w:space="0" w:color="B7B7B7"/>
@@ -8989,25 +9871,27 @@
           <w:p>
             <w:pPr>
               <w:keepNext w:val="0"/>
-              <w:keepLines w:val="0"/>
+              <w:keepLines/>
               <w:spacing w:line="240" w:lineRule="auto" w:before="0" w:after="0"/>
               <w:ind w:left="0" w:right="0" w:firstLine="0"/>
               <w:jc w:val="left"/>
             </w:pPr>
             <w:r>
               <w:rPr>
-                <w:rFonts w:eastAsia="Times New Roman" w:ascii="Times New Roman" w:hAnsi="Times New Roman"/>
+                <w:rFonts w:eastAsia="Times New Roman" w:ascii="Times New Roman" w:hAnsi="Times New Roman" w:cs="Times New Roman"/>
                 <w:b w:val="0"/>
-                <w:sz w:val="24"/>
-                <w:lang w:val="ru-RU"/>
-              </w:rPr>
-              <w:t>Система</w:t>
+                <w:i w:val="0"/>
+                <w:color w:val="000000"/>
+                <w:sz w:val="24"/>
+                <w:lang w:val="ru-RU"/>
+              </w:rPr>
+              <w:t>Менеджер маркетплейсов</w:t>
             </w:r>
           </w:p>
         </w:tc>
         <w:tc>
           <w:tcPr>
-            <w:tcW w:w="1077" w:type="dxa"/>
+            <w:tcW w:w="1587" w:type="dxa"/>
             <w:tcBorders>
               <w:top w:val="single" w:sz="6" w:space="0" w:color="B7B7B7"/>
               <w:left w:val="single" w:sz="6" w:space="0" w:color="B7B7B7"/>
@@ -9027,19 +9911,21 @@
           <w:p>
             <w:pPr>
               <w:keepNext w:val="0"/>
-              <w:keepLines w:val="0"/>
+              <w:keepLines/>
               <w:spacing w:line="240" w:lineRule="auto" w:before="0" w:after="0"/>
               <w:ind w:left="0" w:right="0" w:firstLine="0"/>
-              <w:jc w:val="left"/>
+              <w:jc w:val="center"/>
             </w:pPr>
             <w:r>
               <w:rPr>
-                <w:rFonts w:eastAsia="Times New Roman" w:ascii="Times New Roman" w:hAnsi="Times New Roman"/>
+                <w:rFonts w:eastAsia="Times New Roman" w:ascii="Times New Roman" w:hAnsi="Times New Roman" w:cs="Times New Roman"/>
                 <w:b w:val="0"/>
-                <w:sz w:val="24"/>
-                <w:lang w:val="ru-RU"/>
-              </w:rPr>
-              <w:t>Средний</w:t>
+                <w:i w:val="0"/>
+                <w:color w:val="000000"/>
+                <w:sz w:val="24"/>
+                <w:lang w:val="ru-RU"/>
+              </w:rPr>
+              <w:t>Высокий</w:t>
             </w:r>
           </w:p>
         </w:tc>
@@ -9051,7 +9937,7 @@
         </w:trPr>
         <w:tc>
           <w:tcPr>
-            <w:tcW w:w="825" w:type="dxa"/>
+            <w:tcW w:w="907" w:type="dxa"/>
             <w:tcBorders>
               <w:top w:val="single" w:sz="6" w:space="0" w:color="B7B7B7"/>
               <w:left w:val="single" w:sz="6" w:space="0" w:color="B7B7B7"/>
@@ -9071,25 +9957,27 @@
           <w:p>
             <w:pPr>
               <w:keepNext w:val="0"/>
-              <w:keepLines w:val="0"/>
+              <w:keepLines/>
               <w:spacing w:line="240" w:lineRule="auto" w:before="0" w:after="0"/>
               <w:ind w:left="0" w:right="0" w:firstLine="0"/>
               <w:jc w:val="center"/>
             </w:pPr>
             <w:r>
               <w:rPr>
-                <w:rFonts w:eastAsia="Times New Roman" w:ascii="Times New Roman" w:hAnsi="Times New Roman"/>
+                <w:rFonts w:eastAsia="Times New Roman" w:ascii="Times New Roman" w:hAnsi="Times New Roman" w:cs="Times New Roman"/>
                 <w:b w:val="0"/>
-                <w:sz w:val="24"/>
-                <w:lang w:val="ru-RU"/>
-              </w:rPr>
-              <w:t>FR-09</w:t>
+                <w:i w:val="0"/>
+                <w:color w:val="000000"/>
+                <w:sz w:val="24"/>
+                <w:lang w:val="ru-RU"/>
+              </w:rPr>
+              <w:t>FR-10</w:t>
             </w:r>
           </w:p>
         </w:tc>
         <w:tc>
           <w:tcPr>
-            <w:tcW w:w="5329" w:type="dxa"/>
+            <w:tcW w:w="4535" w:type="dxa"/>
             <w:tcBorders>
               <w:top w:val="single" w:sz="6" w:space="0" w:color="B7B7B7"/>
               <w:left w:val="single" w:sz="6" w:space="0" w:color="B7B7B7"/>
@@ -9109,7 +9997,7 @@
           <w:p>
             <w:pPr>
               <w:keepNext w:val="0"/>
-              <w:keepLines w:val="0"/>
+              <w:keepLines/>
               <w:spacing w:line="240" w:lineRule="auto" w:before="0" w:after="0"/>
               <w:ind w:left="0" w:right="0" w:firstLine="0"/>
               <w:jc w:val="left"/>
@@ -9119,18 +10007,31 @@
             </w:pPr>
             <w:r>
               <w:rPr>
-                <w:rFonts w:eastAsia="Times New Roman" w:ascii="Times New Roman" w:hAnsi="Times New Roman"/>
+                <w:rFonts w:eastAsia="Times New Roman" w:ascii="Times New Roman" w:hAnsi="Times New Roman" w:cs="Times New Roman"/>
                 <w:b w:val="0"/>
-                <w:sz w:val="24"/>
-                <w:lang w:val="ru-RU"/>
-              </w:rPr>
-              <w:t>Система должна рассчитывать себестоимость и цену карточки по актуальным предложениям и правилам наценки.</w:t>
+                <w:i w:val="0"/>
+                <w:color w:val="000000"/>
+                <w:sz w:val="24"/>
+                <w:lang w:val="ru-RU"/>
+              </w:rPr>
+              <w:t xml:space="preserve">Система </w:t>
+            </w:r>
+            <w:r>
+              <w:rPr>
+                <w:rFonts w:eastAsia="Times New Roman" w:ascii="Times New Roman" w:hAnsi="Times New Roman" w:cs="Times New Roman"/>
+                <w:b w:val="0"/>
+                <w:i w:val="0"/>
+                <w:color w:val="000000"/>
+                <w:sz w:val="24"/>
+                <w:lang w:val="ru-RU"/>
+              </w:rPr>
+              <w:t>должна рассчитывать массу товара с упаковкой по составу BOM и правилам веса.</w:t>
             </w:r>
           </w:p>
         </w:tc>
         <w:tc>
           <w:tcPr>
-            <w:tcW w:w="1814" w:type="dxa"/>
+            <w:tcW w:w="2324" w:type="dxa"/>
             <w:tcBorders>
               <w:top w:val="single" w:sz="6" w:space="0" w:color="B7B7B7"/>
               <w:left w:val="single" w:sz="6" w:space="0" w:color="B7B7B7"/>
@@ -9150,25 +10051,27 @@
           <w:p>
             <w:pPr>
               <w:keepNext w:val="0"/>
-              <w:keepLines w:val="0"/>
+              <w:keepLines/>
               <w:spacing w:line="240" w:lineRule="auto" w:before="0" w:after="0"/>
               <w:ind w:left="0" w:right="0" w:firstLine="0"/>
               <w:jc w:val="left"/>
             </w:pPr>
             <w:r>
               <w:rPr>
-                <w:rFonts w:eastAsia="Times New Roman" w:ascii="Times New Roman" w:hAnsi="Times New Roman"/>
+                <w:rFonts w:eastAsia="Times New Roman" w:ascii="Times New Roman" w:hAnsi="Times New Roman" w:cs="Times New Roman"/>
                 <w:b w:val="0"/>
-                <w:sz w:val="24"/>
-                <w:lang w:val="ru-RU"/>
-              </w:rPr>
-              <w:t>Менеджер маркетплейсов</w:t>
+                <w:i w:val="0"/>
+                <w:color w:val="000000"/>
+                <w:sz w:val="24"/>
+                <w:lang w:val="ru-RU"/>
+              </w:rPr>
+              <w:t>Система</w:t>
             </w:r>
           </w:p>
         </w:tc>
         <w:tc>
           <w:tcPr>
-            <w:tcW w:w="1077" w:type="dxa"/>
+            <w:tcW w:w="1587" w:type="dxa"/>
             <w:tcBorders>
               <w:top w:val="single" w:sz="6" w:space="0" w:color="B7B7B7"/>
               <w:left w:val="single" w:sz="6" w:space="0" w:color="B7B7B7"/>
@@ -9188,19 +10091,21 @@
           <w:p>
             <w:pPr>
               <w:keepNext w:val="0"/>
-              <w:keepLines w:val="0"/>
+              <w:keepLines/>
               <w:spacing w:line="240" w:lineRule="auto" w:before="0" w:after="0"/>
               <w:ind w:left="0" w:right="0" w:firstLine="0"/>
-              <w:jc w:val="left"/>
+              <w:jc w:val="center"/>
             </w:pPr>
             <w:r>
               <w:rPr>
-                <w:rFonts w:eastAsia="Times New Roman" w:ascii="Times New Roman" w:hAnsi="Times New Roman"/>
+                <w:rFonts w:eastAsia="Times New Roman" w:ascii="Times New Roman" w:hAnsi="Times New Roman" w:cs="Times New Roman"/>
                 <w:b w:val="0"/>
-                <w:sz w:val="24"/>
-                <w:lang w:val="ru-RU"/>
-              </w:rPr>
-              <w:t>Высокий</w:t>
+                <w:i w:val="0"/>
+                <w:color w:val="000000"/>
+                <w:sz w:val="24"/>
+                <w:lang w:val="ru-RU"/>
+              </w:rPr>
+              <w:t>Средний</w:t>
             </w:r>
           </w:p>
         </w:tc>
@@ -9212,7 +10117,7 @@
         </w:trPr>
         <w:tc>
           <w:tcPr>
-            <w:tcW w:w="825" w:type="dxa"/>
+            <w:tcW w:w="907" w:type="dxa"/>
             <w:tcBorders>
               <w:top w:val="single" w:sz="6" w:space="0" w:color="B7B7B7"/>
               <w:left w:val="single" w:sz="6" w:space="0" w:color="B7B7B7"/>
@@ -9232,25 +10137,27 @@
           <w:p>
             <w:pPr>
               <w:keepNext w:val="0"/>
-              <w:keepLines w:val="0"/>
+              <w:keepLines/>
               <w:spacing w:line="240" w:lineRule="auto" w:before="0" w:after="0"/>
               <w:ind w:left="0" w:right="0" w:firstLine="0"/>
               <w:jc w:val="center"/>
             </w:pPr>
             <w:r>
               <w:rPr>
-                <w:rFonts w:eastAsia="Times New Roman" w:ascii="Times New Roman" w:hAnsi="Times New Roman"/>
+                <w:rFonts w:eastAsia="Times New Roman" w:ascii="Times New Roman" w:hAnsi="Times New Roman" w:cs="Times New Roman"/>
                 <w:b w:val="0"/>
-                <w:sz w:val="24"/>
-                <w:lang w:val="ru-RU"/>
-              </w:rPr>
-              <w:t>FR-10</w:t>
+                <w:i w:val="0"/>
+                <w:color w:val="000000"/>
+                <w:sz w:val="24"/>
+                <w:lang w:val="ru-RU"/>
+              </w:rPr>
+              <w:t>FR-11</w:t>
             </w:r>
           </w:p>
         </w:tc>
         <w:tc>
           <w:tcPr>
-            <w:tcW w:w="5329" w:type="dxa"/>
+            <w:tcW w:w="4535" w:type="dxa"/>
             <w:tcBorders>
               <w:top w:val="single" w:sz="6" w:space="0" w:color="B7B7B7"/>
               <w:left w:val="single" w:sz="6" w:space="0" w:color="B7B7B7"/>
@@ -9270,7 +10177,7 @@
           <w:p>
             <w:pPr>
               <w:keepNext w:val="0"/>
-              <w:keepLines w:val="0"/>
+              <w:keepLines/>
               <w:spacing w:line="240" w:lineRule="auto" w:before="0" w:after="0"/>
               <w:ind w:left="0" w:right="0" w:firstLine="0"/>
               <w:jc w:val="left"/>
@@ -9280,27 +10187,44 @@
             </w:pPr>
             <w:r>
               <w:rPr>
-                <w:rFonts w:eastAsia="Times New Roman" w:ascii="Times New Roman" w:hAnsi="Times New Roman"/>
+                <w:rFonts w:eastAsia="Times New Roman" w:ascii="Times New Roman" w:hAnsi="Times New Roman" w:cs="Times New Roman"/>
                 <w:b w:val="0"/>
-                <w:sz w:val="24"/>
-                <w:lang w:val="ru-RU"/>
-              </w:rPr>
-              <w:t xml:space="preserve">Система </w:t>
-            </w:r>
-            <w:r>
-              <w:rPr>
-                <w:rFonts w:eastAsia="Times New Roman" w:ascii="Times New Roman" w:hAnsi="Times New Roman"/>
+                <w:i w:val="0"/>
+                <w:color w:val="000000"/>
+                <w:sz w:val="24"/>
+                <w:lang w:val="ru-RU"/>
+              </w:rPr>
+              <w:t xml:space="preserve">Система должна находить все BOM, содержащие выбранный компонент или его точную </w:t>
+            </w:r>
+            <w:proofErr w:type="spellStart"/>
+            <w:r>
+              <w:rPr>
+                <w:rFonts w:eastAsia="Times New Roman" w:ascii="Times New Roman" w:hAnsi="Times New Roman" w:cs="Times New Roman"/>
                 <w:b w:val="0"/>
-                <w:sz w:val="24"/>
-                <w:lang w:val="ru-RU"/>
-              </w:rPr>
-              <w:t>должна рассчитывать массу товара с упаковкой по составу BOM и правилам веса.</w:t>
+                <w:i w:val="0"/>
+                <w:color w:val="000000"/>
+                <w:sz w:val="24"/>
+                <w:lang w:val="ru-RU"/>
+              </w:rPr>
+              <w:t>поставщицкую</w:t>
+            </w:r>
+            <w:proofErr w:type="spellEnd"/>
+            <w:r>
+              <w:rPr>
+                <w:rFonts w:eastAsia="Times New Roman" w:ascii="Times New Roman" w:hAnsi="Times New Roman" w:cs="Times New Roman"/>
+                <w:b w:val="0"/>
+                <w:i w:val="0"/>
+                <w:color w:val="000000"/>
+                <w:sz w:val="24"/>
+                <w:lang w:val="ru-RU"/>
+              </w:rPr>
+              <w:t xml:space="preserve"> позицию.</w:t>
             </w:r>
           </w:p>
         </w:tc>
         <w:tc>
           <w:tcPr>
-            <w:tcW w:w="1814" w:type="dxa"/>
+            <w:tcW w:w="2324" w:type="dxa"/>
             <w:tcBorders>
               <w:top w:val="single" w:sz="6" w:space="0" w:color="B7B7B7"/>
               <w:left w:val="single" w:sz="6" w:space="0" w:color="B7B7B7"/>
@@ -9320,25 +10244,27 @@
           <w:p>
             <w:pPr>
               <w:keepNext w:val="0"/>
-              <w:keepLines w:val="0"/>
+              <w:keepLines/>
               <w:spacing w:line="240" w:lineRule="auto" w:before="0" w:after="0"/>
               <w:ind w:left="0" w:right="0" w:firstLine="0"/>
               <w:jc w:val="left"/>
             </w:pPr>
             <w:r>
               <w:rPr>
-                <w:rFonts w:eastAsia="Times New Roman" w:ascii="Times New Roman" w:hAnsi="Times New Roman"/>
+                <w:rFonts w:eastAsia="Times New Roman" w:ascii="Times New Roman" w:hAnsi="Times New Roman" w:cs="Times New Roman"/>
                 <w:b w:val="0"/>
-                <w:sz w:val="24"/>
-                <w:lang w:val="ru-RU"/>
-              </w:rPr>
-              <w:t>Система</w:t>
+                <w:i w:val="0"/>
+                <w:color w:val="000000"/>
+                <w:sz w:val="24"/>
+                <w:lang w:val="ru-RU"/>
+              </w:rPr>
+              <w:t>Технический специалист</w:t>
             </w:r>
           </w:p>
         </w:tc>
         <w:tc>
           <w:tcPr>
-            <w:tcW w:w="1077" w:type="dxa"/>
+            <w:tcW w:w="1587" w:type="dxa"/>
             <w:tcBorders>
               <w:top w:val="single" w:sz="6" w:space="0" w:color="B7B7B7"/>
               <w:left w:val="single" w:sz="6" w:space="0" w:color="B7B7B7"/>
@@ -9358,19 +10284,21 @@
           <w:p>
             <w:pPr>
               <w:keepNext w:val="0"/>
-              <w:keepLines w:val="0"/>
+              <w:keepLines/>
               <w:spacing w:line="240" w:lineRule="auto" w:before="0" w:after="0"/>
               <w:ind w:left="0" w:right="0" w:firstLine="0"/>
-              <w:jc w:val="left"/>
+              <w:jc w:val="center"/>
             </w:pPr>
             <w:r>
               <w:rPr>
-                <w:rFonts w:eastAsia="Times New Roman" w:ascii="Times New Roman" w:hAnsi="Times New Roman"/>
+                <w:rFonts w:eastAsia="Times New Roman" w:ascii="Times New Roman" w:hAnsi="Times New Roman" w:cs="Times New Roman"/>
                 <w:b w:val="0"/>
-                <w:sz w:val="24"/>
-                <w:lang w:val="ru-RU"/>
-              </w:rPr>
-              <w:t>Средний</w:t>
+                <w:i w:val="0"/>
+                <w:color w:val="000000"/>
+                <w:sz w:val="24"/>
+                <w:lang w:val="ru-RU"/>
+              </w:rPr>
+              <w:t>Высокий</w:t>
             </w:r>
           </w:p>
         </w:tc>
@@ -9382,7 +10310,7 @@
         </w:trPr>
         <w:tc>
           <w:tcPr>
-            <w:tcW w:w="825" w:type="dxa"/>
+            <w:tcW w:w="907" w:type="dxa"/>
             <w:tcBorders>
               <w:top w:val="single" w:sz="6" w:space="0" w:color="B7B7B7"/>
               <w:left w:val="single" w:sz="6" w:space="0" w:color="B7B7B7"/>
@@ -9402,25 +10330,27 @@
           <w:p>
             <w:pPr>
               <w:keepNext w:val="0"/>
-              <w:keepLines w:val="0"/>
+              <w:keepLines/>
               <w:spacing w:line="240" w:lineRule="auto" w:before="0" w:after="0"/>
               <w:ind w:left="0" w:right="0" w:firstLine="0"/>
               <w:jc w:val="center"/>
             </w:pPr>
             <w:r>
               <w:rPr>
-                <w:rFonts w:eastAsia="Times New Roman" w:ascii="Times New Roman" w:hAnsi="Times New Roman"/>
+                <w:rFonts w:eastAsia="Times New Roman" w:ascii="Times New Roman" w:hAnsi="Times New Roman" w:cs="Times New Roman"/>
                 <w:b w:val="0"/>
-                <w:sz w:val="24"/>
-                <w:lang w:val="ru-RU"/>
-              </w:rPr>
-              <w:t>FR-11</w:t>
+                <w:i w:val="0"/>
+                <w:color w:val="000000"/>
+                <w:sz w:val="24"/>
+                <w:lang w:val="ru-RU"/>
+              </w:rPr>
+              <w:t>FR-12</w:t>
             </w:r>
           </w:p>
         </w:tc>
         <w:tc>
           <w:tcPr>
-            <w:tcW w:w="5329" w:type="dxa"/>
+            <w:tcW w:w="4535" w:type="dxa"/>
             <w:tcBorders>
               <w:top w:val="single" w:sz="6" w:space="0" w:color="B7B7B7"/>
               <w:left w:val="single" w:sz="6" w:space="0" w:color="B7B7B7"/>
@@ -9440,7 +10370,7 @@
           <w:p>
             <w:pPr>
               <w:keepNext w:val="0"/>
-              <w:keepLines w:val="0"/>
+              <w:keepLines/>
               <w:spacing w:line="240" w:lineRule="auto" w:before="0" w:after="0"/>
               <w:ind w:left="0" w:right="0" w:firstLine="0"/>
               <w:jc w:val="left"/>
@@ -9450,38 +10380,20 @@
             </w:pPr>
             <w:r>
               <w:rPr>
-                <w:rFonts w:eastAsia="Times New Roman" w:ascii="Times New Roman" w:hAnsi="Times New Roman"/>
+                <w:rFonts w:eastAsia="Times New Roman" w:ascii="Times New Roman" w:hAnsi="Times New Roman" w:cs="Times New Roman"/>
                 <w:b w:val="0"/>
-                <w:sz w:val="24"/>
-                <w:lang w:val="ru-RU"/>
-              </w:rPr>
-              <w:t xml:space="preserve">Система должна находить все BOM, содержащие выбранный компонент или его точную </w:t>
-            </w:r>
-            <w:proofErr w:type="spellStart"/>
-            <w:r>
-              <w:rPr>
-                <w:rFonts w:eastAsia="Times New Roman" w:ascii="Times New Roman" w:hAnsi="Times New Roman"/>
-                <w:b w:val="0"/>
-                <w:sz w:val="24"/>
-                <w:lang w:val="ru-RU"/>
-              </w:rPr>
-              <w:t>поставщицкую</w:t>
-            </w:r>
-            <w:proofErr w:type="spellEnd"/>
-            <w:r>
-              <w:rPr>
-                <w:rFonts w:eastAsia="Times New Roman" w:ascii="Times New Roman" w:hAnsi="Times New Roman"/>
-                <w:b w:val="0"/>
-                <w:sz w:val="24"/>
-                <w:lang w:val="ru-RU"/>
-              </w:rPr>
-              <w:t xml:space="preserve"> позицию.</w:t>
+                <w:i w:val="0"/>
+                <w:color w:val="000000"/>
+                <w:sz w:val="24"/>
+                <w:lang w:val="ru-RU"/>
+              </w:rPr>
+              <w:t>Система должна выполнять массовую замену после предварительного показа затрагиваемых BOM и конфликтов.</w:t>
             </w:r>
           </w:p>
         </w:tc>
         <w:tc>
           <w:tcPr>
-            <w:tcW w:w="1814" w:type="dxa"/>
+            <w:tcW w:w="2324" w:type="dxa"/>
             <w:tcBorders>
               <w:top w:val="single" w:sz="6" w:space="0" w:color="B7B7B7"/>
               <w:left w:val="single" w:sz="6" w:space="0" w:color="B7B7B7"/>
@@ -9501,15 +10413,17 @@
           <w:p>
             <w:pPr>
               <w:keepNext w:val="0"/>
-              <w:keepLines w:val="0"/>
+              <w:keepLines/>
               <w:spacing w:line="240" w:lineRule="auto" w:before="0" w:after="0"/>
               <w:ind w:left="0" w:right="0" w:firstLine="0"/>
               <w:jc w:val="left"/>
             </w:pPr>
             <w:r>
               <w:rPr>
-                <w:rFonts w:eastAsia="Times New Roman" w:ascii="Times New Roman" w:hAnsi="Times New Roman"/>
+                <w:rFonts w:eastAsia="Times New Roman" w:ascii="Times New Roman" w:hAnsi="Times New Roman" w:cs="Times New Roman"/>
                 <w:b w:val="0"/>
+                <w:i w:val="0"/>
+                <w:color w:val="000000"/>
                 <w:sz w:val="24"/>
                 <w:lang w:val="ru-RU"/>
               </w:rPr>
@@ -9519,7 +10433,7 @@
         </w:tc>
         <w:tc>
           <w:tcPr>
-            <w:tcW w:w="1077" w:type="dxa"/>
+            <w:tcW w:w="1587" w:type="dxa"/>
             <w:tcBorders>
               <w:top w:val="single" w:sz="6" w:space="0" w:color="B7B7B7"/>
               <w:left w:val="single" w:sz="6" w:space="0" w:color="B7B7B7"/>
@@ -9539,15 +10453,17 @@
           <w:p>
             <w:pPr>
               <w:keepNext w:val="0"/>
-              <w:keepLines w:val="0"/>
+              <w:keepLines/>
               <w:spacing w:line="240" w:lineRule="auto" w:before="0" w:after="0"/>
               <w:ind w:left="0" w:right="0" w:firstLine="0"/>
-              <w:jc w:val="left"/>
+              <w:jc w:val="center"/>
             </w:pPr>
             <w:r>
               <w:rPr>
-                <w:rFonts w:eastAsia="Times New Roman" w:ascii="Times New Roman" w:hAnsi="Times New Roman"/>
+                <w:rFonts w:eastAsia="Times New Roman" w:ascii="Times New Roman" w:hAnsi="Times New Roman" w:cs="Times New Roman"/>
                 <w:b w:val="0"/>
+                <w:i w:val="0"/>
+                <w:color w:val="000000"/>
                 <w:sz w:val="24"/>
                 <w:lang w:val="ru-RU"/>
               </w:rPr>
@@ -9563,7 +10479,7 @@
         </w:trPr>
         <w:tc>
           <w:tcPr>
-            <w:tcW w:w="825" w:type="dxa"/>
+            <w:tcW w:w="907" w:type="dxa"/>
             <w:tcBorders>
               <w:top w:val="single" w:sz="6" w:space="0" w:color="B7B7B7"/>
               <w:left w:val="single" w:sz="6" w:space="0" w:color="B7B7B7"/>
@@ -9583,25 +10499,27 @@
           <w:p>
             <w:pPr>
               <w:keepNext w:val="0"/>
-              <w:keepLines w:val="0"/>
+              <w:keepLines/>
               <w:spacing w:line="240" w:lineRule="auto" w:before="0" w:after="0"/>
               <w:ind w:left="0" w:right="0" w:firstLine="0"/>
               <w:jc w:val="center"/>
             </w:pPr>
             <w:r>
               <w:rPr>
-                <w:rFonts w:eastAsia="Times New Roman" w:ascii="Times New Roman" w:hAnsi="Times New Roman"/>
+                <w:rFonts w:eastAsia="Times New Roman" w:ascii="Times New Roman" w:hAnsi="Times New Roman" w:cs="Times New Roman"/>
                 <w:b w:val="0"/>
-                <w:sz w:val="24"/>
-                <w:lang w:val="ru-RU"/>
-              </w:rPr>
-              <w:t>FR-12</w:t>
+                <w:i w:val="0"/>
+                <w:color w:val="000000"/>
+                <w:sz w:val="24"/>
+                <w:lang w:val="ru-RU"/>
+              </w:rPr>
+              <w:t>FR-13</w:t>
             </w:r>
           </w:p>
         </w:tc>
         <w:tc>
           <w:tcPr>
-            <w:tcW w:w="5329" w:type="dxa"/>
+            <w:tcW w:w="4535" w:type="dxa"/>
             <w:tcBorders>
               <w:top w:val="single" w:sz="6" w:space="0" w:color="B7B7B7"/>
               <w:left w:val="single" w:sz="6" w:space="0" w:color="B7B7B7"/>
@@ -9621,7 +10539,7 @@
           <w:p>
             <w:pPr>
               <w:keepNext w:val="0"/>
-              <w:keepLines w:val="0"/>
+              <w:keepLines/>
               <w:spacing w:line="240" w:lineRule="auto" w:before="0" w:after="0"/>
               <w:ind w:left="0" w:right="0" w:firstLine="0"/>
               <w:jc w:val="left"/>
@@ -9631,18 +10549,20 @@
             </w:pPr>
             <w:r>
               <w:rPr>
-                <w:rFonts w:eastAsia="Times New Roman" w:ascii="Times New Roman" w:hAnsi="Times New Roman"/>
+                <w:rFonts w:eastAsia="Times New Roman" w:ascii="Times New Roman" w:hAnsi="Times New Roman" w:cs="Times New Roman"/>
                 <w:b w:val="0"/>
-                <w:sz w:val="24"/>
-                <w:lang w:val="ru-RU"/>
-              </w:rPr>
-              <w:t>Система должна выполнять массовую замену после предварительного показа затрагиваемых BOM и конфликтов.</w:t>
+                <w:i w:val="0"/>
+                <w:color w:val="000000"/>
+                <w:sz w:val="24"/>
+                <w:lang w:val="ru-RU"/>
+              </w:rPr>
+              <w:t>Система должна повторно проверять совместимость, цену, вес и полноту всех изменённых BOM.</w:t>
             </w:r>
           </w:p>
         </w:tc>
         <w:tc>
           <w:tcPr>
-            <w:tcW w:w="1814" w:type="dxa"/>
+            <w:tcW w:w="2324" w:type="dxa"/>
             <w:tcBorders>
               <w:top w:val="single" w:sz="6" w:space="0" w:color="B7B7B7"/>
               <w:left w:val="single" w:sz="6" w:space="0" w:color="B7B7B7"/>
@@ -9662,25 +10582,27 @@
           <w:p>
             <w:pPr>
               <w:keepNext w:val="0"/>
-              <w:keepLines w:val="0"/>
+              <w:keepLines/>
               <w:spacing w:line="240" w:lineRule="auto" w:before="0" w:after="0"/>
               <w:ind w:left="0" w:right="0" w:firstLine="0"/>
               <w:jc w:val="left"/>
             </w:pPr>
             <w:r>
               <w:rPr>
-                <w:rFonts w:eastAsia="Times New Roman" w:ascii="Times New Roman" w:hAnsi="Times New Roman"/>
+                <w:rFonts w:eastAsia="Times New Roman" w:ascii="Times New Roman" w:hAnsi="Times New Roman" w:cs="Times New Roman"/>
                 <w:b w:val="0"/>
-                <w:sz w:val="24"/>
-                <w:lang w:val="ru-RU"/>
-              </w:rPr>
-              <w:t>Технический специалист</w:t>
+                <w:i w:val="0"/>
+                <w:color w:val="000000"/>
+                <w:sz w:val="24"/>
+                <w:lang w:val="ru-RU"/>
+              </w:rPr>
+              <w:t>Система</w:t>
             </w:r>
           </w:p>
         </w:tc>
         <w:tc>
           <w:tcPr>
-            <w:tcW w:w="1077" w:type="dxa"/>
+            <w:tcW w:w="1587" w:type="dxa"/>
             <w:tcBorders>
               <w:top w:val="single" w:sz="6" w:space="0" w:color="B7B7B7"/>
               <w:left w:val="single" w:sz="6" w:space="0" w:color="B7B7B7"/>
@@ -9700,15 +10622,17 @@
           <w:p>
             <w:pPr>
               <w:keepNext w:val="0"/>
-              <w:keepLines w:val="0"/>
+              <w:keepLines/>
               <w:spacing w:line="240" w:lineRule="auto" w:before="0" w:after="0"/>
               <w:ind w:left="0" w:right="0" w:firstLine="0"/>
-              <w:jc w:val="left"/>
+              <w:jc w:val="center"/>
             </w:pPr>
             <w:r>
               <w:rPr>
-                <w:rFonts w:eastAsia="Times New Roman" w:ascii="Times New Roman" w:hAnsi="Times New Roman"/>
+                <w:rFonts w:eastAsia="Times New Roman" w:ascii="Times New Roman" w:hAnsi="Times New Roman" w:cs="Times New Roman"/>
                 <w:b w:val="0"/>
+                <w:i w:val="0"/>
+                <w:color w:val="000000"/>
                 <w:sz w:val="24"/>
                 <w:lang w:val="ru-RU"/>
               </w:rPr>
@@ -9724,7 +10648,7 @@
         </w:trPr>
         <w:tc>
           <w:tcPr>
-            <w:tcW w:w="825" w:type="dxa"/>
+            <w:tcW w:w="907" w:type="dxa"/>
             <w:tcBorders>
               <w:top w:val="single" w:sz="6" w:space="0" w:color="B7B7B7"/>
               <w:left w:val="single" w:sz="6" w:space="0" w:color="B7B7B7"/>
@@ -9744,25 +10668,27 @@
           <w:p>
             <w:pPr>
               <w:keepNext w:val="0"/>
-              <w:keepLines w:val="0"/>
+              <w:keepLines/>
               <w:spacing w:line="240" w:lineRule="auto" w:before="0" w:after="0"/>
               <w:ind w:left="0" w:right="0" w:firstLine="0"/>
               <w:jc w:val="center"/>
             </w:pPr>
             <w:r>
               <w:rPr>
-                <w:rFonts w:eastAsia="Times New Roman" w:ascii="Times New Roman" w:hAnsi="Times New Roman"/>
+                <w:rFonts w:eastAsia="Times New Roman" w:ascii="Times New Roman" w:hAnsi="Times New Roman" w:cs="Times New Roman"/>
                 <w:b w:val="0"/>
-                <w:sz w:val="24"/>
-                <w:lang w:val="ru-RU"/>
-              </w:rPr>
-              <w:t>FR-13</w:t>
+                <w:i w:val="0"/>
+                <w:color w:val="000000"/>
+                <w:sz w:val="24"/>
+                <w:lang w:val="ru-RU"/>
+              </w:rPr>
+              <w:t>FR-14</w:t>
             </w:r>
           </w:p>
         </w:tc>
         <w:tc>
           <w:tcPr>
-            <w:tcW w:w="5329" w:type="dxa"/>
+            <w:tcW w:w="4535" w:type="dxa"/>
             <w:tcBorders>
               <w:top w:val="single" w:sz="6" w:space="0" w:color="B7B7B7"/>
               <w:left w:val="single" w:sz="6" w:space="0" w:color="B7B7B7"/>
@@ -9782,7 +10708,7 @@
           <w:p>
             <w:pPr>
               <w:keepNext w:val="0"/>
-              <w:keepLines w:val="0"/>
+              <w:keepLines/>
               <w:spacing w:line="240" w:lineRule="auto" w:before="0" w:after="0"/>
               <w:ind w:left="0" w:right="0" w:firstLine="0"/>
               <w:jc w:val="left"/>
@@ -9792,18 +10718,20 @@
             </w:pPr>
             <w:r>
               <w:rPr>
-                <w:rFonts w:eastAsia="Times New Roman" w:ascii="Times New Roman" w:hAnsi="Times New Roman"/>
+                <w:rFonts w:eastAsia="Times New Roman" w:ascii="Times New Roman" w:hAnsi="Times New Roman" w:cs="Times New Roman"/>
                 <w:b w:val="0"/>
-                <w:sz w:val="24"/>
-                <w:lang w:val="ru-RU"/>
-              </w:rPr>
-              <w:t>Система должна повторно проверять совместимость, цену, вес и полноту всех изменённых BOM.</w:t>
+                <w:i w:val="0"/>
+                <w:color w:val="000000"/>
+                <w:sz w:val="24"/>
+                <w:lang w:val="ru-RU"/>
+              </w:rPr>
+              <w:t>Система должна формировать изображения карточки по утверждённым шаблонам.</w:t>
             </w:r>
           </w:p>
         </w:tc>
         <w:tc>
           <w:tcPr>
-            <w:tcW w:w="1814" w:type="dxa"/>
+            <w:tcW w:w="2324" w:type="dxa"/>
             <w:tcBorders>
               <w:top w:val="single" w:sz="6" w:space="0" w:color="B7B7B7"/>
               <w:left w:val="single" w:sz="6" w:space="0" w:color="B7B7B7"/>
@@ -9823,25 +10751,27 @@
           <w:p>
             <w:pPr>
               <w:keepNext w:val="0"/>
-              <w:keepLines w:val="0"/>
+              <w:keepLines/>
               <w:spacing w:line="240" w:lineRule="auto" w:before="0" w:after="0"/>
               <w:ind w:left="0" w:right="0" w:firstLine="0"/>
               <w:jc w:val="left"/>
             </w:pPr>
             <w:r>
               <w:rPr>
-                <w:rFonts w:eastAsia="Times New Roman" w:ascii="Times New Roman" w:hAnsi="Times New Roman"/>
+                <w:rFonts w:eastAsia="Times New Roman" w:ascii="Times New Roman" w:hAnsi="Times New Roman" w:cs="Times New Roman"/>
                 <w:b w:val="0"/>
-                <w:sz w:val="24"/>
-                <w:lang w:val="ru-RU"/>
-              </w:rPr>
-              <w:t>Система</w:t>
+                <w:i w:val="0"/>
+                <w:color w:val="000000"/>
+                <w:sz w:val="24"/>
+                <w:lang w:val="ru-RU"/>
+              </w:rPr>
+              <w:t>Дизайнер</w:t>
             </w:r>
           </w:p>
         </w:tc>
         <w:tc>
           <w:tcPr>
-            <w:tcW w:w="1077" w:type="dxa"/>
+            <w:tcW w:w="1587" w:type="dxa"/>
             <w:tcBorders>
               <w:top w:val="single" w:sz="6" w:space="0" w:color="B7B7B7"/>
               <w:left w:val="single" w:sz="6" w:space="0" w:color="B7B7B7"/>
@@ -9861,19 +10791,21 @@
           <w:p>
             <w:pPr>
               <w:keepNext w:val="0"/>
-              <w:keepLines w:val="0"/>
+              <w:keepLines/>
               <w:spacing w:line="240" w:lineRule="auto" w:before="0" w:after="0"/>
               <w:ind w:left="0" w:right="0" w:firstLine="0"/>
-              <w:jc w:val="left"/>
+              <w:jc w:val="center"/>
             </w:pPr>
             <w:r>
               <w:rPr>
-                <w:rFonts w:eastAsia="Times New Roman" w:ascii="Times New Roman" w:hAnsi="Times New Roman"/>
+                <w:rFonts w:eastAsia="Times New Roman" w:ascii="Times New Roman" w:hAnsi="Times New Roman" w:cs="Times New Roman"/>
                 <w:b w:val="0"/>
-                <w:sz w:val="24"/>
-                <w:lang w:val="ru-RU"/>
-              </w:rPr>
-              <w:t>Высокий</w:t>
+                <w:i w:val="0"/>
+                <w:color w:val="000000"/>
+                <w:sz w:val="24"/>
+                <w:lang w:val="ru-RU"/>
+              </w:rPr>
+              <w:t>Средний</w:t>
             </w:r>
           </w:p>
         </w:tc>
@@ -9885,7 +10817,7 @@
         </w:trPr>
         <w:tc>
           <w:tcPr>
-            <w:tcW w:w="825" w:type="dxa"/>
+            <w:tcW w:w="907" w:type="dxa"/>
             <w:tcBorders>
               <w:top w:val="single" w:sz="6" w:space="0" w:color="B7B7B7"/>
               <w:left w:val="single" w:sz="6" w:space="0" w:color="B7B7B7"/>
@@ -9905,25 +10837,27 @@
           <w:p>
             <w:pPr>
               <w:keepNext w:val="0"/>
-              <w:keepLines w:val="0"/>
+              <w:keepLines/>
               <w:spacing w:line="240" w:lineRule="auto" w:before="0" w:after="0"/>
               <w:ind w:left="0" w:right="0" w:firstLine="0"/>
               <w:jc w:val="center"/>
             </w:pPr>
             <w:r>
               <w:rPr>
-                <w:rFonts w:eastAsia="Times New Roman" w:ascii="Times New Roman" w:hAnsi="Times New Roman"/>
+                <w:rFonts w:eastAsia="Times New Roman" w:ascii="Times New Roman" w:hAnsi="Times New Roman" w:cs="Times New Roman"/>
                 <w:b w:val="0"/>
-                <w:sz w:val="24"/>
-                <w:lang w:val="ru-RU"/>
-              </w:rPr>
-              <w:t>FR-14</w:t>
+                <w:i w:val="0"/>
+                <w:color w:val="000000"/>
+                <w:sz w:val="24"/>
+                <w:lang w:val="ru-RU"/>
+              </w:rPr>
+              <w:t>FR-15</w:t>
             </w:r>
           </w:p>
         </w:tc>
         <w:tc>
           <w:tcPr>
-            <w:tcW w:w="5329" w:type="dxa"/>
+            <w:tcW w:w="4535" w:type="dxa"/>
             <w:tcBorders>
               <w:top w:val="single" w:sz="6" w:space="0" w:color="B7B7B7"/>
               <w:left w:val="single" w:sz="6" w:space="0" w:color="B7B7B7"/>
@@ -9943,7 +10877,7 @@
           <w:p>
             <w:pPr>
               <w:keepNext w:val="0"/>
-              <w:keepLines w:val="0"/>
+              <w:keepLines/>
               <w:spacing w:line="240" w:lineRule="auto" w:before="0" w:after="0"/>
               <w:ind w:left="0" w:right="0" w:firstLine="0"/>
               <w:jc w:val="left"/>
@@ -9953,18 +10887,20 @@
             </w:pPr>
             <w:r>
               <w:rPr>
-                <w:rFonts w:eastAsia="Times New Roman" w:ascii="Times New Roman" w:hAnsi="Times New Roman"/>
+                <w:rFonts w:eastAsia="Times New Roman" w:ascii="Times New Roman" w:hAnsi="Times New Roman" w:cs="Times New Roman"/>
                 <w:b w:val="0"/>
-                <w:sz w:val="24"/>
-                <w:lang w:val="ru-RU"/>
-              </w:rPr>
-              <w:t>Система должна формировать изображения карточки по утверждённым шаблонам.</w:t>
+                <w:i w:val="0"/>
+                <w:color w:val="000000"/>
+                <w:sz w:val="24"/>
+                <w:lang w:val="ru-RU"/>
+              </w:rPr>
+              <w:t>Система должна формировать название, описание и набор характеристик карточки из данных BOM.</w:t>
             </w:r>
           </w:p>
         </w:tc>
         <w:tc>
           <w:tcPr>
-            <w:tcW w:w="1814" w:type="dxa"/>
+            <w:tcW w:w="2324" w:type="dxa"/>
             <w:tcBorders>
               <w:top w:val="single" w:sz="6" w:space="0" w:color="B7B7B7"/>
               <w:left w:val="single" w:sz="6" w:space="0" w:color="B7B7B7"/>
@@ -9984,25 +10920,27 @@
           <w:p>
             <w:pPr>
               <w:keepNext w:val="0"/>
-              <w:keepLines w:val="0"/>
+              <w:keepLines/>
               <w:spacing w:line="240" w:lineRule="auto" w:before="0" w:after="0"/>
               <w:ind w:left="0" w:right="0" w:firstLine="0"/>
               <w:jc w:val="left"/>
             </w:pPr>
             <w:r>
               <w:rPr>
-                <w:rFonts w:eastAsia="Times New Roman" w:ascii="Times New Roman" w:hAnsi="Times New Roman"/>
+                <w:rFonts w:eastAsia="Times New Roman" w:ascii="Times New Roman" w:hAnsi="Times New Roman" w:cs="Times New Roman"/>
                 <w:b w:val="0"/>
-                <w:sz w:val="24"/>
-                <w:lang w:val="ru-RU"/>
-              </w:rPr>
-              <w:t>Дизайнер</w:t>
+                <w:i w:val="0"/>
+                <w:color w:val="000000"/>
+                <w:sz w:val="24"/>
+                <w:lang w:val="ru-RU"/>
+              </w:rPr>
+              <w:t>Система</w:t>
             </w:r>
           </w:p>
         </w:tc>
         <w:tc>
           <w:tcPr>
-            <w:tcW w:w="1077" w:type="dxa"/>
+            <w:tcW w:w="1587" w:type="dxa"/>
             <w:tcBorders>
               <w:top w:val="single" w:sz="6" w:space="0" w:color="B7B7B7"/>
               <w:left w:val="single" w:sz="6" w:space="0" w:color="B7B7B7"/>
@@ -10022,19 +10960,21 @@
           <w:p>
             <w:pPr>
               <w:keepNext w:val="0"/>
-              <w:keepLines w:val="0"/>
+              <w:keepLines/>
               <w:spacing w:line="240" w:lineRule="auto" w:before="0" w:after="0"/>
               <w:ind w:left="0" w:right="0" w:firstLine="0"/>
-              <w:jc w:val="left"/>
+              <w:jc w:val="center"/>
             </w:pPr>
             <w:r>
               <w:rPr>
-                <w:rFonts w:eastAsia="Times New Roman" w:ascii="Times New Roman" w:hAnsi="Times New Roman"/>
+                <w:rFonts w:eastAsia="Times New Roman" w:ascii="Times New Roman" w:hAnsi="Times New Roman" w:cs="Times New Roman"/>
                 <w:b w:val="0"/>
-                <w:sz w:val="24"/>
-                <w:lang w:val="ru-RU"/>
-              </w:rPr>
-              <w:t>Средний</w:t>
+                <w:i w:val="0"/>
+                <w:color w:val="000000"/>
+                <w:sz w:val="24"/>
+                <w:lang w:val="ru-RU"/>
+              </w:rPr>
+              <w:t>Высокий</w:t>
             </w:r>
           </w:p>
         </w:tc>
@@ -10046,7 +10986,7 @@
         </w:trPr>
         <w:tc>
           <w:tcPr>
-            <w:tcW w:w="825" w:type="dxa"/>
+            <w:tcW w:w="907" w:type="dxa"/>
             <w:tcBorders>
               <w:top w:val="single" w:sz="6" w:space="0" w:color="B7B7B7"/>
               <w:left w:val="single" w:sz="6" w:space="0" w:color="B7B7B7"/>
@@ -10066,25 +11006,27 @@
           <w:p>
             <w:pPr>
               <w:keepNext w:val="0"/>
-              <w:keepLines w:val="0"/>
+              <w:keepLines/>
               <w:spacing w:line="240" w:lineRule="auto" w:before="0" w:after="0"/>
               <w:ind w:left="0" w:right="0" w:firstLine="0"/>
               <w:jc w:val="center"/>
             </w:pPr>
             <w:r>
               <w:rPr>
-                <w:rFonts w:eastAsia="Times New Roman" w:ascii="Times New Roman" w:hAnsi="Times New Roman"/>
+                <w:rFonts w:eastAsia="Times New Roman" w:ascii="Times New Roman" w:hAnsi="Times New Roman" w:cs="Times New Roman"/>
                 <w:b w:val="0"/>
-                <w:sz w:val="24"/>
-                <w:lang w:val="ru-RU"/>
-              </w:rPr>
-              <w:t>FR-15</w:t>
+                <w:i w:val="0"/>
+                <w:color w:val="000000"/>
+                <w:sz w:val="24"/>
+                <w:lang w:val="ru-RU"/>
+              </w:rPr>
+              <w:t>FR-16</w:t>
             </w:r>
           </w:p>
         </w:tc>
         <w:tc>
           <w:tcPr>
-            <w:tcW w:w="5329" w:type="dxa"/>
+            <w:tcW w:w="4535" w:type="dxa"/>
             <w:tcBorders>
               <w:top w:val="single" w:sz="6" w:space="0" w:color="B7B7B7"/>
               <w:left w:val="single" w:sz="6" w:space="0" w:color="B7B7B7"/>
@@ -10104,7 +11046,7 @@
           <w:p>
             <w:pPr>
               <w:keepNext w:val="0"/>
-              <w:keepLines w:val="0"/>
+              <w:keepLines/>
               <w:spacing w:line="240" w:lineRule="auto" w:before="0" w:after="0"/>
               <w:ind w:left="0" w:right="0" w:firstLine="0"/>
               <w:jc w:val="left"/>
@@ -10114,18 +11056,44 @@
             </w:pPr>
             <w:r>
               <w:rPr>
-                <w:rFonts w:eastAsia="Times New Roman" w:ascii="Times New Roman" w:hAnsi="Times New Roman"/>
+                <w:rFonts w:eastAsia="Times New Roman" w:ascii="Times New Roman" w:hAnsi="Times New Roman" w:cs="Times New Roman"/>
                 <w:b w:val="0"/>
-                <w:sz w:val="24"/>
-                <w:lang w:val="ru-RU"/>
-              </w:rPr>
-              <w:t>Система должна формировать название, описание и набор характеристик карточки из данных BOM.</w:t>
+                <w:i w:val="0"/>
+                <w:color w:val="000000"/>
+                <w:sz w:val="24"/>
+                <w:lang w:val="ru-RU"/>
+              </w:rPr>
+              <w:t xml:space="preserve">Система должна проверять заполнение обязательных атрибутов категории </w:t>
+            </w:r>
+            <w:proofErr w:type="spellStart"/>
+            <w:r>
+              <w:rPr>
+                <w:rFonts w:eastAsia="Times New Roman" w:ascii="Times New Roman" w:hAnsi="Times New Roman" w:cs="Times New Roman"/>
+                <w:b w:val="0"/>
+                <w:i w:val="0"/>
+                <w:color w:val="000000"/>
+                <w:sz w:val="24"/>
+                <w:lang w:val="ru-RU"/>
+              </w:rPr>
+              <w:t>Ozon</w:t>
+            </w:r>
+            <w:proofErr w:type="spellEnd"/>
+            <w:r>
+              <w:rPr>
+                <w:rFonts w:eastAsia="Times New Roman" w:ascii="Times New Roman" w:hAnsi="Times New Roman" w:cs="Times New Roman"/>
+                <w:b w:val="0"/>
+                <w:i w:val="0"/>
+                <w:color w:val="000000"/>
+                <w:sz w:val="24"/>
+                <w:lang w:val="ru-RU"/>
+              </w:rPr>
+              <w:t xml:space="preserve"> до публикации.</w:t>
             </w:r>
           </w:p>
         </w:tc>
         <w:tc>
           <w:tcPr>
-            <w:tcW w:w="1814" w:type="dxa"/>
+            <w:tcW w:w="2324" w:type="dxa"/>
             <w:tcBorders>
               <w:top w:val="single" w:sz="6" w:space="0" w:color="B7B7B7"/>
               <w:left w:val="single" w:sz="6" w:space="0" w:color="B7B7B7"/>
@@ -10145,25 +11113,27 @@
           <w:p>
             <w:pPr>
               <w:keepNext w:val="0"/>
-              <w:keepLines w:val="0"/>
+              <w:keepLines/>
               <w:spacing w:line="240" w:lineRule="auto" w:before="0" w:after="0"/>
               <w:ind w:left="0" w:right="0" w:firstLine="0"/>
               <w:jc w:val="left"/>
             </w:pPr>
             <w:r>
               <w:rPr>
-                <w:rFonts w:eastAsia="Times New Roman" w:ascii="Times New Roman" w:hAnsi="Times New Roman"/>
+                <w:rFonts w:eastAsia="Times New Roman" w:ascii="Times New Roman" w:hAnsi="Times New Roman" w:cs="Times New Roman"/>
                 <w:b w:val="0"/>
-                <w:sz w:val="24"/>
-                <w:lang w:val="ru-RU"/>
-              </w:rPr>
-              <w:t>Система</w:t>
+                <w:i w:val="0"/>
+                <w:color w:val="000000"/>
+                <w:sz w:val="24"/>
+                <w:lang w:val="ru-RU"/>
+              </w:rPr>
+              <w:t>Менеджер маркетплейсов</w:t>
             </w:r>
           </w:p>
         </w:tc>
         <w:tc>
           <w:tcPr>
-            <w:tcW w:w="1077" w:type="dxa"/>
+            <w:tcW w:w="1587" w:type="dxa"/>
             <w:tcBorders>
               <w:top w:val="single" w:sz="6" w:space="0" w:color="B7B7B7"/>
               <w:left w:val="single" w:sz="6" w:space="0" w:color="B7B7B7"/>
@@ -10183,15 +11153,17 @@
           <w:p>
             <w:pPr>
               <w:keepNext w:val="0"/>
-              <w:keepLines w:val="0"/>
+              <w:keepLines/>
               <w:spacing w:line="240" w:lineRule="auto" w:before="0" w:after="0"/>
               <w:ind w:left="0" w:right="0" w:firstLine="0"/>
-              <w:jc w:val="left"/>
+              <w:jc w:val="center"/>
             </w:pPr>
             <w:r>
               <w:rPr>
-                <w:rFonts w:eastAsia="Times New Roman" w:ascii="Times New Roman" w:hAnsi="Times New Roman"/>
+                <w:rFonts w:eastAsia="Times New Roman" w:ascii="Times New Roman" w:hAnsi="Times New Roman" w:cs="Times New Roman"/>
                 <w:b w:val="0"/>
+                <w:i w:val="0"/>
+                <w:color w:val="000000"/>
                 <w:sz w:val="24"/>
                 <w:lang w:val="ru-RU"/>
               </w:rPr>
@@ -10207,7 +11179,7 @@
         </w:trPr>
         <w:tc>
           <w:tcPr>
-            <w:tcW w:w="825" w:type="dxa"/>
+            <w:tcW w:w="907" w:type="dxa"/>
             <w:tcBorders>
               <w:top w:val="single" w:sz="6" w:space="0" w:color="B7B7B7"/>
               <w:left w:val="single" w:sz="6" w:space="0" w:color="B7B7B7"/>
@@ -10227,25 +11199,27 @@
           <w:p>
             <w:pPr>
               <w:keepNext w:val="0"/>
-              <w:keepLines w:val="0"/>
+              <w:keepLines/>
               <w:spacing w:line="240" w:lineRule="auto" w:before="0" w:after="0"/>
               <w:ind w:left="0" w:right="0" w:firstLine="0"/>
               <w:jc w:val="center"/>
             </w:pPr>
             <w:r>
               <w:rPr>
-                <w:rFonts w:eastAsia="Times New Roman" w:ascii="Times New Roman" w:hAnsi="Times New Roman"/>
+                <w:rFonts w:eastAsia="Times New Roman" w:ascii="Times New Roman" w:hAnsi="Times New Roman" w:cs="Times New Roman"/>
                 <w:b w:val="0"/>
-                <w:sz w:val="24"/>
-                <w:lang w:val="ru-RU"/>
-              </w:rPr>
-              <w:t>FR-16</w:t>
+                <w:i w:val="0"/>
+                <w:color w:val="000000"/>
+                <w:sz w:val="24"/>
+                <w:lang w:val="ru-RU"/>
+              </w:rPr>
+              <w:t>FR-17</w:t>
             </w:r>
           </w:p>
         </w:tc>
         <w:tc>
           <w:tcPr>
-            <w:tcW w:w="5329" w:type="dxa"/>
+            <w:tcW w:w="4535" w:type="dxa"/>
             <w:tcBorders>
               <w:top w:val="single" w:sz="6" w:space="0" w:color="B7B7B7"/>
               <w:left w:val="single" w:sz="6" w:space="0" w:color="B7B7B7"/>
@@ -10265,7 +11239,7 @@
           <w:p>
             <w:pPr>
               <w:keepNext w:val="0"/>
-              <w:keepLines w:val="0"/>
+              <w:keepLines/>
               <w:spacing w:line="240" w:lineRule="auto" w:before="0" w:after="0"/>
               <w:ind w:left="0" w:right="0" w:firstLine="0"/>
               <w:jc w:val="left"/>
@@ -10275,18 +11249,22 @@
             </w:pPr>
             <w:r>
               <w:rPr>
-                <w:rFonts w:eastAsia="Times New Roman" w:ascii="Times New Roman" w:hAnsi="Times New Roman"/>
+                <w:rFonts w:eastAsia="Times New Roman" w:ascii="Times New Roman" w:hAnsi="Times New Roman" w:cs="Times New Roman"/>
                 <w:b w:val="0"/>
-                <w:sz w:val="24"/>
-                <w:lang w:val="ru-RU"/>
-              </w:rPr>
-              <w:t xml:space="preserve">Система должна проверять заполнение обязательных атрибутов категории </w:t>
+                <w:i w:val="0"/>
+                <w:color w:val="000000"/>
+                <w:sz w:val="24"/>
+                <w:lang w:val="ru-RU"/>
+              </w:rPr>
+              <w:t xml:space="preserve">Система должна создавать или обновлять карточку товара через API </w:t>
             </w:r>
             <w:proofErr w:type="spellStart"/>
             <w:r>
               <w:rPr>
-                <w:rFonts w:eastAsia="Times New Roman" w:ascii="Times New Roman" w:hAnsi="Times New Roman"/>
+                <w:rFonts w:eastAsia="Times New Roman" w:ascii="Times New Roman" w:hAnsi="Times New Roman" w:cs="Times New Roman"/>
                 <w:b w:val="0"/>
+                <w:i w:val="0"/>
+                <w:color w:val="000000"/>
                 <w:sz w:val="24"/>
                 <w:lang w:val="ru-RU"/>
               </w:rPr>
@@ -10295,18 +11273,20 @@
             <w:proofErr w:type="spellEnd"/>
             <w:r>
               <w:rPr>
-                <w:rFonts w:eastAsia="Times New Roman" w:ascii="Times New Roman" w:hAnsi="Times New Roman"/>
+                <w:rFonts w:eastAsia="Times New Roman" w:ascii="Times New Roman" w:hAnsi="Times New Roman" w:cs="Times New Roman"/>
                 <w:b w:val="0"/>
-                <w:sz w:val="24"/>
-                <w:lang w:val="ru-RU"/>
-              </w:rPr>
-              <w:t xml:space="preserve"> до публикации.</w:t>
+                <w:i w:val="0"/>
+                <w:color w:val="000000"/>
+                <w:sz w:val="24"/>
+                <w:lang w:val="ru-RU"/>
+              </w:rPr>
+              <w:t>.</w:t>
             </w:r>
           </w:p>
         </w:tc>
         <w:tc>
           <w:tcPr>
-            <w:tcW w:w="1814" w:type="dxa"/>
+            <w:tcW w:w="2324" w:type="dxa"/>
             <w:tcBorders>
               <w:top w:val="single" w:sz="6" w:space="0" w:color="B7B7B7"/>
               <w:left w:val="single" w:sz="6" w:space="0" w:color="B7B7B7"/>
@@ -10326,15 +11306,17 @@
           <w:p>
             <w:pPr>
               <w:keepNext w:val="0"/>
-              <w:keepLines w:val="0"/>
+              <w:keepLines/>
               <w:spacing w:line="240" w:lineRule="auto" w:before="0" w:after="0"/>
               <w:ind w:left="0" w:right="0" w:firstLine="0"/>
               <w:jc w:val="left"/>
             </w:pPr>
             <w:r>
               <w:rPr>
-                <w:rFonts w:eastAsia="Times New Roman" w:ascii="Times New Roman" w:hAnsi="Times New Roman"/>
+                <w:rFonts w:eastAsia="Times New Roman" w:ascii="Times New Roman" w:hAnsi="Times New Roman" w:cs="Times New Roman"/>
                 <w:b w:val="0"/>
+                <w:i w:val="0"/>
+                <w:color w:val="000000"/>
                 <w:sz w:val="24"/>
                 <w:lang w:val="ru-RU"/>
               </w:rPr>
@@ -10344,7 +11326,7 @@
         </w:tc>
         <w:tc>
           <w:tcPr>
-            <w:tcW w:w="1077" w:type="dxa"/>
+            <w:tcW w:w="1587" w:type="dxa"/>
             <w:tcBorders>
               <w:top w:val="single" w:sz="6" w:space="0" w:color="B7B7B7"/>
               <w:left w:val="single" w:sz="6" w:space="0" w:color="B7B7B7"/>
@@ -10364,15 +11346,17 @@
           <w:p>
             <w:pPr>
               <w:keepNext w:val="0"/>
-              <w:keepLines w:val="0"/>
+              <w:keepLines/>
               <w:spacing w:line="240" w:lineRule="auto" w:before="0" w:after="0"/>
               <w:ind w:left="0" w:right="0" w:firstLine="0"/>
-              <w:jc w:val="left"/>
+              <w:jc w:val="center"/>
             </w:pPr>
             <w:r>
               <w:rPr>
-                <w:rFonts w:eastAsia="Times New Roman" w:ascii="Times New Roman" w:hAnsi="Times New Roman"/>
+                <w:rFonts w:eastAsia="Times New Roman" w:ascii="Times New Roman" w:hAnsi="Times New Roman" w:cs="Times New Roman"/>
                 <w:b w:val="0"/>
+                <w:i w:val="0"/>
+                <w:color w:val="000000"/>
                 <w:sz w:val="24"/>
                 <w:lang w:val="ru-RU"/>
               </w:rPr>
@@ -10388,7 +11372,7 @@
         </w:trPr>
         <w:tc>
           <w:tcPr>
-            <w:tcW w:w="825" w:type="dxa"/>
+            <w:tcW w:w="907" w:type="dxa"/>
             <w:tcBorders>
               <w:top w:val="single" w:sz="6" w:space="0" w:color="B7B7B7"/>
               <w:left w:val="single" w:sz="6" w:space="0" w:color="B7B7B7"/>
@@ -10408,25 +11392,27 @@
           <w:p>
             <w:pPr>
               <w:keepNext w:val="0"/>
-              <w:keepLines w:val="0"/>
+              <w:keepLines/>
               <w:spacing w:line="240" w:lineRule="auto" w:before="0" w:after="0"/>
               <w:ind w:left="0" w:right="0" w:firstLine="0"/>
               <w:jc w:val="center"/>
             </w:pPr>
             <w:r>
               <w:rPr>
-                <w:rFonts w:eastAsia="Times New Roman" w:ascii="Times New Roman" w:hAnsi="Times New Roman"/>
+                <w:rFonts w:eastAsia="Times New Roman" w:ascii="Times New Roman" w:hAnsi="Times New Roman" w:cs="Times New Roman"/>
                 <w:b w:val="0"/>
-                <w:sz w:val="24"/>
-                <w:lang w:val="ru-RU"/>
-              </w:rPr>
-              <w:t>FR-17</w:t>
+                <w:i w:val="0"/>
+                <w:color w:val="000000"/>
+                <w:sz w:val="24"/>
+                <w:lang w:val="ru-RU"/>
+              </w:rPr>
+              <w:t>FR-18</w:t>
             </w:r>
           </w:p>
         </w:tc>
         <w:tc>
           <w:tcPr>
-            <w:tcW w:w="5329" w:type="dxa"/>
+            <w:tcW w:w="4535" w:type="dxa"/>
             <w:tcBorders>
               <w:top w:val="single" w:sz="6" w:space="0" w:color="B7B7B7"/>
               <w:left w:val="single" w:sz="6" w:space="0" w:color="B7B7B7"/>
@@ -10446,7 +11432,7 @@
           <w:p>
             <w:pPr>
               <w:keepNext w:val="0"/>
-              <w:keepLines w:val="0"/>
+              <w:keepLines/>
               <w:spacing w:line="240" w:lineRule="auto" w:before="0" w:after="0"/>
               <w:ind w:left="0" w:right="0" w:firstLine="0"/>
               <w:jc w:val="left"/>
@@ -10456,38 +11442,20 @@
             </w:pPr>
             <w:r>
               <w:rPr>
-                <w:rFonts w:eastAsia="Times New Roman" w:ascii="Times New Roman" w:hAnsi="Times New Roman"/>
+                <w:rFonts w:eastAsia="Times New Roman" w:ascii="Times New Roman" w:hAnsi="Times New Roman" w:cs="Times New Roman"/>
                 <w:b w:val="0"/>
-                <w:sz w:val="24"/>
-                <w:lang w:val="ru-RU"/>
-              </w:rPr>
-              <w:t xml:space="preserve">Система должна создавать или обновлять карточку товара через API </w:t>
-            </w:r>
-            <w:proofErr w:type="spellStart"/>
-            <w:r>
-              <w:rPr>
-                <w:rFonts w:eastAsia="Times New Roman" w:ascii="Times New Roman" w:hAnsi="Times New Roman"/>
-                <w:b w:val="0"/>
-                <w:sz w:val="24"/>
-                <w:lang w:val="ru-RU"/>
-              </w:rPr>
-              <w:t>Ozon</w:t>
-            </w:r>
-            <w:proofErr w:type="spellEnd"/>
-            <w:r>
-              <w:rPr>
-                <w:rFonts w:eastAsia="Times New Roman" w:ascii="Times New Roman" w:hAnsi="Times New Roman"/>
-                <w:b w:val="0"/>
-                <w:sz w:val="24"/>
-                <w:lang w:val="ru-RU"/>
-              </w:rPr>
-              <w:t>.</w:t>
+                <w:i w:val="0"/>
+                <w:color w:val="000000"/>
+                <w:sz w:val="24"/>
+                <w:lang w:val="ru-RU"/>
+              </w:rPr>
+              <w:t>Система должна сохранять идентификатор операции, ответ Ozon и итоговый статус публикации.</w:t>
             </w:r>
           </w:p>
         </w:tc>
         <w:tc>
           <w:tcPr>
-            <w:tcW w:w="1814" w:type="dxa"/>
+            <w:tcW w:w="2324" w:type="dxa"/>
             <w:tcBorders>
               <w:top w:val="single" w:sz="6" w:space="0" w:color="B7B7B7"/>
               <w:left w:val="single" w:sz="6" w:space="0" w:color="B7B7B7"/>
@@ -10507,25 +11475,27 @@
           <w:p>
             <w:pPr>
               <w:keepNext w:val="0"/>
-              <w:keepLines w:val="0"/>
+              <w:keepLines/>
               <w:spacing w:line="240" w:lineRule="auto" w:before="0" w:after="0"/>
               <w:ind w:left="0" w:right="0" w:firstLine="0"/>
               <w:jc w:val="left"/>
             </w:pPr>
             <w:r>
               <w:rPr>
-                <w:rFonts w:eastAsia="Times New Roman" w:ascii="Times New Roman" w:hAnsi="Times New Roman"/>
+                <w:rFonts w:eastAsia="Times New Roman" w:ascii="Times New Roman" w:hAnsi="Times New Roman" w:cs="Times New Roman"/>
                 <w:b w:val="0"/>
-                <w:sz w:val="24"/>
-                <w:lang w:val="ru-RU"/>
-              </w:rPr>
-              <w:t>Менеджер маркетплейсов</w:t>
+                <w:i w:val="0"/>
+                <w:color w:val="000000"/>
+                <w:sz w:val="24"/>
+                <w:lang w:val="ru-RU"/>
+              </w:rPr>
+              <w:t>Система</w:t>
             </w:r>
           </w:p>
         </w:tc>
         <w:tc>
           <w:tcPr>
-            <w:tcW w:w="1077" w:type="dxa"/>
+            <w:tcW w:w="1587" w:type="dxa"/>
             <w:tcBorders>
               <w:top w:val="single" w:sz="6" w:space="0" w:color="B7B7B7"/>
               <w:left w:val="single" w:sz="6" w:space="0" w:color="B7B7B7"/>
@@ -10545,15 +11515,17 @@
           <w:p>
             <w:pPr>
               <w:keepNext w:val="0"/>
-              <w:keepLines w:val="0"/>
+              <w:keepLines/>
               <w:spacing w:line="240" w:lineRule="auto" w:before="0" w:after="0"/>
               <w:ind w:left="0" w:right="0" w:firstLine="0"/>
-              <w:jc w:val="left"/>
+              <w:jc w:val="center"/>
             </w:pPr>
             <w:r>
               <w:rPr>
-                <w:rFonts w:eastAsia="Times New Roman" w:ascii="Times New Roman" w:hAnsi="Times New Roman"/>
+                <w:rFonts w:eastAsia="Times New Roman" w:ascii="Times New Roman" w:hAnsi="Times New Roman" w:cs="Times New Roman"/>
                 <w:b w:val="0"/>
+                <w:i w:val="0"/>
+                <w:color w:val="000000"/>
                 <w:sz w:val="24"/>
                 <w:lang w:val="ru-RU"/>
               </w:rPr>
@@ -10569,7 +11541,7 @@
         </w:trPr>
         <w:tc>
           <w:tcPr>
-            <w:tcW w:w="825" w:type="dxa"/>
+            <w:tcW w:w="907" w:type="dxa"/>
             <w:tcBorders>
               <w:top w:val="single" w:sz="6" w:space="0" w:color="B7B7B7"/>
               <w:left w:val="single" w:sz="6" w:space="0" w:color="B7B7B7"/>
@@ -10589,25 +11561,27 @@
           <w:p>
             <w:pPr>
               <w:keepNext w:val="0"/>
-              <w:keepLines w:val="0"/>
+              <w:keepLines/>
               <w:spacing w:line="240" w:lineRule="auto" w:before="0" w:after="0"/>
               <w:ind w:left="0" w:right="0" w:firstLine="0"/>
               <w:jc w:val="center"/>
             </w:pPr>
             <w:r>
               <w:rPr>
-                <w:rFonts w:eastAsia="Times New Roman" w:ascii="Times New Roman" w:hAnsi="Times New Roman"/>
+                <w:rFonts w:eastAsia="Times New Roman" w:ascii="Times New Roman" w:hAnsi="Times New Roman" w:cs="Times New Roman"/>
                 <w:b w:val="0"/>
-                <w:sz w:val="24"/>
-                <w:lang w:val="ru-RU"/>
-              </w:rPr>
-              <w:t>FR-18</w:t>
+                <w:i w:val="0"/>
+                <w:color w:val="000000"/>
+                <w:sz w:val="24"/>
+                <w:lang w:val="ru-RU"/>
+              </w:rPr>
+              <w:t>FR-19</w:t>
             </w:r>
           </w:p>
         </w:tc>
         <w:tc>
           <w:tcPr>
-            <w:tcW w:w="5329" w:type="dxa"/>
+            <w:tcW w:w="4535" w:type="dxa"/>
             <w:tcBorders>
               <w:top w:val="single" w:sz="6" w:space="0" w:color="B7B7B7"/>
               <w:left w:val="single" w:sz="6" w:space="0" w:color="B7B7B7"/>
@@ -10627,7 +11601,7 @@
           <w:p>
             <w:pPr>
               <w:keepNext w:val="0"/>
-              <w:keepLines w:val="0"/>
+              <w:keepLines/>
               <w:spacing w:line="240" w:lineRule="auto" w:before="0" w:after="0"/>
               <w:ind w:left="0" w:right="0" w:firstLine="0"/>
               <w:jc w:val="left"/>
@@ -10637,18 +11611,31 @@
             </w:pPr>
             <w:r>
               <w:rPr>
-                <w:rFonts w:eastAsia="Times New Roman" w:ascii="Times New Roman" w:hAnsi="Times New Roman"/>
+                <w:rFonts w:eastAsia="Times New Roman" w:ascii="Times New Roman" w:hAnsi="Times New Roman" w:cs="Times New Roman"/>
                 <w:b w:val="0"/>
-                <w:sz w:val="24"/>
-                <w:lang w:val="ru-RU"/>
-              </w:rPr>
-              <w:t>Система должна сохранять идентификатор операции, ответ Ozon и итоговый статус публикации.</w:t>
+                <w:i w:val="0"/>
+                <w:color w:val="000000"/>
+                <w:sz w:val="24"/>
+                <w:lang w:val="ru-RU"/>
+              </w:rPr>
+              <w:t xml:space="preserve">Система должна разделять окончательные, временные ошибки и неизвестный исход. Повторная отправка допускается только для подтверждённых временных отказов без принятия операции, с задержкой и лимитом попыток. Ошибки данных исправляются; неизвестный исход сначала сверяется.</w:t>
+            </w:r>
+            <w:r>
+              <w:rPr>
+                <w:rFonts w:eastAsia="Times New Roman" w:ascii="Times New Roman" w:hAnsi="Times New Roman" w:cs="Times New Roman"/>
+                <w:b w:val="0"/>
+                <w:i w:val="0"/>
+                <w:color w:val="000000"/>
+                <w:sz w:val="24"/>
+                <w:lang w:val="ru-RU"/>
+              </w:rPr>
+              <w:t/>
             </w:r>
           </w:p>
         </w:tc>
         <w:tc>
           <w:tcPr>
-            <w:tcW w:w="1814" w:type="dxa"/>
+            <w:tcW w:w="2324" w:type="dxa"/>
             <w:tcBorders>
               <w:top w:val="single" w:sz="6" w:space="0" w:color="B7B7B7"/>
               <w:left w:val="single" w:sz="6" w:space="0" w:color="B7B7B7"/>
@@ -10668,15 +11655,17 @@
           <w:p>
             <w:pPr>
               <w:keepNext w:val="0"/>
-              <w:keepLines w:val="0"/>
+              <w:keepLines/>
               <w:spacing w:line="240" w:lineRule="auto" w:before="0" w:after="0"/>
               <w:ind w:left="0" w:right="0" w:firstLine="0"/>
               <w:jc w:val="left"/>
             </w:pPr>
             <w:r>
               <w:rPr>
-                <w:rFonts w:eastAsia="Times New Roman" w:ascii="Times New Roman" w:hAnsi="Times New Roman"/>
+                <w:rFonts w:eastAsia="Times New Roman" w:ascii="Times New Roman" w:hAnsi="Times New Roman" w:cs="Times New Roman"/>
                 <w:b w:val="0"/>
+                <w:i w:val="0"/>
+                <w:color w:val="000000"/>
                 <w:sz w:val="24"/>
                 <w:lang w:val="ru-RU"/>
               </w:rPr>
@@ -10686,7 +11675,7 @@
         </w:tc>
         <w:tc>
           <w:tcPr>
-            <w:tcW w:w="1077" w:type="dxa"/>
+            <w:tcW w:w="1587" w:type="dxa"/>
             <w:tcBorders>
               <w:top w:val="single" w:sz="6" w:space="0" w:color="B7B7B7"/>
               <w:left w:val="single" w:sz="6" w:space="0" w:color="B7B7B7"/>
@@ -10706,15 +11695,17 @@
           <w:p>
             <w:pPr>
               <w:keepNext w:val="0"/>
-              <w:keepLines w:val="0"/>
+              <w:keepLines/>
               <w:spacing w:line="240" w:lineRule="auto" w:before="0" w:after="0"/>
               <w:ind w:left="0" w:right="0" w:firstLine="0"/>
-              <w:jc w:val="left"/>
+              <w:jc w:val="center"/>
             </w:pPr>
             <w:r>
               <w:rPr>
-                <w:rFonts w:eastAsia="Times New Roman" w:ascii="Times New Roman" w:hAnsi="Times New Roman"/>
+                <w:rFonts w:eastAsia="Times New Roman" w:ascii="Times New Roman" w:hAnsi="Times New Roman" w:cs="Times New Roman"/>
                 <w:b w:val="0"/>
+                <w:i w:val="0"/>
+                <w:color w:val="000000"/>
                 <w:sz w:val="24"/>
                 <w:lang w:val="ru-RU"/>
               </w:rPr>
@@ -10730,7 +11721,7 @@
         </w:trPr>
         <w:tc>
           <w:tcPr>
-            <w:tcW w:w="825" w:type="dxa"/>
+            <w:tcW w:w="907" w:type="dxa"/>
             <w:tcBorders>
               <w:top w:val="single" w:sz="6" w:space="0" w:color="B7B7B7"/>
               <w:left w:val="single" w:sz="6" w:space="0" w:color="B7B7B7"/>
@@ -10750,25 +11741,28 @@
           <w:p>
             <w:pPr>
               <w:keepNext w:val="0"/>
-              <w:keepLines w:val="0"/>
+              <w:keepLines/>
               <w:spacing w:line="240" w:lineRule="auto" w:before="0" w:after="0"/>
               <w:ind w:left="0" w:right="0" w:firstLine="0"/>
               <w:jc w:val="center"/>
             </w:pPr>
             <w:r>
               <w:rPr>
-                <w:rFonts w:eastAsia="Times New Roman" w:ascii="Times New Roman" w:hAnsi="Times New Roman"/>
+                <w:rFonts w:eastAsia="Times New Roman" w:ascii="Times New Roman" w:hAnsi="Times New Roman" w:cs="Times New Roman"/>
                 <w:b w:val="0"/>
-                <w:sz w:val="24"/>
-                <w:lang w:val="ru-RU"/>
-              </w:rPr>
-              <w:t>FR-19</w:t>
+                <w:i w:val="0"/>
+                <w:color w:val="000000"/>
+                <w:sz w:val="24"/>
+                <w:lang w:val="ru-RU"/>
+              </w:rPr>
+              <w:lastRenderedPageBreak/>
+              <w:t>FR-20</w:t>
             </w:r>
           </w:p>
         </w:tc>
         <w:tc>
           <w:tcPr>
-            <w:tcW w:w="5329" w:type="dxa"/>
+            <w:tcW w:w="4535" w:type="dxa"/>
             <w:tcBorders>
               <w:top w:val="single" w:sz="6" w:space="0" w:color="B7B7B7"/>
               <w:left w:val="single" w:sz="6" w:space="0" w:color="B7B7B7"/>
@@ -10788,7 +11782,7 @@
           <w:p>
             <w:pPr>
               <w:keepNext w:val="0"/>
-              <w:keepLines w:val="0"/>
+              <w:keepLines/>
               <w:spacing w:line="240" w:lineRule="auto" w:before="0" w:after="0"/>
               <w:ind w:left="0" w:right="0" w:firstLine="0"/>
               <w:jc w:val="left"/>
@@ -10798,27 +11792,20 @@
             </w:pPr>
             <w:r>
               <w:rPr>
-                <w:rFonts w:eastAsia="Times New Roman" w:ascii="Times New Roman" w:hAnsi="Times New Roman"/>
+                <w:rFonts w:eastAsia="Times New Roman" w:ascii="Times New Roman" w:hAnsi="Times New Roman" w:cs="Times New Roman"/>
                 <w:b w:val="0"/>
-                <w:sz w:val="24"/>
-                <w:lang w:val="ru-RU"/>
-              </w:rPr>
-              <w:t xml:space="preserve">Система должна помещать </w:t>
-            </w:r>
-            <w:r>
-              <w:rPr>
-                <w:rFonts w:eastAsia="Times New Roman" w:ascii="Times New Roman" w:hAnsi="Times New Roman"/>
-                <w:b w:val="0"/>
-                <w:sz w:val="24"/>
-                <w:lang w:val="ru-RU"/>
-              </w:rPr>
-              <w:t>неуспешную внешнюю операцию в очередь повторной отправки.</w:t>
+                <w:i w:val="0"/>
+                <w:color w:val="000000"/>
+                <w:sz w:val="24"/>
+                <w:lang w:val="ru-RU"/>
+              </w:rPr>
+              <w:t>Система должна вести историю версий BOM, карточек, массовых замен и действий пользователей.</w:t>
             </w:r>
           </w:p>
         </w:tc>
         <w:tc>
           <w:tcPr>
-            <w:tcW w:w="1814" w:type="dxa"/>
+            <w:tcW w:w="2324" w:type="dxa"/>
             <w:tcBorders>
               <w:top w:val="single" w:sz="6" w:space="0" w:color="B7B7B7"/>
               <w:left w:val="single" w:sz="6" w:space="0" w:color="B7B7B7"/>
@@ -10838,25 +11825,26 @@
           <w:p>
             <w:pPr>
               <w:keepNext w:val="0"/>
-              <w:keepLines w:val="0"/>
-              <w:spacing w:line="240" w:lineRule="auto" w:before="0" w:after="0"/>
+              <w:keepLines/>
+              <w:spacing w:before="0" w:after="0" w:line="240" w:lineRule="auto"/>
               <w:ind w:left="0" w:right="0" w:firstLine="0"/>
               <w:jc w:val="left"/>
             </w:pPr>
             <w:r>
               <w:rPr>
-                <w:rFonts w:eastAsia="Times New Roman" w:ascii="Times New Roman" w:hAnsi="Times New Roman"/>
+                <w:rFonts w:ascii="Times New Roman" w:hAnsi="Times New Roman" w:eastAsia="Times New Roman" w:cs="Times New Roman"/>
                 <w:b w:val="0"/>
-                <w:sz w:val="24"/>
-                <w:lang w:val="ru-RU"/>
-              </w:rPr>
-              <w:t>Система</w:t>
+                <w:i w:val="0"/>
+                <w:color w:val="000000"/>
+                <w:sz w:val="24"/>
+              </w:rPr>
+              <w:t>Администратор системы</w:t>
             </w:r>
           </w:p>
         </w:tc>
         <w:tc>
           <w:tcPr>
-            <w:tcW w:w="1077" w:type="dxa"/>
+            <w:tcW w:w="1587" w:type="dxa"/>
             <w:tcBorders>
               <w:top w:val="single" w:sz="6" w:space="0" w:color="B7B7B7"/>
               <w:left w:val="single" w:sz="6" w:space="0" w:color="B7B7B7"/>
@@ -10876,15 +11864,17 @@
           <w:p>
             <w:pPr>
               <w:keepNext w:val="0"/>
-              <w:keepLines w:val="0"/>
+              <w:keepLines/>
               <w:spacing w:line="240" w:lineRule="auto" w:before="0" w:after="0"/>
               <w:ind w:left="0" w:right="0" w:firstLine="0"/>
-              <w:jc w:val="left"/>
+              <w:jc w:val="center"/>
             </w:pPr>
             <w:r>
               <w:rPr>
-                <w:rFonts w:eastAsia="Times New Roman" w:ascii="Times New Roman" w:hAnsi="Times New Roman"/>
+                <w:rFonts w:eastAsia="Times New Roman" w:ascii="Times New Roman" w:hAnsi="Times New Roman" w:cs="Times New Roman"/>
                 <w:b w:val="0"/>
+                <w:i w:val="0"/>
+                <w:color w:val="000000"/>
                 <w:sz w:val="24"/>
                 <w:lang w:val="ru-RU"/>
               </w:rPr>
@@ -10900,7 +11890,7 @@
         </w:trPr>
         <w:tc>
           <w:tcPr>
-            <w:tcW w:w="825" w:type="dxa"/>
+            <w:tcW w:w="907" w:type="dxa"/>
             <w:tcBorders>
               <w:top w:val="single" w:sz="6" w:space="0" w:color="B7B7B7"/>
               <w:left w:val="single" w:sz="6" w:space="0" w:color="B7B7B7"/>
@@ -10920,26 +11910,27 @@
           <w:p>
             <w:pPr>
               <w:keepNext w:val="0"/>
-              <w:keepLines w:val="0"/>
+              <w:keepLines/>
               <w:spacing w:line="240" w:lineRule="auto" w:before="0" w:after="0"/>
               <w:ind w:left="0" w:right="0" w:firstLine="0"/>
               <w:jc w:val="center"/>
             </w:pPr>
             <w:r>
               <w:rPr>
-                <w:rFonts w:eastAsia="Times New Roman" w:ascii="Times New Roman" w:hAnsi="Times New Roman"/>
+                <w:rFonts w:eastAsia="Times New Roman" w:ascii="Times New Roman" w:hAnsi="Times New Roman" w:cs="Times New Roman"/>
                 <w:b w:val="0"/>
-                <w:sz w:val="24"/>
-                <w:lang w:val="ru-RU"/>
-              </w:rPr>
-              <w:lastRenderedPageBreak/>
-              <w:t>FR-20</w:t>
+                <w:i w:val="0"/>
+                <w:color w:val="000000"/>
+                <w:sz w:val="24"/>
+                <w:lang w:val="ru-RU"/>
+              </w:rPr>
+              <w:t>FR-21</w:t>
             </w:r>
           </w:p>
         </w:tc>
         <w:tc>
           <w:tcPr>
-            <w:tcW w:w="5329" w:type="dxa"/>
+            <w:tcW w:w="4535" w:type="dxa"/>
             <w:tcBorders>
               <w:top w:val="single" w:sz="6" w:space="0" w:color="B7B7B7"/>
               <w:left w:val="single" w:sz="6" w:space="0" w:color="B7B7B7"/>
@@ -10959,7 +11950,7 @@
           <w:p>
             <w:pPr>
               <w:keepNext w:val="0"/>
-              <w:keepLines w:val="0"/>
+              <w:keepLines/>
               <w:spacing w:line="240" w:lineRule="auto" w:before="0" w:after="0"/>
               <w:ind w:left="0" w:right="0" w:firstLine="0"/>
               <w:jc w:val="left"/>
@@ -10969,18 +11960,31 @@
             </w:pPr>
             <w:r>
               <w:rPr>
-                <w:rFonts w:eastAsia="Times New Roman" w:ascii="Times New Roman" w:hAnsi="Times New Roman"/>
+                <w:rFonts w:eastAsia="Times New Roman" w:ascii="Times New Roman" w:hAnsi="Times New Roman" w:cs="Times New Roman"/>
                 <w:b w:val="0"/>
-                <w:sz w:val="24"/>
-                <w:lang w:val="ru-RU"/>
-              </w:rPr>
-              <w:t>Система должна вести историю версий BOM, карточек, массовых замен и действий пользователей.</w:t>
+                <w:i w:val="0"/>
+                <w:color w:val="000000"/>
+                <w:sz w:val="24"/>
+                <w:lang w:val="ru-RU"/>
+              </w:rPr>
+              <w:t xml:space="preserve">Система должна уведомлять ответственного о </w:t>
+            </w:r>
+            <w:r>
+              <w:rPr>
+                <w:rFonts w:eastAsia="Times New Roman" w:ascii="Times New Roman" w:hAnsi="Times New Roman" w:cs="Times New Roman"/>
+                <w:b w:val="0"/>
+                <w:i w:val="0"/>
+                <w:color w:val="000000"/>
+                <w:sz w:val="24"/>
+                <w:lang w:val="ru-RU"/>
+              </w:rPr>
+              <w:t>несовместимости, устаревшей цене или ошибке публикации.</w:t>
             </w:r>
           </w:p>
         </w:tc>
         <w:tc>
           <w:tcPr>
-            <w:tcW w:w="1814" w:type="dxa"/>
+            <w:tcW w:w="2324" w:type="dxa"/>
             <w:tcBorders>
               <w:top w:val="single" w:sz="6" w:space="0" w:color="B7B7B7"/>
               <w:left w:val="single" w:sz="6" w:space="0" w:color="B7B7B7"/>
@@ -11000,24 +12004,27 @@
           <w:p>
             <w:pPr>
               <w:keepNext w:val="0"/>
-              <w:keepLines w:val="0"/>
-              <w:spacing w:before="0" w:after="0" w:line="240" w:lineRule="auto"/>
+              <w:keepLines/>
+              <w:spacing w:line="240" w:lineRule="auto" w:before="0" w:after="0"/>
               <w:ind w:left="0" w:right="0" w:firstLine="0"/>
               <w:jc w:val="left"/>
             </w:pPr>
             <w:r>
               <w:rPr>
-                <w:rFonts w:ascii="Times New Roman" w:hAnsi="Times New Roman" w:eastAsia="Times New Roman"/>
+                <w:rFonts w:eastAsia="Times New Roman" w:ascii="Times New Roman" w:hAnsi="Times New Roman" w:cs="Times New Roman"/>
                 <w:b w:val="0"/>
-                <w:sz w:val="24"/>
-              </w:rPr>
-              <w:t>Администратор системы</w:t>
+                <w:i w:val="0"/>
+                <w:color w:val="000000"/>
+                <w:sz w:val="24"/>
+                <w:lang w:val="ru-RU"/>
+              </w:rPr>
+              <w:t>Система</w:t>
             </w:r>
           </w:p>
         </w:tc>
         <w:tc>
           <w:tcPr>
-            <w:tcW w:w="1077" w:type="dxa"/>
+            <w:tcW w:w="1587" w:type="dxa"/>
             <w:tcBorders>
               <w:top w:val="single" w:sz="6" w:space="0" w:color="B7B7B7"/>
               <w:left w:val="single" w:sz="6" w:space="0" w:color="B7B7B7"/>
@@ -11037,19 +12044,21 @@
           <w:p>
             <w:pPr>
               <w:keepNext w:val="0"/>
-              <w:keepLines w:val="0"/>
+              <w:keepLines/>
               <w:spacing w:line="240" w:lineRule="auto" w:before="0" w:after="0"/>
               <w:ind w:left="0" w:right="0" w:firstLine="0"/>
-              <w:jc w:val="left"/>
+              <w:jc w:val="center"/>
             </w:pPr>
             <w:r>
               <w:rPr>
-                <w:rFonts w:eastAsia="Times New Roman" w:ascii="Times New Roman" w:hAnsi="Times New Roman"/>
+                <w:rFonts w:eastAsia="Times New Roman" w:ascii="Times New Roman" w:hAnsi="Times New Roman" w:cs="Times New Roman"/>
                 <w:b w:val="0"/>
-                <w:sz w:val="24"/>
-                <w:lang w:val="ru-RU"/>
-              </w:rPr>
-              <w:t>Высокий</w:t>
+                <w:i w:val="0"/>
+                <w:color w:val="000000"/>
+                <w:sz w:val="24"/>
+                <w:lang w:val="ru-RU"/>
+              </w:rPr>
+              <w:t>Средний</w:t>
             </w:r>
           </w:p>
         </w:tc>
@@ -11061,7 +12070,7 @@
         </w:trPr>
         <w:tc>
           <w:tcPr>
-            <w:tcW w:w="825" w:type="dxa"/>
+            <w:tcW w:w="907" w:type="dxa"/>
             <w:tcBorders>
               <w:top w:val="single" w:sz="6" w:space="0" w:color="B7B7B7"/>
               <w:left w:val="single" w:sz="6" w:space="0" w:color="B7B7B7"/>
@@ -11081,25 +12090,27 @@
           <w:p>
             <w:pPr>
               <w:keepNext w:val="0"/>
-              <w:keepLines w:val="0"/>
+              <w:keepLines/>
               <w:spacing w:line="240" w:lineRule="auto" w:before="0" w:after="0"/>
               <w:ind w:left="0" w:right="0" w:firstLine="0"/>
               <w:jc w:val="center"/>
             </w:pPr>
             <w:r>
               <w:rPr>
-                <w:rFonts w:eastAsia="Times New Roman" w:ascii="Times New Roman" w:hAnsi="Times New Roman"/>
+                <w:rFonts w:eastAsia="Times New Roman" w:ascii="Times New Roman" w:hAnsi="Times New Roman" w:cs="Times New Roman"/>
                 <w:b w:val="0"/>
-                <w:sz w:val="24"/>
-                <w:lang w:val="ru-RU"/>
-              </w:rPr>
-              <w:t>FR-21</w:t>
+                <w:i w:val="0"/>
+                <w:color w:val="000000"/>
+                <w:sz w:val="24"/>
+                <w:lang w:val="ru-RU"/>
+              </w:rPr>
+              <w:t>FR-22</w:t>
             </w:r>
           </w:p>
         </w:tc>
         <w:tc>
           <w:tcPr>
-            <w:tcW w:w="5329" w:type="dxa"/>
+            <w:tcW w:w="4535" w:type="dxa"/>
             <w:tcBorders>
               <w:top w:val="single" w:sz="6" w:space="0" w:color="B7B7B7"/>
               <w:left w:val="single" w:sz="6" w:space="0" w:color="B7B7B7"/>
@@ -11119,7 +12130,7 @@
           <w:p>
             <w:pPr>
               <w:keepNext w:val="0"/>
-              <w:keepLines w:val="0"/>
+              <w:keepLines/>
               <w:spacing w:line="240" w:lineRule="auto" w:before="0" w:after="0"/>
               <w:ind w:left="0" w:right="0" w:firstLine="0"/>
               <w:jc w:val="left"/>
@@ -11129,27 +12140,20 @@
             </w:pPr>
             <w:r>
               <w:rPr>
-                <w:rFonts w:eastAsia="Times New Roman" w:ascii="Times New Roman" w:hAnsi="Times New Roman"/>
+                <w:rFonts w:eastAsia="Times New Roman" w:ascii="Times New Roman" w:hAnsi="Times New Roman" w:cs="Times New Roman"/>
                 <w:b w:val="0"/>
-                <w:sz w:val="24"/>
-                <w:lang w:val="ru-RU"/>
-              </w:rPr>
-              <w:t xml:space="preserve">Система должна уведомлять ответственного о </w:t>
-            </w:r>
-            <w:r>
-              <w:rPr>
-                <w:rFonts w:eastAsia="Times New Roman" w:ascii="Times New Roman" w:hAnsi="Times New Roman"/>
-                <w:b w:val="0"/>
-                <w:sz w:val="24"/>
-                <w:lang w:val="ru-RU"/>
-              </w:rPr>
-              <w:t>несовместимости, устаревшей цене или ошибке публикации.</w:t>
+                <w:i w:val="0"/>
+                <w:color w:val="000000"/>
+                <w:sz w:val="24"/>
+                <w:lang w:val="ru-RU"/>
+              </w:rPr>
+              <w:t>Система должна предоставлять поиск и фильтрацию BOM по корпусу, компоненту, поставщику и статусу карточки.</w:t>
             </w:r>
           </w:p>
         </w:tc>
         <w:tc>
           <w:tcPr>
-            <w:tcW w:w="1814" w:type="dxa"/>
+            <w:tcW w:w="2324" w:type="dxa"/>
             <w:tcBorders>
               <w:top w:val="single" w:sz="6" w:space="0" w:color="B7B7B7"/>
               <w:left w:val="single" w:sz="6" w:space="0" w:color="B7B7B7"/>
@@ -11169,25 +12173,26 @@
           <w:p>
             <w:pPr>
               <w:keepNext w:val="0"/>
-              <w:keepLines w:val="0"/>
-              <w:spacing w:line="240" w:lineRule="auto" w:before="0" w:after="0"/>
+              <w:keepLines/>
+              <w:spacing w:before="0" w:after="0" w:line="240" w:lineRule="auto"/>
               <w:ind w:left="0" w:right="0" w:firstLine="0"/>
               <w:jc w:val="left"/>
             </w:pPr>
             <w:r>
               <w:rPr>
-                <w:rFonts w:eastAsia="Times New Roman" w:ascii="Times New Roman" w:hAnsi="Times New Roman"/>
+                <w:rFonts w:ascii="Times New Roman" w:hAnsi="Times New Roman" w:eastAsia="Times New Roman" w:cs="Times New Roman"/>
                 <w:b w:val="0"/>
-                <w:sz w:val="24"/>
-                <w:lang w:val="ru-RU"/>
-              </w:rPr>
-              <w:t>Система</w:t>
+                <w:i w:val="0"/>
+                <w:color w:val="000000"/>
+                <w:sz w:val="24"/>
+              </w:rPr>
+              <w:t>Все внутренние роли</w:t>
             </w:r>
           </w:p>
         </w:tc>
         <w:tc>
           <w:tcPr>
-            <w:tcW w:w="1077" w:type="dxa"/>
+            <w:tcW w:w="1587" w:type="dxa"/>
             <w:tcBorders>
               <w:top w:val="single" w:sz="6" w:space="0" w:color="B7B7B7"/>
               <w:left w:val="single" w:sz="6" w:space="0" w:color="B7B7B7"/>
@@ -11207,175 +12212,17 @@
           <w:p>
             <w:pPr>
               <w:keepNext w:val="0"/>
-              <w:keepLines w:val="0"/>
-              <w:spacing w:line="240" w:lineRule="auto" w:before="0" w:after="0"/>
-              <w:ind w:left="0" w:right="0" w:firstLine="0"/>
-              <w:jc w:val="left"/>
-            </w:pPr>
-            <w:r>
-              <w:rPr>
-                <w:rFonts w:eastAsia="Times New Roman" w:ascii="Times New Roman" w:hAnsi="Times New Roman"/>
-                <w:b w:val="0"/>
-                <w:sz w:val="24"/>
-                <w:lang w:val="ru-RU"/>
-              </w:rPr>
-              <w:t>Средний</w:t>
-            </w:r>
-          </w:p>
-        </w:tc>
-      </w:tr>
-      <w:tr>
-        <w:trPr>
-          <w:cantSplit/>
-          <w:jc w:val="center"/>
-        </w:trPr>
-        <w:tc>
-          <w:tcPr>
-            <w:tcW w:w="825" w:type="dxa"/>
-            <w:tcBorders>
-              <w:top w:val="single" w:sz="6" w:space="0" w:color="B7B7B7"/>
-              <w:left w:val="single" w:sz="6" w:space="0" w:color="B7B7B7"/>
-              <w:bottom w:val="single" w:sz="6" w:space="0" w:color="B7B7B7"/>
-              <w:right w:val="single" w:sz="6" w:space="0" w:color="B7B7B7"/>
-            </w:tcBorders>
-            <w:tcMar>
-              <w:top w:w="80" w:type="dxa"/>
-              <w:left w:w="110" w:type="dxa"/>
-              <w:bottom w:w="80" w:type="dxa"/>
-              <w:right w:w="110" w:type="dxa"/>
-              <w:start w:w="90" w:type="dxa"/>
-              <w:end w:w="90" w:type="dxa"/>
-            </w:tcMar>
-            <w:vAlign w:val="center"/>
-          </w:tcPr>
-          <w:p>
-            <w:pPr>
-              <w:keepNext w:val="0"/>
-              <w:keepLines w:val="0"/>
+              <w:keepLines/>
               <w:spacing w:line="240" w:lineRule="auto" w:before="0" w:after="0"/>
               <w:ind w:left="0" w:right="0" w:firstLine="0"/>
               <w:jc w:val="center"/>
             </w:pPr>
             <w:r>
               <w:rPr>
-                <w:rFonts w:eastAsia="Times New Roman" w:ascii="Times New Roman" w:hAnsi="Times New Roman"/>
+                <w:rFonts w:eastAsia="Times New Roman" w:ascii="Times New Roman" w:hAnsi="Times New Roman" w:cs="Times New Roman"/>
                 <w:b w:val="0"/>
-                <w:sz w:val="24"/>
-                <w:lang w:val="ru-RU"/>
-              </w:rPr>
-              <w:t>FR-22</w:t>
-            </w:r>
-          </w:p>
-        </w:tc>
-        <w:tc>
-          <w:tcPr>
-            <w:tcW w:w="5329" w:type="dxa"/>
-            <w:tcBorders>
-              <w:top w:val="single" w:sz="6" w:space="0" w:color="B7B7B7"/>
-              <w:left w:val="single" w:sz="6" w:space="0" w:color="B7B7B7"/>
-              <w:bottom w:val="single" w:sz="6" w:space="0" w:color="B7B7B7"/>
-              <w:right w:val="single" w:sz="6" w:space="0" w:color="B7B7B7"/>
-            </w:tcBorders>
-            <w:tcMar>
-              <w:top w:w="80" w:type="dxa"/>
-              <w:left w:w="110" w:type="dxa"/>
-              <w:bottom w:w="80" w:type="dxa"/>
-              <w:right w:w="110" w:type="dxa"/>
-              <w:start w:w="90" w:type="dxa"/>
-              <w:end w:w="90" w:type="dxa"/>
-            </w:tcMar>
-            <w:vAlign w:val="center"/>
-          </w:tcPr>
-          <w:p>
-            <w:pPr>
-              <w:keepNext w:val="0"/>
-              <w:keepLines w:val="0"/>
-              <w:spacing w:line="240" w:lineRule="auto" w:before="0" w:after="0"/>
-              <w:ind w:left="0" w:right="0" w:firstLine="0"/>
-              <w:jc w:val="left"/>
-              <w:rPr>
-                <w:lang w:val="ru-RU"/>
-              </w:rPr>
-            </w:pPr>
-            <w:r>
-              <w:rPr>
-                <w:rFonts w:eastAsia="Times New Roman" w:ascii="Times New Roman" w:hAnsi="Times New Roman"/>
-                <w:b w:val="0"/>
-                <w:sz w:val="24"/>
-                <w:lang w:val="ru-RU"/>
-              </w:rPr>
-              <w:t>Система должна предоставлять поиск и фильтрацию BOM по корпусу, компоненту, поставщику и статусу карточки.</w:t>
-            </w:r>
-          </w:p>
-        </w:tc>
-        <w:tc>
-          <w:tcPr>
-            <w:tcW w:w="1814" w:type="dxa"/>
-            <w:tcBorders>
-              <w:top w:val="single" w:sz="6" w:space="0" w:color="B7B7B7"/>
-              <w:left w:val="single" w:sz="6" w:space="0" w:color="B7B7B7"/>
-              <w:bottom w:val="single" w:sz="6" w:space="0" w:color="B7B7B7"/>
-              <w:right w:val="single" w:sz="6" w:space="0" w:color="B7B7B7"/>
-            </w:tcBorders>
-            <w:tcMar>
-              <w:top w:w="80" w:type="dxa"/>
-              <w:left w:w="110" w:type="dxa"/>
-              <w:bottom w:w="80" w:type="dxa"/>
-              <w:right w:w="110" w:type="dxa"/>
-              <w:start w:w="90" w:type="dxa"/>
-              <w:end w:w="90" w:type="dxa"/>
-            </w:tcMar>
-            <w:vAlign w:val="center"/>
-          </w:tcPr>
-          <w:p>
-            <w:pPr>
-              <w:keepNext w:val="0"/>
-              <w:keepLines w:val="0"/>
-              <w:spacing w:before="0" w:after="0" w:line="240" w:lineRule="auto"/>
-              <w:ind w:left="0" w:right="0" w:firstLine="0"/>
-              <w:jc w:val="left"/>
-            </w:pPr>
-            <w:r>
-              <w:rPr>
-                <w:rFonts w:ascii="Times New Roman" w:hAnsi="Times New Roman" w:eastAsia="Times New Roman"/>
-                <w:b w:val="0"/>
-                <w:sz w:val="24"/>
-              </w:rPr>
-              <w:t>Все внутренние роли</w:t>
-            </w:r>
-          </w:p>
-        </w:tc>
-        <w:tc>
-          <w:tcPr>
-            <w:tcW w:w="1077" w:type="dxa"/>
-            <w:tcBorders>
-              <w:top w:val="single" w:sz="6" w:space="0" w:color="B7B7B7"/>
-              <w:left w:val="single" w:sz="6" w:space="0" w:color="B7B7B7"/>
-              <w:bottom w:val="single" w:sz="6" w:space="0" w:color="B7B7B7"/>
-              <w:right w:val="single" w:sz="6" w:space="0" w:color="B7B7B7"/>
-            </w:tcBorders>
-            <w:tcMar>
-              <w:top w:w="80" w:type="dxa"/>
-              <w:left w:w="110" w:type="dxa"/>
-              <w:bottom w:w="80" w:type="dxa"/>
-              <w:right w:w="110" w:type="dxa"/>
-              <w:start w:w="90" w:type="dxa"/>
-              <w:end w:w="90" w:type="dxa"/>
-            </w:tcMar>
-            <w:vAlign w:val="center"/>
-          </w:tcPr>
-          <w:p>
-            <w:pPr>
-              <w:keepNext w:val="0"/>
-              <w:keepLines w:val="0"/>
-              <w:spacing w:line="240" w:lineRule="auto" w:before="0" w:after="0"/>
-              <w:ind w:left="0" w:right="0" w:firstLine="0"/>
-              <w:jc w:val="left"/>
-            </w:pPr>
-            <w:r>
-              <w:rPr>
-                <w:rFonts w:eastAsia="Times New Roman" w:ascii="Times New Roman" w:hAnsi="Times New Roman"/>
-                <w:b w:val="0"/>
+                <w:i w:val="0"/>
+                <w:color w:val="000000"/>
                 <w:sz w:val="24"/>
                 <w:lang w:val="ru-RU"/>
               </w:rPr>
@@ -11387,22 +12234,20 @@
     </w:tbl>
     <w:p>
       <w:pPr>
-        <w:spacing w:after="80"/>
-      </w:pPr>
-    </w:p>
-    <w:p>
-      <w:pPr>
         <w:pStyle w:val="1"/>
         <w:keepNext/>
         <w:keepLines/>
+        <w:widowControl/>
         <w:spacing w:before="240" w:after="120" w:line="360" w:lineRule="auto"/>
         <w:ind w:left="0" w:right="0" w:firstLine="0"/>
         <w:jc w:val="center"/>
       </w:pPr>
       <w:r>
         <w:rPr>
-          <w:rFonts w:ascii="Times New Roman" w:eastAsia="Times New Roman" w:hAnsi="Times New Roman"/>
+          <w:rFonts w:ascii="Times New Roman" w:eastAsia="Times New Roman" w:hAnsi="Times New Roman" w:cs="Times New Roman"/>
           <w:b/>
+          <w:i w:val="0"/>
+          <w:color w:val="000000"/>
           <w:sz w:val="28"/>
           <w:lang w:val="ru-RU"/>
         </w:rPr>
@@ -11411,6 +12256,8 @@
     </w:p>
     <w:p>
       <w:pPr>
+        <w:keepNext w:val="0"/>
+        <w:keepLines w:val="0"/>
         <w:widowControl/>
         <w:spacing w:before="0" w:after="0" w:line="360" w:lineRule="auto"/>
         <w:ind w:left="0" w:right="0" w:firstLine="709"/>
@@ -11421,41 +12268,55 @@
       </w:pPr>
       <w:r>
         <w:rPr>
-          <w:rFonts w:eastAsia="Times New Roman" w:ascii="Times New Roman" w:hAnsi="Times New Roman"/>
+          <w:rFonts w:eastAsia="Times New Roman" w:ascii="Times New Roman" w:hAnsi="Times New Roman" w:cs="Times New Roman"/>
+          <w:b w:val="0"/>
+          <w:i w:val="0"/>
+          <w:color w:val="000000"/>
           <w:sz w:val="28"/>
           <w:lang w:val="ru-RU"/>
         </w:rPr>
-        <w:t xml:space="preserve">В ходе практической работы выполнено предварительное обследование ООО «Юкомс» в части формирования и актуализации карточек товаров компьютерных систем. Определены участники, границы и проблемы процесса. </w:t>
+        <w:t xml:space="preserve">В ходе практической работы подготовлено учебное предпроектное описание процесса формирования и актуализации карточек компьютерных систем ООО «Юкомс». По открытым материалам и явно заданным проектным предположениям определены участники, границы и проблемы. Необходимость специализированной ИС связана с согласованным изменением BOM, моделей поставщиков и карточек при сохранении совместимости и актуальности цены. Фактические интервью и результаты внедрения не утверждаются.</w:t>
       </w:r>
       <w:proofErr w:type="gramStart"/>
       <w:r>
         <w:rPr>
-          <w:rFonts w:eastAsia="Times New Roman" w:ascii="Times New Roman" w:hAnsi="Times New Roman"/>
+          <w:rFonts w:eastAsia="Times New Roman" w:ascii="Times New Roman" w:hAnsi="Times New Roman" w:cs="Times New Roman"/>
+          <w:b w:val="0"/>
+          <w:i w:val="0"/>
+          <w:color w:val="000000"/>
           <w:sz w:val="28"/>
           <w:lang w:val="ru-RU"/>
         </w:rPr>
-        <w:t>Основной причиной проектирования</w:t>
+        <w:t/>
       </w:r>
       <w:proofErr w:type="gramEnd"/>
       <w:r>
         <w:rPr>
-          <w:rFonts w:eastAsia="Times New Roman" w:ascii="Times New Roman" w:hAnsi="Times New Roman"/>
+          <w:rFonts w:eastAsia="Times New Roman" w:ascii="Times New Roman" w:hAnsi="Times New Roman" w:cs="Times New Roman"/>
+          <w:b w:val="0"/>
+          <w:i w:val="0"/>
+          <w:color w:val="000000"/>
           <w:sz w:val="28"/>
           <w:lang w:val="ru-RU"/>
         </w:rPr>
-        <w:t xml:space="preserve"> специализированной И</w:t>
+        <w:t xml:space="preserve"/>
       </w:r>
       <w:r>
         <w:rPr>
-          <w:rFonts w:eastAsia="Times New Roman" w:ascii="Times New Roman" w:hAnsi="Times New Roman"/>
+          <w:rFonts w:eastAsia="Times New Roman" w:ascii="Times New Roman" w:hAnsi="Times New Roman" w:cs="Times New Roman"/>
+          <w:b w:val="0"/>
+          <w:i w:val="0"/>
+          <w:color w:val="000000"/>
           <w:sz w:val="28"/>
           <w:lang w:val="ru-RU"/>
         </w:rPr>
-        <w:t>С является необходимость согласованно изменять BOM, точные модели поставщиков и опубликованные карточки при сохранении технической совместимости и актуальности цены.</w:t>
+        <w:t/>
       </w:r>
     </w:p>
     <w:p>
       <w:pPr>
+        <w:keepNext w:val="0"/>
+        <w:keepLines w:val="0"/>
         <w:widowControl/>
         <w:spacing w:before="0" w:after="0" w:line="360" w:lineRule="auto"/>
         <w:ind w:left="0" w:right="0" w:firstLine="709"/>
@@ -11466,7 +12327,10 @@
       </w:pPr>
       <w:r>
         <w:rPr>
-          <w:rFonts w:eastAsia="Times New Roman" w:ascii="Times New Roman" w:hAnsi="Times New Roman"/>
+          <w:rFonts w:eastAsia="Times New Roman" w:ascii="Times New Roman" w:hAnsi="Times New Roman" w:cs="Times New Roman"/>
+          <w:b w:val="0"/>
+          <w:i w:val="0"/>
+          <w:color w:val="000000"/>
           <w:sz w:val="28"/>
           <w:lang w:val="ru-RU"/>
         </w:rPr>
@@ -11474,7 +12338,10 @@
       </w:r>
       <w:r>
         <w:rPr>
-          <w:rFonts w:eastAsia="Times New Roman" w:ascii="Times New Roman" w:hAnsi="Times New Roman"/>
+          <w:rFonts w:eastAsia="Times New Roman" w:ascii="Times New Roman" w:hAnsi="Times New Roman" w:cs="Times New Roman"/>
+          <w:b w:val="0"/>
+          <w:i w:val="0"/>
+          <w:color w:val="000000"/>
           <w:sz w:val="28"/>
           <w:lang w:val="ru-RU"/>
         </w:rPr>
@@ -11486,6 +12353,7 @@
         <w:pStyle w:val="1"/>
         <w:keepNext/>
         <w:keepLines/>
+        <w:widowControl/>
         <w:spacing w:before="240" w:after="120" w:line="360" w:lineRule="auto"/>
         <w:ind w:left="0" w:right="0" w:firstLine="0"/>
         <w:jc w:val="center"/>
@@ -11495,8 +12363,10 @@
       </w:pPr>
       <w:r>
         <w:rPr>
-          <w:rFonts w:ascii="Times New Roman" w:eastAsia="Times New Roman" w:hAnsi="Times New Roman"/>
+          <w:rFonts w:ascii="Times New Roman" w:eastAsia="Times New Roman" w:hAnsi="Times New Roman" w:cs="Times New Roman"/>
           <w:b/>
+          <w:i w:val="0"/>
+          <w:color w:val="000000"/>
           <w:sz w:val="28"/>
           <w:lang w:val="ru-RU"/>
         </w:rPr>
@@ -11506,6 +12376,8 @@
     <w:p>
       <w:pPr>
         <w:pStyle w:val="ae"/>
+        <w:keepNext w:val="0"/>
+        <w:keepLines w:val="0"/>
         <w:widowControl/>
         <w:numPr>
           <w:ilvl w:val="0"/>
@@ -11522,7 +12394,10 @@
       <w:proofErr w:type="spellStart"/>
       <w:r>
         <w:rPr>
-          <w:rFonts w:eastAsia="Times New Roman" w:ascii="Times New Roman" w:hAnsi="Times New Roman"/>
+          <w:rFonts w:eastAsia="Times New Roman" w:ascii="Times New Roman" w:hAnsi="Times New Roman" w:cs="Times New Roman"/>
+          <w:b w:val="0"/>
+          <w:i w:val="0"/>
+          <w:color w:val="000000"/>
           <w:sz w:val="28"/>
           <w:szCs w:val="28"/>
           <w:lang w:val="ru-RU"/>
@@ -11532,7 +12407,10 @@
       <w:proofErr w:type="spellEnd"/>
       <w:r>
         <w:rPr>
-          <w:rFonts w:eastAsia="Times New Roman" w:ascii="Times New Roman" w:hAnsi="Times New Roman"/>
+          <w:rFonts w:eastAsia="Times New Roman" w:ascii="Times New Roman" w:hAnsi="Times New Roman" w:cs="Times New Roman"/>
+          <w:b w:val="0"/>
+          <w:i w:val="0"/>
+          <w:color w:val="000000"/>
           <w:sz w:val="28"/>
           <w:szCs w:val="28"/>
           <w:lang w:val="ru-RU"/>
@@ -11541,7 +12419,10 @@
       </w:r>
       <w:r>
         <w:rPr>
-          <w:rFonts w:eastAsia="Times New Roman" w:ascii="Times New Roman" w:hAnsi="Times New Roman"/>
+          <w:rFonts w:eastAsia="Times New Roman" w:ascii="Times New Roman" w:hAnsi="Times New Roman" w:cs="Times New Roman"/>
+          <w:b w:val="0"/>
+          <w:i w:val="0"/>
+          <w:color w:val="000000"/>
           <w:sz w:val="28"/>
           <w:szCs w:val="28"/>
           <w:lang w:val="ru-RU"/>
@@ -11552,6 +12433,8 @@
     <w:p>
       <w:pPr>
         <w:pStyle w:val="ae"/>
+        <w:keepNext w:val="0"/>
+        <w:keepLines w:val="0"/>
         <w:widowControl/>
         <w:numPr>
           <w:ilvl w:val="0"/>
@@ -11567,7 +12450,10 @@
       </w:pPr>
       <w:r>
         <w:rPr>
-          <w:rFonts w:eastAsia="Times New Roman" w:ascii="Times New Roman" w:hAnsi="Times New Roman"/>
+          <w:rFonts w:eastAsia="Times New Roman" w:ascii="Times New Roman" w:hAnsi="Times New Roman" w:cs="Times New Roman"/>
+          <w:b w:val="0"/>
+          <w:i w:val="0"/>
+          <w:color w:val="000000"/>
           <w:sz w:val="28"/>
           <w:szCs w:val="28"/>
           <w:lang w:val="ru-RU"/>
@@ -11577,7 +12463,10 @@
       <w:proofErr w:type="spellStart"/>
       <w:r>
         <w:rPr>
-          <w:rFonts w:eastAsia="Times New Roman" w:ascii="Times New Roman" w:hAnsi="Times New Roman"/>
+          <w:rFonts w:eastAsia="Times New Roman" w:ascii="Times New Roman" w:hAnsi="Times New Roman" w:cs="Times New Roman"/>
+          <w:b w:val="0"/>
+          <w:i w:val="0"/>
+          <w:color w:val="000000"/>
           <w:sz w:val="28"/>
           <w:szCs w:val="28"/>
           <w:lang w:val="ru-RU"/>
@@ -11587,7 +12476,10 @@
       <w:proofErr w:type="spellEnd"/>
       <w:r>
         <w:rPr>
-          <w:rFonts w:eastAsia="Times New Roman" w:ascii="Times New Roman" w:hAnsi="Times New Roman"/>
+          <w:rFonts w:eastAsia="Times New Roman" w:ascii="Times New Roman" w:hAnsi="Times New Roman" w:cs="Times New Roman"/>
+          <w:b w:val="0"/>
+          <w:i w:val="0"/>
+          <w:color w:val="000000"/>
           <w:sz w:val="28"/>
           <w:szCs w:val="28"/>
           <w:lang w:val="ru-RU"/>
@@ -11598,6 +12490,8 @@
     <w:p>
       <w:pPr>
         <w:pStyle w:val="ae"/>
+        <w:keepNext w:val="0"/>
+        <w:keepLines w:val="0"/>
         <w:widowControl/>
         <w:numPr>
           <w:ilvl w:val="0"/>
@@ -11613,7 +12507,10 @@
       </w:pPr>
       <w:r>
         <w:rPr>
-          <w:rFonts w:eastAsia="Times New Roman" w:ascii="Times New Roman" w:hAnsi="Times New Roman"/>
+          <w:rFonts w:eastAsia="Times New Roman" w:ascii="Times New Roman" w:hAnsi="Times New Roman" w:cs="Times New Roman"/>
+          <w:b w:val="0"/>
+          <w:i w:val="0"/>
+          <w:color w:val="000000"/>
           <w:sz w:val="28"/>
           <w:szCs w:val="28"/>
           <w:lang w:val="ru-RU"/>
@@ -11623,7 +12520,10 @@
       <w:proofErr w:type="spellStart"/>
       <w:r>
         <w:rPr>
-          <w:rFonts w:eastAsia="Times New Roman" w:ascii="Times New Roman" w:hAnsi="Times New Roman"/>
+          <w:rFonts w:eastAsia="Times New Roman" w:ascii="Times New Roman" w:hAnsi="Times New Roman" w:cs="Times New Roman"/>
+          <w:b w:val="0"/>
+          <w:i w:val="0"/>
+          <w:color w:val="000000"/>
           <w:sz w:val="28"/>
           <w:szCs w:val="28"/>
           <w:lang w:val="ru-RU"/>
@@ -11633,7 +12533,10 @@
       <w:proofErr w:type="spellEnd"/>
       <w:r>
         <w:rPr>
-          <w:rFonts w:eastAsia="Times New Roman" w:ascii="Times New Roman" w:hAnsi="Times New Roman"/>
+          <w:rFonts w:eastAsia="Times New Roman" w:ascii="Times New Roman" w:hAnsi="Times New Roman" w:cs="Times New Roman"/>
+          <w:b w:val="0"/>
+          <w:i w:val="0"/>
+          <w:color w:val="000000"/>
           <w:sz w:val="28"/>
           <w:szCs w:val="28"/>
           <w:lang w:val="ru-RU"/>
@@ -11642,7 +12545,10 @@
       </w:r>
       <w:r>
         <w:rPr>
-          <w:rFonts w:eastAsia="Times New Roman" w:ascii="Times New Roman" w:hAnsi="Times New Roman"/>
+          <w:rFonts w:eastAsia="Times New Roman" w:ascii="Times New Roman" w:hAnsi="Times New Roman" w:cs="Times New Roman"/>
+          <w:b w:val="0"/>
+          <w:i w:val="0"/>
+          <w:color w:val="000000"/>
           <w:sz w:val="28"/>
           <w:szCs w:val="28"/>
           <w:lang w:val="ru-RU"/>
@@ -11653,6 +12559,8 @@
     <w:p>
       <w:pPr>
         <w:pStyle w:val="ae"/>
+        <w:keepNext w:val="0"/>
+        <w:keepLines w:val="0"/>
         <w:widowControl/>
         <w:numPr>
           <w:ilvl w:val="0"/>
@@ -11668,7 +12576,10 @@
       </w:pPr>
       <w:r>
         <w:rPr>
-          <w:rFonts w:eastAsia="Times New Roman" w:ascii="Times New Roman" w:hAnsi="Times New Roman"/>
+          <w:rFonts w:eastAsia="Times New Roman" w:ascii="Times New Roman" w:hAnsi="Times New Roman" w:cs="Times New Roman"/>
+          <w:b w:val="0"/>
+          <w:i w:val="0"/>
+          <w:color w:val="000000"/>
           <w:sz w:val="28"/>
           <w:szCs w:val="28"/>
           <w:lang w:val="ru-RU"/>
@@ -11679,6 +12590,8 @@
     <w:p>
       <w:pPr>
         <w:pStyle w:val="ae"/>
+        <w:keepNext w:val="0"/>
+        <w:keepLines w:val="0"/>
         <w:widowControl/>
         <w:numPr>
           <w:ilvl w:val="0"/>
@@ -11695,7 +12608,10 @@
       <w:proofErr w:type="spellStart"/>
       <w:r>
         <w:rPr>
-          <w:rFonts w:eastAsia="Times New Roman" w:ascii="Times New Roman" w:hAnsi="Times New Roman"/>
+          <w:rFonts w:eastAsia="Times New Roman" w:ascii="Times New Roman" w:hAnsi="Times New Roman" w:cs="Times New Roman"/>
+          <w:b w:val="0"/>
+          <w:i w:val="0"/>
+          <w:color w:val="000000"/>
           <w:sz w:val="28"/>
           <w:szCs w:val="28"/>
           <w:lang w:val="ru-RU"/>
@@ -11705,7 +12621,10 @@
       <w:proofErr w:type="spellEnd"/>
       <w:r>
         <w:rPr>
-          <w:rFonts w:eastAsia="Times New Roman" w:ascii="Times New Roman" w:hAnsi="Times New Roman"/>
+          <w:rFonts w:eastAsia="Times New Roman" w:ascii="Times New Roman" w:hAnsi="Times New Roman" w:cs="Times New Roman"/>
+          <w:b w:val="0"/>
+          <w:i w:val="0"/>
+          <w:color w:val="000000"/>
           <w:sz w:val="28"/>
           <w:szCs w:val="28"/>
           <w:lang w:val="ru-RU"/>
@@ -11715,7 +12634,10 @@
       <w:proofErr w:type="spellStart"/>
       <w:r>
         <w:rPr>
-          <w:rFonts w:eastAsia="Times New Roman" w:ascii="Times New Roman" w:hAnsi="Times New Roman"/>
+          <w:rFonts w:eastAsia="Times New Roman" w:ascii="Times New Roman" w:hAnsi="Times New Roman" w:cs="Times New Roman"/>
+          <w:b w:val="0"/>
+          <w:i w:val="0"/>
+          <w:color w:val="000000"/>
           <w:sz w:val="28"/>
           <w:szCs w:val="28"/>
           <w:lang w:val="ru-RU"/>
@@ -11725,7 +12647,10 @@
       <w:proofErr w:type="spellEnd"/>
       <w:r>
         <w:rPr>
-          <w:rFonts w:eastAsia="Times New Roman" w:ascii="Times New Roman" w:hAnsi="Times New Roman"/>
+          <w:rFonts w:eastAsia="Times New Roman" w:ascii="Times New Roman" w:hAnsi="Times New Roman" w:cs="Times New Roman"/>
+          <w:b w:val="0"/>
+          <w:i w:val="0"/>
+          <w:color w:val="000000"/>
           <w:sz w:val="28"/>
           <w:szCs w:val="28"/>
           <w:lang w:val="ru-RU"/>
@@ -11734,7 +12659,10 @@
       </w:r>
       <w:r>
         <w:rPr>
-          <w:rFonts w:eastAsia="Times New Roman" w:ascii="Times New Roman" w:hAnsi="Times New Roman"/>
+          <w:rFonts w:eastAsia="Times New Roman" w:ascii="Times New Roman" w:hAnsi="Times New Roman" w:cs="Times New Roman"/>
+          <w:b w:val="0"/>
+          <w:i w:val="0"/>
+          <w:color w:val="000000"/>
           <w:sz w:val="28"/>
           <w:szCs w:val="28"/>
           <w:lang w:val="ru-RU"/>
@@ -11748,7 +12676,6 @@
       <w:pgSz w:w="11911" w:h="16841" w:code="9"/>
       <w:pgMar w:top="1134" w:right="850" w:bottom="1134" w:left="1701" w:header="720" w:footer="720" w:gutter="0"/>
       <w:cols w:space="720"/>
-      <w:titlePg/>
       <w:docGrid w:linePitch="360"/>
     </w:sectPr>
   </w:body>
